--- a/5.人员管理/1.流程制度规范类文件/TXHS-05-01-人员储备管理制度.docx
+++ b/5.人员管理/1.流程制度规范类文件/TXHS-05-01-人员储备管理制度.docx
@@ -608,8 +608,6 @@
               </w:rPr>
               <w:t>审核时间</w:t>
             </w:r>
-            <w:bookmarkStart w:id="23" w:name="_GoBack"/>
-            <w:bookmarkEnd w:id="23"/>
             <w:r>
               <w:rPr>
                 <w:rFonts w:hint="eastAsia" w:asciiTheme="minorAscii" w:hAnsiTheme="minorAscii" w:eastAsiaTheme="minorEastAsia"/>
@@ -3681,7 +3679,12 @@
         </w:rPr>
       </w:pPr>
       <w:r>
-        <w:t>为实现公司可持续发展战略，保障软件运维服务业务</w:t>
+        <w:t>为实现公司可持续发展战略，保障</w:t>
+      </w:r>
+      <w:bookmarkStart w:id="23" w:name="_GoBack"/>
+      <w:bookmarkEnd w:id="23"/>
+      <w:r>
+        <w:t>运维服务业务</w:t>
       </w:r>
       <w:r>
         <w:rPr>
@@ -3921,7 +3924,7 @@
           <w:rFonts w:hint="default"/>
           <w:lang w:val="en-US" w:eastAsia="zh-CN"/>
         </w:rPr>
-        <w:t>本制度适用于公司所有与软件运维服务相关的岗位及全体员工。</w:t>
+        <w:t>本制度适用于公司所有与运维服务相关的岗位及全体员工。</w:t>
       </w:r>
     </w:p>
     <w:p>
@@ -5309,7 +5312,6 @@
             <w:insideH w:val="none" w:color="auto" w:sz="0" w:space="0"/>
             <w:insideV w:val="none" w:color="auto" w:sz="0" w:space="0"/>
           </w:tblBorders>
-          <w:shd w:val="clear" w:color="auto" w:fill="auto"/>
           <w:tblCellMar>
             <w:top w:w="0" w:type="dxa"/>
             <w:left w:w="108" w:type="dxa"/>
@@ -5535,7 +5537,6 @@
             <w:insideH w:val="none" w:color="auto" w:sz="0" w:space="0"/>
             <w:insideV w:val="none" w:color="auto" w:sz="0" w:space="0"/>
           </w:tblBorders>
-          <w:shd w:val="clear" w:color="auto" w:fill="auto"/>
           <w:tblCellMar>
             <w:top w:w="0" w:type="dxa"/>
             <w:left w:w="108" w:type="dxa"/>

--- a/5.人员管理/1.流程制度规范类文件/TXHS-05-01-人员储备管理制度.docx
+++ b/5.人员管理/1.流程制度规范类文件/TXHS-05-01-人员储备管理制度.docx
@@ -1,10 +1,11 @@
 
 <file path=word/document.xml><?xml version="1.0" encoding="utf-8"?>
-<w:document xmlns:wpc="http://schemas.microsoft.com/office/word/2010/wordprocessingCanvas" xmlns:mc="http://schemas.openxmlformats.org/markup-compatibility/2006" xmlns:o="urn:schemas-microsoft-com:office:office" xmlns:r="http://schemas.openxmlformats.org/officeDocument/2006/relationships" xmlns:m="http://schemas.openxmlformats.org/officeDocument/2006/math" xmlns:v="urn:schemas-microsoft-com:vml" xmlns:wp14="http://schemas.microsoft.com/office/word/2010/wordprocessingDrawing" xmlns:wp="http://schemas.openxmlformats.org/drawingml/2006/wordprocessingDrawing" xmlns:w="http://schemas.openxmlformats.org/wordprocessingml/2006/main" xmlns:w14="http://schemas.microsoft.com/office/word/2010/wordml" xmlns:w10="urn:schemas-microsoft-com:office:word" xmlns:w15="http://schemas.microsoft.com/office/word/2012/wordml" xmlns:wpg="http://schemas.microsoft.com/office/word/2010/wordprocessingGroup" xmlns:wpi="http://schemas.microsoft.com/office/word/2010/wordprocessingInk" xmlns:wne="http://schemas.microsoft.com/office/word/2006/wordml" xmlns:wps="http://schemas.microsoft.com/office/word/2010/wordprocessingShape" xmlns:wpsCustomData="http://www.wps.cn/officeDocument/2013/wpsCustomData" mc:Ignorable="w14 w15 wp14">
+<w:document xmlns:wpc="http://schemas.microsoft.com/office/word/2010/wordprocessingCanvas" xmlns:mc="http://schemas.openxmlformats.org/markup-compatibility/2006" xmlns:o="urn:schemas-microsoft-com:office:office" xmlns:r="http://schemas.openxmlformats.org/officeDocument/2006/relationships" xmlns:m="http://schemas.openxmlformats.org/officeDocument/2006/math" xmlns:v="urn:schemas-microsoft-com:vml" xmlns:wp14="http://schemas.microsoft.com/office/word/2010/wordprocessingDrawing" xmlns:wp="http://schemas.openxmlformats.org/drawingml/2006/wordprocessingDrawing" xmlns:w10="urn:schemas-microsoft-com:office:word" xmlns:w="http://schemas.openxmlformats.org/wordprocessingml/2006/main" xmlns:w14="http://schemas.microsoft.com/office/word/2010/wordml" xmlns:w15="http://schemas.microsoft.com/office/word/2012/wordml" xmlns:wne="http://schemas.microsoft.com/office/word/2006/wordml" xmlns:wpg="http://schemas.microsoft.com/office/word/2010/wordprocessingGroup" xmlns:wpi="http://schemas.microsoft.com/office/word/2010/wordprocessingInk" xmlns:wps="http://schemas.microsoft.com/office/word/2010/wordprocessingShape" mc:Ignorable="w14 w15 wp14">
+  <!-- Generated by Aspose.Words for .NET 13.3.0.1 -->
   <w:body>
     <w:p>
       <w:pPr>
-        <w:pStyle w:val="24"/>
+        <w:pStyle w:val="a"/>
         <w:keepNext w:val="0"/>
         <w:keepLines w:val="0"/>
         <w:pageBreakBefore w:val="0"/>
@@ -24,7 +25,7 @@
       <w:bookmarkStart w:id="0" w:name="_Toc3535"/>
       <w:r>
         <w:drawing>
-          <wp:anchor distT="0" distB="0" distL="114300" distR="114300" simplePos="0" relativeHeight="251661312" behindDoc="1" locked="0" layoutInCell="1" allowOverlap="1">
+          <wp:anchor distT="0" distB="0" distL="114300" distR="114300" simplePos="0" relativeHeight="251660288" behindDoc="1" locked="0" layoutInCell="1" allowOverlap="1">
             <wp:simplePos x="0" y="0"/>
             <wp:positionH relativeFrom="column">
               <wp:posOffset>-19050</wp:posOffset>
@@ -49,7 +50,7 @@
                     </pic:cNvPicPr>
                   </pic:nvPicPr>
                   <pic:blipFill>
-                    <a:blip r:embed="rId7"/>
+                    <a:blip xmlns:r="http://schemas.openxmlformats.org/officeDocument/2006/relationships" r:embed="rId4"/>
                     <a:stretch>
                       <a:fillRect/>
                     </a:stretch>
@@ -75,7 +76,7 @@
       </w:r>
       <w:r>
         <w:drawing>
-          <wp:anchor distT="0" distB="0" distL="114300" distR="114300" simplePos="0" relativeHeight="251660288" behindDoc="1" locked="0" layoutInCell="1" allowOverlap="1">
+          <wp:anchor distT="0" distB="0" distL="114300" distR="114300" simplePos="0" relativeHeight="251659264" behindDoc="1" locked="0" layoutInCell="1" allowOverlap="1">
             <wp:simplePos x="0" y="0"/>
             <wp:positionH relativeFrom="column">
               <wp:posOffset>0</wp:posOffset>
@@ -100,7 +101,7 @@
                     </pic:cNvPicPr>
                   </pic:nvPicPr>
                   <pic:blipFill>
-                    <a:blip r:embed="rId8"/>
+                    <a:blip xmlns:r="http://schemas.openxmlformats.org/officeDocument/2006/relationships" r:embed="rId5"/>
                     <a:stretch>
                       <a:fillRect/>
                     </a:stretch>
@@ -130,7 +131,7 @@
           <w:lang w:val="en-US" w:eastAsia="zh-CN"/>
         </w:rPr>
         <w:drawing>
-          <wp:anchor distT="0" distB="0" distL="114300" distR="114300" simplePos="0" relativeHeight="251659264" behindDoc="1" locked="0" layoutInCell="1" allowOverlap="1">
+          <wp:anchor distT="0" distB="0" distL="114300" distR="114300" simplePos="0" relativeHeight="251658240" behindDoc="1" locked="0" layoutInCell="1" allowOverlap="1">
             <wp:simplePos x="0" y="0"/>
             <wp:positionH relativeFrom="column">
               <wp:posOffset>635</wp:posOffset>
@@ -155,7 +156,7 @@
                     </pic:cNvPicPr>
                   </pic:nvPicPr>
                   <pic:blipFill>
-                    <a:blip r:embed="rId9">
+                    <a:blip xmlns:r="http://schemas.openxmlformats.org/officeDocument/2006/relationships" r:embed="rId6">
                       <a:alphaModFix amt="58000"/>
                       <a:lum contrast="-52000"/>
                     </a:blip>
@@ -189,7 +190,7 @@
     </w:p>
     <w:p>
       <w:pPr>
-        <w:pStyle w:val="25"/>
+        <w:pStyle w:val="a0"/>
         <w:keepNext w:val="0"/>
         <w:keepLines w:val="0"/>
         <w:pageBreakBefore w:val="0"/>
@@ -236,11 +237,11 @@
         <w:adjustRightInd w:val="0"/>
         <w:snapToGrid w:val="0"/>
         <w:spacing w:after="624" w:afterLines="200" w:line="219" w:lineRule="auto"/>
-        <w:ind w:left="0" w:leftChars="0" w:right="0" w:rightChars="0" w:firstLine="0" w:firstLineChars="0"/>
+        <w:ind w:left="0" w:right="0" w:firstLine="0" w:leftChars="0" w:rightChars="0" w:firstLineChars="0"/>
         <w:jc w:val="center"/>
         <w:textAlignment w:val="baseline"/>
         <w:rPr>
-          <w:rFonts w:hint="default" w:ascii="宋体" w:hAnsi="宋体" w:eastAsia="宋体" w:cs="宋体"/>
+          <w:rFonts w:ascii="宋体" w:eastAsia="宋体" w:hAnsi="宋体" w:cs="宋体" w:hint="default"/>
           <w:sz w:val="24"/>
           <w:szCs w:val="24"/>
           <w:lang w:val="en-US" w:eastAsia="zh-CN"/>
@@ -248,7 +249,7 @@
       </w:pPr>
       <w:r>
         <w:rPr>
-          <w:rFonts w:ascii="宋体" w:hAnsi="宋体" w:eastAsia="宋体" w:cs="宋体"/>
+          <w:rFonts w:ascii="宋体" w:eastAsia="宋体" w:hAnsi="宋体" w:cs="宋体"/>
           <w:b/>
           <w:bCs/>
           <w:spacing w:val="-3"/>
@@ -259,7 +260,7 @@
       </w:r>
       <w:r>
         <w:rPr>
-          <w:rFonts w:hint="eastAsia" w:ascii="宋体" w:hAnsi="宋体" w:eastAsia="宋体" w:cs="宋体"/>
+          <w:rFonts w:ascii="宋体" w:eastAsia="宋体" w:hAnsi="宋体" w:cs="宋体" w:hint="eastAsia"/>
           <w:b/>
           <w:bCs/>
           <w:spacing w:val="-3"/>
@@ -271,7 +272,7 @@
       </w:r>
       <w:r>
         <w:rPr>
-          <w:rFonts w:ascii="宋体" w:hAnsi="宋体" w:eastAsia="宋体" w:cs="宋体"/>
+          <w:rFonts w:ascii="宋体" w:eastAsia="宋体" w:hAnsi="宋体" w:cs="宋体"/>
           <w:b/>
           <w:bCs/>
           <w:spacing w:val="-3"/>
@@ -282,7 +283,7 @@
       </w:r>
       <w:r>
         <w:rPr>
-          <w:rFonts w:hint="eastAsia" w:ascii="宋体" w:hAnsi="宋体" w:eastAsia="宋体" w:cs="宋体"/>
+          <w:rFonts w:ascii="宋体" w:eastAsia="宋体" w:hAnsi="宋体" w:cs="宋体" w:hint="eastAsia"/>
           <w:b/>
           <w:bCs/>
           <w:spacing w:val="-3"/>
@@ -294,7 +295,7 @@
       </w:r>
       <w:r>
         <w:rPr>
-          <w:rFonts w:ascii="宋体" w:hAnsi="宋体" w:eastAsia="宋体" w:cs="宋体"/>
+          <w:rFonts w:ascii="宋体" w:eastAsia="宋体" w:hAnsi="宋体" w:cs="宋体"/>
           <w:b/>
           <w:bCs/>
           <w:spacing w:val="-3"/>
@@ -306,18 +307,17 @@
     </w:p>
     <w:tbl>
       <w:tblPr>
-        <w:tblStyle w:val="21"/>
+        <w:tblStyle w:val="TableGrid"/>
         <w:tblW w:w="0" w:type="auto"/>
         <w:jc w:val="center"/>
         <w:tblBorders>
-          <w:top w:val="none" w:color="auto" w:sz="0" w:space="0"/>
-          <w:left w:val="none" w:color="auto" w:sz="0" w:space="0"/>
-          <w:bottom w:val="none" w:color="auto" w:sz="0" w:space="0"/>
-          <w:right w:val="none" w:color="auto" w:sz="0" w:space="0"/>
-          <w:insideH w:val="none" w:color="auto" w:sz="0" w:space="0"/>
-          <w:insideV w:val="none" w:color="auto" w:sz="0" w:space="0"/>
+          <w:top w:val="nil"/>
+          <w:left w:val="nil"/>
+          <w:bottom w:val="nil"/>
+          <w:right w:val="nil"/>
+          <w:insideH w:val="nil"/>
+          <w:insideV w:val="nil"/>
         </w:tblBorders>
-        <w:tblLayout w:type="autofit"/>
         <w:tblCellMar>
           <w:top w:w="0" w:type="dxa"/>
           <w:left w:w="108" w:type="dxa"/>
@@ -331,13 +331,15 @@
       </w:tblGrid>
       <w:tr>
         <w:tblPrEx>
+          <w:tblW w:w="0" w:type="auto"/>
+          <w:jc w:val="center"/>
           <w:tblBorders>
-            <w:top w:val="none" w:color="auto" w:sz="0" w:space="0"/>
-            <w:left w:val="none" w:color="auto" w:sz="0" w:space="0"/>
-            <w:bottom w:val="none" w:color="auto" w:sz="0" w:space="0"/>
-            <w:right w:val="none" w:color="auto" w:sz="0" w:space="0"/>
-            <w:insideH w:val="none" w:color="auto" w:sz="0" w:space="0"/>
-            <w:insideV w:val="none" w:color="auto" w:sz="0" w:space="0"/>
+            <w:top w:val="nil"/>
+            <w:left w:val="nil"/>
+            <w:bottom w:val="nil"/>
+            <w:right w:val="nil"/>
+            <w:insideH w:val="nil"/>
+            <w:insideV w:val="nil"/>
           </w:tblBorders>
           <w:tblCellMar>
             <w:top w:w="0" w:type="dxa"/>
@@ -347,7 +349,7 @@
           </w:tblCellMar>
         </w:tblPrEx>
         <w:trPr>
-          <w:trHeight w:val="810" w:hRule="atLeast"/>
+          <w:trHeight w:val="810"/>
           <w:jc w:val="center"/>
         </w:trPr>
         <w:tc>
@@ -386,7 +388,7 @@
             </w:r>
             <w:r>
               <w:rPr>
-                <w:rFonts w:hint="default" w:asciiTheme="minorAscii" w:hAnsiTheme="minorAscii" w:eastAsiaTheme="minorEastAsia"/>
+                <w:rFonts w:asciiTheme="minorAscii" w:eastAsiaTheme="minorEastAsia" w:hAnsiTheme="minorAscii" w:hint="default"/>
                 <w:spacing w:val="227"/>
                 <w:sz w:val="21"/>
                 <w:vertAlign w:val="baseline"/>
@@ -441,7 +443,7 @@
             </w:r>
             <w:r>
               <w:rPr>
-                <w:rFonts w:hint="eastAsia" w:asciiTheme="minorAscii" w:hAnsiTheme="minorAscii" w:eastAsiaTheme="minorEastAsia"/>
+                <w:rFonts w:asciiTheme="minorAscii" w:eastAsiaTheme="minorEastAsia" w:hAnsiTheme="minorAscii" w:hint="eastAsia"/>
                 <w:spacing w:val="227"/>
                 <w:sz w:val="21"/>
                 <w:vertAlign w:val="baseline"/>
@@ -463,14 +465,8 @@
       </w:tr>
       <w:tr>
         <w:tblPrEx>
-          <w:tblBorders>
-            <w:top w:val="none" w:color="auto" w:sz="0" w:space="0"/>
-            <w:left w:val="none" w:color="auto" w:sz="0" w:space="0"/>
-            <w:bottom w:val="none" w:color="auto" w:sz="0" w:space="0"/>
-            <w:right w:val="none" w:color="auto" w:sz="0" w:space="0"/>
-            <w:insideH w:val="none" w:color="auto" w:sz="0" w:space="0"/>
-            <w:insideV w:val="none" w:color="auto" w:sz="0" w:space="0"/>
-          </w:tblBorders>
+          <w:tblW w:w="0" w:type="auto"/>
+          <w:jc w:val="center"/>
           <w:tblCellMar>
             <w:top w:w="0" w:type="dxa"/>
             <w:left w:w="108" w:type="dxa"/>
@@ -479,7 +475,7 @@
           </w:tblCellMar>
         </w:tblPrEx>
         <w:trPr>
-          <w:trHeight w:val="810" w:hRule="atLeast"/>
+          <w:trHeight w:val="810"/>
           <w:jc w:val="center"/>
         </w:trPr>
         <w:tc>
@@ -504,7 +500,7 @@
               <w:snapToGrid w:val="0"/>
               <w:textAlignment w:val="baseline"/>
               <w:rPr>
-                <w:rFonts w:hint="default" w:ascii="Arial" w:hAnsi="Arial" w:eastAsia="Arial" w:cs="Arial"/>
+                <w:rFonts w:ascii="Arial" w:eastAsia="Arial" w:hAnsi="Arial" w:cs="Arial" w:hint="default"/>
                 <w:snapToGrid w:val="0"/>
                 <w:color w:val="000000"/>
                 <w:kern w:val="0"/>
@@ -536,7 +532,7 @@
             </w:r>
             <w:r>
               <w:rPr>
-                <w:rFonts w:hint="default" w:asciiTheme="minorAscii" w:hAnsiTheme="minorAscii" w:eastAsiaTheme="minorEastAsia"/>
+                <w:rFonts w:asciiTheme="minorAscii" w:eastAsiaTheme="minorEastAsia" w:hAnsiTheme="minorAscii" w:hint="default"/>
                 <w:spacing w:val="227"/>
                 <w:sz w:val="21"/>
                 <w:vertAlign w:val="baseline"/>
@@ -553,18 +549,7 @@
                 <w:vertAlign w:val="baseline"/>
                 <w:lang w:val="en-US" w:eastAsia="zh-CN"/>
               </w:rPr>
-              <w:t>V2.</w:t>
-            </w:r>
-            <w:r>
-              <w:rPr>
-                <w:rFonts w:hint="eastAsia"/>
-                <w:spacing w:val="0"/>
-                <w:kern w:val="0"/>
-                <w:u w:val="single"/>
-                <w:vertAlign w:val="baseline"/>
-                <w:lang w:val="en-US" w:eastAsia="zh-CN"/>
-              </w:rPr>
-              <w:t>0</w:t>
+              <w:t>V1.0</w:t>
             </w:r>
           </w:p>
         </w:tc>
@@ -590,7 +575,7 @@
               <w:snapToGrid w:val="0"/>
               <w:textAlignment w:val="baseline"/>
               <w:rPr>
-                <w:rFonts w:hint="default" w:ascii="Arial" w:hAnsi="Arial" w:eastAsia="Arial" w:cs="Arial"/>
+                <w:rFonts w:ascii="Arial" w:eastAsia="Arial" w:hAnsi="Arial" w:cs="Arial" w:hint="default"/>
                 <w:snapToGrid w:val="0"/>
                 <w:color w:val="000000"/>
                 <w:kern w:val="0"/>
@@ -610,7 +595,7 @@
             </w:r>
             <w:r>
               <w:rPr>
-                <w:rFonts w:hint="eastAsia" w:asciiTheme="minorAscii" w:hAnsiTheme="minorAscii" w:eastAsiaTheme="minorEastAsia"/>
+                <w:rFonts w:asciiTheme="minorAscii" w:eastAsiaTheme="minorEastAsia" w:hAnsiTheme="minorAscii" w:hint="eastAsia"/>
                 <w:spacing w:val="227"/>
                 <w:sz w:val="21"/>
                 <w:vertAlign w:val="baseline"/>
@@ -632,14 +617,8 @@
       </w:tr>
       <w:tr>
         <w:tblPrEx>
-          <w:tblBorders>
-            <w:top w:val="none" w:color="auto" w:sz="0" w:space="0"/>
-            <w:left w:val="none" w:color="auto" w:sz="0" w:space="0"/>
-            <w:bottom w:val="none" w:color="auto" w:sz="0" w:space="0"/>
-            <w:right w:val="none" w:color="auto" w:sz="0" w:space="0"/>
-            <w:insideH w:val="none" w:color="auto" w:sz="0" w:space="0"/>
-            <w:insideV w:val="none" w:color="auto" w:sz="0" w:space="0"/>
-          </w:tblBorders>
+          <w:tblW w:w="0" w:type="auto"/>
+          <w:jc w:val="center"/>
           <w:tblCellMar>
             <w:top w:w="0" w:type="dxa"/>
             <w:left w:w="108" w:type="dxa"/>
@@ -648,7 +627,7 @@
           </w:tblCellMar>
         </w:tblPrEx>
         <w:trPr>
-          <w:trHeight w:val="635" w:hRule="atLeast"/>
+          <w:trHeight w:val="635"/>
           <w:jc w:val="center"/>
         </w:trPr>
         <w:tc>
@@ -699,7 +678,7 @@
             </w:r>
             <w:r>
               <w:rPr>
-                <w:rFonts w:hint="eastAsia" w:asciiTheme="minorAscii" w:hAnsiTheme="minorAscii" w:eastAsiaTheme="minorEastAsia"/>
+                <w:rFonts w:asciiTheme="minorAscii" w:eastAsiaTheme="minorEastAsia" w:hAnsiTheme="minorAscii" w:hint="eastAsia"/>
                 <w:spacing w:val="227"/>
                 <w:sz w:val="21"/>
                 <w:vertAlign w:val="baseline"/>
@@ -753,7 +732,7 @@
             </w:r>
             <w:r>
               <w:rPr>
-                <w:rFonts w:hint="eastAsia" w:asciiTheme="minorAscii" w:hAnsiTheme="minorAscii" w:eastAsiaTheme="minorEastAsia"/>
+                <w:rFonts w:asciiTheme="minorAscii" w:eastAsiaTheme="minorEastAsia" w:hAnsiTheme="minorAscii" w:hint="eastAsia"/>
                 <w:spacing w:val="227"/>
                 <w:sz w:val="21"/>
                 <w:vertAlign w:val="baseline"/>
@@ -814,14 +793,14 @@
         <w:ind w:left="3634"/>
         <w:textAlignment w:val="baseline"/>
         <w:rPr>
-          <w:rFonts w:ascii="宋体" w:hAnsi="宋体" w:eastAsia="宋体" w:cs="宋体"/>
+          <w:rFonts w:ascii="宋体" w:eastAsia="宋体" w:hAnsi="宋体" w:cs="宋体"/>
           <w:sz w:val="31"/>
           <w:szCs w:val="31"/>
         </w:rPr>
       </w:pPr>
       <w:r>
         <w:rPr>
-          <w:rFonts w:ascii="宋体" w:hAnsi="宋体" w:eastAsia="宋体" w:cs="宋体"/>
+          <w:rFonts w:ascii="宋体" w:eastAsia="宋体" w:hAnsi="宋体" w:cs="宋体"/>
           <w:b/>
           <w:bCs/>
           <w:spacing w:val="4"/>
@@ -833,16 +812,16 @@
     </w:p>
     <w:tbl>
       <w:tblPr>
-        <w:tblStyle w:val="26"/>
+        <w:tblStyle w:val="TableNormal0"/>
         <w:tblW w:w="8214" w:type="dxa"/>
         <w:jc w:val="center"/>
         <w:tblBorders>
-          <w:top w:val="single" w:color="000000" w:sz="2" w:space="0"/>
-          <w:left w:val="single" w:color="000000" w:sz="2" w:space="0"/>
-          <w:bottom w:val="single" w:color="000000" w:sz="2" w:space="0"/>
-          <w:right w:val="single" w:color="000000" w:sz="2" w:space="0"/>
-          <w:insideH w:val="single" w:color="000000" w:sz="2" w:space="0"/>
-          <w:insideV w:val="single" w:color="000000" w:sz="2" w:space="0"/>
+          <w:top w:val="single" w:sz="2" w:space="0" w:color="000000"/>
+          <w:left w:val="single" w:sz="2" w:space="0" w:color="000000"/>
+          <w:bottom w:val="single" w:sz="2" w:space="0" w:color="000000"/>
+          <w:right w:val="single" w:sz="2" w:space="0" w:color="000000"/>
+          <w:insideH w:val="single" w:sz="2" w:space="0" w:color="000000"/>
+          <w:insideV w:val="single" w:sz="2" w:space="0" w:color="000000"/>
         </w:tblBorders>
         <w:tblLayout w:type="fixed"/>
         <w:tblCellMar>
@@ -862,14 +841,17 @@
       </w:tblGrid>
       <w:tr>
         <w:tblPrEx>
+          <w:tblW w:w="8214" w:type="dxa"/>
+          <w:jc w:val="center"/>
           <w:tblBorders>
-            <w:top w:val="single" w:color="000000" w:sz="2" w:space="0"/>
-            <w:left w:val="single" w:color="000000" w:sz="2" w:space="0"/>
-            <w:bottom w:val="single" w:color="000000" w:sz="2" w:space="0"/>
-            <w:right w:val="single" w:color="000000" w:sz="2" w:space="0"/>
-            <w:insideH w:val="single" w:color="000000" w:sz="2" w:space="0"/>
-            <w:insideV w:val="single" w:color="000000" w:sz="2" w:space="0"/>
+            <w:top w:val="single" w:sz="2" w:space="0" w:color="000000"/>
+            <w:left w:val="single" w:sz="2" w:space="0" w:color="000000"/>
+            <w:bottom w:val="single" w:sz="2" w:space="0" w:color="000000"/>
+            <w:right w:val="single" w:sz="2" w:space="0" w:color="000000"/>
+            <w:insideH w:val="single" w:sz="2" w:space="0" w:color="000000"/>
+            <w:insideV w:val="single" w:sz="2" w:space="0" w:color="000000"/>
           </w:tblBorders>
+          <w:tblLayout w:type="fixed"/>
           <w:tblCellMar>
             <w:top w:w="0" w:type="dxa"/>
             <w:left w:w="0" w:type="dxa"/>
@@ -878,7 +860,7 @@
           </w:tblCellMar>
         </w:tblPrEx>
         <w:trPr>
-          <w:trHeight w:val="593" w:hRule="atLeast"/>
+          <w:trHeight w:val="593"/>
           <w:jc w:val="center"/>
         </w:trPr>
         <w:tc>
@@ -900,18 +882,18 @@
               <w:adjustRightInd w:val="0"/>
               <w:snapToGrid w:val="0"/>
               <w:spacing w:before="176" w:line="228" w:lineRule="auto"/>
-              <w:ind w:left="0" w:leftChars="0" w:right="0" w:rightChars="0" w:firstLine="0" w:firstLineChars="0"/>
+              <w:ind w:left="0" w:right="0" w:firstLine="0" w:leftChars="0" w:rightChars="0" w:firstLineChars="0"/>
               <w:jc w:val="center"/>
               <w:textAlignment w:val="baseline"/>
               <w:rPr>
-                <w:rFonts w:ascii="宋体" w:hAnsi="宋体" w:eastAsia="宋体" w:cs="宋体"/>
+                <w:rFonts w:ascii="宋体" w:eastAsia="宋体" w:hAnsi="宋体" w:cs="宋体"/>
                 <w:sz w:val="20"/>
                 <w:szCs w:val="20"/>
               </w:rPr>
             </w:pPr>
             <w:r>
               <w:rPr>
-                <w:rFonts w:hint="eastAsia" w:ascii="宋体" w:hAnsi="宋体" w:cs="宋体"/>
+                <w:rFonts w:ascii="宋体" w:hAnsi="宋体" w:cs="宋体" w:hint="eastAsia"/>
                 <w:spacing w:val="-14"/>
                 <w:sz w:val="20"/>
                 <w:szCs w:val="20"/>
@@ -921,7 +903,7 @@
             </w:r>
             <w:r>
               <w:rPr>
-                <w:rFonts w:ascii="宋体" w:hAnsi="宋体" w:eastAsia="宋体" w:cs="宋体"/>
+                <w:rFonts w:ascii="宋体" w:eastAsia="宋体" w:hAnsi="宋体" w:cs="宋体"/>
                 <w:spacing w:val="-14"/>
                 <w:sz w:val="20"/>
                 <w:szCs w:val="20"/>
@@ -949,18 +931,18 @@
               <w:adjustRightInd w:val="0"/>
               <w:snapToGrid w:val="0"/>
               <w:spacing w:before="175" w:line="227" w:lineRule="auto"/>
-              <w:ind w:left="0" w:leftChars="0" w:right="0" w:rightChars="0" w:firstLine="0" w:firstLineChars="0"/>
+              <w:ind w:left="0" w:right="0" w:firstLine="0" w:leftChars="0" w:rightChars="0" w:firstLineChars="0"/>
               <w:jc w:val="center"/>
               <w:textAlignment w:val="baseline"/>
               <w:rPr>
-                <w:rFonts w:ascii="宋体" w:hAnsi="宋体" w:eastAsia="宋体" w:cs="宋体"/>
+                <w:rFonts w:ascii="宋体" w:eastAsia="宋体" w:hAnsi="宋体" w:cs="宋体"/>
                 <w:sz w:val="20"/>
                 <w:szCs w:val="20"/>
               </w:rPr>
             </w:pPr>
             <w:r>
               <w:rPr>
-                <w:rFonts w:ascii="宋体" w:hAnsi="宋体" w:eastAsia="宋体" w:cs="宋体"/>
+                <w:rFonts w:ascii="宋体" w:eastAsia="宋体" w:hAnsi="宋体" w:cs="宋体"/>
                 <w:spacing w:val="4"/>
                 <w:sz w:val="20"/>
                 <w:szCs w:val="20"/>
@@ -988,18 +970,18 @@
               <w:adjustRightInd w:val="0"/>
               <w:snapToGrid w:val="0"/>
               <w:spacing w:before="175" w:line="228" w:lineRule="auto"/>
-              <w:ind w:left="0" w:leftChars="0" w:right="0" w:rightChars="0" w:firstLine="0" w:firstLineChars="0"/>
+              <w:ind w:left="0" w:right="0" w:firstLine="0" w:leftChars="0" w:rightChars="0" w:firstLineChars="0"/>
               <w:jc w:val="center"/>
               <w:textAlignment w:val="baseline"/>
               <w:rPr>
-                <w:rFonts w:ascii="宋体" w:hAnsi="宋体" w:eastAsia="宋体" w:cs="宋体"/>
+                <w:rFonts w:ascii="宋体" w:eastAsia="宋体" w:hAnsi="宋体" w:cs="宋体"/>
                 <w:sz w:val="20"/>
                 <w:szCs w:val="20"/>
               </w:rPr>
             </w:pPr>
             <w:r>
               <w:rPr>
-                <w:rFonts w:ascii="宋体" w:hAnsi="宋体" w:eastAsia="宋体" w:cs="宋体"/>
+                <w:rFonts w:ascii="宋体" w:eastAsia="宋体" w:hAnsi="宋体" w:cs="宋体"/>
                 <w:spacing w:val="7"/>
                 <w:sz w:val="20"/>
                 <w:szCs w:val="20"/>
@@ -1027,11 +1009,11 @@
               <w:adjustRightInd w:val="0"/>
               <w:snapToGrid w:val="0"/>
               <w:spacing w:before="175" w:line="228" w:lineRule="auto"/>
-              <w:ind w:left="0" w:leftChars="0" w:right="0" w:rightChars="0" w:firstLine="0" w:firstLineChars="0"/>
+              <w:ind w:left="0" w:right="0" w:firstLine="0" w:leftChars="0" w:rightChars="0" w:firstLineChars="0"/>
               <w:jc w:val="center"/>
               <w:textAlignment w:val="baseline"/>
               <w:rPr>
-                <w:rFonts w:hint="eastAsia" w:ascii="宋体" w:hAnsi="宋体" w:eastAsia="宋体" w:cs="宋体"/>
+                <w:rFonts w:ascii="宋体" w:eastAsia="宋体" w:hAnsi="宋体" w:cs="宋体" w:hint="eastAsia"/>
                 <w:spacing w:val="7"/>
                 <w:sz w:val="20"/>
                 <w:szCs w:val="20"/>
@@ -1040,7 +1022,7 @@
             </w:pPr>
             <w:r>
               <w:rPr>
-                <w:rFonts w:hint="eastAsia" w:ascii="宋体" w:hAnsi="宋体" w:cs="宋体"/>
+                <w:rFonts w:ascii="宋体" w:hAnsi="宋体" w:cs="宋体" w:hint="eastAsia"/>
                 <w:spacing w:val="7"/>
                 <w:sz w:val="20"/>
                 <w:szCs w:val="20"/>
@@ -1069,11 +1051,11 @@
               <w:adjustRightInd w:val="0"/>
               <w:snapToGrid w:val="0"/>
               <w:spacing w:before="175" w:line="228" w:lineRule="auto"/>
-              <w:ind w:left="0" w:leftChars="0" w:right="0" w:rightChars="0" w:firstLine="0" w:firstLineChars="0"/>
+              <w:ind w:left="0" w:right="0" w:firstLine="0" w:leftChars="0" w:rightChars="0" w:firstLineChars="0"/>
               <w:jc w:val="center"/>
               <w:textAlignment w:val="baseline"/>
               <w:rPr>
-                <w:rFonts w:hint="default" w:ascii="宋体" w:hAnsi="宋体" w:cs="宋体"/>
+                <w:rFonts w:ascii="宋体" w:hAnsi="宋体" w:cs="宋体" w:hint="default"/>
                 <w:spacing w:val="7"/>
                 <w:sz w:val="20"/>
                 <w:szCs w:val="20"/>
@@ -1082,7 +1064,7 @@
             </w:pPr>
             <w:r>
               <w:rPr>
-                <w:rFonts w:hint="eastAsia" w:ascii="宋体" w:hAnsi="宋体" w:cs="宋体"/>
+                <w:rFonts w:ascii="宋体" w:hAnsi="宋体" w:cs="宋体" w:hint="eastAsia"/>
                 <w:spacing w:val="7"/>
                 <w:sz w:val="20"/>
                 <w:szCs w:val="20"/>
@@ -1111,18 +1093,18 @@
               <w:adjustRightInd w:val="0"/>
               <w:snapToGrid w:val="0"/>
               <w:spacing w:before="176" w:line="229" w:lineRule="auto"/>
-              <w:ind w:left="0" w:leftChars="0" w:right="0" w:rightChars="0" w:firstLine="0" w:firstLineChars="0"/>
+              <w:ind w:left="0" w:right="0" w:firstLine="0" w:leftChars="0" w:rightChars="0" w:firstLineChars="0"/>
               <w:jc w:val="center"/>
               <w:textAlignment w:val="baseline"/>
               <w:rPr>
-                <w:rFonts w:ascii="宋体" w:hAnsi="宋体" w:eastAsia="宋体" w:cs="宋体"/>
+                <w:rFonts w:ascii="宋体" w:eastAsia="宋体" w:hAnsi="宋体" w:cs="宋体"/>
                 <w:sz w:val="20"/>
                 <w:szCs w:val="20"/>
               </w:rPr>
             </w:pPr>
             <w:r>
               <w:rPr>
-                <w:rFonts w:ascii="宋体" w:hAnsi="宋体" w:eastAsia="宋体" w:cs="宋体"/>
+                <w:rFonts w:ascii="宋体" w:eastAsia="宋体" w:hAnsi="宋体" w:cs="宋体"/>
                 <w:spacing w:val="7"/>
                 <w:sz w:val="20"/>
                 <w:szCs w:val="20"/>
@@ -1134,14 +1116,9 @@
       </w:tr>
       <w:tr>
         <w:tblPrEx>
-          <w:tblBorders>
-            <w:top w:val="single" w:color="000000" w:sz="2" w:space="0"/>
-            <w:left w:val="single" w:color="000000" w:sz="2" w:space="0"/>
-            <w:bottom w:val="single" w:color="000000" w:sz="2" w:space="0"/>
-            <w:right w:val="single" w:color="000000" w:sz="2" w:space="0"/>
-            <w:insideH w:val="single" w:color="000000" w:sz="2" w:space="0"/>
-            <w:insideV w:val="single" w:color="000000" w:sz="2" w:space="0"/>
-          </w:tblBorders>
+          <w:tblW w:w="8214" w:type="dxa"/>
+          <w:jc w:val="center"/>
+          <w:tblLayout w:type="fixed"/>
           <w:tblCellMar>
             <w:top w:w="0" w:type="dxa"/>
             <w:left w:w="0" w:type="dxa"/>
@@ -1150,7 +1127,7 @@
           </w:tblCellMar>
         </w:tblPrEx>
         <w:trPr>
-          <w:trHeight w:val="516" w:hRule="atLeast"/>
+          <w:trHeight w:val="516"/>
           <w:jc w:val="center"/>
         </w:trPr>
         <w:tc>
@@ -1172,11 +1149,11 @@
               <w:adjustRightInd w:val="0"/>
               <w:snapToGrid w:val="0"/>
               <w:spacing w:before="173" w:line="267" w:lineRule="exact"/>
-              <w:ind w:left="0" w:leftChars="0" w:right="0" w:rightChars="0" w:firstLine="0" w:firstLineChars="0"/>
+              <w:ind w:left="0" w:right="0" w:firstLine="0" w:leftChars="0" w:rightChars="0" w:firstLineChars="0"/>
               <w:jc w:val="center"/>
               <w:textAlignment w:val="baseline"/>
               <w:rPr>
-                <w:rFonts w:hint="default" w:ascii="宋体" w:hAnsi="宋体" w:eastAsia="宋体" w:cs="宋体"/>
+                <w:rFonts w:ascii="宋体" w:eastAsia="宋体" w:hAnsi="宋体" w:cs="宋体" w:hint="default"/>
                 <w:sz w:val="20"/>
                 <w:szCs w:val="20"/>
                 <w:lang w:val="en-US"/>
@@ -1184,7 +1161,7 @@
             </w:pPr>
             <w:r>
               <w:rPr>
-                <w:rFonts w:ascii="宋体" w:hAnsi="宋体" w:eastAsia="宋体" w:cs="宋体"/>
+                <w:rFonts w:ascii="宋体" w:eastAsia="宋体" w:hAnsi="宋体" w:cs="宋体"/>
                 <w:spacing w:val="3"/>
                 <w:position w:val="1"/>
                 <w:sz w:val="20"/>
@@ -1213,18 +1190,18 @@
               <w:adjustRightInd w:val="0"/>
               <w:snapToGrid w:val="0"/>
               <w:spacing w:before="173" w:line="267" w:lineRule="exact"/>
-              <w:ind w:left="0" w:leftChars="0" w:right="0" w:rightChars="0" w:firstLine="0" w:firstLineChars="0"/>
+              <w:ind w:left="0" w:right="0" w:firstLine="0" w:leftChars="0" w:rightChars="0" w:firstLineChars="0"/>
               <w:jc w:val="center"/>
               <w:textAlignment w:val="baseline"/>
               <w:rPr>
-                <w:rFonts w:ascii="宋体" w:hAnsi="宋体" w:eastAsia="宋体" w:cs="宋体"/>
+                <w:rFonts w:ascii="宋体" w:eastAsia="宋体" w:hAnsi="宋体" w:cs="宋体"/>
                 <w:sz w:val="20"/>
                 <w:szCs w:val="20"/>
               </w:rPr>
             </w:pPr>
             <w:r>
               <w:rPr>
-                <w:rFonts w:ascii="宋体" w:hAnsi="宋体" w:eastAsia="宋体" w:cs="宋体"/>
+                <w:rFonts w:ascii="宋体" w:eastAsia="宋体" w:hAnsi="宋体" w:cs="宋体"/>
                 <w:spacing w:val="4"/>
                 <w:position w:val="1"/>
                 <w:sz w:val="20"/>
@@ -1253,18 +1230,18 @@
               <w:adjustRightInd w:val="0"/>
               <w:snapToGrid w:val="0"/>
               <w:spacing w:before="172" w:line="228" w:lineRule="auto"/>
-              <w:ind w:left="0" w:leftChars="0" w:right="0" w:rightChars="0" w:firstLine="0" w:firstLineChars="0"/>
+              <w:ind w:left="0" w:right="0" w:firstLine="0" w:leftChars="0" w:rightChars="0" w:firstLineChars="0"/>
               <w:jc w:val="center"/>
               <w:textAlignment w:val="baseline"/>
               <w:rPr>
-                <w:rFonts w:ascii="宋体" w:hAnsi="宋体" w:eastAsia="宋体" w:cs="宋体"/>
+                <w:rFonts w:ascii="宋体" w:eastAsia="宋体" w:hAnsi="宋体" w:cs="宋体"/>
                 <w:sz w:val="20"/>
                 <w:szCs w:val="20"/>
               </w:rPr>
             </w:pPr>
             <w:r>
               <w:rPr>
-                <w:rFonts w:ascii="宋体" w:hAnsi="宋体" w:eastAsia="宋体" w:cs="宋体"/>
+                <w:rFonts w:ascii="宋体" w:eastAsia="宋体" w:hAnsi="宋体" w:cs="宋体"/>
                 <w:spacing w:val="200"/>
                 <w:kern w:val="0"/>
                 <w:sz w:val="20"/>
@@ -1274,7 +1251,7 @@
             </w:r>
             <w:r>
               <w:rPr>
-                <w:rFonts w:ascii="宋体" w:hAnsi="宋体" w:eastAsia="宋体" w:cs="宋体"/>
+                <w:rFonts w:ascii="宋体" w:eastAsia="宋体" w:hAnsi="宋体" w:cs="宋体"/>
                 <w:spacing w:val="0"/>
                 <w:kern w:val="0"/>
                 <w:sz w:val="20"/>
@@ -1303,11 +1280,11 @@
               <w:adjustRightInd w:val="0"/>
               <w:snapToGrid w:val="0"/>
               <w:spacing w:before="172" w:line="228" w:lineRule="auto"/>
-              <w:ind w:left="0" w:leftChars="0" w:right="0" w:rightChars="0" w:firstLine="0" w:firstLineChars="0"/>
+              <w:ind w:left="0" w:right="0" w:firstLine="0" w:leftChars="0" w:rightChars="0" w:firstLineChars="0"/>
               <w:jc w:val="center"/>
               <w:textAlignment w:val="baseline"/>
               <w:rPr>
-                <w:rFonts w:ascii="宋体" w:hAnsi="宋体" w:eastAsia="宋体" w:cs="宋体"/>
+                <w:rFonts w:ascii="宋体" w:eastAsia="宋体" w:hAnsi="宋体" w:cs="宋体"/>
                 <w:spacing w:val="200"/>
                 <w:kern w:val="0"/>
                 <w:sz w:val="20"/>
@@ -1316,14 +1293,14 @@
             </w:pPr>
             <w:r>
               <w:rPr>
-                <w:rFonts w:hint="eastAsia" w:ascii="宋体" w:hAnsi="宋体" w:cs="宋体"/>
+                <w:rFonts w:ascii="宋体" w:hAnsi="宋体" w:cs="宋体" w:hint="eastAsia"/>
                 <w:spacing w:val="200"/>
                 <w:kern w:val="0"/>
                 <w:sz w:val="20"/>
                 <w:szCs w:val="20"/>
                 <w:lang w:val="en-US" w:eastAsia="zh-CN"/>
               </w:rPr>
-              <w:t>程方</w:t>
+              <w:t>强宇涛</w:t>
             </w:r>
           </w:p>
         </w:tc>
@@ -1346,11 +1323,11 @@
               <w:adjustRightInd w:val="0"/>
               <w:snapToGrid w:val="0"/>
               <w:spacing w:before="173" w:line="229" w:lineRule="auto"/>
-              <w:ind w:left="0" w:leftChars="0" w:right="0" w:rightChars="0" w:firstLine="0" w:firstLineChars="0"/>
+              <w:ind w:left="0" w:right="0" w:firstLine="0" w:leftChars="0" w:rightChars="0" w:firstLineChars="0"/>
               <w:jc w:val="center"/>
               <w:textAlignment w:val="baseline"/>
               <w:rPr>
-                <w:rFonts w:ascii="宋体" w:hAnsi="宋体" w:eastAsia="宋体" w:cs="宋体"/>
+                <w:rFonts w:ascii="宋体" w:eastAsia="宋体" w:hAnsi="宋体" w:cs="宋体"/>
                 <w:spacing w:val="200"/>
                 <w:kern w:val="0"/>
                 <w:sz w:val="20"/>
@@ -1359,14 +1336,14 @@
             </w:pPr>
             <w:r>
               <w:rPr>
-                <w:rFonts w:hint="eastAsia" w:asciiTheme="minorAscii" w:hAnsiTheme="minorAscii" w:eastAsiaTheme="minorEastAsia"/>
+                <w:rFonts w:asciiTheme="minorAscii" w:eastAsiaTheme="minorEastAsia" w:hAnsiTheme="minorAscii" w:hint="eastAsia"/>
                 <w:spacing w:val="0"/>
                 <w:kern w:val="0"/>
                 <w:sz w:val="21"/>
                 <w:vertAlign w:val="baseline"/>
                 <w:lang w:val="en-US" w:eastAsia="zh-CN"/>
               </w:rPr>
-              <w:t>茅建根</w:t>
+              <w:t>陈凯</w:t>
             </w:r>
           </w:p>
         </w:tc>
@@ -1389,18 +1366,18 @@
               <w:adjustRightInd w:val="0"/>
               <w:snapToGrid w:val="0"/>
               <w:spacing w:before="173" w:line="229" w:lineRule="auto"/>
-              <w:ind w:left="0" w:leftChars="0" w:right="0" w:rightChars="0" w:firstLine="0" w:firstLineChars="0"/>
+              <w:ind w:left="0" w:right="0" w:firstLine="0" w:leftChars="0" w:rightChars="0" w:firstLineChars="0"/>
               <w:jc w:val="center"/>
               <w:textAlignment w:val="baseline"/>
               <w:rPr>
-                <w:rFonts w:ascii="宋体" w:hAnsi="宋体" w:eastAsia="宋体" w:cs="宋体"/>
+                <w:rFonts w:ascii="宋体" w:eastAsia="宋体" w:hAnsi="宋体" w:cs="宋体"/>
                 <w:sz w:val="20"/>
                 <w:szCs w:val="20"/>
               </w:rPr>
             </w:pPr>
             <w:r>
               <w:rPr>
-                <w:rFonts w:hint="eastAsia" w:asciiTheme="minorAscii" w:hAnsiTheme="minorAscii" w:eastAsiaTheme="minorEastAsia"/>
+                <w:rFonts w:asciiTheme="minorAscii" w:eastAsiaTheme="minorEastAsia" w:hAnsiTheme="minorAscii" w:hint="eastAsia"/>
                 <w:spacing w:val="0"/>
                 <w:kern w:val="0"/>
                 <w:sz w:val="21"/>
@@ -1414,14 +1391,9 @@
       </w:tr>
       <w:tr>
         <w:tblPrEx>
-          <w:tblBorders>
-            <w:top w:val="single" w:color="000000" w:sz="2" w:space="0"/>
-            <w:left w:val="single" w:color="000000" w:sz="2" w:space="0"/>
-            <w:bottom w:val="single" w:color="000000" w:sz="2" w:space="0"/>
-            <w:right w:val="single" w:color="000000" w:sz="2" w:space="0"/>
-            <w:insideH w:val="single" w:color="000000" w:sz="2" w:space="0"/>
-            <w:insideV w:val="single" w:color="000000" w:sz="2" w:space="0"/>
-          </w:tblBorders>
+          <w:tblW w:w="8214" w:type="dxa"/>
+          <w:jc w:val="center"/>
+          <w:tblLayout w:type="fixed"/>
           <w:tblCellMar>
             <w:top w:w="0" w:type="dxa"/>
             <w:left w:w="0" w:type="dxa"/>
@@ -1430,7 +1402,7 @@
           </w:tblCellMar>
         </w:tblPrEx>
         <w:trPr>
-          <w:trHeight w:val="556" w:hRule="atLeast"/>
+          <w:trHeight w:val="556"/>
           <w:jc w:val="center"/>
         </w:trPr>
         <w:tc>
@@ -1452,13 +1424,13 @@
               <w:adjustRightInd w:val="0"/>
               <w:snapToGrid w:val="0"/>
               <w:spacing w:before="173" w:line="267" w:lineRule="exact"/>
-              <w:ind w:left="0" w:leftChars="0" w:right="0" w:rightChars="0" w:firstLine="0" w:firstLineChars="0"/>
+              <w:ind w:left="0" w:right="0" w:firstLine="0" w:leftChars="0" w:rightChars="0" w:firstLineChars="0"/>
               <w:jc w:val="center"/>
               <w:textAlignment w:val="baseline"/>
             </w:pPr>
             <w:r>
               <w:rPr>
-                <w:rFonts w:ascii="宋体" w:hAnsi="宋体" w:eastAsia="宋体" w:cs="宋体"/>
+                <w:rFonts w:ascii="宋体" w:eastAsia="宋体" w:hAnsi="宋体" w:cs="宋体"/>
                 <w:spacing w:val="3"/>
                 <w:position w:val="1"/>
                 <w:sz w:val="20"/>
@@ -1468,7 +1440,7 @@
             </w:r>
             <w:r>
               <w:rPr>
-                <w:rFonts w:hint="eastAsia" w:ascii="宋体" w:hAnsi="宋体" w:cs="宋体"/>
+                <w:rFonts w:ascii="宋体" w:hAnsi="宋体" w:cs="宋体" w:hint="eastAsia"/>
                 <w:spacing w:val="3"/>
                 <w:position w:val="1"/>
                 <w:sz w:val="20"/>
@@ -1498,40 +1470,19 @@
               <w:adjustRightInd w:val="0"/>
               <w:snapToGrid w:val="0"/>
               <w:spacing w:before="173" w:line="267" w:lineRule="exact"/>
-              <w:ind w:left="0" w:leftChars="0" w:right="0" w:rightChars="0" w:firstLine="0" w:firstLineChars="0"/>
+              <w:ind w:left="0" w:right="0" w:firstLine="0" w:leftChars="0" w:rightChars="0" w:firstLineChars="0"/>
               <w:jc w:val="center"/>
               <w:textAlignment w:val="baseline"/>
             </w:pPr>
             <w:r>
               <w:rPr>
-                <w:rFonts w:ascii="宋体" w:hAnsi="宋体" w:eastAsia="宋体" w:cs="宋体"/>
+                <w:rFonts w:ascii="宋体" w:eastAsia="宋体" w:hAnsi="宋体" w:cs="宋体"/>
                 <w:spacing w:val="4"/>
                 <w:position w:val="1"/>
                 <w:sz w:val="20"/>
                 <w:szCs w:val="20"/>
               </w:rPr>
-              <w:t>V</w:t>
-            </w:r>
-            <w:r>
-              <w:rPr>
-                <w:rFonts w:hint="eastAsia" w:ascii="宋体" w:hAnsi="宋体" w:cs="宋体"/>
-                <w:spacing w:val="4"/>
-                <w:position w:val="1"/>
-                <w:sz w:val="20"/>
-                <w:szCs w:val="20"/>
-                <w:lang w:val="en-US" w:eastAsia="zh-CN"/>
-              </w:rPr>
-              <w:t>2</w:t>
-            </w:r>
-            <w:r>
-              <w:rPr>
-                <w:rFonts w:ascii="宋体" w:hAnsi="宋体" w:eastAsia="宋体" w:cs="宋体"/>
-                <w:spacing w:val="4"/>
-                <w:position w:val="1"/>
-                <w:sz w:val="20"/>
-                <w:szCs w:val="20"/>
-              </w:rPr>
-              <w:t>.0</w:t>
+              <w:t>V1.0</w:t>
             </w:r>
           </w:p>
         </w:tc>
@@ -1554,11 +1505,11 @@
               <w:adjustRightInd w:val="0"/>
               <w:snapToGrid w:val="0"/>
               <w:spacing w:before="172" w:line="228" w:lineRule="auto"/>
-              <w:ind w:left="0" w:leftChars="0" w:right="0" w:rightChars="0" w:firstLine="0" w:firstLineChars="0"/>
+              <w:ind w:left="0" w:right="0" w:firstLine="0" w:leftChars="0" w:rightChars="0" w:firstLineChars="0"/>
               <w:jc w:val="center"/>
               <w:textAlignment w:val="baseline"/>
               <w:rPr>
-                <w:rFonts w:hint="default" w:eastAsia="宋体"/>
+                <w:rFonts w:eastAsia="宋体" w:hint="default"/>
                 <w:lang w:val="en-US" w:eastAsia="zh-CN"/>
               </w:rPr>
             </w:pPr>
@@ -1590,20 +1541,20 @@
               <w:adjustRightInd w:val="0"/>
               <w:snapToGrid w:val="0"/>
               <w:spacing w:before="172" w:line="228" w:lineRule="auto"/>
-              <w:ind w:left="0" w:leftChars="0" w:right="0" w:rightChars="0" w:firstLine="0" w:firstLineChars="0"/>
+              <w:ind w:left="0" w:right="0" w:firstLine="0" w:leftChars="0" w:rightChars="0" w:firstLineChars="0"/>
               <w:jc w:val="center"/>
               <w:textAlignment w:val="baseline"/>
             </w:pPr>
             <w:r>
               <w:rPr>
-                <w:rFonts w:hint="eastAsia" w:ascii="宋体" w:hAnsi="宋体" w:cs="宋体"/>
+                <w:rFonts w:ascii="宋体" w:hAnsi="宋体" w:cs="宋体" w:hint="eastAsia"/>
                 <w:spacing w:val="200"/>
                 <w:kern w:val="0"/>
                 <w:sz w:val="20"/>
                 <w:szCs w:val="20"/>
                 <w:lang w:val="en-US" w:eastAsia="zh-CN"/>
               </w:rPr>
-              <w:t>程方</w:t>
+              <w:t>强宇涛</w:t>
             </w:r>
           </w:p>
         </w:tc>
@@ -1626,20 +1577,20 @@
               <w:adjustRightInd w:val="0"/>
               <w:snapToGrid w:val="0"/>
               <w:spacing w:before="173" w:line="229" w:lineRule="auto"/>
-              <w:ind w:left="0" w:leftChars="0" w:right="0" w:rightChars="0" w:firstLine="0" w:firstLineChars="0"/>
+              <w:ind w:left="0" w:right="0" w:firstLine="0" w:leftChars="0" w:rightChars="0" w:firstLineChars="0"/>
               <w:jc w:val="center"/>
               <w:textAlignment w:val="baseline"/>
             </w:pPr>
             <w:r>
               <w:rPr>
-                <w:rFonts w:hint="eastAsia" w:asciiTheme="minorAscii" w:hAnsiTheme="minorAscii" w:eastAsiaTheme="minorEastAsia"/>
+                <w:rFonts w:asciiTheme="minorAscii" w:eastAsiaTheme="minorEastAsia" w:hAnsiTheme="minorAscii" w:hint="eastAsia"/>
                 <w:spacing w:val="0"/>
                 <w:kern w:val="0"/>
                 <w:sz w:val="21"/>
                 <w:vertAlign w:val="baseline"/>
                 <w:lang w:val="en-US" w:eastAsia="zh-CN"/>
               </w:rPr>
-              <w:t>茅建根</w:t>
+              <w:t>陈凯</w:t>
             </w:r>
           </w:p>
         </w:tc>
@@ -1662,13 +1613,13 @@
               <w:adjustRightInd w:val="0"/>
               <w:snapToGrid w:val="0"/>
               <w:spacing w:before="173" w:line="229" w:lineRule="auto"/>
-              <w:ind w:left="0" w:leftChars="0" w:right="0" w:rightChars="0" w:firstLine="0" w:firstLineChars="0"/>
+              <w:ind w:left="0" w:right="0" w:firstLine="0" w:leftChars="0" w:rightChars="0" w:firstLineChars="0"/>
               <w:jc w:val="center"/>
               <w:textAlignment w:val="baseline"/>
             </w:pPr>
             <w:r>
               <w:rPr>
-                <w:rFonts w:hint="eastAsia" w:asciiTheme="minorAscii" w:hAnsiTheme="minorAscii" w:eastAsiaTheme="minorEastAsia"/>
+                <w:rFonts w:asciiTheme="minorAscii" w:eastAsiaTheme="minorEastAsia" w:hAnsiTheme="minorAscii" w:hint="eastAsia"/>
                 <w:spacing w:val="0"/>
                 <w:kern w:val="0"/>
                 <w:sz w:val="21"/>
@@ -1682,14 +1633,9 @@
       </w:tr>
       <w:tr>
         <w:tblPrEx>
-          <w:tblBorders>
-            <w:top w:val="single" w:color="000000" w:sz="2" w:space="0"/>
-            <w:left w:val="single" w:color="000000" w:sz="2" w:space="0"/>
-            <w:bottom w:val="single" w:color="000000" w:sz="2" w:space="0"/>
-            <w:right w:val="single" w:color="000000" w:sz="2" w:space="0"/>
-            <w:insideH w:val="single" w:color="000000" w:sz="2" w:space="0"/>
-            <w:insideV w:val="single" w:color="000000" w:sz="2" w:space="0"/>
-          </w:tblBorders>
+          <w:tblW w:w="8214" w:type="dxa"/>
+          <w:jc w:val="center"/>
+          <w:tblLayout w:type="fixed"/>
           <w:tblCellMar>
             <w:top w:w="0" w:type="dxa"/>
             <w:left w:w="0" w:type="dxa"/>
@@ -1698,7 +1644,7 @@
           </w:tblCellMar>
         </w:tblPrEx>
         <w:trPr>
-          <w:trHeight w:val="556" w:hRule="atLeast"/>
+          <w:trHeight w:val="556"/>
           <w:jc w:val="center"/>
         </w:trPr>
         <w:tc>
@@ -1707,7 +1653,7 @@
           </w:tcPr>
           <w:p>
             <w:pPr>
-              <w:pStyle w:val="27"/>
+              <w:pStyle w:val="TableText"/>
               <w:keepNext w:val="0"/>
               <w:keepLines w:val="0"/>
               <w:pageBreakBefore w:val="0"/>
@@ -1720,7 +1666,7 @@
               <w:bidi w:val="0"/>
               <w:adjustRightInd w:val="0"/>
               <w:snapToGrid w:val="0"/>
-              <w:ind w:left="0" w:leftChars="0" w:right="0" w:rightChars="0" w:firstLine="0" w:firstLineChars="0"/>
+              <w:ind w:left="0" w:right="0" w:firstLine="0" w:leftChars="0" w:rightChars="0" w:firstLineChars="0"/>
               <w:jc w:val="center"/>
               <w:textAlignment w:val="baseline"/>
             </w:pPr>
@@ -1732,7 +1678,7 @@
           </w:tcPr>
           <w:p>
             <w:pPr>
-              <w:pStyle w:val="27"/>
+              <w:pStyle w:val="TableText"/>
               <w:keepNext w:val="0"/>
               <w:keepLines w:val="0"/>
               <w:pageBreakBefore w:val="0"/>
@@ -1745,7 +1691,7 @@
               <w:bidi w:val="0"/>
               <w:adjustRightInd w:val="0"/>
               <w:snapToGrid w:val="0"/>
-              <w:ind w:left="0" w:leftChars="0" w:right="0" w:rightChars="0" w:firstLine="0" w:firstLineChars="0"/>
+              <w:ind w:left="0" w:right="0" w:firstLine="0" w:leftChars="0" w:rightChars="0" w:firstLineChars="0"/>
               <w:jc w:val="center"/>
               <w:textAlignment w:val="baseline"/>
             </w:pPr>
@@ -1757,7 +1703,7 @@
           </w:tcPr>
           <w:p>
             <w:pPr>
-              <w:pStyle w:val="27"/>
+              <w:pStyle w:val="TableText"/>
               <w:keepNext w:val="0"/>
               <w:keepLines w:val="0"/>
               <w:pageBreakBefore w:val="0"/>
@@ -1770,7 +1716,7 @@
               <w:bidi w:val="0"/>
               <w:adjustRightInd w:val="0"/>
               <w:snapToGrid w:val="0"/>
-              <w:ind w:left="0" w:leftChars="0" w:right="0" w:rightChars="0" w:firstLine="0" w:firstLineChars="0"/>
+              <w:ind w:left="0" w:right="0" w:firstLine="0" w:leftChars="0" w:rightChars="0" w:firstLineChars="0"/>
               <w:jc w:val="center"/>
               <w:textAlignment w:val="baseline"/>
             </w:pPr>
@@ -1782,7 +1728,7 @@
           </w:tcPr>
           <w:p>
             <w:pPr>
-              <w:pStyle w:val="27"/>
+              <w:pStyle w:val="TableText"/>
               <w:keepNext w:val="0"/>
               <w:keepLines w:val="0"/>
               <w:pageBreakBefore w:val="0"/>
@@ -1795,7 +1741,7 @@
               <w:bidi w:val="0"/>
               <w:adjustRightInd w:val="0"/>
               <w:snapToGrid w:val="0"/>
-              <w:ind w:left="0" w:leftChars="0" w:right="0" w:rightChars="0" w:firstLine="0" w:firstLineChars="0"/>
+              <w:ind w:left="0" w:right="0" w:firstLine="0" w:leftChars="0" w:rightChars="0" w:firstLineChars="0"/>
               <w:jc w:val="center"/>
               <w:textAlignment w:val="baseline"/>
             </w:pPr>
@@ -1807,7 +1753,7 @@
           </w:tcPr>
           <w:p>
             <w:pPr>
-              <w:pStyle w:val="27"/>
+              <w:pStyle w:val="TableText"/>
               <w:keepNext w:val="0"/>
               <w:keepLines w:val="0"/>
               <w:pageBreakBefore w:val="0"/>
@@ -1820,7 +1766,7 @@
               <w:bidi w:val="0"/>
               <w:adjustRightInd w:val="0"/>
               <w:snapToGrid w:val="0"/>
-              <w:ind w:left="0" w:leftChars="0" w:right="0" w:rightChars="0" w:firstLine="0" w:firstLineChars="0"/>
+              <w:ind w:left="0" w:right="0" w:firstLine="0" w:leftChars="0" w:rightChars="0" w:firstLineChars="0"/>
               <w:jc w:val="center"/>
               <w:textAlignment w:val="baseline"/>
             </w:pPr>
@@ -1832,7 +1778,7 @@
           </w:tcPr>
           <w:p>
             <w:pPr>
-              <w:pStyle w:val="27"/>
+              <w:pStyle w:val="TableText"/>
               <w:keepNext w:val="0"/>
               <w:keepLines w:val="0"/>
               <w:pageBreakBefore w:val="0"/>
@@ -1845,7 +1791,7 @@
               <w:bidi w:val="0"/>
               <w:adjustRightInd w:val="0"/>
               <w:snapToGrid w:val="0"/>
-              <w:ind w:left="0" w:leftChars="0" w:right="0" w:rightChars="0" w:firstLine="0" w:firstLineChars="0"/>
+              <w:ind w:left="0" w:right="0" w:firstLine="0" w:leftChars="0" w:rightChars="0" w:firstLineChars="0"/>
               <w:jc w:val="center"/>
               <w:textAlignment w:val="baseline"/>
             </w:pPr>
@@ -1854,14 +1800,9 @@
       </w:tr>
       <w:tr>
         <w:tblPrEx>
-          <w:tblBorders>
-            <w:top w:val="single" w:color="000000" w:sz="2" w:space="0"/>
-            <w:left w:val="single" w:color="000000" w:sz="2" w:space="0"/>
-            <w:bottom w:val="single" w:color="000000" w:sz="2" w:space="0"/>
-            <w:right w:val="single" w:color="000000" w:sz="2" w:space="0"/>
-            <w:insideH w:val="single" w:color="000000" w:sz="2" w:space="0"/>
-            <w:insideV w:val="single" w:color="000000" w:sz="2" w:space="0"/>
-          </w:tblBorders>
+          <w:tblW w:w="8214" w:type="dxa"/>
+          <w:jc w:val="center"/>
+          <w:tblLayout w:type="fixed"/>
           <w:tblCellMar>
             <w:top w:w="0" w:type="dxa"/>
             <w:left w:w="0" w:type="dxa"/>
@@ -1870,7 +1811,7 @@
           </w:tblCellMar>
         </w:tblPrEx>
         <w:trPr>
-          <w:trHeight w:val="557" w:hRule="atLeast"/>
+          <w:trHeight w:val="557"/>
           <w:jc w:val="center"/>
         </w:trPr>
         <w:tc>
@@ -1879,7 +1820,7 @@
           </w:tcPr>
           <w:p>
             <w:pPr>
-              <w:pStyle w:val="27"/>
+              <w:pStyle w:val="TableText"/>
               <w:keepNext w:val="0"/>
               <w:keepLines w:val="0"/>
               <w:pageBreakBefore w:val="0"/>
@@ -1892,7 +1833,7 @@
               <w:bidi w:val="0"/>
               <w:adjustRightInd w:val="0"/>
               <w:snapToGrid w:val="0"/>
-              <w:ind w:left="0" w:leftChars="0" w:right="0" w:rightChars="0" w:firstLine="0" w:firstLineChars="0"/>
+              <w:ind w:left="0" w:right="0" w:firstLine="0" w:leftChars="0" w:rightChars="0" w:firstLineChars="0"/>
               <w:jc w:val="center"/>
               <w:textAlignment w:val="baseline"/>
             </w:pPr>
@@ -1904,7 +1845,7 @@
           </w:tcPr>
           <w:p>
             <w:pPr>
-              <w:pStyle w:val="27"/>
+              <w:pStyle w:val="TableText"/>
               <w:keepNext w:val="0"/>
               <w:keepLines w:val="0"/>
               <w:pageBreakBefore w:val="0"/>
@@ -1917,7 +1858,7 @@
               <w:bidi w:val="0"/>
               <w:adjustRightInd w:val="0"/>
               <w:snapToGrid w:val="0"/>
-              <w:ind w:left="0" w:leftChars="0" w:right="0" w:rightChars="0" w:firstLine="0" w:firstLineChars="0"/>
+              <w:ind w:left="0" w:right="0" w:firstLine="0" w:leftChars="0" w:rightChars="0" w:firstLineChars="0"/>
               <w:jc w:val="center"/>
               <w:textAlignment w:val="baseline"/>
             </w:pPr>
@@ -1929,7 +1870,7 @@
           </w:tcPr>
           <w:p>
             <w:pPr>
-              <w:pStyle w:val="27"/>
+              <w:pStyle w:val="TableText"/>
               <w:keepNext w:val="0"/>
               <w:keepLines w:val="0"/>
               <w:pageBreakBefore w:val="0"/>
@@ -1942,7 +1883,7 @@
               <w:bidi w:val="0"/>
               <w:adjustRightInd w:val="0"/>
               <w:snapToGrid w:val="0"/>
-              <w:ind w:left="0" w:leftChars="0" w:right="0" w:rightChars="0" w:firstLine="0" w:firstLineChars="0"/>
+              <w:ind w:left="0" w:right="0" w:firstLine="0" w:leftChars="0" w:rightChars="0" w:firstLineChars="0"/>
               <w:jc w:val="center"/>
               <w:textAlignment w:val="baseline"/>
             </w:pPr>
@@ -1954,7 +1895,7 @@
           </w:tcPr>
           <w:p>
             <w:pPr>
-              <w:pStyle w:val="27"/>
+              <w:pStyle w:val="TableText"/>
               <w:keepNext w:val="0"/>
               <w:keepLines w:val="0"/>
               <w:pageBreakBefore w:val="0"/>
@@ -1967,7 +1908,7 @@
               <w:bidi w:val="0"/>
               <w:adjustRightInd w:val="0"/>
               <w:snapToGrid w:val="0"/>
-              <w:ind w:left="0" w:leftChars="0" w:right="0" w:rightChars="0" w:firstLine="0" w:firstLineChars="0"/>
+              <w:ind w:left="0" w:right="0" w:firstLine="0" w:leftChars="0" w:rightChars="0" w:firstLineChars="0"/>
               <w:jc w:val="center"/>
               <w:textAlignment w:val="baseline"/>
             </w:pPr>
@@ -1979,7 +1920,7 @@
           </w:tcPr>
           <w:p>
             <w:pPr>
-              <w:pStyle w:val="27"/>
+              <w:pStyle w:val="TableText"/>
               <w:keepNext w:val="0"/>
               <w:keepLines w:val="0"/>
               <w:pageBreakBefore w:val="0"/>
@@ -1992,7 +1933,7 @@
               <w:bidi w:val="0"/>
               <w:adjustRightInd w:val="0"/>
               <w:snapToGrid w:val="0"/>
-              <w:ind w:left="0" w:leftChars="0" w:right="0" w:rightChars="0" w:firstLine="0" w:firstLineChars="0"/>
+              <w:ind w:left="0" w:right="0" w:firstLine="0" w:leftChars="0" w:rightChars="0" w:firstLineChars="0"/>
               <w:jc w:val="center"/>
               <w:textAlignment w:val="baseline"/>
             </w:pPr>
@@ -2004,7 +1945,7 @@
           </w:tcPr>
           <w:p>
             <w:pPr>
-              <w:pStyle w:val="27"/>
+              <w:pStyle w:val="TableText"/>
               <w:keepNext w:val="0"/>
               <w:keepLines w:val="0"/>
               <w:pageBreakBefore w:val="0"/>
@@ -2017,7 +1958,7 @@
               <w:bidi w:val="0"/>
               <w:adjustRightInd w:val="0"/>
               <w:snapToGrid w:val="0"/>
-              <w:ind w:left="0" w:leftChars="0" w:right="0" w:rightChars="0" w:firstLine="0" w:firstLineChars="0"/>
+              <w:ind w:left="0" w:right="0" w:firstLine="0" w:leftChars="0" w:rightChars="0" w:firstLineChars="0"/>
               <w:jc w:val="center"/>
               <w:textAlignment w:val="baseline"/>
             </w:pPr>
@@ -2049,7 +1990,7 @@
     <w:sdt>
       <w:sdtPr>
         <w:rPr>
-          <w:rFonts w:hint="eastAsia" w:ascii="宋体" w:hAnsi="宋体" w:eastAsia="宋体" w:cs="宋体"/>
+          <w:rFonts w:ascii="宋体" w:eastAsia="宋体" w:hAnsi="宋体" w:cs="宋体" w:hint="eastAsia"/>
           <w:snapToGrid w:val="0"/>
           <w:color w:val="000000"/>
           <w:kern w:val="0"/>
@@ -2065,7 +2006,7 @@
       </w:sdtPr>
       <w:sdtEndPr>
         <w:rPr>
-          <w:rFonts w:hint="eastAsia" w:ascii="宋体" w:hAnsi="宋体" w:eastAsia="宋体" w:cs="宋体"/>
+          <w:rFonts w:ascii="宋体" w:eastAsia="宋体" w:hAnsi="宋体" w:cs="宋体" w:hint="eastAsia"/>
           <w:snapToGrid w:val="0"/>
           <w:color w:val="000000"/>
           <w:kern w:val="0"/>
@@ -2091,18 +2032,18 @@
             <w:adjustRightInd w:val="0"/>
             <w:snapToGrid w:val="0"/>
             <w:spacing w:before="0" w:beforeLines="0" w:after="0" w:afterLines="0" w:line="312" w:lineRule="auto"/>
-            <w:ind w:left="0" w:leftChars="0" w:right="0" w:rightChars="0" w:firstLine="0" w:firstLineChars="0"/>
+            <w:ind w:left="0" w:right="0" w:firstLine="0" w:leftChars="0" w:rightChars="0" w:firstLineChars="0"/>
             <w:jc w:val="center"/>
             <w:textAlignment w:val="baseline"/>
             <w:rPr>
-              <w:rFonts w:hint="eastAsia" w:ascii="宋体" w:hAnsi="宋体" w:eastAsia="宋体" w:cs="宋体"/>
+              <w:rFonts w:ascii="宋体" w:eastAsia="宋体" w:hAnsi="宋体" w:cs="宋体" w:hint="eastAsia"/>
               <w:sz w:val="24"/>
               <w:szCs w:val="24"/>
             </w:rPr>
           </w:pPr>
           <w:r>
             <w:rPr>
-              <w:rFonts w:hint="eastAsia" w:ascii="宋体" w:hAnsi="宋体" w:eastAsia="宋体" w:cs="宋体"/>
+              <w:rFonts w:ascii="宋体" w:eastAsia="宋体" w:hAnsi="宋体" w:cs="宋体" w:hint="eastAsia"/>
               <w:sz w:val="24"/>
               <w:szCs w:val="24"/>
             </w:rPr>
@@ -2111,14 +2052,14 @@
         </w:p>
         <w:p>
           <w:pPr>
-            <w:pStyle w:val="16"/>
+            <w:pStyle w:val="TOC1"/>
             <w:tabs>
               <w:tab w:val="right" w:leader="dot" w:pos="8306"/>
             </w:tabs>
           </w:pPr>
           <w:r>
             <w:rPr>
-              <w:rFonts w:hint="eastAsia" w:ascii="宋体" w:hAnsi="宋体" w:eastAsia="宋体" w:cs="宋体"/>
+              <w:rFonts w:ascii="宋体" w:eastAsia="宋体" w:hAnsi="宋体" w:cs="宋体" w:hint="eastAsia"/>
               <w:sz w:val="24"/>
               <w:szCs w:val="24"/>
             </w:rPr>
@@ -2126,7 +2067,7 @@
           </w:r>
           <w:r>
             <w:rPr>
-              <w:rFonts w:hint="eastAsia" w:ascii="宋体" w:hAnsi="宋体" w:eastAsia="宋体" w:cs="宋体"/>
+              <w:rFonts w:ascii="宋体" w:eastAsia="宋体" w:hAnsi="宋体" w:cs="宋体" w:hint="eastAsia"/>
               <w:sz w:val="24"/>
               <w:szCs w:val="24"/>
             </w:rPr>
@@ -2134,7 +2075,7 @@
           </w:r>
           <w:r>
             <w:rPr>
-              <w:rFonts w:hint="eastAsia" w:ascii="宋体" w:hAnsi="宋体" w:eastAsia="宋体" w:cs="宋体"/>
+              <w:rFonts w:ascii="宋体" w:eastAsia="宋体" w:hAnsi="宋体" w:cs="宋体" w:hint="eastAsia"/>
               <w:sz w:val="24"/>
               <w:szCs w:val="24"/>
             </w:rPr>
@@ -2142,21 +2083,21 @@
           </w:r>
           <w:r>
             <w:rPr>
-              <w:rFonts w:hint="eastAsia" w:ascii="宋体" w:hAnsi="宋体" w:eastAsia="宋体" w:cs="宋体"/>
+              <w:rFonts w:ascii="宋体" w:eastAsia="宋体" w:hAnsi="宋体" w:cs="宋体" w:hint="eastAsia"/>
               <w:szCs w:val="24"/>
             </w:rPr>
             <w:fldChar w:fldCharType="begin"/>
           </w:r>
           <w:r>
             <w:rPr>
-              <w:rFonts w:hint="eastAsia" w:ascii="宋体" w:hAnsi="宋体" w:eastAsia="宋体" w:cs="宋体"/>
+              <w:rFonts w:ascii="宋体" w:eastAsia="宋体" w:hAnsi="宋体" w:cs="宋体" w:hint="eastAsia"/>
               <w:szCs w:val="24"/>
             </w:rPr>
             <w:instrText xml:space="preserve"> HYPERLINK \l _Toc3535 </w:instrText>
           </w:r>
           <w:r>
             <w:rPr>
-              <w:rFonts w:hint="eastAsia" w:ascii="宋体" w:hAnsi="宋体" w:eastAsia="宋体" w:cs="宋体"/>
+              <w:rFonts w:ascii="宋体" w:eastAsia="宋体" w:hAnsi="宋体" w:cs="宋体" w:hint="eastAsia"/>
               <w:szCs w:val="24"/>
             </w:rPr>
             <w:fldChar w:fldCharType="separate"/>
@@ -2188,7 +2129,7 @@
           </w:r>
           <w:r>
             <w:rPr>
-              <w:rFonts w:hint="eastAsia" w:ascii="宋体" w:hAnsi="宋体" w:eastAsia="宋体" w:cs="宋体"/>
+              <w:rFonts w:ascii="宋体" w:eastAsia="宋体" w:hAnsi="宋体" w:cs="宋体" w:hint="eastAsia"/>
               <w:szCs w:val="24"/>
             </w:rPr>
             <w:fldChar w:fldCharType="end"/>
@@ -2196,28 +2137,28 @@
         </w:p>
         <w:p>
           <w:pPr>
-            <w:pStyle w:val="16"/>
+            <w:pStyle w:val="TOC1"/>
             <w:tabs>
               <w:tab w:val="right" w:leader="dot" w:pos="8306"/>
             </w:tabs>
           </w:pPr>
           <w:r>
             <w:rPr>
-              <w:rFonts w:hint="eastAsia" w:ascii="宋体" w:hAnsi="宋体" w:eastAsia="宋体" w:cs="宋体"/>
+              <w:rFonts w:ascii="宋体" w:eastAsia="宋体" w:hAnsi="宋体" w:cs="宋体" w:hint="eastAsia"/>
               <w:szCs w:val="24"/>
             </w:rPr>
             <w:fldChar w:fldCharType="begin"/>
           </w:r>
           <w:r>
             <w:rPr>
-              <w:rFonts w:hint="eastAsia" w:ascii="宋体" w:hAnsi="宋体" w:eastAsia="宋体" w:cs="宋体"/>
+              <w:rFonts w:ascii="宋体" w:eastAsia="宋体" w:hAnsi="宋体" w:cs="宋体" w:hint="eastAsia"/>
               <w:szCs w:val="24"/>
             </w:rPr>
             <w:instrText xml:space="preserve"> HYPERLINK \l _Toc28885 </w:instrText>
           </w:r>
           <w:r>
             <w:rPr>
-              <w:rFonts w:hint="eastAsia" w:ascii="宋体" w:hAnsi="宋体" w:eastAsia="宋体" w:cs="宋体"/>
+              <w:rFonts w:ascii="宋体" w:eastAsia="宋体" w:hAnsi="宋体" w:cs="宋体" w:hint="eastAsia"/>
               <w:szCs w:val="24"/>
             </w:rPr>
             <w:fldChar w:fldCharType="separate"/>
@@ -2249,7 +2190,7 @@
           </w:r>
           <w:r>
             <w:rPr>
-              <w:rFonts w:hint="eastAsia" w:ascii="宋体" w:hAnsi="宋体" w:eastAsia="宋体" w:cs="宋体"/>
+              <w:rFonts w:ascii="宋体" w:eastAsia="宋体" w:hAnsi="宋体" w:cs="宋体" w:hint="eastAsia"/>
               <w:szCs w:val="24"/>
             </w:rPr>
             <w:fldChar w:fldCharType="end"/>
@@ -2257,28 +2198,28 @@
         </w:p>
         <w:p>
           <w:pPr>
-            <w:pStyle w:val="16"/>
+            <w:pStyle w:val="TOC1"/>
             <w:tabs>
               <w:tab w:val="right" w:leader="dot" w:pos="8306"/>
             </w:tabs>
           </w:pPr>
           <w:r>
             <w:rPr>
-              <w:rFonts w:hint="eastAsia" w:ascii="宋体" w:hAnsi="宋体" w:eastAsia="宋体" w:cs="宋体"/>
+              <w:rFonts w:ascii="宋体" w:eastAsia="宋体" w:hAnsi="宋体" w:cs="宋体" w:hint="eastAsia"/>
               <w:szCs w:val="24"/>
             </w:rPr>
             <w:fldChar w:fldCharType="begin"/>
           </w:r>
           <w:r>
             <w:rPr>
-              <w:rFonts w:hint="eastAsia" w:ascii="宋体" w:hAnsi="宋体" w:eastAsia="宋体" w:cs="宋体"/>
+              <w:rFonts w:ascii="宋体" w:eastAsia="宋体" w:hAnsi="宋体" w:cs="宋体" w:hint="eastAsia"/>
               <w:szCs w:val="24"/>
             </w:rPr>
             <w:instrText xml:space="preserve"> HYPERLINK \l _Toc14741 </w:instrText>
           </w:r>
           <w:r>
             <w:rPr>
-              <w:rFonts w:hint="eastAsia" w:ascii="宋体" w:hAnsi="宋体" w:eastAsia="宋体" w:cs="宋体"/>
+              <w:rFonts w:ascii="宋体" w:eastAsia="宋体" w:hAnsi="宋体" w:cs="宋体" w:hint="eastAsia"/>
               <w:szCs w:val="24"/>
             </w:rPr>
             <w:fldChar w:fldCharType="separate"/>
@@ -2310,7 +2251,7 @@
           </w:r>
           <w:r>
             <w:rPr>
-              <w:rFonts w:hint="eastAsia" w:ascii="宋体" w:hAnsi="宋体" w:eastAsia="宋体" w:cs="宋体"/>
+              <w:rFonts w:ascii="宋体" w:eastAsia="宋体" w:hAnsi="宋体" w:cs="宋体" w:hint="eastAsia"/>
               <w:szCs w:val="24"/>
             </w:rPr>
             <w:fldChar w:fldCharType="end"/>
@@ -2318,28 +2259,28 @@
         </w:p>
         <w:p>
           <w:pPr>
-            <w:pStyle w:val="17"/>
+            <w:pStyle w:val="TOC2"/>
             <w:tabs>
               <w:tab w:val="right" w:leader="dot" w:pos="8306"/>
             </w:tabs>
           </w:pPr>
           <w:r>
             <w:rPr>
-              <w:rFonts w:hint="eastAsia" w:ascii="宋体" w:hAnsi="宋体" w:eastAsia="宋体" w:cs="宋体"/>
+              <w:rFonts w:ascii="宋体" w:eastAsia="宋体" w:hAnsi="宋体" w:cs="宋体" w:hint="eastAsia"/>
               <w:szCs w:val="24"/>
             </w:rPr>
             <w:fldChar w:fldCharType="begin"/>
           </w:r>
           <w:r>
             <w:rPr>
-              <w:rFonts w:hint="eastAsia" w:ascii="宋体" w:hAnsi="宋体" w:eastAsia="宋体" w:cs="宋体"/>
+              <w:rFonts w:ascii="宋体" w:eastAsia="宋体" w:hAnsi="宋体" w:cs="宋体" w:hint="eastAsia"/>
               <w:szCs w:val="24"/>
             </w:rPr>
             <w:instrText xml:space="preserve"> HYPERLINK \l _Toc17615 </w:instrText>
           </w:r>
           <w:r>
             <w:rPr>
-              <w:rFonts w:hint="eastAsia" w:ascii="宋体" w:hAnsi="宋体" w:eastAsia="宋体" w:cs="宋体"/>
+              <w:rFonts w:ascii="宋体" w:eastAsia="宋体" w:hAnsi="宋体" w:cs="宋体" w:hint="eastAsia"/>
               <w:szCs w:val="24"/>
             </w:rPr>
             <w:fldChar w:fldCharType="separate"/>
@@ -2371,7 +2312,7 @@
           </w:r>
           <w:r>
             <w:rPr>
-              <w:rFonts w:hint="eastAsia" w:ascii="宋体" w:hAnsi="宋体" w:eastAsia="宋体" w:cs="宋体"/>
+              <w:rFonts w:ascii="宋体" w:eastAsia="宋体" w:hAnsi="宋体" w:cs="宋体" w:hint="eastAsia"/>
               <w:szCs w:val="24"/>
             </w:rPr>
             <w:fldChar w:fldCharType="end"/>
@@ -2379,28 +2320,28 @@
         </w:p>
         <w:p>
           <w:pPr>
-            <w:pStyle w:val="17"/>
+            <w:pStyle w:val="TOC2"/>
             <w:tabs>
               <w:tab w:val="right" w:leader="dot" w:pos="8306"/>
             </w:tabs>
           </w:pPr>
           <w:r>
             <w:rPr>
-              <w:rFonts w:hint="eastAsia" w:ascii="宋体" w:hAnsi="宋体" w:eastAsia="宋体" w:cs="宋体"/>
+              <w:rFonts w:ascii="宋体" w:eastAsia="宋体" w:hAnsi="宋体" w:cs="宋体" w:hint="eastAsia"/>
               <w:szCs w:val="24"/>
             </w:rPr>
             <w:fldChar w:fldCharType="begin"/>
           </w:r>
           <w:r>
             <w:rPr>
-              <w:rFonts w:hint="eastAsia" w:ascii="宋体" w:hAnsi="宋体" w:eastAsia="宋体" w:cs="宋体"/>
+              <w:rFonts w:ascii="宋体" w:eastAsia="宋体" w:hAnsi="宋体" w:cs="宋体" w:hint="eastAsia"/>
               <w:szCs w:val="24"/>
             </w:rPr>
             <w:instrText xml:space="preserve"> HYPERLINK \l _Toc483 </w:instrText>
           </w:r>
           <w:r>
             <w:rPr>
-              <w:rFonts w:hint="eastAsia" w:ascii="宋体" w:hAnsi="宋体" w:eastAsia="宋体" w:cs="宋体"/>
+              <w:rFonts w:ascii="宋体" w:eastAsia="宋体" w:hAnsi="宋体" w:cs="宋体" w:hint="eastAsia"/>
               <w:szCs w:val="24"/>
             </w:rPr>
             <w:fldChar w:fldCharType="separate"/>
@@ -2432,7 +2373,7 @@
           </w:r>
           <w:r>
             <w:rPr>
-              <w:rFonts w:hint="eastAsia" w:ascii="宋体" w:hAnsi="宋体" w:eastAsia="宋体" w:cs="宋体"/>
+              <w:rFonts w:ascii="宋体" w:eastAsia="宋体" w:hAnsi="宋体" w:cs="宋体" w:hint="eastAsia"/>
               <w:szCs w:val="24"/>
             </w:rPr>
             <w:fldChar w:fldCharType="end"/>
@@ -2440,28 +2381,28 @@
         </w:p>
         <w:p>
           <w:pPr>
-            <w:pStyle w:val="17"/>
+            <w:pStyle w:val="TOC2"/>
             <w:tabs>
               <w:tab w:val="right" w:leader="dot" w:pos="8306"/>
             </w:tabs>
           </w:pPr>
           <w:r>
             <w:rPr>
-              <w:rFonts w:hint="eastAsia" w:ascii="宋体" w:hAnsi="宋体" w:eastAsia="宋体" w:cs="宋体"/>
+              <w:rFonts w:ascii="宋体" w:eastAsia="宋体" w:hAnsi="宋体" w:cs="宋体" w:hint="eastAsia"/>
               <w:szCs w:val="24"/>
             </w:rPr>
             <w:fldChar w:fldCharType="begin"/>
           </w:r>
           <w:r>
             <w:rPr>
-              <w:rFonts w:hint="eastAsia" w:ascii="宋体" w:hAnsi="宋体" w:eastAsia="宋体" w:cs="宋体"/>
+              <w:rFonts w:ascii="宋体" w:eastAsia="宋体" w:hAnsi="宋体" w:cs="宋体" w:hint="eastAsia"/>
               <w:szCs w:val="24"/>
             </w:rPr>
             <w:instrText xml:space="preserve"> HYPERLINK \l _Toc16591 </w:instrText>
           </w:r>
           <w:r>
             <w:rPr>
-              <w:rFonts w:hint="eastAsia" w:ascii="宋体" w:hAnsi="宋体" w:eastAsia="宋体" w:cs="宋体"/>
+              <w:rFonts w:ascii="宋体" w:eastAsia="宋体" w:hAnsi="宋体" w:cs="宋体" w:hint="eastAsia"/>
               <w:szCs w:val="24"/>
             </w:rPr>
             <w:fldChar w:fldCharType="separate"/>
@@ -2493,7 +2434,7 @@
           </w:r>
           <w:r>
             <w:rPr>
-              <w:rFonts w:hint="eastAsia" w:ascii="宋体" w:hAnsi="宋体" w:eastAsia="宋体" w:cs="宋体"/>
+              <w:rFonts w:ascii="宋体" w:eastAsia="宋体" w:hAnsi="宋体" w:cs="宋体" w:hint="eastAsia"/>
               <w:szCs w:val="24"/>
             </w:rPr>
             <w:fldChar w:fldCharType="end"/>
@@ -2501,28 +2442,28 @@
         </w:p>
         <w:p>
           <w:pPr>
-            <w:pStyle w:val="16"/>
+            <w:pStyle w:val="TOC1"/>
             <w:tabs>
               <w:tab w:val="right" w:leader="dot" w:pos="8306"/>
             </w:tabs>
           </w:pPr>
           <w:r>
             <w:rPr>
-              <w:rFonts w:hint="eastAsia" w:ascii="宋体" w:hAnsi="宋体" w:eastAsia="宋体" w:cs="宋体"/>
+              <w:rFonts w:ascii="宋体" w:eastAsia="宋体" w:hAnsi="宋体" w:cs="宋体" w:hint="eastAsia"/>
               <w:szCs w:val="24"/>
             </w:rPr>
             <w:fldChar w:fldCharType="begin"/>
           </w:r>
           <w:r>
             <w:rPr>
-              <w:rFonts w:hint="eastAsia" w:ascii="宋体" w:hAnsi="宋体" w:eastAsia="宋体" w:cs="宋体"/>
+              <w:rFonts w:ascii="宋体" w:eastAsia="宋体" w:hAnsi="宋体" w:cs="宋体" w:hint="eastAsia"/>
               <w:szCs w:val="24"/>
             </w:rPr>
             <w:instrText xml:space="preserve"> HYPERLINK \l _Toc10812 </w:instrText>
           </w:r>
           <w:r>
             <w:rPr>
-              <w:rFonts w:hint="eastAsia" w:ascii="宋体" w:hAnsi="宋体" w:eastAsia="宋体" w:cs="宋体"/>
+              <w:rFonts w:ascii="宋体" w:eastAsia="宋体" w:hAnsi="宋体" w:cs="宋体" w:hint="eastAsia"/>
               <w:szCs w:val="24"/>
             </w:rPr>
             <w:fldChar w:fldCharType="separate"/>
@@ -2554,7 +2495,7 @@
           </w:r>
           <w:r>
             <w:rPr>
-              <w:rFonts w:hint="eastAsia" w:ascii="宋体" w:hAnsi="宋体" w:eastAsia="宋体" w:cs="宋体"/>
+              <w:rFonts w:ascii="宋体" w:eastAsia="宋体" w:hAnsi="宋体" w:cs="宋体" w:hint="eastAsia"/>
               <w:szCs w:val="24"/>
             </w:rPr>
             <w:fldChar w:fldCharType="end"/>
@@ -2562,28 +2503,28 @@
         </w:p>
         <w:p>
           <w:pPr>
-            <w:pStyle w:val="17"/>
+            <w:pStyle w:val="TOC2"/>
             <w:tabs>
               <w:tab w:val="right" w:leader="dot" w:pos="8306"/>
             </w:tabs>
           </w:pPr>
           <w:r>
             <w:rPr>
-              <w:rFonts w:hint="eastAsia" w:ascii="宋体" w:hAnsi="宋体" w:eastAsia="宋体" w:cs="宋体"/>
+              <w:rFonts w:ascii="宋体" w:eastAsia="宋体" w:hAnsi="宋体" w:cs="宋体" w:hint="eastAsia"/>
               <w:szCs w:val="24"/>
             </w:rPr>
             <w:fldChar w:fldCharType="begin"/>
           </w:r>
           <w:r>
             <w:rPr>
-              <w:rFonts w:hint="eastAsia" w:ascii="宋体" w:hAnsi="宋体" w:eastAsia="宋体" w:cs="宋体"/>
+              <w:rFonts w:ascii="宋体" w:eastAsia="宋体" w:hAnsi="宋体" w:cs="宋体" w:hint="eastAsia"/>
               <w:szCs w:val="24"/>
             </w:rPr>
             <w:instrText xml:space="preserve"> HYPERLINK \l _Toc8532 </w:instrText>
           </w:r>
           <w:r>
             <w:rPr>
-              <w:rFonts w:hint="eastAsia" w:ascii="宋体" w:hAnsi="宋体" w:eastAsia="宋体" w:cs="宋体"/>
+              <w:rFonts w:ascii="宋体" w:eastAsia="宋体" w:hAnsi="宋体" w:cs="宋体" w:hint="eastAsia"/>
               <w:szCs w:val="24"/>
             </w:rPr>
             <w:fldChar w:fldCharType="separate"/>
@@ -2615,7 +2556,7 @@
           </w:r>
           <w:r>
             <w:rPr>
-              <w:rFonts w:hint="eastAsia" w:ascii="宋体" w:hAnsi="宋体" w:eastAsia="宋体" w:cs="宋体"/>
+              <w:rFonts w:ascii="宋体" w:eastAsia="宋体" w:hAnsi="宋体" w:cs="宋体" w:hint="eastAsia"/>
               <w:szCs w:val="24"/>
             </w:rPr>
             <w:fldChar w:fldCharType="end"/>
@@ -2623,28 +2564,28 @@
         </w:p>
         <w:p>
           <w:pPr>
-            <w:pStyle w:val="17"/>
+            <w:pStyle w:val="TOC2"/>
             <w:tabs>
               <w:tab w:val="right" w:leader="dot" w:pos="8306"/>
             </w:tabs>
           </w:pPr>
           <w:r>
             <w:rPr>
-              <w:rFonts w:hint="eastAsia" w:ascii="宋体" w:hAnsi="宋体" w:eastAsia="宋体" w:cs="宋体"/>
+              <w:rFonts w:ascii="宋体" w:eastAsia="宋体" w:hAnsi="宋体" w:cs="宋体" w:hint="eastAsia"/>
               <w:szCs w:val="24"/>
             </w:rPr>
             <w:fldChar w:fldCharType="begin"/>
           </w:r>
           <w:r>
             <w:rPr>
-              <w:rFonts w:hint="eastAsia" w:ascii="宋体" w:hAnsi="宋体" w:eastAsia="宋体" w:cs="宋体"/>
+              <w:rFonts w:ascii="宋体" w:eastAsia="宋体" w:hAnsi="宋体" w:cs="宋体" w:hint="eastAsia"/>
               <w:szCs w:val="24"/>
             </w:rPr>
             <w:instrText xml:space="preserve"> HYPERLINK \l _Toc28708 </w:instrText>
           </w:r>
           <w:r>
             <w:rPr>
-              <w:rFonts w:hint="eastAsia" w:ascii="宋体" w:hAnsi="宋体" w:eastAsia="宋体" w:cs="宋体"/>
+              <w:rFonts w:ascii="宋体" w:eastAsia="宋体" w:hAnsi="宋体" w:cs="宋体" w:hint="eastAsia"/>
               <w:szCs w:val="24"/>
             </w:rPr>
             <w:fldChar w:fldCharType="separate"/>
@@ -2676,7 +2617,7 @@
           </w:r>
           <w:r>
             <w:rPr>
-              <w:rFonts w:hint="eastAsia" w:ascii="宋体" w:hAnsi="宋体" w:eastAsia="宋体" w:cs="宋体"/>
+              <w:rFonts w:ascii="宋体" w:eastAsia="宋体" w:hAnsi="宋体" w:cs="宋体" w:hint="eastAsia"/>
               <w:szCs w:val="24"/>
             </w:rPr>
             <w:fldChar w:fldCharType="end"/>
@@ -2684,28 +2625,28 @@
         </w:p>
         <w:p>
           <w:pPr>
-            <w:pStyle w:val="16"/>
+            <w:pStyle w:val="TOC1"/>
             <w:tabs>
               <w:tab w:val="right" w:leader="dot" w:pos="8306"/>
             </w:tabs>
           </w:pPr>
           <w:r>
             <w:rPr>
-              <w:rFonts w:hint="eastAsia" w:ascii="宋体" w:hAnsi="宋体" w:eastAsia="宋体" w:cs="宋体"/>
+              <w:rFonts w:ascii="宋体" w:eastAsia="宋体" w:hAnsi="宋体" w:cs="宋体" w:hint="eastAsia"/>
               <w:szCs w:val="24"/>
             </w:rPr>
             <w:fldChar w:fldCharType="begin"/>
           </w:r>
           <w:r>
             <w:rPr>
-              <w:rFonts w:hint="eastAsia" w:ascii="宋体" w:hAnsi="宋体" w:eastAsia="宋体" w:cs="宋体"/>
+              <w:rFonts w:ascii="宋体" w:eastAsia="宋体" w:hAnsi="宋体" w:cs="宋体" w:hint="eastAsia"/>
               <w:szCs w:val="24"/>
             </w:rPr>
             <w:instrText xml:space="preserve"> HYPERLINK \l _Toc15584 </w:instrText>
           </w:r>
           <w:r>
             <w:rPr>
-              <w:rFonts w:hint="eastAsia" w:ascii="宋体" w:hAnsi="宋体" w:eastAsia="宋体" w:cs="宋体"/>
+              <w:rFonts w:ascii="宋体" w:eastAsia="宋体" w:hAnsi="宋体" w:cs="宋体" w:hint="eastAsia"/>
               <w:szCs w:val="24"/>
             </w:rPr>
             <w:fldChar w:fldCharType="separate"/>
@@ -2737,7 +2678,7 @@
           </w:r>
           <w:r>
             <w:rPr>
-              <w:rFonts w:hint="eastAsia" w:ascii="宋体" w:hAnsi="宋体" w:eastAsia="宋体" w:cs="宋体"/>
+              <w:rFonts w:ascii="宋体" w:eastAsia="宋体" w:hAnsi="宋体" w:cs="宋体" w:hint="eastAsia"/>
               <w:szCs w:val="24"/>
             </w:rPr>
             <w:fldChar w:fldCharType="end"/>
@@ -2745,28 +2686,28 @@
         </w:p>
         <w:p>
           <w:pPr>
-            <w:pStyle w:val="17"/>
+            <w:pStyle w:val="TOC2"/>
             <w:tabs>
               <w:tab w:val="right" w:leader="dot" w:pos="8306"/>
             </w:tabs>
           </w:pPr>
           <w:r>
             <w:rPr>
-              <w:rFonts w:hint="eastAsia" w:ascii="宋体" w:hAnsi="宋体" w:eastAsia="宋体" w:cs="宋体"/>
+              <w:rFonts w:ascii="宋体" w:eastAsia="宋体" w:hAnsi="宋体" w:cs="宋体" w:hint="eastAsia"/>
               <w:szCs w:val="24"/>
             </w:rPr>
             <w:fldChar w:fldCharType="begin"/>
           </w:r>
           <w:r>
             <w:rPr>
-              <w:rFonts w:hint="eastAsia" w:ascii="宋体" w:hAnsi="宋体" w:eastAsia="宋体" w:cs="宋体"/>
+              <w:rFonts w:ascii="宋体" w:eastAsia="宋体" w:hAnsi="宋体" w:cs="宋体" w:hint="eastAsia"/>
               <w:szCs w:val="24"/>
             </w:rPr>
             <w:instrText xml:space="preserve"> HYPERLINK \l _Toc27352 </w:instrText>
           </w:r>
           <w:r>
             <w:rPr>
-              <w:rFonts w:hint="eastAsia" w:ascii="宋体" w:hAnsi="宋体" w:eastAsia="宋体" w:cs="宋体"/>
+              <w:rFonts w:ascii="宋体" w:eastAsia="宋体" w:hAnsi="宋体" w:cs="宋体" w:hint="eastAsia"/>
               <w:szCs w:val="24"/>
             </w:rPr>
             <w:fldChar w:fldCharType="separate"/>
@@ -2798,7 +2739,7 @@
           </w:r>
           <w:r>
             <w:rPr>
-              <w:rFonts w:hint="eastAsia" w:ascii="宋体" w:hAnsi="宋体" w:eastAsia="宋体" w:cs="宋体"/>
+              <w:rFonts w:ascii="宋体" w:eastAsia="宋体" w:hAnsi="宋体" w:cs="宋体" w:hint="eastAsia"/>
               <w:szCs w:val="24"/>
             </w:rPr>
             <w:fldChar w:fldCharType="end"/>
@@ -2806,28 +2747,28 @@
         </w:p>
         <w:p>
           <w:pPr>
-            <w:pStyle w:val="17"/>
+            <w:pStyle w:val="TOC2"/>
             <w:tabs>
               <w:tab w:val="right" w:leader="dot" w:pos="8306"/>
             </w:tabs>
           </w:pPr>
           <w:r>
             <w:rPr>
-              <w:rFonts w:hint="eastAsia" w:ascii="宋体" w:hAnsi="宋体" w:eastAsia="宋体" w:cs="宋体"/>
+              <w:rFonts w:ascii="宋体" w:eastAsia="宋体" w:hAnsi="宋体" w:cs="宋体" w:hint="eastAsia"/>
               <w:szCs w:val="24"/>
             </w:rPr>
             <w:fldChar w:fldCharType="begin"/>
           </w:r>
           <w:r>
             <w:rPr>
-              <w:rFonts w:hint="eastAsia" w:ascii="宋体" w:hAnsi="宋体" w:eastAsia="宋体" w:cs="宋体"/>
+              <w:rFonts w:ascii="宋体" w:eastAsia="宋体" w:hAnsi="宋体" w:cs="宋体" w:hint="eastAsia"/>
               <w:szCs w:val="24"/>
             </w:rPr>
             <w:instrText xml:space="preserve"> HYPERLINK \l _Toc9565 </w:instrText>
           </w:r>
           <w:r>
             <w:rPr>
-              <w:rFonts w:hint="eastAsia" w:ascii="宋体" w:hAnsi="宋体" w:eastAsia="宋体" w:cs="宋体"/>
+              <w:rFonts w:ascii="宋体" w:eastAsia="宋体" w:hAnsi="宋体" w:cs="宋体" w:hint="eastAsia"/>
               <w:szCs w:val="24"/>
             </w:rPr>
             <w:fldChar w:fldCharType="separate"/>
@@ -2859,7 +2800,7 @@
           </w:r>
           <w:r>
             <w:rPr>
-              <w:rFonts w:hint="eastAsia" w:ascii="宋体" w:hAnsi="宋体" w:eastAsia="宋体" w:cs="宋体"/>
+              <w:rFonts w:ascii="宋体" w:eastAsia="宋体" w:hAnsi="宋体" w:cs="宋体" w:hint="eastAsia"/>
               <w:szCs w:val="24"/>
             </w:rPr>
             <w:fldChar w:fldCharType="end"/>
@@ -2867,28 +2808,28 @@
         </w:p>
         <w:p>
           <w:pPr>
-            <w:pStyle w:val="17"/>
+            <w:pStyle w:val="TOC2"/>
             <w:tabs>
               <w:tab w:val="right" w:leader="dot" w:pos="8306"/>
             </w:tabs>
           </w:pPr>
           <w:r>
             <w:rPr>
-              <w:rFonts w:hint="eastAsia" w:ascii="宋体" w:hAnsi="宋体" w:eastAsia="宋体" w:cs="宋体"/>
+              <w:rFonts w:ascii="宋体" w:eastAsia="宋体" w:hAnsi="宋体" w:cs="宋体" w:hint="eastAsia"/>
               <w:szCs w:val="24"/>
             </w:rPr>
             <w:fldChar w:fldCharType="begin"/>
           </w:r>
           <w:r>
             <w:rPr>
-              <w:rFonts w:hint="eastAsia" w:ascii="宋体" w:hAnsi="宋体" w:eastAsia="宋体" w:cs="宋体"/>
+              <w:rFonts w:ascii="宋体" w:eastAsia="宋体" w:hAnsi="宋体" w:cs="宋体" w:hint="eastAsia"/>
               <w:szCs w:val="24"/>
             </w:rPr>
             <w:instrText xml:space="preserve"> HYPERLINK \l _Toc26038 </w:instrText>
           </w:r>
           <w:r>
             <w:rPr>
-              <w:rFonts w:hint="eastAsia" w:ascii="宋体" w:hAnsi="宋体" w:eastAsia="宋体" w:cs="宋体"/>
+              <w:rFonts w:ascii="宋体" w:eastAsia="宋体" w:hAnsi="宋体" w:cs="宋体" w:hint="eastAsia"/>
               <w:szCs w:val="24"/>
             </w:rPr>
             <w:fldChar w:fldCharType="separate"/>
@@ -2920,7 +2861,7 @@
           </w:r>
           <w:r>
             <w:rPr>
-              <w:rFonts w:hint="eastAsia" w:ascii="宋体" w:hAnsi="宋体" w:eastAsia="宋体" w:cs="宋体"/>
+              <w:rFonts w:ascii="宋体" w:eastAsia="宋体" w:hAnsi="宋体" w:cs="宋体" w:hint="eastAsia"/>
               <w:szCs w:val="24"/>
             </w:rPr>
             <w:fldChar w:fldCharType="end"/>
@@ -2928,28 +2869,28 @@
         </w:p>
         <w:p>
           <w:pPr>
-            <w:pStyle w:val="16"/>
+            <w:pStyle w:val="TOC1"/>
             <w:tabs>
               <w:tab w:val="right" w:leader="dot" w:pos="8306"/>
             </w:tabs>
           </w:pPr>
           <w:r>
             <w:rPr>
-              <w:rFonts w:hint="eastAsia" w:ascii="宋体" w:hAnsi="宋体" w:eastAsia="宋体" w:cs="宋体"/>
+              <w:rFonts w:ascii="宋体" w:eastAsia="宋体" w:hAnsi="宋体" w:cs="宋体" w:hint="eastAsia"/>
               <w:szCs w:val="24"/>
             </w:rPr>
             <w:fldChar w:fldCharType="begin"/>
           </w:r>
           <w:r>
             <w:rPr>
-              <w:rFonts w:hint="eastAsia" w:ascii="宋体" w:hAnsi="宋体" w:eastAsia="宋体" w:cs="宋体"/>
+              <w:rFonts w:ascii="宋体" w:eastAsia="宋体" w:hAnsi="宋体" w:cs="宋体" w:hint="eastAsia"/>
               <w:szCs w:val="24"/>
             </w:rPr>
             <w:instrText xml:space="preserve"> HYPERLINK \l _Toc23908 </w:instrText>
           </w:r>
           <w:r>
             <w:rPr>
-              <w:rFonts w:hint="eastAsia" w:ascii="宋体" w:hAnsi="宋体" w:eastAsia="宋体" w:cs="宋体"/>
+              <w:rFonts w:ascii="宋体" w:eastAsia="宋体" w:hAnsi="宋体" w:cs="宋体" w:hint="eastAsia"/>
               <w:szCs w:val="24"/>
             </w:rPr>
             <w:fldChar w:fldCharType="separate"/>
@@ -2981,7 +2922,7 @@
           </w:r>
           <w:r>
             <w:rPr>
-              <w:rFonts w:hint="eastAsia" w:ascii="宋体" w:hAnsi="宋体" w:eastAsia="宋体" w:cs="宋体"/>
+              <w:rFonts w:ascii="宋体" w:eastAsia="宋体" w:hAnsi="宋体" w:cs="宋体" w:hint="eastAsia"/>
               <w:szCs w:val="24"/>
             </w:rPr>
             <w:fldChar w:fldCharType="end"/>
@@ -2989,28 +2930,28 @@
         </w:p>
         <w:p>
           <w:pPr>
-            <w:pStyle w:val="17"/>
+            <w:pStyle w:val="TOC2"/>
             <w:tabs>
               <w:tab w:val="right" w:leader="dot" w:pos="8306"/>
             </w:tabs>
           </w:pPr>
           <w:r>
             <w:rPr>
-              <w:rFonts w:hint="eastAsia" w:ascii="宋体" w:hAnsi="宋体" w:eastAsia="宋体" w:cs="宋体"/>
+              <w:rFonts w:ascii="宋体" w:eastAsia="宋体" w:hAnsi="宋体" w:cs="宋体" w:hint="eastAsia"/>
               <w:szCs w:val="24"/>
             </w:rPr>
             <w:fldChar w:fldCharType="begin"/>
           </w:r>
           <w:r>
             <w:rPr>
-              <w:rFonts w:hint="eastAsia" w:ascii="宋体" w:hAnsi="宋体" w:eastAsia="宋体" w:cs="宋体"/>
+              <w:rFonts w:ascii="宋体" w:eastAsia="宋体" w:hAnsi="宋体" w:cs="宋体" w:hint="eastAsia"/>
               <w:szCs w:val="24"/>
             </w:rPr>
             <w:instrText xml:space="preserve"> HYPERLINK \l _Toc29403 </w:instrText>
           </w:r>
           <w:r>
             <w:rPr>
-              <w:rFonts w:hint="eastAsia" w:ascii="宋体" w:hAnsi="宋体" w:eastAsia="宋体" w:cs="宋体"/>
+              <w:rFonts w:ascii="宋体" w:eastAsia="宋体" w:hAnsi="宋体" w:cs="宋体" w:hint="eastAsia"/>
               <w:szCs w:val="24"/>
             </w:rPr>
             <w:fldChar w:fldCharType="separate"/>
@@ -3042,7 +2983,7 @@
           </w:r>
           <w:r>
             <w:rPr>
-              <w:rFonts w:hint="eastAsia" w:ascii="宋体" w:hAnsi="宋体" w:eastAsia="宋体" w:cs="宋体"/>
+              <w:rFonts w:ascii="宋体" w:eastAsia="宋体" w:hAnsi="宋体" w:cs="宋体" w:hint="eastAsia"/>
               <w:szCs w:val="24"/>
             </w:rPr>
             <w:fldChar w:fldCharType="end"/>
@@ -3050,28 +2991,28 @@
         </w:p>
         <w:p>
           <w:pPr>
-            <w:pStyle w:val="17"/>
+            <w:pStyle w:val="TOC2"/>
             <w:tabs>
               <w:tab w:val="right" w:leader="dot" w:pos="8306"/>
             </w:tabs>
           </w:pPr>
           <w:r>
             <w:rPr>
-              <w:rFonts w:hint="eastAsia" w:ascii="宋体" w:hAnsi="宋体" w:eastAsia="宋体" w:cs="宋体"/>
+              <w:rFonts w:ascii="宋体" w:eastAsia="宋体" w:hAnsi="宋体" w:cs="宋体" w:hint="eastAsia"/>
               <w:szCs w:val="24"/>
             </w:rPr>
             <w:fldChar w:fldCharType="begin"/>
           </w:r>
           <w:r>
             <w:rPr>
-              <w:rFonts w:hint="eastAsia" w:ascii="宋体" w:hAnsi="宋体" w:eastAsia="宋体" w:cs="宋体"/>
+              <w:rFonts w:ascii="宋体" w:eastAsia="宋体" w:hAnsi="宋体" w:cs="宋体" w:hint="eastAsia"/>
               <w:szCs w:val="24"/>
             </w:rPr>
             <w:instrText xml:space="preserve"> HYPERLINK \l _Toc2271 </w:instrText>
           </w:r>
           <w:r>
             <w:rPr>
-              <w:rFonts w:hint="eastAsia" w:ascii="宋体" w:hAnsi="宋体" w:eastAsia="宋体" w:cs="宋体"/>
+              <w:rFonts w:ascii="宋体" w:eastAsia="宋体" w:hAnsi="宋体" w:cs="宋体" w:hint="eastAsia"/>
               <w:szCs w:val="24"/>
             </w:rPr>
             <w:fldChar w:fldCharType="separate"/>
@@ -3103,7 +3044,7 @@
           </w:r>
           <w:r>
             <w:rPr>
-              <w:rFonts w:hint="eastAsia" w:ascii="宋体" w:hAnsi="宋体" w:eastAsia="宋体" w:cs="宋体"/>
+              <w:rFonts w:ascii="宋体" w:eastAsia="宋体" w:hAnsi="宋体" w:cs="宋体" w:hint="eastAsia"/>
               <w:szCs w:val="24"/>
             </w:rPr>
             <w:fldChar w:fldCharType="end"/>
@@ -3111,28 +3052,28 @@
         </w:p>
         <w:p>
           <w:pPr>
-            <w:pStyle w:val="17"/>
+            <w:pStyle w:val="TOC2"/>
             <w:tabs>
               <w:tab w:val="right" w:leader="dot" w:pos="8306"/>
             </w:tabs>
           </w:pPr>
           <w:r>
             <w:rPr>
-              <w:rFonts w:hint="eastAsia" w:ascii="宋体" w:hAnsi="宋体" w:eastAsia="宋体" w:cs="宋体"/>
+              <w:rFonts w:ascii="宋体" w:eastAsia="宋体" w:hAnsi="宋体" w:cs="宋体" w:hint="eastAsia"/>
               <w:szCs w:val="24"/>
             </w:rPr>
             <w:fldChar w:fldCharType="begin"/>
           </w:r>
           <w:r>
             <w:rPr>
-              <w:rFonts w:hint="eastAsia" w:ascii="宋体" w:hAnsi="宋体" w:eastAsia="宋体" w:cs="宋体"/>
+              <w:rFonts w:ascii="宋体" w:eastAsia="宋体" w:hAnsi="宋体" w:cs="宋体" w:hint="eastAsia"/>
               <w:szCs w:val="24"/>
             </w:rPr>
             <w:instrText xml:space="preserve"> HYPERLINK \l _Toc8135 </w:instrText>
           </w:r>
           <w:r>
             <w:rPr>
-              <w:rFonts w:hint="eastAsia" w:ascii="宋体" w:hAnsi="宋体" w:eastAsia="宋体" w:cs="宋体"/>
+              <w:rFonts w:ascii="宋体" w:eastAsia="宋体" w:hAnsi="宋体" w:cs="宋体" w:hint="eastAsia"/>
               <w:szCs w:val="24"/>
             </w:rPr>
             <w:fldChar w:fldCharType="separate"/>
@@ -3164,7 +3105,7 @@
           </w:r>
           <w:r>
             <w:rPr>
-              <w:rFonts w:hint="eastAsia" w:ascii="宋体" w:hAnsi="宋体" w:eastAsia="宋体" w:cs="宋体"/>
+              <w:rFonts w:ascii="宋体" w:eastAsia="宋体" w:hAnsi="宋体" w:cs="宋体" w:hint="eastAsia"/>
               <w:szCs w:val="24"/>
             </w:rPr>
             <w:fldChar w:fldCharType="end"/>
@@ -3172,28 +3113,28 @@
         </w:p>
         <w:p>
           <w:pPr>
-            <w:pStyle w:val="16"/>
+            <w:pStyle w:val="TOC1"/>
             <w:tabs>
               <w:tab w:val="right" w:leader="dot" w:pos="8306"/>
             </w:tabs>
           </w:pPr>
           <w:r>
             <w:rPr>
-              <w:rFonts w:hint="eastAsia" w:ascii="宋体" w:hAnsi="宋体" w:eastAsia="宋体" w:cs="宋体"/>
+              <w:rFonts w:ascii="宋体" w:eastAsia="宋体" w:hAnsi="宋体" w:cs="宋体" w:hint="eastAsia"/>
               <w:szCs w:val="24"/>
             </w:rPr>
             <w:fldChar w:fldCharType="begin"/>
           </w:r>
           <w:r>
             <w:rPr>
-              <w:rFonts w:hint="eastAsia" w:ascii="宋体" w:hAnsi="宋体" w:eastAsia="宋体" w:cs="宋体"/>
+              <w:rFonts w:ascii="宋体" w:eastAsia="宋体" w:hAnsi="宋体" w:cs="宋体" w:hint="eastAsia"/>
               <w:szCs w:val="24"/>
             </w:rPr>
             <w:instrText xml:space="preserve"> HYPERLINK \l _Toc31651 </w:instrText>
           </w:r>
           <w:r>
             <w:rPr>
-              <w:rFonts w:hint="eastAsia" w:ascii="宋体" w:hAnsi="宋体" w:eastAsia="宋体" w:cs="宋体"/>
+              <w:rFonts w:ascii="宋体" w:eastAsia="宋体" w:hAnsi="宋体" w:cs="宋体" w:hint="eastAsia"/>
               <w:szCs w:val="24"/>
             </w:rPr>
             <w:fldChar w:fldCharType="separate"/>
@@ -3225,7 +3166,7 @@
           </w:r>
           <w:r>
             <w:rPr>
-              <w:rFonts w:hint="eastAsia" w:ascii="宋体" w:hAnsi="宋体" w:eastAsia="宋体" w:cs="宋体"/>
+              <w:rFonts w:ascii="宋体" w:eastAsia="宋体" w:hAnsi="宋体" w:cs="宋体" w:hint="eastAsia"/>
               <w:szCs w:val="24"/>
             </w:rPr>
             <w:fldChar w:fldCharType="end"/>
@@ -3233,28 +3174,28 @@
         </w:p>
         <w:p>
           <w:pPr>
-            <w:pStyle w:val="17"/>
+            <w:pStyle w:val="TOC2"/>
             <w:tabs>
               <w:tab w:val="right" w:leader="dot" w:pos="8306"/>
             </w:tabs>
           </w:pPr>
           <w:r>
             <w:rPr>
-              <w:rFonts w:hint="eastAsia" w:ascii="宋体" w:hAnsi="宋体" w:eastAsia="宋体" w:cs="宋体"/>
+              <w:rFonts w:ascii="宋体" w:eastAsia="宋体" w:hAnsi="宋体" w:cs="宋体" w:hint="eastAsia"/>
               <w:szCs w:val="24"/>
             </w:rPr>
             <w:fldChar w:fldCharType="begin"/>
           </w:r>
           <w:r>
             <w:rPr>
-              <w:rFonts w:hint="eastAsia" w:ascii="宋体" w:hAnsi="宋体" w:eastAsia="宋体" w:cs="宋体"/>
+              <w:rFonts w:ascii="宋体" w:eastAsia="宋体" w:hAnsi="宋体" w:cs="宋体" w:hint="eastAsia"/>
               <w:szCs w:val="24"/>
             </w:rPr>
             <w:instrText xml:space="preserve"> HYPERLINK \l _Toc17412 </w:instrText>
           </w:r>
           <w:r>
             <w:rPr>
-              <w:rFonts w:hint="eastAsia" w:ascii="宋体" w:hAnsi="宋体" w:eastAsia="宋体" w:cs="宋体"/>
+              <w:rFonts w:ascii="宋体" w:eastAsia="宋体" w:hAnsi="宋体" w:cs="宋体" w:hint="eastAsia"/>
               <w:szCs w:val="24"/>
             </w:rPr>
             <w:fldChar w:fldCharType="separate"/>
@@ -3286,7 +3227,7 @@
           </w:r>
           <w:r>
             <w:rPr>
-              <w:rFonts w:hint="eastAsia" w:ascii="宋体" w:hAnsi="宋体" w:eastAsia="宋体" w:cs="宋体"/>
+              <w:rFonts w:ascii="宋体" w:eastAsia="宋体" w:hAnsi="宋体" w:cs="宋体" w:hint="eastAsia"/>
               <w:szCs w:val="24"/>
             </w:rPr>
             <w:fldChar w:fldCharType="end"/>
@@ -3294,28 +3235,28 @@
         </w:p>
         <w:p>
           <w:pPr>
-            <w:pStyle w:val="17"/>
+            <w:pStyle w:val="TOC2"/>
             <w:tabs>
               <w:tab w:val="right" w:leader="dot" w:pos="8306"/>
             </w:tabs>
           </w:pPr>
           <w:r>
             <w:rPr>
-              <w:rFonts w:hint="eastAsia" w:ascii="宋体" w:hAnsi="宋体" w:eastAsia="宋体" w:cs="宋体"/>
+              <w:rFonts w:ascii="宋体" w:eastAsia="宋体" w:hAnsi="宋体" w:cs="宋体" w:hint="eastAsia"/>
               <w:szCs w:val="24"/>
             </w:rPr>
             <w:fldChar w:fldCharType="begin"/>
           </w:r>
           <w:r>
             <w:rPr>
-              <w:rFonts w:hint="eastAsia" w:ascii="宋体" w:hAnsi="宋体" w:eastAsia="宋体" w:cs="宋体"/>
+              <w:rFonts w:ascii="宋体" w:eastAsia="宋体" w:hAnsi="宋体" w:cs="宋体" w:hint="eastAsia"/>
               <w:szCs w:val="24"/>
             </w:rPr>
             <w:instrText xml:space="preserve"> HYPERLINK \l _Toc24051 </w:instrText>
           </w:r>
           <w:r>
             <w:rPr>
-              <w:rFonts w:hint="eastAsia" w:ascii="宋体" w:hAnsi="宋体" w:eastAsia="宋体" w:cs="宋体"/>
+              <w:rFonts w:ascii="宋体" w:eastAsia="宋体" w:hAnsi="宋体" w:cs="宋体" w:hint="eastAsia"/>
               <w:szCs w:val="24"/>
             </w:rPr>
             <w:fldChar w:fldCharType="separate"/>
@@ -3347,7 +3288,7 @@
           </w:r>
           <w:r>
             <w:rPr>
-              <w:rFonts w:hint="eastAsia" w:ascii="宋体" w:hAnsi="宋体" w:eastAsia="宋体" w:cs="宋体"/>
+              <w:rFonts w:ascii="宋体" w:eastAsia="宋体" w:hAnsi="宋体" w:cs="宋体" w:hint="eastAsia"/>
               <w:szCs w:val="24"/>
             </w:rPr>
             <w:fldChar w:fldCharType="end"/>
@@ -3355,28 +3296,28 @@
         </w:p>
         <w:p>
           <w:pPr>
-            <w:pStyle w:val="17"/>
+            <w:pStyle w:val="TOC2"/>
             <w:tabs>
               <w:tab w:val="right" w:leader="dot" w:pos="8306"/>
             </w:tabs>
           </w:pPr>
           <w:r>
             <w:rPr>
-              <w:rFonts w:hint="eastAsia" w:ascii="宋体" w:hAnsi="宋体" w:eastAsia="宋体" w:cs="宋体"/>
+              <w:rFonts w:ascii="宋体" w:eastAsia="宋体" w:hAnsi="宋体" w:cs="宋体" w:hint="eastAsia"/>
               <w:szCs w:val="24"/>
             </w:rPr>
             <w:fldChar w:fldCharType="begin"/>
           </w:r>
           <w:r>
             <w:rPr>
-              <w:rFonts w:hint="eastAsia" w:ascii="宋体" w:hAnsi="宋体" w:eastAsia="宋体" w:cs="宋体"/>
+              <w:rFonts w:ascii="宋体" w:eastAsia="宋体" w:hAnsi="宋体" w:cs="宋体" w:hint="eastAsia"/>
               <w:szCs w:val="24"/>
             </w:rPr>
             <w:instrText xml:space="preserve"> HYPERLINK \l _Toc25122 </w:instrText>
           </w:r>
           <w:r>
             <w:rPr>
-              <w:rFonts w:hint="eastAsia" w:ascii="宋体" w:hAnsi="宋体" w:eastAsia="宋体" w:cs="宋体"/>
+              <w:rFonts w:ascii="宋体" w:eastAsia="宋体" w:hAnsi="宋体" w:cs="宋体" w:hint="eastAsia"/>
               <w:szCs w:val="24"/>
             </w:rPr>
             <w:fldChar w:fldCharType="separate"/>
@@ -3408,7 +3349,7 @@
           </w:r>
           <w:r>
             <w:rPr>
-              <w:rFonts w:hint="eastAsia" w:ascii="宋体" w:hAnsi="宋体" w:eastAsia="宋体" w:cs="宋体"/>
+              <w:rFonts w:ascii="宋体" w:eastAsia="宋体" w:hAnsi="宋体" w:cs="宋体" w:hint="eastAsia"/>
               <w:szCs w:val="24"/>
             </w:rPr>
             <w:fldChar w:fldCharType="end"/>
@@ -3416,28 +3357,28 @@
         </w:p>
         <w:p>
           <w:pPr>
-            <w:pStyle w:val="16"/>
+            <w:pStyle w:val="TOC1"/>
             <w:tabs>
               <w:tab w:val="right" w:leader="dot" w:pos="8306"/>
             </w:tabs>
           </w:pPr>
           <w:r>
             <w:rPr>
-              <w:rFonts w:hint="eastAsia" w:ascii="宋体" w:hAnsi="宋体" w:eastAsia="宋体" w:cs="宋体"/>
+              <w:rFonts w:ascii="宋体" w:eastAsia="宋体" w:hAnsi="宋体" w:cs="宋体" w:hint="eastAsia"/>
               <w:szCs w:val="24"/>
             </w:rPr>
             <w:fldChar w:fldCharType="begin"/>
           </w:r>
           <w:r>
             <w:rPr>
-              <w:rFonts w:hint="eastAsia" w:ascii="宋体" w:hAnsi="宋体" w:eastAsia="宋体" w:cs="宋体"/>
+              <w:rFonts w:ascii="宋体" w:eastAsia="宋体" w:hAnsi="宋体" w:cs="宋体" w:hint="eastAsia"/>
               <w:szCs w:val="24"/>
             </w:rPr>
             <w:instrText xml:space="preserve"> HYPERLINK \l _Toc7694 </w:instrText>
           </w:r>
           <w:r>
             <w:rPr>
-              <w:rFonts w:hint="eastAsia" w:ascii="宋体" w:hAnsi="宋体" w:eastAsia="宋体" w:cs="宋体"/>
+              <w:rFonts w:ascii="宋体" w:eastAsia="宋体" w:hAnsi="宋体" w:cs="宋体" w:hint="eastAsia"/>
               <w:szCs w:val="24"/>
             </w:rPr>
             <w:fldChar w:fldCharType="separate"/>
@@ -3476,7 +3417,7 @@
           </w:r>
           <w:r>
             <w:rPr>
-              <w:rFonts w:hint="eastAsia" w:ascii="宋体" w:hAnsi="宋体" w:eastAsia="宋体" w:cs="宋体"/>
+              <w:rFonts w:ascii="宋体" w:eastAsia="宋体" w:hAnsi="宋体" w:cs="宋体" w:hint="eastAsia"/>
               <w:szCs w:val="24"/>
             </w:rPr>
             <w:fldChar w:fldCharType="end"/>
@@ -3484,28 +3425,28 @@
         </w:p>
         <w:p>
           <w:pPr>
-            <w:pStyle w:val="16"/>
+            <w:pStyle w:val="TOC1"/>
             <w:tabs>
               <w:tab w:val="right" w:leader="dot" w:pos="8306"/>
             </w:tabs>
           </w:pPr>
           <w:r>
             <w:rPr>
-              <w:rFonts w:hint="eastAsia" w:ascii="宋体" w:hAnsi="宋体" w:eastAsia="宋体" w:cs="宋体"/>
+              <w:rFonts w:ascii="宋体" w:eastAsia="宋体" w:hAnsi="宋体" w:cs="宋体" w:hint="eastAsia"/>
               <w:szCs w:val="24"/>
             </w:rPr>
             <w:fldChar w:fldCharType="begin"/>
           </w:r>
           <w:r>
             <w:rPr>
-              <w:rFonts w:hint="eastAsia" w:ascii="宋体" w:hAnsi="宋体" w:eastAsia="宋体" w:cs="宋体"/>
+              <w:rFonts w:ascii="宋体" w:eastAsia="宋体" w:hAnsi="宋体" w:cs="宋体" w:hint="eastAsia"/>
               <w:szCs w:val="24"/>
             </w:rPr>
             <w:instrText xml:space="preserve"> HYPERLINK \l _Toc5518 </w:instrText>
           </w:r>
           <w:r>
             <w:rPr>
-              <w:rFonts w:hint="eastAsia" w:ascii="宋体" w:hAnsi="宋体" w:eastAsia="宋体" w:cs="宋体"/>
+              <w:rFonts w:ascii="宋体" w:eastAsia="宋体" w:hAnsi="宋体" w:cs="宋体" w:hint="eastAsia"/>
               <w:szCs w:val="24"/>
             </w:rPr>
             <w:fldChar w:fldCharType="separate"/>
@@ -3537,7 +3478,7 @@
           </w:r>
           <w:r>
             <w:rPr>
-              <w:rFonts w:hint="eastAsia" w:ascii="宋体" w:hAnsi="宋体" w:eastAsia="宋体" w:cs="宋体"/>
+              <w:rFonts w:ascii="宋体" w:eastAsia="宋体" w:hAnsi="宋体" w:cs="宋体" w:hint="eastAsia"/>
               <w:szCs w:val="24"/>
             </w:rPr>
             <w:fldChar w:fldCharType="end"/>
@@ -3561,7 +3502,7 @@
             <w:spacing w:line="312" w:lineRule="auto"/>
             <w:textAlignment w:val="baseline"/>
             <w:rPr>
-              <w:rFonts w:hint="eastAsia" w:ascii="宋体" w:hAnsi="宋体" w:eastAsia="宋体" w:cs="宋体"/>
+              <w:rFonts w:ascii="宋体" w:eastAsia="宋体" w:hAnsi="宋体" w:cs="宋体" w:hint="eastAsia"/>
               <w:snapToGrid w:val="0"/>
               <w:color w:val="000000"/>
               <w:kern w:val="0"/>
@@ -3572,7 +3513,7 @@
           </w:pPr>
           <w:r>
             <w:rPr>
-              <w:rFonts w:hint="eastAsia" w:ascii="宋体" w:hAnsi="宋体" w:eastAsia="宋体" w:cs="宋体"/>
+              <w:rFonts w:ascii="宋体" w:eastAsia="宋体" w:hAnsi="宋体" w:cs="宋体" w:hint="eastAsia"/>
               <w:szCs w:val="24"/>
             </w:rPr>
             <w:fldChar w:fldCharType="end"/>
@@ -3607,7 +3548,7 @@
     </w:p>
     <w:p>
       <w:pPr>
-        <w:pStyle w:val="28"/>
+        <w:pStyle w:val="1"/>
         <w:keepNext w:val="0"/>
         <w:keepLines w:val="0"/>
         <w:pageBreakBefore w:val="0"/>
@@ -3639,7 +3580,7 @@
     </w:p>
     <w:p>
       <w:pPr>
-        <w:pStyle w:val="30"/>
+        <w:pStyle w:val="2"/>
         <w:keepNext w:val="0"/>
         <w:keepLines w:val="0"/>
         <w:pageBreakBefore w:val="0"/>
@@ -3671,7 +3612,7 @@
     </w:p>
     <w:p>
       <w:pPr>
-        <w:pStyle w:val="29"/>
+        <w:pStyle w:val="a1"/>
         <w:bidi w:val="0"/>
         <w:rPr>
           <w:rFonts w:hint="default"/>
@@ -3681,8 +3622,8 @@
       <w:r>
         <w:t>为实现公司可持续发展战略，保障</w:t>
       </w:r>
-      <w:bookmarkStart w:id="23" w:name="_GoBack"/>
-      <w:bookmarkEnd w:id="23"/>
+      <w:bookmarkStart w:id="4" w:name="_GoBack"/>
+      <w:bookmarkEnd w:id="4"/>
       <w:r>
         <w:t>运维服务业务</w:t>
       </w:r>
@@ -3695,7 +3636,7 @@
     </w:p>
     <w:p>
       <w:pPr>
-        <w:pStyle w:val="30"/>
+        <w:pStyle w:val="2"/>
         <w:keepNext w:val="0"/>
         <w:keepLines w:val="0"/>
         <w:pageBreakBefore w:val="0"/>
@@ -3715,7 +3656,7 @@
           <w:lang w:val="en-US" w:eastAsia="zh-CN"/>
         </w:rPr>
       </w:pPr>
-      <w:bookmarkStart w:id="4" w:name="_Toc483"/>
+      <w:bookmarkStart w:id="5" w:name="_Toc483"/>
       <w:r>
         <w:rPr>
           <w:rFonts w:hint="default"/>
@@ -3723,11 +3664,11 @@
         </w:rPr>
         <w:t>目标</w:t>
       </w:r>
-      <w:bookmarkEnd w:id="4"/>
+      <w:bookmarkEnd w:id="5"/>
     </w:p>
     <w:p>
       <w:pPr>
-        <w:pStyle w:val="29"/>
+        <w:pStyle w:val="a1"/>
         <w:keepNext w:val="0"/>
         <w:keepLines w:val="0"/>
         <w:pageBreakBefore w:val="0"/>
@@ -3745,7 +3686,7 @@
         <w:bidi w:val="0"/>
         <w:adjustRightInd w:val="0"/>
         <w:snapToGrid w:val="0"/>
-        <w:ind w:left="425" w:leftChars="0" w:hanging="425" w:firstLineChars="0"/>
+        <w:ind w:left="425" w:hanging="425" w:leftChars="0" w:firstLineChars="0"/>
         <w:textAlignment w:val="baseline"/>
         <w:rPr>
           <w:rFonts w:hint="default"/>
@@ -3762,7 +3703,7 @@
     </w:p>
     <w:p>
       <w:pPr>
-        <w:pStyle w:val="29"/>
+        <w:pStyle w:val="a1"/>
         <w:keepNext w:val="0"/>
         <w:keepLines w:val="0"/>
         <w:pageBreakBefore w:val="0"/>
@@ -3780,7 +3721,7 @@
         <w:bidi w:val="0"/>
         <w:adjustRightInd w:val="0"/>
         <w:snapToGrid w:val="0"/>
-        <w:ind w:left="425" w:leftChars="0" w:hanging="425" w:firstLineChars="0"/>
+        <w:ind w:left="425" w:hanging="425" w:leftChars="0" w:firstLineChars="0"/>
         <w:textAlignment w:val="baseline"/>
         <w:rPr>
           <w:rFonts w:hint="default"/>
@@ -3797,7 +3738,7 @@
     </w:p>
     <w:p>
       <w:pPr>
-        <w:pStyle w:val="29"/>
+        <w:pStyle w:val="a1"/>
         <w:keepNext w:val="0"/>
         <w:keepLines w:val="0"/>
         <w:pageBreakBefore w:val="0"/>
@@ -3815,7 +3756,7 @@
         <w:bidi w:val="0"/>
         <w:adjustRightInd w:val="0"/>
         <w:snapToGrid w:val="0"/>
-        <w:ind w:left="425" w:leftChars="0" w:hanging="425" w:firstLineChars="0"/>
+        <w:ind w:left="425" w:hanging="425" w:leftChars="0" w:firstLineChars="0"/>
         <w:textAlignment w:val="baseline"/>
         <w:rPr>
           <w:rFonts w:hint="default"/>
@@ -3832,7 +3773,7 @@
     </w:p>
     <w:p>
       <w:pPr>
-        <w:pStyle w:val="29"/>
+        <w:pStyle w:val="a1"/>
         <w:keepNext w:val="0"/>
         <w:keepLines w:val="0"/>
         <w:pageBreakBefore w:val="0"/>
@@ -3850,7 +3791,7 @@
         <w:bidi w:val="0"/>
         <w:adjustRightInd w:val="0"/>
         <w:snapToGrid w:val="0"/>
-        <w:ind w:left="425" w:leftChars="0" w:hanging="425" w:firstLineChars="0"/>
+        <w:ind w:left="425" w:hanging="425" w:leftChars="0" w:firstLineChars="0"/>
         <w:textAlignment w:val="baseline"/>
         <w:rPr>
           <w:rFonts w:hint="default"/>
@@ -3867,7 +3808,7 @@
     </w:p>
     <w:p>
       <w:pPr>
-        <w:pStyle w:val="30"/>
+        <w:pStyle w:val="2"/>
         <w:keepNext w:val="0"/>
         <w:keepLines w:val="0"/>
         <w:pageBreakBefore w:val="0"/>
@@ -3887,7 +3828,7 @@
           <w:lang w:val="en-US" w:eastAsia="zh-CN"/>
         </w:rPr>
       </w:pPr>
-      <w:bookmarkStart w:id="5" w:name="_Toc16591"/>
+      <w:bookmarkStart w:id="6" w:name="_Toc16591"/>
       <w:r>
         <w:rPr>
           <w:rFonts w:hint="default"/>
@@ -3895,11 +3836,11 @@
         </w:rPr>
         <w:t>适用范围</w:t>
       </w:r>
-      <w:bookmarkEnd w:id="5"/>
+      <w:bookmarkEnd w:id="6"/>
     </w:p>
     <w:p>
       <w:pPr>
-        <w:pStyle w:val="29"/>
+        <w:pStyle w:val="a1"/>
         <w:keepNext w:val="0"/>
         <w:keepLines w:val="0"/>
         <w:pageBreakBefore w:val="0"/>
@@ -3929,7 +3870,7 @@
     </w:p>
     <w:p>
       <w:pPr>
-        <w:pStyle w:val="28"/>
+        <w:pStyle w:val="1"/>
         <w:keepNext w:val="0"/>
         <w:keepLines w:val="0"/>
         <w:pageBreakBefore w:val="0"/>
@@ -3949,7 +3890,7 @@
           <w:lang w:val="en-US" w:eastAsia="zh-CN"/>
         </w:rPr>
       </w:pPr>
-      <w:bookmarkStart w:id="6" w:name="_Toc10812"/>
+      <w:bookmarkStart w:id="7" w:name="_Toc10812"/>
       <w:r>
         <w:rPr>
           <w:rFonts w:hint="default"/>
@@ -3957,11 +3898,11 @@
         </w:rPr>
         <w:t>职责分工</w:t>
       </w:r>
-      <w:bookmarkEnd w:id="6"/>
+      <w:bookmarkEnd w:id="7"/>
     </w:p>
     <w:p>
       <w:pPr>
-        <w:pStyle w:val="30"/>
+        <w:pStyle w:val="2"/>
         <w:keepNext w:val="0"/>
         <w:keepLines w:val="0"/>
         <w:pageBreakBefore w:val="0"/>
@@ -3981,7 +3922,7 @@
           <w:lang w:val="en-US" w:eastAsia="zh-CN"/>
         </w:rPr>
       </w:pPr>
-      <w:bookmarkStart w:id="7" w:name="_Toc8532"/>
+      <w:bookmarkStart w:id="8" w:name="_Toc8532"/>
       <w:r>
         <w:rPr>
           <w:rFonts w:hint="default"/>
@@ -3989,11 +3930,11 @@
         </w:rPr>
         <w:t>人力资源部</w:t>
       </w:r>
-      <w:bookmarkEnd w:id="7"/>
+      <w:bookmarkEnd w:id="8"/>
     </w:p>
     <w:p>
       <w:pPr>
-        <w:pStyle w:val="29"/>
+        <w:pStyle w:val="a1"/>
         <w:keepNext w:val="0"/>
         <w:keepLines w:val="0"/>
         <w:pageBreakBefore w:val="0"/>
@@ -4023,7 +3964,7 @@
     </w:p>
     <w:p>
       <w:pPr>
-        <w:pStyle w:val="29"/>
+        <w:pStyle w:val="a1"/>
         <w:keepNext w:val="0"/>
         <w:keepLines w:val="0"/>
         <w:pageBreakBefore w:val="0"/>
@@ -4053,7 +3994,7 @@
     </w:p>
     <w:p>
       <w:pPr>
-        <w:pStyle w:val="29"/>
+        <w:pStyle w:val="a1"/>
         <w:keepNext w:val="0"/>
         <w:keepLines w:val="0"/>
         <w:pageBreakBefore w:val="0"/>
@@ -4083,7 +4024,7 @@
     </w:p>
     <w:p>
       <w:pPr>
-        <w:pStyle w:val="29"/>
+        <w:pStyle w:val="a1"/>
         <w:keepNext w:val="0"/>
         <w:keepLines w:val="0"/>
         <w:pageBreakBefore w:val="0"/>
@@ -4113,7 +4054,7 @@
     </w:p>
     <w:p>
       <w:pPr>
-        <w:pStyle w:val="29"/>
+        <w:pStyle w:val="a1"/>
         <w:keepNext w:val="0"/>
         <w:keepLines w:val="0"/>
         <w:pageBreakBefore w:val="0"/>
@@ -4143,7 +4084,7 @@
     </w:p>
     <w:p>
       <w:pPr>
-        <w:pStyle w:val="29"/>
+        <w:pStyle w:val="a1"/>
         <w:keepNext w:val="0"/>
         <w:keepLines w:val="0"/>
         <w:pageBreakBefore w:val="0"/>
@@ -4173,7 +4114,7 @@
     </w:p>
     <w:p>
       <w:pPr>
-        <w:pStyle w:val="30"/>
+        <w:pStyle w:val="2"/>
         <w:keepNext w:val="0"/>
         <w:keepLines w:val="0"/>
         <w:pageBreakBefore w:val="0"/>
@@ -4193,7 +4134,7 @@
           <w:lang w:val="en-US" w:eastAsia="zh-CN"/>
         </w:rPr>
       </w:pPr>
-      <w:bookmarkStart w:id="8" w:name="_Toc28708"/>
+      <w:bookmarkStart w:id="9" w:name="_Toc28708"/>
       <w:r>
         <w:rPr>
           <w:rFonts w:hint="default"/>
@@ -4201,11 +4142,11 @@
         </w:rPr>
         <w:t>各业务与职能部门</w:t>
       </w:r>
-      <w:bookmarkEnd w:id="8"/>
+      <w:bookmarkEnd w:id="9"/>
     </w:p>
     <w:p>
       <w:pPr>
-        <w:pStyle w:val="29"/>
+        <w:pStyle w:val="a1"/>
         <w:keepNext w:val="0"/>
         <w:keepLines w:val="0"/>
         <w:pageBreakBefore w:val="0"/>
@@ -4235,7 +4176,7 @@
     </w:p>
     <w:p>
       <w:pPr>
-        <w:pStyle w:val="29"/>
+        <w:pStyle w:val="a1"/>
         <w:keepNext w:val="0"/>
         <w:keepLines w:val="0"/>
         <w:pageBreakBefore w:val="0"/>
@@ -4265,7 +4206,7 @@
     </w:p>
     <w:p>
       <w:pPr>
-        <w:pStyle w:val="29"/>
+        <w:pStyle w:val="a1"/>
         <w:keepNext w:val="0"/>
         <w:keepLines w:val="0"/>
         <w:pageBreakBefore w:val="0"/>
@@ -4295,7 +4236,7 @@
     </w:p>
     <w:p>
       <w:pPr>
-        <w:pStyle w:val="29"/>
+        <w:pStyle w:val="a1"/>
         <w:keepNext w:val="0"/>
         <w:keepLines w:val="0"/>
         <w:pageBreakBefore w:val="0"/>
@@ -4325,7 +4266,7 @@
     </w:p>
     <w:p>
       <w:pPr>
-        <w:pStyle w:val="29"/>
+        <w:pStyle w:val="a1"/>
         <w:keepNext w:val="0"/>
         <w:keepLines w:val="0"/>
         <w:pageBreakBefore w:val="0"/>
@@ -4355,45 +4296,45 @@
     </w:p>
     <w:p>
       <w:pPr>
-        <w:pStyle w:val="28"/>
+        <w:pStyle w:val="1"/>
         <w:bidi w:val="0"/>
         <w:rPr>
           <w:rFonts w:hint="default"/>
           <w:lang w:val="en-US" w:eastAsia="zh-CN"/>
         </w:rPr>
       </w:pPr>
-      <w:bookmarkStart w:id="9" w:name="_Toc15584"/>
+      <w:bookmarkStart w:id="10" w:name="_Toc15584"/>
       <w:r>
         <w:rPr>
           <w:rFonts w:hint="default"/>
           <w:lang w:val="en-US" w:eastAsia="zh-CN"/>
         </w:rPr>
         <w:t>储备制度建立</w:t>
-      </w:r>
-      <w:bookmarkEnd w:id="9"/>
-    </w:p>
-    <w:p>
-      <w:pPr>
-        <w:pStyle w:val="30"/>
-        <w:bidi w:val="0"/>
-        <w:rPr>
-          <w:rFonts w:hint="default"/>
-          <w:lang w:val="en-US" w:eastAsia="zh-CN"/>
-        </w:rPr>
-      </w:pPr>
-      <w:bookmarkStart w:id="10" w:name="_Toc27352"/>
-      <w:r>
-        <w:rPr>
-          <w:rFonts w:hint="default"/>
-          <w:lang w:val="en-US" w:eastAsia="zh-CN"/>
-        </w:rPr>
-        <w:t>基于业务战略的人才规划</w:t>
       </w:r>
       <w:bookmarkEnd w:id="10"/>
     </w:p>
     <w:p>
       <w:pPr>
-        <w:pStyle w:val="29"/>
+        <w:pStyle w:val="2"/>
+        <w:bidi w:val="0"/>
+        <w:rPr>
+          <w:rFonts w:hint="default"/>
+          <w:lang w:val="en-US" w:eastAsia="zh-CN"/>
+        </w:rPr>
+      </w:pPr>
+      <w:bookmarkStart w:id="11" w:name="_Toc27352"/>
+      <w:r>
+        <w:rPr>
+          <w:rFonts w:hint="default"/>
+          <w:lang w:val="en-US" w:eastAsia="zh-CN"/>
+        </w:rPr>
+        <w:t>基于业务战略的人才规划</w:t>
+      </w:r>
+      <w:bookmarkEnd w:id="11"/>
+    </w:p>
+    <w:p>
+      <w:pPr>
+        <w:pStyle w:val="a1"/>
         <w:keepNext w:val="0"/>
         <w:keepLines w:val="0"/>
         <w:pageBreakBefore w:val="0"/>
@@ -4423,14 +4364,14 @@
     </w:p>
     <w:p>
       <w:pPr>
-        <w:pStyle w:val="30"/>
+        <w:pStyle w:val="2"/>
         <w:bidi w:val="0"/>
         <w:rPr>
           <w:rFonts w:hint="default"/>
           <w:lang w:val="en-US" w:eastAsia="zh-CN"/>
         </w:rPr>
       </w:pPr>
-      <w:bookmarkStart w:id="11" w:name="_Toc9565"/>
+      <w:bookmarkStart w:id="12" w:name="_Toc9565"/>
       <w:r>
         <w:rPr>
           <w:rFonts w:hint="default"/>
@@ -4438,11 +4379,11 @@
         </w:rPr>
         <w:t>关键岗位与能力缺口分析</w:t>
       </w:r>
-      <w:bookmarkEnd w:id="11"/>
+      <w:bookmarkEnd w:id="12"/>
     </w:p>
     <w:p>
       <w:pPr>
-        <w:pStyle w:val="29"/>
+        <w:pStyle w:val="a1"/>
         <w:keepNext w:val="0"/>
         <w:keepLines w:val="0"/>
         <w:pageBreakBefore w:val="0"/>
@@ -4472,7 +4413,7 @@
     </w:p>
     <w:p>
       <w:pPr>
-        <w:pStyle w:val="29"/>
+        <w:pStyle w:val="a1"/>
         <w:keepNext w:val="0"/>
         <w:keepLines w:val="0"/>
         <w:pageBreakBefore w:val="0"/>
@@ -4502,7 +4443,7 @@
     </w:p>
     <w:p>
       <w:pPr>
-        <w:pStyle w:val="29"/>
+        <w:pStyle w:val="a1"/>
         <w:keepNext w:val="0"/>
         <w:keepLines w:val="0"/>
         <w:pageBreakBefore w:val="0"/>
@@ -4532,7 +4473,7 @@
     </w:p>
     <w:p>
       <w:pPr>
-        <w:pStyle w:val="29"/>
+        <w:pStyle w:val="a1"/>
         <w:keepNext w:val="0"/>
         <w:keepLines w:val="0"/>
         <w:pageBreakBefore w:val="0"/>
@@ -4562,7 +4503,7 @@
     </w:p>
     <w:p>
       <w:pPr>
-        <w:pStyle w:val="30"/>
+        <w:pStyle w:val="2"/>
         <w:bidi w:val="0"/>
         <w:rPr>
           <w:rFonts w:hint="default"/>
@@ -4579,7 +4520,7 @@
     </w:p>
     <w:p>
       <w:pPr>
-        <w:pStyle w:val="31"/>
+        <w:pStyle w:val="3"/>
         <w:bidi w:val="0"/>
         <w:rPr>
           <w:rFonts w:hint="default"/>
@@ -4596,7 +4537,7 @@
     </w:p>
     <w:p>
       <w:pPr>
-        <w:pStyle w:val="29"/>
+        <w:pStyle w:val="a1"/>
         <w:bidi w:val="0"/>
         <w:rPr>
           <w:rFonts w:hint="default"/>
@@ -4609,14 +4550,14 @@
     </w:p>
     <w:p>
       <w:pPr>
-        <w:pStyle w:val="31"/>
+        <w:pStyle w:val="3"/>
         <w:bidi w:val="0"/>
         <w:rPr>
           <w:rFonts w:hint="default"/>
           <w:lang w:val="en-US" w:eastAsia="zh-CN"/>
         </w:rPr>
       </w:pPr>
-      <w:bookmarkStart w:id="12" w:name="_Toc26038"/>
+      <w:bookmarkStart w:id="13" w:name="_Toc26038"/>
       <w:r>
         <w:rPr>
           <w:rFonts w:hint="default"/>
@@ -4624,11 +4565,11 @@
         </w:rPr>
         <w:t>内部储备与选拔</w:t>
       </w:r>
-      <w:bookmarkEnd w:id="12"/>
+      <w:bookmarkEnd w:id="13"/>
     </w:p>
     <w:p>
       <w:pPr>
-        <w:pStyle w:val="29"/>
+        <w:pStyle w:val="a1"/>
         <w:keepNext w:val="0"/>
         <w:keepLines w:val="0"/>
         <w:pageBreakBefore w:val="0"/>
@@ -4658,7 +4599,7 @@
     </w:p>
     <w:p>
       <w:pPr>
-        <w:pStyle w:val="29"/>
+        <w:pStyle w:val="a1"/>
         <w:keepNext w:val="0"/>
         <w:keepLines w:val="0"/>
         <w:pageBreakBefore w:val="0"/>
@@ -4688,45 +4629,45 @@
     </w:p>
     <w:p>
       <w:pPr>
-        <w:pStyle w:val="28"/>
+        <w:pStyle w:val="1"/>
         <w:bidi w:val="0"/>
         <w:rPr>
           <w:rFonts w:hint="default"/>
           <w:lang w:val="en-US" w:eastAsia="zh-CN"/>
         </w:rPr>
       </w:pPr>
-      <w:bookmarkStart w:id="13" w:name="_Toc23908"/>
+      <w:bookmarkStart w:id="14" w:name="_Toc23908"/>
       <w:r>
         <w:rPr>
           <w:rFonts w:hint="default"/>
           <w:lang w:val="en-US" w:eastAsia="zh-CN"/>
         </w:rPr>
         <w:t>专项培养计划</w:t>
-      </w:r>
-      <w:bookmarkEnd w:id="13"/>
-    </w:p>
-    <w:p>
-      <w:pPr>
-        <w:pStyle w:val="30"/>
-        <w:bidi w:val="0"/>
-        <w:rPr>
-          <w:rFonts w:hint="default"/>
-          <w:lang w:val="en-US" w:eastAsia="zh-CN"/>
-        </w:rPr>
-      </w:pPr>
-      <w:bookmarkStart w:id="14" w:name="_Toc29403"/>
-      <w:r>
-        <w:rPr>
-          <w:rFonts w:hint="default"/>
-          <w:lang w:val="en-US" w:eastAsia="zh-CN"/>
-        </w:rPr>
-        <w:t>培养体系设计原则</w:t>
       </w:r>
       <w:bookmarkEnd w:id="14"/>
     </w:p>
     <w:p>
       <w:pPr>
-        <w:pStyle w:val="29"/>
+        <w:pStyle w:val="2"/>
+        <w:bidi w:val="0"/>
+        <w:rPr>
+          <w:rFonts w:hint="default"/>
+          <w:lang w:val="en-US" w:eastAsia="zh-CN"/>
+        </w:rPr>
+      </w:pPr>
+      <w:bookmarkStart w:id="15" w:name="_Toc29403"/>
+      <w:r>
+        <w:rPr>
+          <w:rFonts w:hint="default"/>
+          <w:lang w:val="en-US" w:eastAsia="zh-CN"/>
+        </w:rPr>
+        <w:t>培养体系设计原则</w:t>
+      </w:r>
+      <w:bookmarkEnd w:id="15"/>
+    </w:p>
+    <w:p>
+      <w:pPr>
+        <w:pStyle w:val="a1"/>
         <w:keepNext w:val="0"/>
         <w:keepLines w:val="0"/>
         <w:pageBreakBefore w:val="0"/>
@@ -4756,14 +4697,14 @@
     </w:p>
     <w:p>
       <w:pPr>
-        <w:pStyle w:val="30"/>
+        <w:pStyle w:val="2"/>
         <w:bidi w:val="0"/>
         <w:rPr>
           <w:rFonts w:hint="default"/>
           <w:lang w:val="en-US" w:eastAsia="zh-CN"/>
         </w:rPr>
       </w:pPr>
-      <w:bookmarkStart w:id="15" w:name="_Toc2271"/>
+      <w:bookmarkStart w:id="16" w:name="_Toc2271"/>
       <w:r>
         <w:rPr>
           <w:rFonts w:hint="default"/>
@@ -4771,11 +4712,11 @@
         </w:rPr>
         <w:t>核心培养项目</w:t>
       </w:r>
-      <w:bookmarkEnd w:id="15"/>
+      <w:bookmarkEnd w:id="16"/>
     </w:p>
     <w:p>
       <w:pPr>
-        <w:pStyle w:val="29"/>
+        <w:pStyle w:val="a1"/>
         <w:keepNext w:val="0"/>
         <w:keepLines w:val="0"/>
         <w:pageBreakBefore w:val="0"/>
@@ -4819,7 +4760,7 @@
     </w:p>
     <w:p>
       <w:pPr>
-        <w:pStyle w:val="29"/>
+        <w:pStyle w:val="a1"/>
         <w:keepNext w:val="0"/>
         <w:keepLines w:val="0"/>
         <w:pageBreakBefore w:val="0"/>
@@ -4849,7 +4790,7 @@
     </w:p>
     <w:p>
       <w:pPr>
-        <w:pStyle w:val="29"/>
+        <w:pStyle w:val="a1"/>
         <w:keepNext w:val="0"/>
         <w:keepLines w:val="0"/>
         <w:pageBreakBefore w:val="0"/>
@@ -4879,7 +4820,7 @@
     </w:p>
     <w:p>
       <w:pPr>
-        <w:pStyle w:val="29"/>
+        <w:pStyle w:val="a1"/>
         <w:keepNext w:val="0"/>
         <w:keepLines w:val="0"/>
         <w:pageBreakBefore w:val="0"/>
@@ -4909,14 +4850,14 @@
     </w:p>
     <w:p>
       <w:pPr>
-        <w:pStyle w:val="30"/>
+        <w:pStyle w:val="2"/>
         <w:bidi w:val="0"/>
         <w:rPr>
           <w:rFonts w:hint="default"/>
           <w:lang w:val="en-US" w:eastAsia="zh-CN"/>
         </w:rPr>
       </w:pPr>
-      <w:bookmarkStart w:id="16" w:name="_Toc8135"/>
+      <w:bookmarkStart w:id="17" w:name="_Toc8135"/>
       <w:r>
         <w:rPr>
           <w:rFonts w:hint="default"/>
@@ -4924,11 +4865,11 @@
         </w:rPr>
         <w:t>导师制与在岗实践</w:t>
       </w:r>
-      <w:bookmarkEnd w:id="16"/>
+      <w:bookmarkEnd w:id="17"/>
     </w:p>
     <w:p>
       <w:pPr>
-        <w:pStyle w:val="29"/>
+        <w:pStyle w:val="a1"/>
         <w:keepNext w:val="0"/>
         <w:keepLines w:val="0"/>
         <w:pageBreakBefore w:val="0"/>
@@ -4958,7 +4899,7 @@
     </w:p>
     <w:p>
       <w:pPr>
-        <w:pStyle w:val="29"/>
+        <w:pStyle w:val="a1"/>
         <w:keepNext w:val="0"/>
         <w:keepLines w:val="0"/>
         <w:pageBreakBefore w:val="0"/>
@@ -4988,45 +4929,45 @@
     </w:p>
     <w:p>
       <w:pPr>
-        <w:pStyle w:val="28"/>
+        <w:pStyle w:val="1"/>
         <w:bidi w:val="0"/>
         <w:rPr>
           <w:rFonts w:hint="default"/>
           <w:lang w:val="en-US" w:eastAsia="zh-CN"/>
         </w:rPr>
       </w:pPr>
-      <w:bookmarkStart w:id="17" w:name="_Toc31651"/>
+      <w:bookmarkStart w:id="18" w:name="_Toc31651"/>
       <w:r>
         <w:rPr>
           <w:rFonts w:hint="default"/>
           <w:lang w:val="en-US" w:eastAsia="zh-CN"/>
         </w:rPr>
         <w:t>发展性评估与任用</w:t>
-      </w:r>
-      <w:bookmarkEnd w:id="17"/>
-    </w:p>
-    <w:p>
-      <w:pPr>
-        <w:pStyle w:val="30"/>
-        <w:bidi w:val="0"/>
-        <w:rPr>
-          <w:rFonts w:hint="default"/>
-          <w:lang w:val="en-US" w:eastAsia="zh-CN"/>
-        </w:rPr>
-      </w:pPr>
-      <w:bookmarkStart w:id="18" w:name="_Toc17412"/>
-      <w:r>
-        <w:rPr>
-          <w:rFonts w:hint="default"/>
-          <w:lang w:val="en-US" w:eastAsia="zh-CN"/>
-        </w:rPr>
-        <w:t>过程跟踪与评估</w:t>
       </w:r>
       <w:bookmarkEnd w:id="18"/>
     </w:p>
     <w:p>
       <w:pPr>
-        <w:pStyle w:val="29"/>
+        <w:pStyle w:val="2"/>
+        <w:bidi w:val="0"/>
+        <w:rPr>
+          <w:rFonts w:hint="default"/>
+          <w:lang w:val="en-US" w:eastAsia="zh-CN"/>
+        </w:rPr>
+      </w:pPr>
+      <w:bookmarkStart w:id="19" w:name="_Toc17412"/>
+      <w:r>
+        <w:rPr>
+          <w:rFonts w:hint="default"/>
+          <w:lang w:val="en-US" w:eastAsia="zh-CN"/>
+        </w:rPr>
+        <w:t>过程跟踪与评估</w:t>
+      </w:r>
+      <w:bookmarkEnd w:id="19"/>
+    </w:p>
+    <w:p>
+      <w:pPr>
+        <w:pStyle w:val="a1"/>
         <w:keepNext w:val="0"/>
         <w:keepLines w:val="0"/>
         <w:pageBreakBefore w:val="0"/>
@@ -5056,7 +4997,7 @@
     </w:p>
     <w:p>
       <w:pPr>
-        <w:pStyle w:val="29"/>
+        <w:pStyle w:val="a1"/>
         <w:keepNext w:val="0"/>
         <w:keepLines w:val="0"/>
         <w:pageBreakBefore w:val="0"/>
@@ -5086,14 +5027,14 @@
     </w:p>
     <w:p>
       <w:pPr>
-        <w:pStyle w:val="30"/>
+        <w:pStyle w:val="2"/>
         <w:bidi w:val="0"/>
         <w:rPr>
           <w:rFonts w:hint="default"/>
           <w:lang w:val="en-US" w:eastAsia="zh-CN"/>
         </w:rPr>
       </w:pPr>
-      <w:bookmarkStart w:id="19" w:name="_Toc24051"/>
+      <w:bookmarkStart w:id="20" w:name="_Toc24051"/>
       <w:r>
         <w:rPr>
           <w:rFonts w:hint="default"/>
@@ -5101,11 +5042,11 @@
         </w:rPr>
         <w:t>储备人才激活与任用</w:t>
       </w:r>
-      <w:bookmarkEnd w:id="19"/>
+      <w:bookmarkEnd w:id="20"/>
     </w:p>
     <w:p>
       <w:pPr>
-        <w:pStyle w:val="29"/>
+        <w:pStyle w:val="a1"/>
         <w:keepNext w:val="0"/>
         <w:keepLines w:val="0"/>
         <w:pageBreakBefore w:val="0"/>
@@ -5135,7 +5076,7 @@
     </w:p>
     <w:p>
       <w:pPr>
-        <w:pStyle w:val="29"/>
+        <w:pStyle w:val="a1"/>
         <w:keepNext w:val="0"/>
         <w:keepLines w:val="0"/>
         <w:pageBreakBefore w:val="0"/>
@@ -5165,14 +5106,14 @@
     </w:p>
     <w:p>
       <w:pPr>
-        <w:pStyle w:val="30"/>
+        <w:pStyle w:val="2"/>
         <w:bidi w:val="0"/>
         <w:rPr>
           <w:rFonts w:hint="default"/>
           <w:lang w:val="en-US" w:eastAsia="zh-CN"/>
         </w:rPr>
       </w:pPr>
-      <w:bookmarkStart w:id="20" w:name="_Toc25122"/>
+      <w:bookmarkStart w:id="21" w:name="_Toc25122"/>
       <w:r>
         <w:rPr>
           <w:rFonts w:hint="default"/>
@@ -5180,11 +5121,11 @@
         </w:rPr>
         <w:t>保留与发展机制</w:t>
       </w:r>
-      <w:bookmarkEnd w:id="20"/>
+      <w:bookmarkEnd w:id="21"/>
     </w:p>
     <w:p>
       <w:pPr>
-        <w:pStyle w:val="29"/>
+        <w:pStyle w:val="a1"/>
         <w:keepNext w:val="0"/>
         <w:keepLines w:val="0"/>
         <w:pageBreakBefore w:val="0"/>
@@ -5214,7 +5155,7 @@
     </w:p>
     <w:p>
       <w:pPr>
-        <w:pStyle w:val="29"/>
+        <w:pStyle w:val="a1"/>
         <w:keepNext w:val="0"/>
         <w:keepLines w:val="0"/>
         <w:pageBreakBefore w:val="0"/>
@@ -5244,7 +5185,7 @@
     </w:p>
     <w:p>
       <w:pPr>
-        <w:pStyle w:val="28"/>
+        <w:pStyle w:val="1"/>
         <w:keepNext w:val="0"/>
         <w:keepLines w:val="0"/>
         <w:pageBreakBefore w:val="0"/>
@@ -5264,7 +5205,7 @@
           <w:lang w:val="en-US" w:eastAsia="zh-CN"/>
         </w:rPr>
       </w:pPr>
-      <w:bookmarkStart w:id="21" w:name="_Toc7694"/>
+      <w:bookmarkStart w:id="22" w:name="_Toc7694"/>
       <w:r>
         <w:rPr>
           <w:rFonts w:hint="eastAsia"/>
@@ -5272,23 +5213,22 @@
         </w:rPr>
         <w:t>考核指标</w:t>
       </w:r>
-      <w:bookmarkEnd w:id="21"/>
+      <w:bookmarkEnd w:id="22"/>
     </w:p>
     <w:tbl>
       <w:tblPr>
-        <w:tblStyle w:val="20"/>
+        <w:tblStyle w:val="TableNormal"/>
         <w:tblW w:w="7675" w:type="dxa"/>
         <w:tblInd w:w="96" w:type="dxa"/>
         <w:tblBorders>
-          <w:top w:val="none" w:color="auto" w:sz="0" w:space="0"/>
-          <w:left w:val="none" w:color="auto" w:sz="0" w:space="0"/>
-          <w:bottom w:val="none" w:color="auto" w:sz="0" w:space="0"/>
-          <w:right w:val="none" w:color="auto" w:sz="0" w:space="0"/>
-          <w:insideH w:val="none" w:color="auto" w:sz="0" w:space="0"/>
-          <w:insideV w:val="none" w:color="auto" w:sz="0" w:space="0"/>
+          <w:top w:val="nil"/>
+          <w:left w:val="nil"/>
+          <w:bottom w:val="nil"/>
+          <w:right w:val="nil"/>
+          <w:insideH w:val="nil"/>
+          <w:insideV w:val="nil"/>
         </w:tblBorders>
         <w:shd w:val="clear" w:color="auto" w:fill="auto"/>
-        <w:tblLayout w:type="autofit"/>
         <w:tblCellMar>
           <w:top w:w="0" w:type="dxa"/>
           <w:left w:w="108" w:type="dxa"/>
@@ -5304,14 +5244,17 @@
       </w:tblGrid>
       <w:tr>
         <w:tblPrEx>
+          <w:tblW w:w="7675" w:type="dxa"/>
+          <w:tblInd w:w="96" w:type="dxa"/>
           <w:tblBorders>
-            <w:top w:val="none" w:color="auto" w:sz="0" w:space="0"/>
-            <w:left w:val="none" w:color="auto" w:sz="0" w:space="0"/>
-            <w:bottom w:val="none" w:color="auto" w:sz="0" w:space="0"/>
-            <w:right w:val="none" w:color="auto" w:sz="0" w:space="0"/>
-            <w:insideH w:val="none" w:color="auto" w:sz="0" w:space="0"/>
-            <w:insideV w:val="none" w:color="auto" w:sz="0" w:space="0"/>
+            <w:top w:val="nil"/>
+            <w:left w:val="nil"/>
+            <w:bottom w:val="nil"/>
+            <w:right w:val="nil"/>
+            <w:insideH w:val="nil"/>
+            <w:insideV w:val="nil"/>
           </w:tblBorders>
+          <w:shd w:val="clear" w:color="auto" w:fill="auto"/>
           <w:tblCellMar>
             <w:top w:w="0" w:type="dxa"/>
             <w:left w:w="108" w:type="dxa"/>
@@ -5320,16 +5263,16 @@
           </w:tblCellMar>
         </w:tblPrEx>
         <w:trPr>
-          <w:trHeight w:val="493" w:hRule="atLeast"/>
+          <w:trHeight w:val="493"/>
         </w:trPr>
         <w:tc>
           <w:tcPr>
             <w:tcW w:w="1927" w:type="dxa"/>
             <w:tcBorders>
-              <w:top w:val="single" w:color="000000" w:sz="4" w:space="0"/>
-              <w:left w:val="single" w:color="000000" w:sz="4" w:space="0"/>
-              <w:bottom w:val="single" w:color="000000" w:sz="4" w:space="0"/>
-              <w:right w:val="single" w:color="000000" w:sz="4" w:space="0"/>
+              <w:top w:val="single" w:sz="4" w:space="0" w:color="000000"/>
+              <w:left w:val="single" w:sz="4" w:space="0" w:color="000000"/>
+              <w:bottom w:val="single" w:sz="4" w:space="0" w:color="000000"/>
+              <w:right w:val="single" w:sz="4" w:space="0" w:color="000000"/>
             </w:tcBorders>
             <w:shd w:val="clear" w:color="auto" w:fill="C0C0C0"/>
             <w:vAlign w:val="center"/>
@@ -5343,7 +5286,7 @@
               <w:jc w:val="center"/>
               <w:textAlignment w:val="center"/>
               <w:rPr>
-                <w:rFonts w:hint="default" w:ascii="楷体_GB2312" w:hAnsi="宋体" w:eastAsia="楷体_GB2312" w:cs="楷体_GB2312"/>
+                <w:rFonts w:ascii="楷体_GB2312" w:eastAsia="楷体_GB2312" w:hAnsi="宋体" w:cs="楷体_GB2312" w:hint="default"/>
                 <w:b/>
                 <w:bCs/>
                 <w:i w:val="0"/>
@@ -5356,7 +5299,7 @@
             </w:pPr>
             <w:r>
               <w:rPr>
-                <w:rFonts w:hint="default" w:ascii="楷体_GB2312" w:hAnsi="宋体" w:eastAsia="楷体_GB2312" w:cs="楷体_GB2312"/>
+                <w:rFonts w:ascii="楷体_GB2312" w:eastAsia="楷体_GB2312" w:hAnsi="宋体" w:cs="楷体_GB2312" w:hint="default"/>
                 <w:b/>
                 <w:bCs/>
                 <w:i w:val="0"/>
@@ -5377,10 +5320,10 @@
           <w:tcPr>
             <w:tcW w:w="888" w:type="dxa"/>
             <w:tcBorders>
-              <w:top w:val="single" w:color="000000" w:sz="4" w:space="0"/>
-              <w:left w:val="single" w:color="000000" w:sz="4" w:space="0"/>
-              <w:bottom w:val="single" w:color="000000" w:sz="4" w:space="0"/>
-              <w:right w:val="single" w:color="000000" w:sz="4" w:space="0"/>
+              <w:top w:val="single" w:sz="4" w:space="0" w:color="000000"/>
+              <w:left w:val="single" w:sz="4" w:space="0" w:color="000000"/>
+              <w:bottom w:val="single" w:sz="4" w:space="0" w:color="000000"/>
+              <w:right w:val="single" w:sz="4" w:space="0" w:color="000000"/>
             </w:tcBorders>
             <w:shd w:val="clear" w:color="auto" w:fill="C0C0C0"/>
             <w:vAlign w:val="center"/>
@@ -5394,7 +5337,7 @@
               <w:jc w:val="center"/>
               <w:textAlignment w:val="center"/>
               <w:rPr>
-                <w:rFonts w:hint="default" w:ascii="楷体_GB2312" w:hAnsi="宋体" w:eastAsia="楷体_GB2312" w:cs="楷体_GB2312"/>
+                <w:rFonts w:ascii="楷体_GB2312" w:eastAsia="楷体_GB2312" w:hAnsi="宋体" w:cs="楷体_GB2312" w:hint="default"/>
                 <w:b/>
                 <w:bCs/>
                 <w:i w:val="0"/>
@@ -5407,7 +5350,7 @@
             </w:pPr>
             <w:r>
               <w:rPr>
-                <w:rFonts w:hint="default" w:ascii="楷体_GB2312" w:hAnsi="宋体" w:eastAsia="楷体_GB2312" w:cs="楷体_GB2312"/>
+                <w:rFonts w:ascii="楷体_GB2312" w:eastAsia="楷体_GB2312" w:hAnsi="宋体" w:cs="楷体_GB2312" w:hint="default"/>
                 <w:b/>
                 <w:bCs/>
                 <w:i w:val="0"/>
@@ -5428,10 +5371,10 @@
           <w:tcPr>
             <w:tcW w:w="3552" w:type="dxa"/>
             <w:tcBorders>
-              <w:top w:val="single" w:color="000000" w:sz="4" w:space="0"/>
-              <w:left w:val="single" w:color="000000" w:sz="4" w:space="0"/>
-              <w:bottom w:val="single" w:color="000000" w:sz="4" w:space="0"/>
-              <w:right w:val="single" w:color="000000" w:sz="4" w:space="0"/>
+              <w:top w:val="single" w:sz="4" w:space="0" w:color="000000"/>
+              <w:left w:val="single" w:sz="4" w:space="0" w:color="000000"/>
+              <w:bottom w:val="single" w:sz="4" w:space="0" w:color="000000"/>
+              <w:right w:val="single" w:sz="4" w:space="0" w:color="000000"/>
             </w:tcBorders>
             <w:shd w:val="clear" w:color="auto" w:fill="C0C0C0"/>
             <w:vAlign w:val="center"/>
@@ -5445,7 +5388,7 @@
               <w:jc w:val="center"/>
               <w:textAlignment w:val="center"/>
               <w:rPr>
-                <w:rFonts w:hint="default" w:ascii="楷体_GB2312" w:hAnsi="宋体" w:eastAsia="楷体_GB2312" w:cs="楷体_GB2312"/>
+                <w:rFonts w:ascii="楷体_GB2312" w:eastAsia="楷体_GB2312" w:hAnsi="宋体" w:cs="楷体_GB2312" w:hint="default"/>
                 <w:b/>
                 <w:bCs/>
                 <w:i w:val="0"/>
@@ -5458,7 +5401,7 @@
             </w:pPr>
             <w:r>
               <w:rPr>
-                <w:rFonts w:hint="default" w:ascii="楷体_GB2312" w:hAnsi="宋体" w:eastAsia="楷体_GB2312" w:cs="楷体_GB2312"/>
+                <w:rFonts w:ascii="楷体_GB2312" w:eastAsia="楷体_GB2312" w:hAnsi="宋体" w:cs="楷体_GB2312" w:hint="default"/>
                 <w:b/>
                 <w:bCs/>
                 <w:i w:val="0"/>
@@ -5479,10 +5422,10 @@
           <w:tcPr>
             <w:tcW w:w="1308" w:type="dxa"/>
             <w:tcBorders>
-              <w:top w:val="single" w:color="000000" w:sz="4" w:space="0"/>
-              <w:left w:val="single" w:color="000000" w:sz="4" w:space="0"/>
-              <w:bottom w:val="single" w:color="000000" w:sz="4" w:space="0"/>
-              <w:right w:val="single" w:color="000000" w:sz="4" w:space="0"/>
+              <w:top w:val="single" w:sz="4" w:space="0" w:color="000000"/>
+              <w:left w:val="single" w:sz="4" w:space="0" w:color="000000"/>
+              <w:bottom w:val="single" w:sz="4" w:space="0" w:color="000000"/>
+              <w:right w:val="single" w:sz="4" w:space="0" w:color="000000"/>
             </w:tcBorders>
             <w:shd w:val="clear" w:color="auto" w:fill="C0C0C0"/>
             <w:vAlign w:val="center"/>
@@ -5496,7 +5439,7 @@
               <w:jc w:val="center"/>
               <w:textAlignment w:val="center"/>
               <w:rPr>
-                <w:rFonts w:hint="default" w:ascii="楷体_GB2312" w:hAnsi="宋体" w:eastAsia="楷体_GB2312" w:cs="楷体_GB2312"/>
+                <w:rFonts w:ascii="楷体_GB2312" w:eastAsia="楷体_GB2312" w:hAnsi="宋体" w:cs="楷体_GB2312" w:hint="default"/>
                 <w:b/>
                 <w:bCs/>
                 <w:i w:val="0"/>
@@ -5509,7 +5452,7 @@
             </w:pPr>
             <w:r>
               <w:rPr>
-                <w:rFonts w:hint="default" w:ascii="楷体_GB2312" w:hAnsi="宋体" w:eastAsia="楷体_GB2312" w:cs="楷体_GB2312"/>
+                <w:rFonts w:ascii="楷体_GB2312" w:eastAsia="楷体_GB2312" w:hAnsi="宋体" w:cs="楷体_GB2312" w:hint="default"/>
                 <w:b/>
                 <w:bCs/>
                 <w:i w:val="0"/>
@@ -5529,14 +5472,9 @@
       </w:tr>
       <w:tr>
         <w:tblPrEx>
-          <w:tblBorders>
-            <w:top w:val="none" w:color="auto" w:sz="0" w:space="0"/>
-            <w:left w:val="none" w:color="auto" w:sz="0" w:space="0"/>
-            <w:bottom w:val="none" w:color="auto" w:sz="0" w:space="0"/>
-            <w:right w:val="none" w:color="auto" w:sz="0" w:space="0"/>
-            <w:insideH w:val="none" w:color="auto" w:sz="0" w:space="0"/>
-            <w:insideV w:val="none" w:color="auto" w:sz="0" w:space="0"/>
-          </w:tblBorders>
+          <w:tblW w:w="7675" w:type="dxa"/>
+          <w:tblInd w:w="96" w:type="dxa"/>
+          <w:shd w:val="clear" w:color="auto" w:fill="auto"/>
           <w:tblCellMar>
             <w:top w:w="0" w:type="dxa"/>
             <w:left w:w="108" w:type="dxa"/>
@@ -5545,16 +5483,16 @@
           </w:tblCellMar>
         </w:tblPrEx>
         <w:trPr>
-          <w:trHeight w:val="493" w:hRule="atLeast"/>
+          <w:trHeight w:val="493"/>
         </w:trPr>
         <w:tc>
           <w:tcPr>
             <w:tcW w:w="1927" w:type="dxa"/>
             <w:tcBorders>
-              <w:top w:val="single" w:color="000000" w:sz="4" w:space="0"/>
-              <w:left w:val="single" w:color="000000" w:sz="4" w:space="0"/>
-              <w:bottom w:val="single" w:color="000000" w:sz="4" w:space="0"/>
-              <w:right w:val="single" w:color="000000" w:sz="4" w:space="0"/>
+              <w:top w:val="single" w:sz="4" w:space="0" w:color="000000"/>
+              <w:left w:val="single" w:sz="4" w:space="0" w:color="000000"/>
+              <w:bottom w:val="single" w:sz="4" w:space="0" w:color="000000"/>
+              <w:right w:val="single" w:sz="4" w:space="0" w:color="000000"/>
             </w:tcBorders>
             <w:shd w:val="clear" w:color="auto" w:fill="auto"/>
             <w:vAlign w:val="center"/>
@@ -5568,7 +5506,7 @@
               <w:jc w:val="left"/>
               <w:textAlignment w:val="center"/>
               <w:rPr>
-                <w:rFonts w:hint="default" w:ascii="楷体_GB2312" w:hAnsi="宋体" w:eastAsia="楷体_GB2312" w:cs="楷体_GB2312"/>
+                <w:rFonts w:ascii="楷体_GB2312" w:eastAsia="楷体_GB2312" w:hAnsi="宋体" w:cs="楷体_GB2312" w:hint="default"/>
                 <w:b/>
                 <w:bCs/>
                 <w:i w:val="0"/>
@@ -5584,7 +5522,7 @@
             </w:pPr>
             <w:r>
               <w:rPr>
-                <w:rFonts w:hint="eastAsia" w:ascii="宋体" w:hAnsi="宋体" w:eastAsia="宋体" w:cs="宋体"/>
+                <w:rFonts w:ascii="宋体" w:eastAsia="宋体" w:hAnsi="宋体" w:cs="宋体" w:hint="eastAsia"/>
                 <w:i w:val="0"/>
                 <w:iCs w:val="0"/>
                 <w:snapToGrid w:val="0"/>
@@ -5603,10 +5541,10 @@
           <w:tcPr>
             <w:tcW w:w="888" w:type="dxa"/>
             <w:tcBorders>
-              <w:top w:val="single" w:color="000000" w:sz="4" w:space="0"/>
-              <w:left w:val="single" w:color="000000" w:sz="4" w:space="0"/>
-              <w:bottom w:val="single" w:color="000000" w:sz="4" w:space="0"/>
-              <w:right w:val="single" w:color="000000" w:sz="4" w:space="0"/>
+              <w:top w:val="single" w:sz="4" w:space="0" w:color="000000"/>
+              <w:left w:val="single" w:sz="4" w:space="0" w:color="000000"/>
+              <w:bottom w:val="single" w:sz="4" w:space="0" w:color="000000"/>
+              <w:right w:val="single" w:sz="4" w:space="0" w:color="000000"/>
             </w:tcBorders>
             <w:shd w:val="clear" w:color="auto" w:fill="auto"/>
             <w:vAlign w:val="center"/>
@@ -5620,7 +5558,7 @@
               <w:jc w:val="left"/>
               <w:textAlignment w:val="center"/>
               <w:rPr>
-                <w:rFonts w:hint="default" w:ascii="楷体_GB2312" w:hAnsi="宋体" w:eastAsia="楷体_GB2312" w:cs="楷体_GB2312"/>
+                <w:rFonts w:ascii="楷体_GB2312" w:eastAsia="楷体_GB2312" w:hAnsi="宋体" w:cs="楷体_GB2312" w:hint="default"/>
                 <w:b/>
                 <w:bCs/>
                 <w:i w:val="0"/>
@@ -5636,7 +5574,7 @@
             </w:pPr>
             <w:r>
               <w:rPr>
-                <w:rFonts w:hint="eastAsia" w:ascii="宋体" w:hAnsi="宋体" w:eastAsia="宋体" w:cs="宋体"/>
+                <w:rFonts w:ascii="宋体" w:eastAsia="宋体" w:hAnsi="宋体" w:cs="宋体" w:hint="eastAsia"/>
                 <w:i w:val="0"/>
                 <w:iCs w:val="0"/>
                 <w:snapToGrid w:val="0"/>
@@ -5655,10 +5593,10 @@
           <w:tcPr>
             <w:tcW w:w="3552" w:type="dxa"/>
             <w:tcBorders>
-              <w:top w:val="single" w:color="000000" w:sz="4" w:space="0"/>
-              <w:left w:val="single" w:color="000000" w:sz="4" w:space="0"/>
-              <w:bottom w:val="single" w:color="000000" w:sz="4" w:space="0"/>
-              <w:right w:val="single" w:color="000000" w:sz="4" w:space="0"/>
+              <w:top w:val="single" w:sz="4" w:space="0" w:color="000000"/>
+              <w:left w:val="single" w:sz="4" w:space="0" w:color="000000"/>
+              <w:bottom w:val="single" w:sz="4" w:space="0" w:color="000000"/>
+              <w:right w:val="single" w:sz="4" w:space="0" w:color="000000"/>
             </w:tcBorders>
             <w:shd w:val="clear" w:color="auto" w:fill="auto"/>
             <w:vAlign w:val="center"/>
@@ -5672,7 +5610,7 @@
               <w:jc w:val="left"/>
               <w:textAlignment w:val="center"/>
               <w:rPr>
-                <w:rFonts w:hint="default" w:ascii="楷体_GB2312" w:hAnsi="宋体" w:eastAsia="楷体_GB2312" w:cs="楷体_GB2312"/>
+                <w:rFonts w:ascii="楷体_GB2312" w:eastAsia="楷体_GB2312" w:hAnsi="宋体" w:cs="楷体_GB2312" w:hint="default"/>
                 <w:b/>
                 <w:bCs/>
                 <w:i w:val="0"/>
@@ -5688,7 +5626,7 @@
             </w:pPr>
             <w:r>
               <w:rPr>
-                <w:rFonts w:hint="eastAsia" w:ascii="宋体" w:hAnsi="宋体" w:eastAsia="宋体" w:cs="宋体"/>
+                <w:rFonts w:ascii="宋体" w:eastAsia="宋体" w:hAnsi="宋体" w:cs="宋体" w:hint="eastAsia"/>
                 <w:i w:val="0"/>
                 <w:iCs w:val="0"/>
                 <w:snapToGrid w:val="0"/>
@@ -5707,10 +5645,10 @@
           <w:tcPr>
             <w:tcW w:w="1308" w:type="dxa"/>
             <w:tcBorders>
-              <w:top w:val="single" w:color="000000" w:sz="4" w:space="0"/>
-              <w:left w:val="single" w:color="000000" w:sz="4" w:space="0"/>
-              <w:bottom w:val="single" w:color="000000" w:sz="4" w:space="0"/>
-              <w:right w:val="single" w:color="000000" w:sz="4" w:space="0"/>
+              <w:top w:val="single" w:sz="4" w:space="0" w:color="000000"/>
+              <w:left w:val="single" w:sz="4" w:space="0" w:color="000000"/>
+              <w:bottom w:val="single" w:sz="4" w:space="0" w:color="000000"/>
+              <w:right w:val="single" w:sz="4" w:space="0" w:color="000000"/>
             </w:tcBorders>
             <w:shd w:val="clear" w:color="auto" w:fill="auto"/>
             <w:vAlign w:val="center"/>
@@ -5724,7 +5662,7 @@
               <w:jc w:val="left"/>
               <w:textAlignment w:val="center"/>
               <w:rPr>
-                <w:rFonts w:hint="default" w:ascii="楷体_GB2312" w:hAnsi="宋体" w:eastAsia="楷体_GB2312" w:cs="楷体_GB2312"/>
+                <w:rFonts w:ascii="楷体_GB2312" w:eastAsia="楷体_GB2312" w:hAnsi="宋体" w:cs="楷体_GB2312" w:hint="default"/>
                 <w:b/>
                 <w:bCs/>
                 <w:i w:val="0"/>
@@ -5740,7 +5678,7 @@
             </w:pPr>
             <w:r>
               <w:rPr>
-                <w:rFonts w:hint="eastAsia" w:ascii="宋体" w:hAnsi="宋体" w:eastAsia="宋体" w:cs="宋体"/>
+                <w:rFonts w:ascii="宋体" w:eastAsia="宋体" w:hAnsi="宋体" w:cs="宋体" w:hint="eastAsia"/>
                 <w:i w:val="0"/>
                 <w:iCs w:val="0"/>
                 <w:snapToGrid w:val="0"/>
@@ -5759,7 +5697,7 @@
     </w:tbl>
     <w:p>
       <w:pPr>
-        <w:pStyle w:val="28"/>
+        <w:pStyle w:val="1"/>
         <w:keepNext w:val="0"/>
         <w:keepLines w:val="0"/>
         <w:pageBreakBefore w:val="0"/>
@@ -5779,7 +5717,7 @@
           <w:lang w:val="en-US" w:eastAsia="zh-CN"/>
         </w:rPr>
       </w:pPr>
-      <w:bookmarkStart w:id="22" w:name="_Toc5518"/>
+      <w:bookmarkStart w:id="23" w:name="_Toc5518"/>
       <w:r>
         <w:rPr>
           <w:rFonts w:hint="default"/>
@@ -5787,11 +5725,11 @@
         </w:rPr>
         <w:t>附则</w:t>
       </w:r>
-      <w:bookmarkEnd w:id="22"/>
+      <w:bookmarkEnd w:id="23"/>
     </w:p>
     <w:p>
       <w:pPr>
-        <w:pStyle w:val="29"/>
+        <w:pStyle w:val="a1"/>
         <w:keepNext w:val="0"/>
         <w:keepLines w:val="0"/>
         <w:pageBreakBefore w:val="0"/>
@@ -5821,7 +5759,7 @@
     </w:p>
     <w:p>
       <w:pPr>
-        <w:pStyle w:val="29"/>
+        <w:pStyle w:val="a1"/>
         <w:keepNext w:val="0"/>
         <w:keepLines w:val="0"/>
         <w:pageBreakBefore w:val="0"/>
@@ -5851,7 +5789,7 @@
     </w:p>
     <w:p>
       <w:pPr>
-        <w:pStyle w:val="29"/>
+        <w:pStyle w:val="a1"/>
         <w:keepNext w:val="0"/>
         <w:keepLines w:val="0"/>
         <w:pageBreakBefore w:val="0"/>
@@ -5880,73 +5818,23 @@
       </w:r>
     </w:p>
     <w:sectPr>
-      <w:headerReference r:id="rId5" w:type="default"/>
+      <w:headerReference w:type="default" r:id="rId7"/>
       <w:pgSz w:w="11906" w:h="16838"/>
       <w:pgMar w:top="1417" w:right="1800" w:bottom="1440" w:left="1800" w:header="1140" w:footer="992" w:gutter="0"/>
-      <w:cols w:space="425" w:num="1"/>
+      <w:cols w:num="1" w:space="425"/>
       <w:docGrid w:type="lines" w:linePitch="312" w:charSpace="0"/>
     </w:sectPr>
   </w:body>
 </w:document>
 </file>
 
-<file path=word/endnotes.xml><?xml version="1.0" encoding="utf-8"?>
-<w:endnotes xmlns:wpc="http://schemas.microsoft.com/office/word/2010/wordprocessingCanvas" xmlns:mc="http://schemas.openxmlformats.org/markup-compatibility/2006" xmlns:o="urn:schemas-microsoft-com:office:office" xmlns:r="http://schemas.openxmlformats.org/officeDocument/2006/relationships" xmlns:m="http://schemas.openxmlformats.org/officeDocument/2006/math" xmlns:v="urn:schemas-microsoft-com:vml" xmlns:wp14="http://schemas.microsoft.com/office/word/2010/wordprocessingDrawing" xmlns:wp="http://schemas.openxmlformats.org/drawingml/2006/wordprocessingDrawing" xmlns:w="http://schemas.openxmlformats.org/wordprocessingml/2006/main" xmlns:w14="http://schemas.microsoft.com/office/word/2010/wordml" xmlns:w15="http://schemas.microsoft.com/office/word/2012/wordml" xmlns:w10="urn:schemas-microsoft-com:office:word" xmlns:wpg="http://schemas.microsoft.com/office/word/2010/wordprocessingGroup" xmlns:wpi="http://schemas.microsoft.com/office/word/2010/wordprocessingInk" xmlns:wne="http://schemas.microsoft.com/office/word/2006/wordml" xmlns:wps="http://schemas.microsoft.com/office/word/2010/wordprocessingShape" xmlns:wpsCustomData="http://www.wps.cn/officeDocument/2013/wpsCustomData" mc:Ignorable="w14 w15 wp14">
-  <w:endnote w:type="separator" w:id="0">
-    <w:p>
-      <w:pPr>
-        <w:spacing w:line="240" w:lineRule="auto"/>
-      </w:pPr>
-      <w:r>
-        <w:separator/>
-      </w:r>
-    </w:p>
-  </w:endnote>
-  <w:endnote w:type="continuationSeparator" w:id="1">
-    <w:p>
-      <w:pPr>
-        <w:spacing w:line="240" w:lineRule="auto"/>
-      </w:pPr>
-      <w:r>
-        <w:continuationSeparator/>
-      </w:r>
-    </w:p>
-  </w:endnote>
-</w:endnotes>
-</file>
-
-<file path=word/footnotes.xml><?xml version="1.0" encoding="utf-8"?>
-<w:footnotes xmlns:wpc="http://schemas.microsoft.com/office/word/2010/wordprocessingCanvas" xmlns:mc="http://schemas.openxmlformats.org/markup-compatibility/2006" xmlns:o="urn:schemas-microsoft-com:office:office" xmlns:r="http://schemas.openxmlformats.org/officeDocument/2006/relationships" xmlns:m="http://schemas.openxmlformats.org/officeDocument/2006/math" xmlns:v="urn:schemas-microsoft-com:vml" xmlns:wp14="http://schemas.microsoft.com/office/word/2010/wordprocessingDrawing" xmlns:wp="http://schemas.openxmlformats.org/drawingml/2006/wordprocessingDrawing" xmlns:w="http://schemas.openxmlformats.org/wordprocessingml/2006/main" xmlns:w14="http://schemas.microsoft.com/office/word/2010/wordml" xmlns:w15="http://schemas.microsoft.com/office/word/2012/wordml" xmlns:w10="urn:schemas-microsoft-com:office:word" xmlns:wpg="http://schemas.microsoft.com/office/word/2010/wordprocessingGroup" xmlns:wpi="http://schemas.microsoft.com/office/word/2010/wordprocessingInk" xmlns:wne="http://schemas.microsoft.com/office/word/2006/wordml" xmlns:wps="http://schemas.microsoft.com/office/word/2010/wordprocessingShape" xmlns:wpsCustomData="http://www.wps.cn/officeDocument/2013/wpsCustomData" mc:Ignorable="w14 w15 wp14">
-  <w:footnote w:type="separator" w:id="0">
-    <w:p>
-      <w:pPr>
-        <w:spacing w:line="360" w:lineRule="auto"/>
-      </w:pPr>
-      <w:r>
-        <w:separator/>
-      </w:r>
-    </w:p>
-  </w:footnote>
-  <w:footnote w:type="continuationSeparator" w:id="1">
-    <w:p>
-      <w:pPr>
-        <w:spacing w:line="360" w:lineRule="auto"/>
-      </w:pPr>
-      <w:r>
-        <w:continuationSeparator/>
-      </w:r>
-    </w:p>
-  </w:footnote>
-</w:footnotes>
-</file>
-
 <file path=word/header1.xml><?xml version="1.0" encoding="utf-8"?>
-<w:hdr xmlns:wpc="http://schemas.microsoft.com/office/word/2010/wordprocessingCanvas" xmlns:mc="http://schemas.openxmlformats.org/markup-compatibility/2006" xmlns:o="urn:schemas-microsoft-com:office:office" xmlns:r="http://schemas.openxmlformats.org/officeDocument/2006/relationships" xmlns:m="http://schemas.openxmlformats.org/officeDocument/2006/math" xmlns:v="urn:schemas-microsoft-com:vml" xmlns:wp14="http://schemas.microsoft.com/office/word/2010/wordprocessingDrawing" xmlns:wp="http://schemas.openxmlformats.org/drawingml/2006/wordprocessingDrawing" xmlns:w10="urn:schemas-microsoft-com:office:word" xmlns:w="http://schemas.openxmlformats.org/wordprocessingml/2006/main" xmlns:w14="http://schemas.microsoft.com/office/word/2010/wordml" xmlns:w15="http://schemas.microsoft.com/office/word/2012/wordml" xmlns:wpg="http://schemas.microsoft.com/office/word/2010/wordprocessingGroup" xmlns:wpi="http://schemas.microsoft.com/office/word/2010/wordprocessingInk" xmlns:wne="http://schemas.microsoft.com/office/word/2006/wordml" xmlns:wps="http://schemas.microsoft.com/office/word/2010/wordprocessingShape" xmlns:wpsCustomData="http://www.wps.cn/officeDocument/2013/wpsCustomData" mc:Ignorable="w14 w15 wp14">
+<w:hdr xmlns:wpc="http://schemas.microsoft.com/office/word/2010/wordprocessingCanvas" xmlns:mc="http://schemas.openxmlformats.org/markup-compatibility/2006" xmlns:o="urn:schemas-microsoft-com:office:office" xmlns:r="http://schemas.openxmlformats.org/officeDocument/2006/relationships" xmlns:m="http://schemas.openxmlformats.org/officeDocument/2006/math" xmlns:v="urn:schemas-microsoft-com:vml" xmlns:wp14="http://schemas.microsoft.com/office/word/2010/wordprocessingDrawing" xmlns:wp="http://schemas.openxmlformats.org/drawingml/2006/wordprocessingDrawing" xmlns:w10="urn:schemas-microsoft-com:office:word" xmlns:w="http://schemas.openxmlformats.org/wordprocessingml/2006/main" xmlns:w14="http://schemas.microsoft.com/office/word/2010/wordml" xmlns:w15="http://schemas.microsoft.com/office/word/2012/wordml" xmlns:wne="http://schemas.microsoft.com/office/word/2006/wordml" xmlns:wpg="http://schemas.microsoft.com/office/word/2010/wordprocessingGroup" xmlns:wpi="http://schemas.microsoft.com/office/word/2010/wordprocessingInk" xmlns:wps="http://schemas.microsoft.com/office/word/2010/wordprocessingShape" mc:Ignorable="w14 w15 wp14">
   <w:p>
     <w:pPr>
-      <w:pStyle w:val="15"/>
+      <w:pStyle w:val="Header"/>
       <w:pBdr>
-        <w:bottom w:val="single" w:color="auto" w:sz="4" w:space="1"/>
+        <w:bottom w:val="single" w:sz="4" w:space="1" w:color="auto"/>
       </w:pBdr>
       <w:tabs>
         <w:tab w:val="left" w:pos="335"/>
@@ -5954,27 +5842,27 @@
       </w:tabs>
       <w:jc w:val="right"/>
       <w:rPr>
-        <w:rFonts w:hint="eastAsia" w:eastAsiaTheme="minorEastAsia"/>
+        <w:rFonts w:eastAsiaTheme="minorEastAsia" w:hint="eastAsia"/>
         <w:lang w:eastAsia="zh-CN"/>
       </w:rPr>
     </w:pPr>
     <w:r>
       <w:rPr>
-        <w:rFonts w:hint="eastAsia" w:eastAsiaTheme="minorEastAsia"/>
+        <w:rFonts w:eastAsiaTheme="minorEastAsia" w:hint="eastAsia"/>
         <w:lang w:val="en-US" w:eastAsia="zh-CN"/>
       </w:rPr>
       <w:tab/>
     </w:r>
     <w:r>
       <w:rPr>
-        <w:rFonts w:hint="eastAsia" w:eastAsiaTheme="minorEastAsia"/>
+        <w:rFonts w:eastAsiaTheme="minorEastAsia" w:hint="eastAsia"/>
         <w:lang w:val="en-US" w:eastAsia="zh-CN"/>
       </w:rPr>
       <w:tab/>
     </w:r>
     <w:r>
       <w:rPr>
-        <w:rFonts w:hint="eastAsia" w:eastAsiaTheme="minorEastAsia"/>
+        <w:rFonts w:eastAsiaTheme="minorEastAsia" w:hint="eastAsia"/>
         <w:lang w:val="en-US" w:eastAsia="zh-CN"/>
       </w:rPr>
       <w:t>桐乡华数广电网络有限公司</w:t>
@@ -5984,15 +5872,15 @@
 </file>
 
 <file path=word/numbering.xml><?xml version="1.0" encoding="utf-8"?>
-<w:numbering xmlns:wpc="http://schemas.microsoft.com/office/word/2010/wordprocessingCanvas" xmlns:mc="http://schemas.openxmlformats.org/markup-compatibility/2006" xmlns:o="urn:schemas-microsoft-com:office:office" xmlns:r="http://schemas.openxmlformats.org/officeDocument/2006/relationships" xmlns:m="http://schemas.openxmlformats.org/officeDocument/2006/math" xmlns:v="urn:schemas-microsoft-com:vml" xmlns:wp14="http://schemas.microsoft.com/office/word/2010/wordprocessingDrawing" xmlns:wp="http://schemas.openxmlformats.org/drawingml/2006/wordprocessingDrawing" xmlns:w10="urn:schemas-microsoft-com:office:word" xmlns:w="http://schemas.openxmlformats.org/wordprocessingml/2006/main" xmlns:w14="http://schemas.microsoft.com/office/word/2010/wordml" xmlns:wpg="http://schemas.microsoft.com/office/word/2010/wordprocessingGroup" xmlns:wpi="http://schemas.microsoft.com/office/word/2010/wordprocessingInk" xmlns:wne="http://schemas.microsoft.com/office/word/2006/wordml" xmlns:wps="http://schemas.microsoft.com/office/word/2010/wordprocessingShape" xmlns:wpsCustomData="http://www.wps.cn/officeDocument/2013/wpsCustomData" mc:Ignorable="w14 wp14">
+<w:numbering xmlns:wpc="http://schemas.microsoft.com/office/word/2010/wordprocessingCanvas" xmlns:mc="http://schemas.openxmlformats.org/markup-compatibility/2006" xmlns:o="urn:schemas-microsoft-com:office:office" xmlns:r="http://schemas.openxmlformats.org/officeDocument/2006/relationships" xmlns:m="http://schemas.openxmlformats.org/officeDocument/2006/math" xmlns:v="urn:schemas-microsoft-com:vml" xmlns:wp14="http://schemas.microsoft.com/office/word/2010/wordprocessingDrawing" xmlns:wp="http://schemas.openxmlformats.org/drawingml/2006/wordprocessingDrawing" xmlns:w10="urn:schemas-microsoft-com:office:word" xmlns:w="http://schemas.openxmlformats.org/wordprocessingml/2006/main" xmlns:w14="http://schemas.microsoft.com/office/word/2010/wordml" xmlns:w15="http://schemas.microsoft.com/office/word/2012/wordml" xmlns:wne="http://schemas.microsoft.com/office/word/2006/wordml" xmlns:wpg="http://schemas.microsoft.com/office/word/2010/wordprocessingGroup" xmlns:wpi="http://schemas.microsoft.com/office/word/2010/wordprocessingInk" xmlns:wps="http://schemas.microsoft.com/office/word/2010/wordprocessingShape" mc:Ignorable="w14 w15 wp14">
   <w:abstractNum w:abstractNumId="0">
     <w:nsid w:val="8E964DCE"/>
     <w:multiLevelType w:val="multilevel"/>
     <w:tmpl w:val="8E964DCE"/>
-    <w:lvl w:ilvl="0" w:tentative="0">
+    <w:lvl w:ilvl="0">
       <w:start w:val="1"/>
       <w:numFmt w:val="decimal"/>
-      <w:pStyle w:val="2"/>
+      <w:pStyle w:val="Heading1"/>
       <w:lvlText w:val="%1."/>
       <w:lvlJc w:val="left"/>
       <w:pPr>
@@ -6002,10 +5890,10 @@
         <w:rFonts w:hint="default"/>
       </w:rPr>
     </w:lvl>
-    <w:lvl w:ilvl="1" w:tentative="0">
+    <w:lvl w:ilvl="1">
       <w:start w:val="1"/>
       <w:numFmt w:val="decimal"/>
-      <w:pStyle w:val="3"/>
+      <w:pStyle w:val="Heading2"/>
       <w:lvlText w:val="%1.%2."/>
       <w:lvlJc w:val="left"/>
       <w:pPr>
@@ -6015,10 +5903,10 @@
         <w:rFonts w:hint="default"/>
       </w:rPr>
     </w:lvl>
-    <w:lvl w:ilvl="2" w:tentative="0">
+    <w:lvl w:ilvl="2">
       <w:start w:val="1"/>
       <w:numFmt w:val="decimal"/>
-      <w:pStyle w:val="4"/>
+      <w:pStyle w:val="Heading3"/>
       <w:lvlText w:val="%1.%2.%3."/>
       <w:lvlJc w:val="left"/>
       <w:pPr>
@@ -6028,10 +5916,10 @@
         <w:rFonts w:hint="default"/>
       </w:rPr>
     </w:lvl>
-    <w:lvl w:ilvl="3" w:tentative="0">
+    <w:lvl w:ilvl="3">
       <w:start w:val="1"/>
       <w:numFmt w:val="decimal"/>
-      <w:pStyle w:val="5"/>
+      <w:pStyle w:val="Heading4"/>
       <w:lvlText w:val="%1.%2.%3.%4."/>
       <w:lvlJc w:val="left"/>
       <w:pPr>
@@ -6041,10 +5929,10 @@
         <w:rFonts w:hint="default"/>
       </w:rPr>
     </w:lvl>
-    <w:lvl w:ilvl="4" w:tentative="0">
+    <w:lvl w:ilvl="4">
       <w:start w:val="1"/>
       <w:numFmt w:val="decimal"/>
-      <w:pStyle w:val="6"/>
+      <w:pStyle w:val="Heading5"/>
       <w:lvlText w:val="%1.%2.%3.%4.%5."/>
       <w:lvlJc w:val="left"/>
       <w:pPr>
@@ -6054,10 +5942,10 @@
         <w:rFonts w:hint="default"/>
       </w:rPr>
     </w:lvl>
-    <w:lvl w:ilvl="5" w:tentative="0">
+    <w:lvl w:ilvl="5">
       <w:start w:val="1"/>
       <w:numFmt w:val="decimal"/>
-      <w:pStyle w:val="7"/>
+      <w:pStyle w:val="Heading6"/>
       <w:lvlText w:val="%1.%2.%3.%4.%5.%6."/>
       <w:lvlJc w:val="left"/>
       <w:pPr>
@@ -6067,10 +5955,10 @@
         <w:rFonts w:hint="default"/>
       </w:rPr>
     </w:lvl>
-    <w:lvl w:ilvl="6" w:tentative="0">
+    <w:lvl w:ilvl="6">
       <w:start w:val="1"/>
       <w:numFmt w:val="decimal"/>
-      <w:pStyle w:val="8"/>
+      <w:pStyle w:val="Heading7"/>
       <w:lvlText w:val="%1.%2.%3.%4.%5.%6.%7."/>
       <w:lvlJc w:val="left"/>
       <w:pPr>
@@ -6080,10 +5968,10 @@
         <w:rFonts w:hint="default"/>
       </w:rPr>
     </w:lvl>
-    <w:lvl w:ilvl="7" w:tentative="0">
+    <w:lvl w:ilvl="7">
       <w:start w:val="1"/>
       <w:numFmt w:val="decimal"/>
-      <w:pStyle w:val="9"/>
+      <w:pStyle w:val="Heading8"/>
       <w:lvlText w:val="%1.%2.%3.%4.%5.%6.%7.%8."/>
       <w:lvlJc w:val="left"/>
       <w:pPr>
@@ -6093,10 +5981,10 @@
         <w:rFonts w:hint="default"/>
       </w:rPr>
     </w:lvl>
-    <w:lvl w:ilvl="8" w:tentative="0">
+    <w:lvl w:ilvl="8">
       <w:start w:val="1"/>
       <w:numFmt w:val="decimal"/>
-      <w:pStyle w:val="10"/>
+      <w:pStyle w:val="Heading9"/>
       <w:lvlText w:val="%1.%2.%3.%4.%5.%6.%7.%8.%9."/>
       <w:lvlJc w:val="left"/>
       <w:pPr>
@@ -6111,7 +5999,7 @@
     <w:nsid w:val="B34328D1"/>
     <w:multiLevelType w:val="singleLevel"/>
     <w:tmpl w:val="B34328D1"/>
-    <w:lvl w:ilvl="0" w:tentative="0">
+    <w:lvl w:ilvl="0">
       <w:start w:val="1"/>
       <w:numFmt w:val="decimal"/>
       <w:lvlText w:val="%1."/>
@@ -6134,269 +6022,267 @@
 </file>
 
 <file path=word/styles.xml><?xml version="1.0" encoding="utf-8"?>
-<w:styles xmlns:mc="http://schemas.openxmlformats.org/markup-compatibility/2006" xmlns:o="urn:schemas-microsoft-com:office:office" xmlns:r="http://schemas.openxmlformats.org/officeDocument/2006/relationships" xmlns:m="http://schemas.openxmlformats.org/officeDocument/2006/math" xmlns:v="urn:schemas-microsoft-com:vml" xmlns:w="http://schemas.openxmlformats.org/wordprocessingml/2006/main" xmlns:w14="http://schemas.microsoft.com/office/word/2010/wordml" xmlns:w10="urn:schemas-microsoft-com:office:word" xmlns:sl="http://schemas.openxmlformats.org/schemaLibrary/2006/main" xmlns:wpsCustomData="http://www.wps.cn/officeDocument/2013/wpsCustomData" mc:Ignorable="w14">
+<w:styles xmlns:mc="http://schemas.openxmlformats.org/markup-compatibility/2006" xmlns:r="http://schemas.openxmlformats.org/officeDocument/2006/relationships" xmlns:w="http://schemas.openxmlformats.org/wordprocessingml/2006/main" xmlns:w14="http://schemas.microsoft.com/office/word/2010/wordml" xmlns:w15="http://schemas.microsoft.com/office/word/2012/wordml" mc:Ignorable="w14 w15">
   <w:docDefaults>
     <w:rPrDefault>
       <w:rPr>
-        <w:rFonts w:ascii="Times New Roman" w:hAnsi="Times New Roman" w:eastAsia="宋体" w:cs="Times New Roman"/>
+        <w:rFonts w:ascii="Times New Roman" w:eastAsia="宋体" w:hAnsi="Times New Roman" w:cs="Times New Roman"/>
       </w:rPr>
     </w:rPrDefault>
     <w:pPrDefault/>
   </w:docDefaults>
-  <w:latentStyles w:count="260" w:defQFormat="0" w:defUnhideWhenUsed="1" w:defSemiHidden="1" w:defUIPriority="99" w:defLockedState="0">
-    <w:lsdException w:qFormat="1" w:unhideWhenUsed="0" w:uiPriority="0" w:semiHidden="0" w:name="Normal"/>
-    <w:lsdException w:qFormat="1" w:unhideWhenUsed="0" w:uiPriority="0" w:semiHidden="0" w:name="heading 1"/>
-    <w:lsdException w:qFormat="1" w:uiPriority="0" w:semiHidden="0" w:name="heading 2"/>
-    <w:lsdException w:qFormat="1" w:uiPriority="0" w:name="heading 3"/>
-    <w:lsdException w:qFormat="1" w:uiPriority="0" w:semiHidden="0" w:name="heading 4"/>
-    <w:lsdException w:qFormat="1" w:uiPriority="0" w:name="heading 5"/>
-    <w:lsdException w:qFormat="1" w:uiPriority="0" w:name="heading 6"/>
-    <w:lsdException w:qFormat="1" w:uiPriority="0" w:name="heading 7"/>
-    <w:lsdException w:qFormat="1" w:uiPriority="0" w:name="heading 8"/>
-    <w:lsdException w:qFormat="1" w:uiPriority="0" w:name="heading 9"/>
-    <w:lsdException w:unhideWhenUsed="0" w:uiPriority="0" w:semiHidden="0" w:name="index 1"/>
-    <w:lsdException w:unhideWhenUsed="0" w:uiPriority="0" w:semiHidden="0" w:name="index 2"/>
-    <w:lsdException w:unhideWhenUsed="0" w:uiPriority="0" w:semiHidden="0" w:name="index 3"/>
-    <w:lsdException w:unhideWhenUsed="0" w:uiPriority="0" w:semiHidden="0" w:name="index 4"/>
-    <w:lsdException w:unhideWhenUsed="0" w:uiPriority="0" w:semiHidden="0" w:name="index 5"/>
-    <w:lsdException w:unhideWhenUsed="0" w:uiPriority="0" w:semiHidden="0" w:name="index 6"/>
-    <w:lsdException w:unhideWhenUsed="0" w:uiPriority="0" w:semiHidden="0" w:name="index 7"/>
-    <w:lsdException w:unhideWhenUsed="0" w:uiPriority="0" w:semiHidden="0" w:name="index 8"/>
-    <w:lsdException w:unhideWhenUsed="0" w:uiPriority="0" w:semiHidden="0" w:name="index 9"/>
-    <w:lsdException w:qFormat="1" w:unhideWhenUsed="0" w:uiPriority="0" w:semiHidden="0" w:name="toc 1"/>
-    <w:lsdException w:qFormat="1" w:unhideWhenUsed="0" w:uiPriority="0" w:semiHidden="0" w:name="toc 2"/>
-    <w:lsdException w:qFormat="1" w:unhideWhenUsed="0" w:uiPriority="0" w:semiHidden="0" w:name="toc 3"/>
-    <w:lsdException w:unhideWhenUsed="0" w:uiPriority="0" w:semiHidden="0" w:name="toc 4"/>
-    <w:lsdException w:unhideWhenUsed="0" w:uiPriority="0" w:semiHidden="0" w:name="toc 5"/>
-    <w:lsdException w:unhideWhenUsed="0" w:uiPriority="0" w:semiHidden="0" w:name="toc 6"/>
-    <w:lsdException w:unhideWhenUsed="0" w:uiPriority="0" w:semiHidden="0" w:name="toc 7"/>
-    <w:lsdException w:unhideWhenUsed="0" w:uiPriority="0" w:semiHidden="0" w:name="toc 8"/>
-    <w:lsdException w:unhideWhenUsed="0" w:uiPriority="0" w:semiHidden="0" w:name="toc 9"/>
-    <w:lsdException w:unhideWhenUsed="0" w:uiPriority="0" w:semiHidden="0" w:name="Normal Indent"/>
-    <w:lsdException w:unhideWhenUsed="0" w:uiPriority="0" w:semiHidden="0" w:name="footnote text"/>
-    <w:lsdException w:qFormat="1" w:unhideWhenUsed="0" w:uiPriority="0" w:semiHidden="0" w:name="annotation text"/>
-    <w:lsdException w:qFormat="1" w:unhideWhenUsed="0" w:uiPriority="0" w:semiHidden="0" w:name="header"/>
-    <w:lsdException w:qFormat="1" w:unhideWhenUsed="0" w:uiPriority="0" w:semiHidden="0" w:name="footer"/>
-    <w:lsdException w:unhideWhenUsed="0" w:uiPriority="0" w:semiHidden="0" w:name="index heading"/>
-    <w:lsdException w:qFormat="1" w:uiPriority="0" w:name="caption"/>
-    <w:lsdException w:unhideWhenUsed="0" w:uiPriority="0" w:semiHidden="0" w:name="table of figures"/>
-    <w:lsdException w:unhideWhenUsed="0" w:uiPriority="0" w:semiHidden="0" w:name="envelope address"/>
-    <w:lsdException w:unhideWhenUsed="0" w:uiPriority="0" w:semiHidden="0" w:name="envelope return"/>
-    <w:lsdException w:unhideWhenUsed="0" w:uiPriority="0" w:semiHidden="0" w:name="footnote reference"/>
-    <w:lsdException w:unhideWhenUsed="0" w:uiPriority="0" w:semiHidden="0" w:name="annotation reference"/>
-    <w:lsdException w:unhideWhenUsed="0" w:uiPriority="0" w:semiHidden="0" w:name="line number"/>
-    <w:lsdException w:unhideWhenUsed="0" w:uiPriority="0" w:semiHidden="0" w:name="page number"/>
-    <w:lsdException w:unhideWhenUsed="0" w:uiPriority="0" w:semiHidden="0" w:name="endnote reference"/>
-    <w:lsdException w:unhideWhenUsed="0" w:uiPriority="0" w:semiHidden="0" w:name="endnote text"/>
-    <w:lsdException w:unhideWhenUsed="0" w:uiPriority="0" w:semiHidden="0" w:name="table of authorities"/>
-    <w:lsdException w:unhideWhenUsed="0" w:uiPriority="0" w:semiHidden="0" w:name="macro"/>
-    <w:lsdException w:unhideWhenUsed="0" w:uiPriority="0" w:semiHidden="0" w:name="toa heading"/>
-    <w:lsdException w:unhideWhenUsed="0" w:uiPriority="0" w:semiHidden="0" w:name="List"/>
-    <w:lsdException w:unhideWhenUsed="0" w:uiPriority="0" w:semiHidden="0" w:name="List Bullet"/>
-    <w:lsdException w:unhideWhenUsed="0" w:uiPriority="0" w:semiHidden="0" w:name="List Number"/>
-    <w:lsdException w:unhideWhenUsed="0" w:uiPriority="0" w:semiHidden="0" w:name="List 2"/>
-    <w:lsdException w:unhideWhenUsed="0" w:uiPriority="0" w:semiHidden="0" w:name="List 3"/>
-    <w:lsdException w:unhideWhenUsed="0" w:uiPriority="0" w:semiHidden="0" w:name="List 4"/>
-    <w:lsdException w:unhideWhenUsed="0" w:uiPriority="0" w:semiHidden="0" w:name="List 5"/>
-    <w:lsdException w:unhideWhenUsed="0" w:uiPriority="0" w:semiHidden="0" w:name="List Bullet 2"/>
-    <w:lsdException w:unhideWhenUsed="0" w:uiPriority="0" w:semiHidden="0" w:name="List Bullet 3"/>
-    <w:lsdException w:unhideWhenUsed="0" w:uiPriority="0" w:semiHidden="0" w:name="List Bullet 4"/>
-    <w:lsdException w:unhideWhenUsed="0" w:uiPriority="0" w:semiHidden="0" w:name="List Bullet 5"/>
-    <w:lsdException w:unhideWhenUsed="0" w:uiPriority="0" w:semiHidden="0" w:name="List Number 2"/>
-    <w:lsdException w:unhideWhenUsed="0" w:uiPriority="0" w:semiHidden="0" w:name="List Number 3"/>
-    <w:lsdException w:unhideWhenUsed="0" w:uiPriority="0" w:semiHidden="0" w:name="List Number 4"/>
-    <w:lsdException w:unhideWhenUsed="0" w:uiPriority="0" w:semiHidden="0" w:name="List Number 5"/>
-    <w:lsdException w:qFormat="1" w:unhideWhenUsed="0" w:uiPriority="0" w:semiHidden="0" w:name="Title"/>
-    <w:lsdException w:unhideWhenUsed="0" w:uiPriority="0" w:semiHidden="0" w:name="Closing"/>
-    <w:lsdException w:unhideWhenUsed="0" w:uiPriority="0" w:semiHidden="0" w:name="Signature"/>
-    <w:lsdException w:qFormat="1" w:unhideWhenUsed="0" w:uiPriority="0" w:name="Default Paragraph Font"/>
-    <w:lsdException w:qFormat="1" w:unhideWhenUsed="0" w:uiPriority="0" w:name="Body Text"/>
-    <w:lsdException w:unhideWhenUsed="0" w:uiPriority="0" w:semiHidden="0" w:name="Body Text Indent"/>
-    <w:lsdException w:unhideWhenUsed="0" w:uiPriority="0" w:semiHidden="0" w:name="List Continue"/>
-    <w:lsdException w:unhideWhenUsed="0" w:uiPriority="0" w:semiHidden="0" w:name="List Continue 2"/>
-    <w:lsdException w:unhideWhenUsed="0" w:uiPriority="0" w:semiHidden="0" w:name="List Continue 3"/>
-    <w:lsdException w:unhideWhenUsed="0" w:uiPriority="0" w:semiHidden="0" w:name="List Continue 4"/>
-    <w:lsdException w:unhideWhenUsed="0" w:uiPriority="0" w:semiHidden="0" w:name="List Continue 5"/>
-    <w:lsdException w:unhideWhenUsed="0" w:uiPriority="0" w:semiHidden="0" w:name="Message Header"/>
-    <w:lsdException w:qFormat="1" w:unhideWhenUsed="0" w:uiPriority="0" w:semiHidden="0" w:name="Subtitle"/>
-    <w:lsdException w:unhideWhenUsed="0" w:uiPriority="0" w:semiHidden="0" w:name="Salutation"/>
-    <w:lsdException w:unhideWhenUsed="0" w:uiPriority="0" w:semiHidden="0" w:name="Date"/>
-    <w:lsdException w:unhideWhenUsed="0" w:uiPriority="0" w:semiHidden="0" w:name="Body Text First Indent"/>
-    <w:lsdException w:unhideWhenUsed="0" w:uiPriority="0" w:semiHidden="0" w:name="Body Text First Indent 2"/>
-    <w:lsdException w:uiPriority="99" w:name="Note Heading"/>
-    <w:lsdException w:unhideWhenUsed="0" w:uiPriority="0" w:semiHidden="0" w:name="Body Text 2"/>
-    <w:lsdException w:unhideWhenUsed="0" w:uiPriority="0" w:semiHidden="0" w:name="Body Text 3"/>
-    <w:lsdException w:unhideWhenUsed="0" w:uiPriority="0" w:semiHidden="0" w:name="Body Text Indent 2"/>
-    <w:lsdException w:unhideWhenUsed="0" w:uiPriority="0" w:semiHidden="0" w:name="Body Text Indent 3"/>
-    <w:lsdException w:unhideWhenUsed="0" w:uiPriority="0" w:semiHidden="0" w:name="Block Text"/>
-    <w:lsdException w:unhideWhenUsed="0" w:uiPriority="0" w:semiHidden="0" w:name="Hyperlink"/>
-    <w:lsdException w:unhideWhenUsed="0" w:uiPriority="0" w:semiHidden="0" w:name="FollowedHyperlink"/>
-    <w:lsdException w:qFormat="1" w:unhideWhenUsed="0" w:uiPriority="0" w:semiHidden="0" w:name="Strong"/>
-    <w:lsdException w:qFormat="1" w:unhideWhenUsed="0" w:uiPriority="0" w:semiHidden="0" w:name="Emphasis"/>
-    <w:lsdException w:unhideWhenUsed="0" w:uiPriority="0" w:semiHidden="0" w:name="Document Map"/>
-    <w:lsdException w:unhideWhenUsed="0" w:uiPriority="0" w:semiHidden="0" w:name="Plain Text"/>
-    <w:lsdException w:unhideWhenUsed="0" w:uiPriority="0" w:semiHidden="0" w:name="E-mail Signature"/>
-    <w:lsdException w:qFormat="1" w:unhideWhenUsed="0" w:uiPriority="0" w:semiHidden="0" w:name="Normal (Web)"/>
-    <w:lsdException w:unhideWhenUsed="0" w:uiPriority="0" w:semiHidden="0" w:name="HTML Acronym"/>
-    <w:lsdException w:unhideWhenUsed="0" w:uiPriority="0" w:semiHidden="0" w:name="HTML Address"/>
-    <w:lsdException w:unhideWhenUsed="0" w:uiPriority="0" w:semiHidden="0" w:name="HTML Cite"/>
-    <w:lsdException w:unhideWhenUsed="0" w:uiPriority="0" w:semiHidden="0" w:name="HTML Code"/>
-    <w:lsdException w:unhideWhenUsed="0" w:uiPriority="0" w:semiHidden="0" w:name="HTML Definition"/>
-    <w:lsdException w:unhideWhenUsed="0" w:uiPriority="0" w:semiHidden="0" w:name="HTML Keyboard"/>
-    <w:lsdException w:unhideWhenUsed="0" w:uiPriority="0" w:semiHidden="0" w:name="HTML Preformatted"/>
-    <w:lsdException w:unhideWhenUsed="0" w:uiPriority="0" w:semiHidden="0" w:name="HTML Sample"/>
-    <w:lsdException w:unhideWhenUsed="0" w:uiPriority="0" w:semiHidden="0" w:name="HTML Typewriter"/>
-    <w:lsdException w:unhideWhenUsed="0" w:uiPriority="0" w:semiHidden="0" w:name="HTML Variable"/>
-    <w:lsdException w:qFormat="1" w:unhideWhenUsed="0" w:uiPriority="0" w:name="Normal Table"/>
-    <w:lsdException w:unhideWhenUsed="0" w:uiPriority="0" w:semiHidden="0" w:name="annotation subject"/>
-    <w:lsdException w:unhideWhenUsed="0" w:uiPriority="0" w:semiHidden="0" w:name="Table Simple 1"/>
-    <w:lsdException w:unhideWhenUsed="0" w:uiPriority="0" w:semiHidden="0" w:name="Table Simple 2"/>
-    <w:lsdException w:unhideWhenUsed="0" w:uiPriority="0" w:semiHidden="0" w:name="Table Simple 3"/>
-    <w:lsdException w:unhideWhenUsed="0" w:uiPriority="0" w:semiHidden="0" w:name="Table Classic 1"/>
-    <w:lsdException w:unhideWhenUsed="0" w:uiPriority="0" w:semiHidden="0" w:name="Table Classic 2"/>
-    <w:lsdException w:unhideWhenUsed="0" w:uiPriority="0" w:semiHidden="0" w:name="Table Classic 3"/>
-    <w:lsdException w:unhideWhenUsed="0" w:uiPriority="0" w:semiHidden="0" w:name="Table Classic 4"/>
-    <w:lsdException w:unhideWhenUsed="0" w:uiPriority="0" w:semiHidden="0" w:name="Table Colorful 1"/>
-    <w:lsdException w:unhideWhenUsed="0" w:uiPriority="0" w:semiHidden="0" w:name="Table Colorful 2"/>
-    <w:lsdException w:unhideWhenUsed="0" w:uiPriority="0" w:semiHidden="0" w:name="Table Colorful 3"/>
-    <w:lsdException w:unhideWhenUsed="0" w:uiPriority="0" w:semiHidden="0" w:name="Table Columns 1"/>
-    <w:lsdException w:unhideWhenUsed="0" w:uiPriority="0" w:semiHidden="0" w:name="Table Columns 2"/>
-    <w:lsdException w:unhideWhenUsed="0" w:uiPriority="0" w:semiHidden="0" w:name="Table Columns 3"/>
-    <w:lsdException w:unhideWhenUsed="0" w:uiPriority="0" w:semiHidden="0" w:name="Table Columns 4"/>
-    <w:lsdException w:unhideWhenUsed="0" w:uiPriority="0" w:semiHidden="0" w:name="Table Columns 5"/>
-    <w:lsdException w:unhideWhenUsed="0" w:uiPriority="0" w:semiHidden="0" w:name="Table Grid 1"/>
-    <w:lsdException w:unhideWhenUsed="0" w:uiPriority="0" w:semiHidden="0" w:name="Table Grid 2"/>
-    <w:lsdException w:unhideWhenUsed="0" w:uiPriority="0" w:semiHidden="0" w:name="Table Grid 3"/>
-    <w:lsdException w:unhideWhenUsed="0" w:uiPriority="0" w:semiHidden="0" w:name="Table Grid 4"/>
-    <w:lsdException w:unhideWhenUsed="0" w:uiPriority="0" w:semiHidden="0" w:name="Table Grid 5"/>
-    <w:lsdException w:unhideWhenUsed="0" w:uiPriority="0" w:semiHidden="0" w:name="Table Grid 6"/>
-    <w:lsdException w:unhideWhenUsed="0" w:uiPriority="0" w:semiHidden="0" w:name="Table Grid 7"/>
-    <w:lsdException w:unhideWhenUsed="0" w:uiPriority="0" w:semiHidden="0" w:name="Table Grid 8"/>
-    <w:lsdException w:unhideWhenUsed="0" w:uiPriority="0" w:semiHidden="0" w:name="Table List 1"/>
-    <w:lsdException w:unhideWhenUsed="0" w:uiPriority="0" w:semiHidden="0" w:name="Table List 2"/>
-    <w:lsdException w:unhideWhenUsed="0" w:uiPriority="0" w:semiHidden="0" w:name="Table List 3"/>
-    <w:lsdException w:unhideWhenUsed="0" w:uiPriority="0" w:semiHidden="0" w:name="Table List 4"/>
-    <w:lsdException w:unhideWhenUsed="0" w:uiPriority="0" w:semiHidden="0" w:name="Table List 5"/>
-    <w:lsdException w:unhideWhenUsed="0" w:uiPriority="0" w:semiHidden="0" w:name="Table List 6"/>
-    <w:lsdException w:unhideWhenUsed="0" w:uiPriority="0" w:semiHidden="0" w:name="Table List 7"/>
-    <w:lsdException w:unhideWhenUsed="0" w:uiPriority="0" w:semiHidden="0" w:name="Table List 8"/>
-    <w:lsdException w:unhideWhenUsed="0" w:uiPriority="0" w:semiHidden="0" w:name="Table 3D effects 1"/>
-    <w:lsdException w:unhideWhenUsed="0" w:uiPriority="0" w:semiHidden="0" w:name="Table 3D effects 2"/>
-    <w:lsdException w:unhideWhenUsed="0" w:uiPriority="0" w:semiHidden="0" w:name="Table 3D effects 3"/>
-    <w:lsdException w:unhideWhenUsed="0" w:uiPriority="0" w:semiHidden="0" w:name="Table Contemporary"/>
-    <w:lsdException w:unhideWhenUsed="0" w:uiPriority="0" w:semiHidden="0" w:name="Table Elegant"/>
-    <w:lsdException w:unhideWhenUsed="0" w:uiPriority="0" w:semiHidden="0" w:name="Table Professional"/>
-    <w:lsdException w:unhideWhenUsed="0" w:uiPriority="0" w:semiHidden="0" w:name="Table Subtle 1"/>
-    <w:lsdException w:unhideWhenUsed="0" w:uiPriority="0" w:semiHidden="0" w:name="Table Subtle 2"/>
-    <w:lsdException w:unhideWhenUsed="0" w:uiPriority="0" w:semiHidden="0" w:name="Table Web 1"/>
-    <w:lsdException w:unhideWhenUsed="0" w:uiPriority="0" w:semiHidden="0" w:name="Table Web 2"/>
-    <w:lsdException w:unhideWhenUsed="0" w:uiPriority="0" w:semiHidden="0" w:name="Table Web 3"/>
-    <w:lsdException w:unhideWhenUsed="0" w:uiPriority="0" w:semiHidden="0" w:name="Balloon Text"/>
-    <w:lsdException w:qFormat="1" w:unhideWhenUsed="0" w:uiPriority="0" w:semiHidden="0" w:name="Table Grid"/>
-    <w:lsdException w:unhideWhenUsed="0" w:uiPriority="0" w:semiHidden="0" w:name="Table Theme"/>
-    <w:lsdException w:unhideWhenUsed="0" w:uiPriority="60" w:semiHidden="0" w:name="Light Shading"/>
-    <w:lsdException w:unhideWhenUsed="0" w:uiPriority="61" w:semiHidden="0" w:name="Light List"/>
-    <w:lsdException w:unhideWhenUsed="0" w:uiPriority="62" w:semiHidden="0" w:name="Light Grid"/>
-    <w:lsdException w:unhideWhenUsed="0" w:uiPriority="63" w:semiHidden="0" w:name="Medium Shading 1"/>
-    <w:lsdException w:unhideWhenUsed="0" w:uiPriority="64" w:semiHidden="0" w:name="Medium Shading 2"/>
-    <w:lsdException w:unhideWhenUsed="0" w:uiPriority="65" w:semiHidden="0" w:name="Medium List 1"/>
-    <w:lsdException w:unhideWhenUsed="0" w:uiPriority="66" w:semiHidden="0" w:name="Medium List 2"/>
-    <w:lsdException w:unhideWhenUsed="0" w:uiPriority="67" w:semiHidden="0" w:name="Medium Grid 1"/>
-    <w:lsdException w:unhideWhenUsed="0" w:uiPriority="68" w:semiHidden="0" w:name="Medium Grid 2"/>
-    <w:lsdException w:unhideWhenUsed="0" w:uiPriority="69" w:semiHidden="0" w:name="Medium Grid 3"/>
-    <w:lsdException w:unhideWhenUsed="0" w:uiPriority="70" w:semiHidden="0" w:name="Dark List"/>
-    <w:lsdException w:unhideWhenUsed="0" w:uiPriority="71" w:semiHidden="0" w:name="Colorful Shading"/>
-    <w:lsdException w:unhideWhenUsed="0" w:uiPriority="72" w:semiHidden="0" w:name="Colorful List"/>
-    <w:lsdException w:unhideWhenUsed="0" w:uiPriority="73" w:semiHidden="0" w:name="Colorful Grid"/>
-    <w:lsdException w:unhideWhenUsed="0" w:uiPriority="60" w:semiHidden="0" w:name="Light Shading Accent 1"/>
-    <w:lsdException w:unhideWhenUsed="0" w:uiPriority="61" w:semiHidden="0" w:name="Light List Accent 1"/>
-    <w:lsdException w:unhideWhenUsed="0" w:uiPriority="62" w:semiHidden="0" w:name="Light Grid Accent 1"/>
-    <w:lsdException w:unhideWhenUsed="0" w:uiPriority="63" w:semiHidden="0" w:name="Medium Shading 1 Accent 1"/>
-    <w:lsdException w:unhideWhenUsed="0" w:uiPriority="64" w:semiHidden="0" w:name="Medium Shading 2 Accent 1"/>
-    <w:lsdException w:unhideWhenUsed="0" w:uiPriority="65" w:semiHidden="0" w:name="Medium List 1 Accent 1"/>
-    <w:lsdException w:unhideWhenUsed="0" w:uiPriority="66" w:semiHidden="0" w:name="Medium List 2 Accent 1"/>
-    <w:lsdException w:unhideWhenUsed="0" w:uiPriority="67" w:semiHidden="0" w:name="Medium Grid 1 Accent 1"/>
-    <w:lsdException w:unhideWhenUsed="0" w:uiPriority="68" w:semiHidden="0" w:name="Medium Grid 2 Accent 1"/>
-    <w:lsdException w:unhideWhenUsed="0" w:uiPriority="69" w:semiHidden="0" w:name="Medium Grid 3 Accent 1"/>
-    <w:lsdException w:unhideWhenUsed="0" w:uiPriority="70" w:semiHidden="0" w:name="Dark List Accent 1"/>
-    <w:lsdException w:unhideWhenUsed="0" w:uiPriority="71" w:semiHidden="0" w:name="Colorful Shading Accent 1"/>
-    <w:lsdException w:unhideWhenUsed="0" w:uiPriority="72" w:semiHidden="0" w:name="Colorful List Accent 1"/>
-    <w:lsdException w:unhideWhenUsed="0" w:uiPriority="73" w:semiHidden="0" w:name="Colorful Grid Accent 1"/>
-    <w:lsdException w:unhideWhenUsed="0" w:uiPriority="60" w:semiHidden="0" w:name="Light Shading Accent 2"/>
-    <w:lsdException w:unhideWhenUsed="0" w:uiPriority="61" w:semiHidden="0" w:name="Light List Accent 2"/>
-    <w:lsdException w:unhideWhenUsed="0" w:uiPriority="62" w:semiHidden="0" w:name="Light Grid Accent 2"/>
-    <w:lsdException w:unhideWhenUsed="0" w:uiPriority="63" w:semiHidden="0" w:name="Medium Shading 1 Accent 2"/>
-    <w:lsdException w:unhideWhenUsed="0" w:uiPriority="64" w:semiHidden="0" w:name="Medium Shading 2 Accent 2"/>
-    <w:lsdException w:unhideWhenUsed="0" w:uiPriority="65" w:semiHidden="0" w:name="Medium List 1 Accent 2"/>
-    <w:lsdException w:unhideWhenUsed="0" w:uiPriority="66" w:semiHidden="0" w:name="Medium List 2 Accent 2"/>
-    <w:lsdException w:unhideWhenUsed="0" w:uiPriority="67" w:semiHidden="0" w:name="Medium Grid 1 Accent 2"/>
-    <w:lsdException w:unhideWhenUsed="0" w:uiPriority="68" w:semiHidden="0" w:name="Medium Grid 2 Accent 2"/>
-    <w:lsdException w:unhideWhenUsed="0" w:uiPriority="69" w:semiHidden="0" w:name="Medium Grid 3 Accent 2"/>
-    <w:lsdException w:unhideWhenUsed="0" w:uiPriority="70" w:semiHidden="0" w:name="Dark List Accent 2"/>
-    <w:lsdException w:unhideWhenUsed="0" w:uiPriority="71" w:semiHidden="0" w:name="Colorful Shading Accent 2"/>
-    <w:lsdException w:unhideWhenUsed="0" w:uiPriority="72" w:semiHidden="0" w:name="Colorful List Accent 2"/>
-    <w:lsdException w:unhideWhenUsed="0" w:uiPriority="73" w:semiHidden="0" w:name="Colorful Grid Accent 2"/>
-    <w:lsdException w:unhideWhenUsed="0" w:uiPriority="60" w:semiHidden="0" w:name="Light Shading Accent 3"/>
-    <w:lsdException w:unhideWhenUsed="0" w:uiPriority="61" w:semiHidden="0" w:name="Light List Accent 3"/>
-    <w:lsdException w:unhideWhenUsed="0" w:uiPriority="62" w:semiHidden="0" w:name="Light Grid Accent 3"/>
-    <w:lsdException w:unhideWhenUsed="0" w:uiPriority="63" w:semiHidden="0" w:name="Medium Shading 1 Accent 3"/>
-    <w:lsdException w:unhideWhenUsed="0" w:uiPriority="64" w:semiHidden="0" w:name="Medium Shading 2 Accent 3"/>
-    <w:lsdException w:unhideWhenUsed="0" w:uiPriority="65" w:semiHidden="0" w:name="Medium List 1 Accent 3"/>
-    <w:lsdException w:unhideWhenUsed="0" w:uiPriority="66" w:semiHidden="0" w:name="Medium List 2 Accent 3"/>
-    <w:lsdException w:unhideWhenUsed="0" w:uiPriority="67" w:semiHidden="0" w:name="Medium Grid 1 Accent 3"/>
-    <w:lsdException w:unhideWhenUsed="0" w:uiPriority="68" w:semiHidden="0" w:name="Medium Grid 2 Accent 3"/>
-    <w:lsdException w:unhideWhenUsed="0" w:uiPriority="69" w:semiHidden="0" w:name="Medium Grid 3 Accent 3"/>
-    <w:lsdException w:unhideWhenUsed="0" w:uiPriority="70" w:semiHidden="0" w:name="Dark List Accent 3"/>
-    <w:lsdException w:unhideWhenUsed="0" w:uiPriority="71" w:semiHidden="0" w:name="Colorful Shading Accent 3"/>
-    <w:lsdException w:unhideWhenUsed="0" w:uiPriority="72" w:semiHidden="0" w:name="Colorful List Accent 3"/>
-    <w:lsdException w:unhideWhenUsed="0" w:uiPriority="73" w:semiHidden="0" w:name="Colorful Grid Accent 3"/>
-    <w:lsdException w:unhideWhenUsed="0" w:uiPriority="60" w:semiHidden="0" w:name="Light Shading Accent 4"/>
-    <w:lsdException w:unhideWhenUsed="0" w:uiPriority="61" w:semiHidden="0" w:name="Light List Accent 4"/>
-    <w:lsdException w:unhideWhenUsed="0" w:uiPriority="62" w:semiHidden="0" w:name="Light Grid Accent 4"/>
-    <w:lsdException w:unhideWhenUsed="0" w:uiPriority="63" w:semiHidden="0" w:name="Medium Shading 1 Accent 4"/>
-    <w:lsdException w:unhideWhenUsed="0" w:uiPriority="64" w:semiHidden="0" w:name="Medium Shading 2 Accent 4"/>
-    <w:lsdException w:unhideWhenUsed="0" w:uiPriority="65" w:semiHidden="0" w:name="Medium List 1 Accent 4"/>
-    <w:lsdException w:unhideWhenUsed="0" w:uiPriority="66" w:semiHidden="0" w:name="Medium List 2 Accent 4"/>
-    <w:lsdException w:unhideWhenUsed="0" w:uiPriority="67" w:semiHidden="0" w:name="Medium Grid 1 Accent 4"/>
-    <w:lsdException w:unhideWhenUsed="0" w:uiPriority="68" w:semiHidden="0" w:name="Medium Grid 2 Accent 4"/>
-    <w:lsdException w:unhideWhenUsed="0" w:uiPriority="69" w:semiHidden="0" w:name="Medium Grid 3 Accent 4"/>
-    <w:lsdException w:unhideWhenUsed="0" w:uiPriority="70" w:semiHidden="0" w:name="Dark List Accent 4"/>
-    <w:lsdException w:unhideWhenUsed="0" w:uiPriority="71" w:semiHidden="0" w:name="Colorful Shading Accent 4"/>
-    <w:lsdException w:unhideWhenUsed="0" w:uiPriority="72" w:semiHidden="0" w:name="Colorful List Accent 4"/>
-    <w:lsdException w:unhideWhenUsed="0" w:uiPriority="73" w:semiHidden="0" w:name="Colorful Grid Accent 4"/>
-    <w:lsdException w:unhideWhenUsed="0" w:uiPriority="60" w:semiHidden="0" w:name="Light Shading Accent 5"/>
-    <w:lsdException w:unhideWhenUsed="0" w:uiPriority="61" w:semiHidden="0" w:name="Light List Accent 5"/>
-    <w:lsdException w:unhideWhenUsed="0" w:uiPriority="62" w:semiHidden="0" w:name="Light Grid Accent 5"/>
-    <w:lsdException w:unhideWhenUsed="0" w:uiPriority="63" w:semiHidden="0" w:name="Medium Shading 1 Accent 5"/>
-    <w:lsdException w:unhideWhenUsed="0" w:uiPriority="64" w:semiHidden="0" w:name="Medium Shading 2 Accent 5"/>
-    <w:lsdException w:unhideWhenUsed="0" w:uiPriority="65" w:semiHidden="0" w:name="Medium List 1 Accent 5"/>
-    <w:lsdException w:unhideWhenUsed="0" w:uiPriority="66" w:semiHidden="0" w:name="Medium List 2 Accent 5"/>
-    <w:lsdException w:unhideWhenUsed="0" w:uiPriority="67" w:semiHidden="0" w:name="Medium Grid 1 Accent 5"/>
-    <w:lsdException w:unhideWhenUsed="0" w:uiPriority="68" w:semiHidden="0" w:name="Medium Grid 2 Accent 5"/>
-    <w:lsdException w:unhideWhenUsed="0" w:uiPriority="69" w:semiHidden="0" w:name="Medium Grid 3 Accent 5"/>
-    <w:lsdException w:unhideWhenUsed="0" w:uiPriority="70" w:semiHidden="0" w:name="Dark List Accent 5"/>
-    <w:lsdException w:unhideWhenUsed="0" w:uiPriority="71" w:semiHidden="0" w:name="Colorful Shading Accent 5"/>
-    <w:lsdException w:unhideWhenUsed="0" w:uiPriority="72" w:semiHidden="0" w:name="Colorful List Accent 5"/>
-    <w:lsdException w:unhideWhenUsed="0" w:uiPriority="73" w:semiHidden="0" w:name="Colorful Grid Accent 5"/>
-    <w:lsdException w:unhideWhenUsed="0" w:uiPriority="60" w:semiHidden="0" w:name="Light Shading Accent 6"/>
-    <w:lsdException w:unhideWhenUsed="0" w:uiPriority="61" w:semiHidden="0" w:name="Light List Accent 6"/>
-    <w:lsdException w:unhideWhenUsed="0" w:uiPriority="62" w:semiHidden="0" w:name="Light Grid Accent 6"/>
-    <w:lsdException w:unhideWhenUsed="0" w:uiPriority="63" w:semiHidden="0" w:name="Medium Shading 1 Accent 6"/>
-    <w:lsdException w:unhideWhenUsed="0" w:uiPriority="64" w:semiHidden="0" w:name="Medium Shading 2 Accent 6"/>
-    <w:lsdException w:unhideWhenUsed="0" w:uiPriority="65" w:semiHidden="0" w:name="Medium List 1 Accent 6"/>
-    <w:lsdException w:unhideWhenUsed="0" w:uiPriority="66" w:semiHidden="0" w:name="Medium List 2 Accent 6"/>
-    <w:lsdException w:unhideWhenUsed="0" w:uiPriority="67" w:semiHidden="0" w:name="Medium Grid 1 Accent 6"/>
-    <w:lsdException w:unhideWhenUsed="0" w:uiPriority="68" w:semiHidden="0" w:name="Medium Grid 2 Accent 6"/>
-    <w:lsdException w:unhideWhenUsed="0" w:uiPriority="69" w:semiHidden="0" w:name="Medium Grid 3 Accent 6"/>
-    <w:lsdException w:unhideWhenUsed="0" w:uiPriority="70" w:semiHidden="0" w:name="Dark List Accent 6"/>
-    <w:lsdException w:unhideWhenUsed="0" w:uiPriority="71" w:semiHidden="0" w:name="Colorful Shading Accent 6"/>
-    <w:lsdException w:unhideWhenUsed="0" w:uiPriority="72" w:semiHidden="0" w:name="Colorful List Accent 6"/>
-    <w:lsdException w:unhideWhenUsed="0" w:uiPriority="73" w:semiHidden="0" w:name="Colorful Grid Accent 6"/>
+  <w:latentStyles w:defLockedState="0" w:defUIPriority="99" w:defSemiHidden="1" w:defUnhideWhenUsed="1" w:defQFormat="0" w:count="260">
+    <w:lsdException w:name="Normal" w:semiHidden="0" w:uiPriority="0" w:unhideWhenUsed="0" w:qFormat="1"/>
+    <w:lsdException w:name="heading 1" w:semiHidden="0" w:uiPriority="0" w:unhideWhenUsed="0" w:qFormat="1"/>
+    <w:lsdException w:name="heading 2" w:semiHidden="0" w:uiPriority="0" w:qFormat="1"/>
+    <w:lsdException w:name="heading 3" w:uiPriority="0" w:qFormat="1"/>
+    <w:lsdException w:name="heading 4" w:semiHidden="0" w:uiPriority="0" w:qFormat="1"/>
+    <w:lsdException w:name="heading 5" w:uiPriority="0" w:qFormat="1"/>
+    <w:lsdException w:name="heading 6" w:uiPriority="0" w:qFormat="1"/>
+    <w:lsdException w:name="heading 7" w:uiPriority="0" w:qFormat="1"/>
+    <w:lsdException w:name="heading 8" w:uiPriority="0" w:qFormat="1"/>
+    <w:lsdException w:name="heading 9" w:uiPriority="0" w:qFormat="1"/>
+    <w:lsdException w:name="index 1" w:semiHidden="0" w:uiPriority="0" w:unhideWhenUsed="0"/>
+    <w:lsdException w:name="index 2" w:semiHidden="0" w:uiPriority="0" w:unhideWhenUsed="0"/>
+    <w:lsdException w:name="index 3" w:semiHidden="0" w:uiPriority="0" w:unhideWhenUsed="0"/>
+    <w:lsdException w:name="index 4" w:semiHidden="0" w:uiPriority="0" w:unhideWhenUsed="0"/>
+    <w:lsdException w:name="index 5" w:semiHidden="0" w:uiPriority="0" w:unhideWhenUsed="0"/>
+    <w:lsdException w:name="index 6" w:semiHidden="0" w:uiPriority="0" w:unhideWhenUsed="0"/>
+    <w:lsdException w:name="index 7" w:semiHidden="0" w:uiPriority="0" w:unhideWhenUsed="0"/>
+    <w:lsdException w:name="index 8" w:semiHidden="0" w:uiPriority="0" w:unhideWhenUsed="0"/>
+    <w:lsdException w:name="index 9" w:semiHidden="0" w:uiPriority="0" w:unhideWhenUsed="0"/>
+    <w:lsdException w:name="toc 1" w:semiHidden="0" w:uiPriority="0" w:unhideWhenUsed="0" w:qFormat="1"/>
+    <w:lsdException w:name="toc 2" w:semiHidden="0" w:uiPriority="0" w:unhideWhenUsed="0" w:qFormat="1"/>
+    <w:lsdException w:name="toc 3" w:semiHidden="0" w:uiPriority="0" w:unhideWhenUsed="0" w:qFormat="1"/>
+    <w:lsdException w:name="toc 4" w:semiHidden="0" w:uiPriority="0" w:unhideWhenUsed="0"/>
+    <w:lsdException w:name="toc 5" w:semiHidden="0" w:uiPriority="0" w:unhideWhenUsed="0"/>
+    <w:lsdException w:name="toc 6" w:semiHidden="0" w:uiPriority="0" w:unhideWhenUsed="0"/>
+    <w:lsdException w:name="toc 7" w:semiHidden="0" w:uiPriority="0" w:unhideWhenUsed="0"/>
+    <w:lsdException w:name="toc 8" w:semiHidden="0" w:uiPriority="0" w:unhideWhenUsed="0"/>
+    <w:lsdException w:name="toc 9" w:semiHidden="0" w:uiPriority="0" w:unhideWhenUsed="0"/>
+    <w:lsdException w:name="Normal Indent" w:semiHidden="0" w:uiPriority="0" w:unhideWhenUsed="0"/>
+    <w:lsdException w:name="footnote text" w:semiHidden="0" w:uiPriority="0" w:unhideWhenUsed="0"/>
+    <w:lsdException w:name="annotation text" w:semiHidden="0" w:uiPriority="0" w:unhideWhenUsed="0" w:qFormat="1"/>
+    <w:lsdException w:name="header" w:semiHidden="0" w:uiPriority="0" w:unhideWhenUsed="0" w:qFormat="1"/>
+    <w:lsdException w:name="footer" w:semiHidden="0" w:uiPriority="0" w:unhideWhenUsed="0" w:qFormat="1"/>
+    <w:lsdException w:name="index heading" w:semiHidden="0" w:uiPriority="0" w:unhideWhenUsed="0"/>
+    <w:lsdException w:name="caption" w:uiPriority="0" w:qFormat="1"/>
+    <w:lsdException w:name="table of figures" w:semiHidden="0" w:uiPriority="0" w:unhideWhenUsed="0"/>
+    <w:lsdException w:name="envelope address" w:semiHidden="0" w:uiPriority="0" w:unhideWhenUsed="0"/>
+    <w:lsdException w:name="envelope return" w:semiHidden="0" w:uiPriority="0" w:unhideWhenUsed="0"/>
+    <w:lsdException w:name="footnote reference" w:semiHidden="0" w:uiPriority="0" w:unhideWhenUsed="0"/>
+    <w:lsdException w:name="annotation reference" w:semiHidden="0" w:uiPriority="0" w:unhideWhenUsed="0"/>
+    <w:lsdException w:name="line number" w:semiHidden="0" w:uiPriority="0" w:unhideWhenUsed="0"/>
+    <w:lsdException w:name="page number" w:semiHidden="0" w:uiPriority="0" w:unhideWhenUsed="0"/>
+    <w:lsdException w:name="endnote reference" w:semiHidden="0" w:uiPriority="0" w:unhideWhenUsed="0"/>
+    <w:lsdException w:name="endnote text" w:semiHidden="0" w:uiPriority="0" w:unhideWhenUsed="0"/>
+    <w:lsdException w:name="table of authorities" w:semiHidden="0" w:uiPriority="0" w:unhideWhenUsed="0"/>
+    <w:lsdException w:name="macro" w:semiHidden="0" w:uiPriority="0" w:unhideWhenUsed="0"/>
+    <w:lsdException w:name="toa heading" w:semiHidden="0" w:uiPriority="0" w:unhideWhenUsed="0"/>
+    <w:lsdException w:name="List" w:semiHidden="0" w:uiPriority="0" w:unhideWhenUsed="0"/>
+    <w:lsdException w:name="List Bullet" w:semiHidden="0" w:uiPriority="0" w:unhideWhenUsed="0"/>
+    <w:lsdException w:name="List Number" w:semiHidden="0" w:uiPriority="0" w:unhideWhenUsed="0"/>
+    <w:lsdException w:name="List 2" w:semiHidden="0" w:uiPriority="0" w:unhideWhenUsed="0"/>
+    <w:lsdException w:name="List 3" w:semiHidden="0" w:uiPriority="0" w:unhideWhenUsed="0"/>
+    <w:lsdException w:name="List 4" w:semiHidden="0" w:uiPriority="0" w:unhideWhenUsed="0"/>
+    <w:lsdException w:name="List 5" w:semiHidden="0" w:uiPriority="0" w:unhideWhenUsed="0"/>
+    <w:lsdException w:name="List Bullet 2" w:semiHidden="0" w:uiPriority="0" w:unhideWhenUsed="0"/>
+    <w:lsdException w:name="List Bullet 3" w:semiHidden="0" w:uiPriority="0" w:unhideWhenUsed="0"/>
+    <w:lsdException w:name="List Bullet 4" w:semiHidden="0" w:uiPriority="0" w:unhideWhenUsed="0"/>
+    <w:lsdException w:name="List Bullet 5" w:semiHidden="0" w:uiPriority="0" w:unhideWhenUsed="0"/>
+    <w:lsdException w:name="List Number 2" w:semiHidden="0" w:uiPriority="0" w:unhideWhenUsed="0"/>
+    <w:lsdException w:name="List Number 3" w:semiHidden="0" w:uiPriority="0" w:unhideWhenUsed="0"/>
+    <w:lsdException w:name="List Number 4" w:semiHidden="0" w:uiPriority="0" w:unhideWhenUsed="0"/>
+    <w:lsdException w:name="List Number 5" w:semiHidden="0" w:uiPriority="0" w:unhideWhenUsed="0"/>
+    <w:lsdException w:name="Title" w:semiHidden="0" w:uiPriority="0" w:unhideWhenUsed="0" w:qFormat="1"/>
+    <w:lsdException w:name="Closing" w:semiHidden="0" w:uiPriority="0" w:unhideWhenUsed="0"/>
+    <w:lsdException w:name="Signature" w:semiHidden="0" w:uiPriority="0" w:unhideWhenUsed="0"/>
+    <w:lsdException w:name="Default Paragraph Font" w:uiPriority="0" w:unhideWhenUsed="0" w:qFormat="1"/>
+    <w:lsdException w:name="Body Text" w:uiPriority="0" w:unhideWhenUsed="0" w:qFormat="1"/>
+    <w:lsdException w:name="Body Text Indent" w:semiHidden="0" w:uiPriority="0" w:unhideWhenUsed="0"/>
+    <w:lsdException w:name="List Continue" w:semiHidden="0" w:uiPriority="0" w:unhideWhenUsed="0"/>
+    <w:lsdException w:name="List Continue 2" w:semiHidden="0" w:uiPriority="0" w:unhideWhenUsed="0"/>
+    <w:lsdException w:name="List Continue 3" w:semiHidden="0" w:uiPriority="0" w:unhideWhenUsed="0"/>
+    <w:lsdException w:name="List Continue 4" w:semiHidden="0" w:uiPriority="0" w:unhideWhenUsed="0"/>
+    <w:lsdException w:name="List Continue 5" w:semiHidden="0" w:uiPriority="0" w:unhideWhenUsed="0"/>
+    <w:lsdException w:name="Message Header" w:semiHidden="0" w:uiPriority="0" w:unhideWhenUsed="0"/>
+    <w:lsdException w:name="Subtitle" w:semiHidden="0" w:uiPriority="0" w:unhideWhenUsed="0" w:qFormat="1"/>
+    <w:lsdException w:name="Salutation" w:semiHidden="0" w:uiPriority="0" w:unhideWhenUsed="0"/>
+    <w:lsdException w:name="Date" w:semiHidden="0" w:uiPriority="0" w:unhideWhenUsed="0"/>
+    <w:lsdException w:name="Body Text First Indent" w:semiHidden="0" w:uiPriority="0" w:unhideWhenUsed="0"/>
+    <w:lsdException w:name="Body Text First Indent 2" w:semiHidden="0" w:uiPriority="0" w:unhideWhenUsed="0"/>
+    <w:lsdException w:name="Body Text 2" w:semiHidden="0" w:uiPriority="0" w:unhideWhenUsed="0"/>
+    <w:lsdException w:name="Body Text 3" w:semiHidden="0" w:uiPriority="0" w:unhideWhenUsed="0"/>
+    <w:lsdException w:name="Body Text Indent 2" w:semiHidden="0" w:uiPriority="0" w:unhideWhenUsed="0"/>
+    <w:lsdException w:name="Body Text Indent 3" w:semiHidden="0" w:uiPriority="0" w:unhideWhenUsed="0"/>
+    <w:lsdException w:name="Block Text" w:semiHidden="0" w:uiPriority="0" w:unhideWhenUsed="0"/>
+    <w:lsdException w:name="Hyperlink" w:semiHidden="0" w:uiPriority="0" w:unhideWhenUsed="0"/>
+    <w:lsdException w:name="FollowedHyperlink" w:semiHidden="0" w:uiPriority="0" w:unhideWhenUsed="0"/>
+    <w:lsdException w:name="Strong" w:semiHidden="0" w:uiPriority="0" w:unhideWhenUsed="0" w:qFormat="1"/>
+    <w:lsdException w:name="Emphasis" w:semiHidden="0" w:uiPriority="0" w:unhideWhenUsed="0" w:qFormat="1"/>
+    <w:lsdException w:name="Document Map" w:semiHidden="0" w:uiPriority="0" w:unhideWhenUsed="0"/>
+    <w:lsdException w:name="Plain Text" w:semiHidden="0" w:uiPriority="0" w:unhideWhenUsed="0"/>
+    <w:lsdException w:name="E-mail Signature" w:semiHidden="0" w:uiPriority="0" w:unhideWhenUsed="0"/>
+    <w:lsdException w:name="Normal (Web)" w:semiHidden="0" w:uiPriority="0" w:unhideWhenUsed="0" w:qFormat="1"/>
+    <w:lsdException w:name="HTML Acronym" w:semiHidden="0" w:uiPriority="0" w:unhideWhenUsed="0"/>
+    <w:lsdException w:name="HTML Address" w:semiHidden="0" w:uiPriority="0" w:unhideWhenUsed="0"/>
+    <w:lsdException w:name="HTML Cite" w:semiHidden="0" w:uiPriority="0" w:unhideWhenUsed="0"/>
+    <w:lsdException w:name="HTML Code" w:semiHidden="0" w:uiPriority="0" w:unhideWhenUsed="0"/>
+    <w:lsdException w:name="HTML Definition" w:semiHidden="0" w:uiPriority="0" w:unhideWhenUsed="0"/>
+    <w:lsdException w:name="HTML Keyboard" w:semiHidden="0" w:uiPriority="0" w:unhideWhenUsed="0"/>
+    <w:lsdException w:name="HTML Preformatted" w:semiHidden="0" w:uiPriority="0" w:unhideWhenUsed="0"/>
+    <w:lsdException w:name="HTML Sample" w:semiHidden="0" w:uiPriority="0" w:unhideWhenUsed="0"/>
+    <w:lsdException w:name="HTML Typewriter" w:semiHidden="0" w:uiPriority="0" w:unhideWhenUsed="0"/>
+    <w:lsdException w:name="HTML Variable" w:semiHidden="0" w:uiPriority="0" w:unhideWhenUsed="0"/>
+    <w:lsdException w:name="Normal Table" w:uiPriority="0" w:unhideWhenUsed="0" w:qFormat="1"/>
+    <w:lsdException w:name="annotation subject" w:semiHidden="0" w:uiPriority="0" w:unhideWhenUsed="0"/>
+    <w:lsdException w:name="Table Simple 1" w:semiHidden="0" w:uiPriority="0" w:unhideWhenUsed="0"/>
+    <w:lsdException w:name="Table Simple 2" w:semiHidden="0" w:uiPriority="0" w:unhideWhenUsed="0"/>
+    <w:lsdException w:name="Table Simple 3" w:semiHidden="0" w:uiPriority="0" w:unhideWhenUsed="0"/>
+    <w:lsdException w:name="Table Classic 1" w:semiHidden="0" w:uiPriority="0" w:unhideWhenUsed="0"/>
+    <w:lsdException w:name="Table Classic 2" w:semiHidden="0" w:uiPriority="0" w:unhideWhenUsed="0"/>
+    <w:lsdException w:name="Table Classic 3" w:semiHidden="0" w:uiPriority="0" w:unhideWhenUsed="0"/>
+    <w:lsdException w:name="Table Classic 4" w:semiHidden="0" w:uiPriority="0" w:unhideWhenUsed="0"/>
+    <w:lsdException w:name="Table Colorful 1" w:semiHidden="0" w:uiPriority="0" w:unhideWhenUsed="0"/>
+    <w:lsdException w:name="Table Colorful 2" w:semiHidden="0" w:uiPriority="0" w:unhideWhenUsed="0"/>
+    <w:lsdException w:name="Table Colorful 3" w:semiHidden="0" w:uiPriority="0" w:unhideWhenUsed="0"/>
+    <w:lsdException w:name="Table Columns 1" w:semiHidden="0" w:uiPriority="0" w:unhideWhenUsed="0"/>
+    <w:lsdException w:name="Table Columns 2" w:semiHidden="0" w:uiPriority="0" w:unhideWhenUsed="0"/>
+    <w:lsdException w:name="Table Columns 3" w:semiHidden="0" w:uiPriority="0" w:unhideWhenUsed="0"/>
+    <w:lsdException w:name="Table Columns 4" w:semiHidden="0" w:uiPriority="0" w:unhideWhenUsed="0"/>
+    <w:lsdException w:name="Table Columns 5" w:semiHidden="0" w:uiPriority="0" w:unhideWhenUsed="0"/>
+    <w:lsdException w:name="Table Grid 1" w:semiHidden="0" w:uiPriority="0" w:unhideWhenUsed="0"/>
+    <w:lsdException w:name="Table Grid 2" w:semiHidden="0" w:uiPriority="0" w:unhideWhenUsed="0"/>
+    <w:lsdException w:name="Table Grid 3" w:semiHidden="0" w:uiPriority="0" w:unhideWhenUsed="0"/>
+    <w:lsdException w:name="Table Grid 4" w:semiHidden="0" w:uiPriority="0" w:unhideWhenUsed="0"/>
+    <w:lsdException w:name="Table Grid 5" w:semiHidden="0" w:uiPriority="0" w:unhideWhenUsed="0"/>
+    <w:lsdException w:name="Table Grid 6" w:semiHidden="0" w:uiPriority="0" w:unhideWhenUsed="0"/>
+    <w:lsdException w:name="Table Grid 7" w:semiHidden="0" w:uiPriority="0" w:unhideWhenUsed="0"/>
+    <w:lsdException w:name="Table Grid 8" w:semiHidden="0" w:uiPriority="0" w:unhideWhenUsed="0"/>
+    <w:lsdException w:name="Table List 1" w:semiHidden="0" w:uiPriority="0" w:unhideWhenUsed="0"/>
+    <w:lsdException w:name="Table List 2" w:semiHidden="0" w:uiPriority="0" w:unhideWhenUsed="0"/>
+    <w:lsdException w:name="Table List 3" w:semiHidden="0" w:uiPriority="0" w:unhideWhenUsed="0"/>
+    <w:lsdException w:name="Table List 4" w:semiHidden="0" w:uiPriority="0" w:unhideWhenUsed="0"/>
+    <w:lsdException w:name="Table List 5" w:semiHidden="0" w:uiPriority="0" w:unhideWhenUsed="0"/>
+    <w:lsdException w:name="Table List 6" w:semiHidden="0" w:uiPriority="0" w:unhideWhenUsed="0"/>
+    <w:lsdException w:name="Table List 7" w:semiHidden="0" w:uiPriority="0" w:unhideWhenUsed="0"/>
+    <w:lsdException w:name="Table List 8" w:semiHidden="0" w:uiPriority="0" w:unhideWhenUsed="0"/>
+    <w:lsdException w:name="Table 3D effects 1" w:semiHidden="0" w:uiPriority="0" w:unhideWhenUsed="0"/>
+    <w:lsdException w:name="Table 3D effects 2" w:semiHidden="0" w:uiPriority="0" w:unhideWhenUsed="0"/>
+    <w:lsdException w:name="Table 3D effects 3" w:semiHidden="0" w:uiPriority="0" w:unhideWhenUsed="0"/>
+    <w:lsdException w:name="Table Contemporary" w:semiHidden="0" w:uiPriority="0" w:unhideWhenUsed="0"/>
+    <w:lsdException w:name="Table Elegant" w:semiHidden="0" w:uiPriority="0" w:unhideWhenUsed="0"/>
+    <w:lsdException w:name="Table Professional" w:semiHidden="0" w:uiPriority="0" w:unhideWhenUsed="0"/>
+    <w:lsdException w:name="Table Subtle 1" w:semiHidden="0" w:uiPriority="0" w:unhideWhenUsed="0"/>
+    <w:lsdException w:name="Table Subtle 2" w:semiHidden="0" w:uiPriority="0" w:unhideWhenUsed="0"/>
+    <w:lsdException w:name="Table Web 1" w:semiHidden="0" w:uiPriority="0" w:unhideWhenUsed="0"/>
+    <w:lsdException w:name="Table Web 2" w:semiHidden="0" w:uiPriority="0" w:unhideWhenUsed="0"/>
+    <w:lsdException w:name="Table Web 3" w:semiHidden="0" w:uiPriority="0" w:unhideWhenUsed="0"/>
+    <w:lsdException w:name="Balloon Text" w:semiHidden="0" w:uiPriority="0" w:unhideWhenUsed="0"/>
+    <w:lsdException w:name="Table Grid" w:semiHidden="0" w:uiPriority="0" w:unhideWhenUsed="0" w:qFormat="1"/>
+    <w:lsdException w:name="Table Theme" w:semiHidden="0" w:uiPriority="0" w:unhideWhenUsed="0"/>
+    <w:lsdException w:name="Light Shading" w:semiHidden="0" w:uiPriority="60" w:unhideWhenUsed="0"/>
+    <w:lsdException w:name="Light List" w:semiHidden="0" w:uiPriority="61" w:unhideWhenUsed="0"/>
+    <w:lsdException w:name="Light Grid" w:semiHidden="0" w:uiPriority="62" w:unhideWhenUsed="0"/>
+    <w:lsdException w:name="Medium Shading 1" w:semiHidden="0" w:uiPriority="63" w:unhideWhenUsed="0"/>
+    <w:lsdException w:name="Medium Shading 2" w:semiHidden="0" w:uiPriority="64" w:unhideWhenUsed="0"/>
+    <w:lsdException w:name="Medium List 1" w:semiHidden="0" w:uiPriority="65" w:unhideWhenUsed="0"/>
+    <w:lsdException w:name="Medium List 2" w:semiHidden="0" w:uiPriority="66" w:unhideWhenUsed="0"/>
+    <w:lsdException w:name="Medium Grid 1" w:semiHidden="0" w:uiPriority="67" w:unhideWhenUsed="0"/>
+    <w:lsdException w:name="Medium Grid 2" w:semiHidden="0" w:uiPriority="68" w:unhideWhenUsed="0"/>
+    <w:lsdException w:name="Medium Grid 3" w:semiHidden="0" w:uiPriority="69" w:unhideWhenUsed="0"/>
+    <w:lsdException w:name="Dark List" w:semiHidden="0" w:uiPriority="70" w:unhideWhenUsed="0"/>
+    <w:lsdException w:name="Colorful Shading" w:semiHidden="0" w:uiPriority="71" w:unhideWhenUsed="0"/>
+    <w:lsdException w:name="Colorful List" w:semiHidden="0" w:uiPriority="72" w:unhideWhenUsed="0"/>
+    <w:lsdException w:name="Colorful Grid" w:semiHidden="0" w:uiPriority="73" w:unhideWhenUsed="0"/>
+    <w:lsdException w:name="Light Shading Accent 1" w:semiHidden="0" w:uiPriority="60" w:unhideWhenUsed="0"/>
+    <w:lsdException w:name="Light List Accent 1" w:semiHidden="0" w:uiPriority="61" w:unhideWhenUsed="0"/>
+    <w:lsdException w:name="Light Grid Accent 1" w:semiHidden="0" w:uiPriority="62" w:unhideWhenUsed="0"/>
+    <w:lsdException w:name="Medium Shading 1 Accent 1" w:semiHidden="0" w:uiPriority="63" w:unhideWhenUsed="0"/>
+    <w:lsdException w:name="Medium Shading 2 Accent 1" w:semiHidden="0" w:uiPriority="64" w:unhideWhenUsed="0"/>
+    <w:lsdException w:name="Medium List 1 Accent 1" w:semiHidden="0" w:uiPriority="65" w:unhideWhenUsed="0"/>
+    <w:lsdException w:name="Medium List 2 Accent 1" w:semiHidden="0" w:uiPriority="66" w:unhideWhenUsed="0"/>
+    <w:lsdException w:name="Medium Grid 1 Accent 1" w:semiHidden="0" w:uiPriority="67" w:unhideWhenUsed="0"/>
+    <w:lsdException w:name="Medium Grid 2 Accent 1" w:semiHidden="0" w:uiPriority="68" w:unhideWhenUsed="0"/>
+    <w:lsdException w:name="Medium Grid 3 Accent 1" w:semiHidden="0" w:uiPriority="69" w:unhideWhenUsed="0"/>
+    <w:lsdException w:name="Dark List Accent 1" w:semiHidden="0" w:uiPriority="70" w:unhideWhenUsed="0"/>
+    <w:lsdException w:name="Colorful Shading Accent 1" w:semiHidden="0" w:uiPriority="71" w:unhideWhenUsed="0"/>
+    <w:lsdException w:name="Colorful List Accent 1" w:semiHidden="0" w:uiPriority="72" w:unhideWhenUsed="0"/>
+    <w:lsdException w:name="Colorful Grid Accent 1" w:semiHidden="0" w:uiPriority="73" w:unhideWhenUsed="0"/>
+    <w:lsdException w:name="Light Shading Accent 2" w:semiHidden="0" w:uiPriority="60" w:unhideWhenUsed="0"/>
+    <w:lsdException w:name="Light List Accent 2" w:semiHidden="0" w:uiPriority="61" w:unhideWhenUsed="0"/>
+    <w:lsdException w:name="Light Grid Accent 2" w:semiHidden="0" w:uiPriority="62" w:unhideWhenUsed="0"/>
+    <w:lsdException w:name="Medium Shading 1 Accent 2" w:semiHidden="0" w:uiPriority="63" w:unhideWhenUsed="0"/>
+    <w:lsdException w:name="Medium Shading 2 Accent 2" w:semiHidden="0" w:uiPriority="64" w:unhideWhenUsed="0"/>
+    <w:lsdException w:name="Medium List 1 Accent 2" w:semiHidden="0" w:uiPriority="65" w:unhideWhenUsed="0"/>
+    <w:lsdException w:name="Medium List 2 Accent 2" w:semiHidden="0" w:uiPriority="66" w:unhideWhenUsed="0"/>
+    <w:lsdException w:name="Medium Grid 1 Accent 2" w:semiHidden="0" w:uiPriority="67" w:unhideWhenUsed="0"/>
+    <w:lsdException w:name="Medium Grid 2 Accent 2" w:semiHidden="0" w:uiPriority="68" w:unhideWhenUsed="0"/>
+    <w:lsdException w:name="Medium Grid 3 Accent 2" w:semiHidden="0" w:uiPriority="69" w:unhideWhenUsed="0"/>
+    <w:lsdException w:name="Dark List Accent 2" w:semiHidden="0" w:uiPriority="70" w:unhideWhenUsed="0"/>
+    <w:lsdException w:name="Colorful Shading Accent 2" w:semiHidden="0" w:uiPriority="71" w:unhideWhenUsed="0"/>
+    <w:lsdException w:name="Colorful List Accent 2" w:semiHidden="0" w:uiPriority="72" w:unhideWhenUsed="0"/>
+    <w:lsdException w:name="Colorful Grid Accent 2" w:semiHidden="0" w:uiPriority="73" w:unhideWhenUsed="0"/>
+    <w:lsdException w:name="Light Shading Accent 3" w:semiHidden="0" w:uiPriority="60" w:unhideWhenUsed="0"/>
+    <w:lsdException w:name="Light List Accent 3" w:semiHidden="0" w:uiPriority="61" w:unhideWhenUsed="0"/>
+    <w:lsdException w:name="Light Grid Accent 3" w:semiHidden="0" w:uiPriority="62" w:unhideWhenUsed="0"/>
+    <w:lsdException w:name="Medium Shading 1 Accent 3" w:semiHidden="0" w:uiPriority="63" w:unhideWhenUsed="0"/>
+    <w:lsdException w:name="Medium Shading 2 Accent 3" w:semiHidden="0" w:uiPriority="64" w:unhideWhenUsed="0"/>
+    <w:lsdException w:name="Medium List 1 Accent 3" w:semiHidden="0" w:uiPriority="65" w:unhideWhenUsed="0"/>
+    <w:lsdException w:name="Medium List 2 Accent 3" w:semiHidden="0" w:uiPriority="66" w:unhideWhenUsed="0"/>
+    <w:lsdException w:name="Medium Grid 1 Accent 3" w:semiHidden="0" w:uiPriority="67" w:unhideWhenUsed="0"/>
+    <w:lsdException w:name="Medium Grid 2 Accent 3" w:semiHidden="0" w:uiPriority="68" w:unhideWhenUsed="0"/>
+    <w:lsdException w:name="Medium Grid 3 Accent 3" w:semiHidden="0" w:uiPriority="69" w:unhideWhenUsed="0"/>
+    <w:lsdException w:name="Dark List Accent 3" w:semiHidden="0" w:uiPriority="70" w:unhideWhenUsed="0"/>
+    <w:lsdException w:name="Colorful Shading Accent 3" w:semiHidden="0" w:uiPriority="71" w:unhideWhenUsed="0"/>
+    <w:lsdException w:name="Colorful List Accent 3" w:semiHidden="0" w:uiPriority="72" w:unhideWhenUsed="0"/>
+    <w:lsdException w:name="Colorful Grid Accent 3" w:semiHidden="0" w:uiPriority="73" w:unhideWhenUsed="0"/>
+    <w:lsdException w:name="Light Shading Accent 4" w:semiHidden="0" w:uiPriority="60" w:unhideWhenUsed="0"/>
+    <w:lsdException w:name="Light List Accent 4" w:semiHidden="0" w:uiPriority="61" w:unhideWhenUsed="0"/>
+    <w:lsdException w:name="Light Grid Accent 4" w:semiHidden="0" w:uiPriority="62" w:unhideWhenUsed="0"/>
+    <w:lsdException w:name="Medium Shading 1 Accent 4" w:semiHidden="0" w:uiPriority="63" w:unhideWhenUsed="0"/>
+    <w:lsdException w:name="Medium Shading 2 Accent 4" w:semiHidden="0" w:uiPriority="64" w:unhideWhenUsed="0"/>
+    <w:lsdException w:name="Medium List 1 Accent 4" w:semiHidden="0" w:uiPriority="65" w:unhideWhenUsed="0"/>
+    <w:lsdException w:name="Medium List 2 Accent 4" w:semiHidden="0" w:uiPriority="66" w:unhideWhenUsed="0"/>
+    <w:lsdException w:name="Medium Grid 1 Accent 4" w:semiHidden="0" w:uiPriority="67" w:unhideWhenUsed="0"/>
+    <w:lsdException w:name="Medium Grid 2 Accent 4" w:semiHidden="0" w:uiPriority="68" w:unhideWhenUsed="0"/>
+    <w:lsdException w:name="Medium Grid 3 Accent 4" w:semiHidden="0" w:uiPriority="69" w:unhideWhenUsed="0"/>
+    <w:lsdException w:name="Dark List Accent 4" w:semiHidden="0" w:uiPriority="70" w:unhideWhenUsed="0"/>
+    <w:lsdException w:name="Colorful Shading Accent 4" w:semiHidden="0" w:uiPriority="71" w:unhideWhenUsed="0"/>
+    <w:lsdException w:name="Colorful List Accent 4" w:semiHidden="0" w:uiPriority="72" w:unhideWhenUsed="0"/>
+    <w:lsdException w:name="Colorful Grid Accent 4" w:semiHidden="0" w:uiPriority="73" w:unhideWhenUsed="0"/>
+    <w:lsdException w:name="Light Shading Accent 5" w:semiHidden="0" w:uiPriority="60" w:unhideWhenUsed="0"/>
+    <w:lsdException w:name="Light List Accent 5" w:semiHidden="0" w:uiPriority="61" w:unhideWhenUsed="0"/>
+    <w:lsdException w:name="Light Grid Accent 5" w:semiHidden="0" w:uiPriority="62" w:unhideWhenUsed="0"/>
+    <w:lsdException w:name="Medium Shading 1 Accent 5" w:semiHidden="0" w:uiPriority="63" w:unhideWhenUsed="0"/>
+    <w:lsdException w:name="Medium Shading 2 Accent 5" w:semiHidden="0" w:uiPriority="64" w:unhideWhenUsed="0"/>
+    <w:lsdException w:name="Medium List 1 Accent 5" w:semiHidden="0" w:uiPriority="65" w:unhideWhenUsed="0"/>
+    <w:lsdException w:name="Medium List 2 Accent 5" w:semiHidden="0" w:uiPriority="66" w:unhideWhenUsed="0"/>
+    <w:lsdException w:name="Medium Grid 1 Accent 5" w:semiHidden="0" w:uiPriority="67" w:unhideWhenUsed="0"/>
+    <w:lsdException w:name="Medium Grid 2 Accent 5" w:semiHidden="0" w:uiPriority="68" w:unhideWhenUsed="0"/>
+    <w:lsdException w:name="Medium Grid 3 Accent 5" w:semiHidden="0" w:uiPriority="69" w:unhideWhenUsed="0"/>
+    <w:lsdException w:name="Dark List Accent 5" w:semiHidden="0" w:uiPriority="70" w:unhideWhenUsed="0"/>
+    <w:lsdException w:name="Colorful Shading Accent 5" w:semiHidden="0" w:uiPriority="71" w:unhideWhenUsed="0"/>
+    <w:lsdException w:name="Colorful List Accent 5" w:semiHidden="0" w:uiPriority="72" w:unhideWhenUsed="0"/>
+    <w:lsdException w:name="Colorful Grid Accent 5" w:semiHidden="0" w:uiPriority="73" w:unhideWhenUsed="0"/>
+    <w:lsdException w:name="Light Shading Accent 6" w:semiHidden="0" w:uiPriority="60" w:unhideWhenUsed="0"/>
+    <w:lsdException w:name="Light List Accent 6" w:semiHidden="0" w:uiPriority="61" w:unhideWhenUsed="0"/>
+    <w:lsdException w:name="Light Grid Accent 6" w:semiHidden="0" w:uiPriority="62" w:unhideWhenUsed="0"/>
+    <w:lsdException w:name="Medium Shading 1 Accent 6" w:semiHidden="0" w:uiPriority="63" w:unhideWhenUsed="0"/>
+    <w:lsdException w:name="Medium Shading 2 Accent 6" w:semiHidden="0" w:uiPriority="64" w:unhideWhenUsed="0"/>
+    <w:lsdException w:name="Medium List 1 Accent 6" w:semiHidden="0" w:uiPriority="65" w:unhideWhenUsed="0"/>
+    <w:lsdException w:name="Medium List 2 Accent 6" w:semiHidden="0" w:uiPriority="66" w:unhideWhenUsed="0"/>
+    <w:lsdException w:name="Medium Grid 1 Accent 6" w:semiHidden="0" w:uiPriority="67" w:unhideWhenUsed="0"/>
+    <w:lsdException w:name="Medium Grid 2 Accent 6" w:semiHidden="0" w:uiPriority="68" w:unhideWhenUsed="0"/>
+    <w:lsdException w:name="Medium Grid 3 Accent 6" w:semiHidden="0" w:uiPriority="69" w:unhideWhenUsed="0"/>
+    <w:lsdException w:name="Dark List Accent 6" w:semiHidden="0" w:uiPriority="70" w:unhideWhenUsed="0"/>
+    <w:lsdException w:name="Colorful Shading Accent 6" w:semiHidden="0" w:uiPriority="71" w:unhideWhenUsed="0"/>
+    <w:lsdException w:name="Colorful List Accent 6" w:semiHidden="0" w:uiPriority="72" w:unhideWhenUsed="0"/>
+    <w:lsdException w:name="Colorful Grid Accent 6" w:semiHidden="0" w:uiPriority="73" w:unhideWhenUsed="0"/>
   </w:latentStyles>
-  <w:style w:type="paragraph" w:default="1" w:styleId="1">
+  <w:style w:type="paragraph" w:default="1" w:styleId="Normal">
     <w:name w:val="Normal"/>
     <w:qFormat/>
-    <w:uiPriority w:val="0"/>
     <w:pPr>
       <w:kinsoku w:val="0"/>
       <w:autoSpaceDE w:val="0"/>
@@ -6408,7 +6294,7 @@
       <w:textAlignment w:val="baseline"/>
     </w:pPr>
     <w:rPr>
-      <w:rFonts w:ascii="Arial" w:hAnsi="Arial" w:eastAsia="宋体" w:cs="Arial"/>
+      <w:rFonts w:ascii="Arial" w:eastAsia="宋体" w:hAnsi="Arial" w:cs="Arial"/>
       <w:snapToGrid w:val="0"/>
       <w:color w:val="000000"/>
       <w:kern w:val="0"/>
@@ -6417,12 +6303,11 @@
       <w:lang w:val="en-US" w:eastAsia="en-US" w:bidi="ar-SA"/>
     </w:rPr>
   </w:style>
-  <w:style w:type="paragraph" w:styleId="2">
+  <w:style w:type="paragraph" w:styleId="Heading1">
     <w:name w:val="heading 1"/>
-    <w:basedOn w:val="1"/>
-    <w:next w:val="1"/>
+    <w:basedOn w:val="Normal"/>
+    <w:next w:val="Normal"/>
     <w:qFormat/>
-    <w:uiPriority w:val="0"/>
     <w:pPr>
       <w:keepNext/>
       <w:keepLines/>
@@ -6440,13 +6325,12 @@
       <w:sz w:val="44"/>
     </w:rPr>
   </w:style>
-  <w:style w:type="paragraph" w:styleId="3">
+  <w:style w:type="paragraph" w:styleId="Heading2">
     <w:name w:val="heading 2"/>
-    <w:basedOn w:val="1"/>
-    <w:next w:val="1"/>
+    <w:basedOn w:val="Normal"/>
+    <w:next w:val="Normal"/>
     <w:unhideWhenUsed/>
     <w:qFormat/>
-    <w:uiPriority w:val="0"/>
     <w:pPr>
       <w:keepNext/>
       <w:keepLines/>
@@ -6459,19 +6343,18 @@
       <w:outlineLvl w:val="1"/>
     </w:pPr>
     <w:rPr>
-      <w:rFonts w:ascii="Arial" w:hAnsi="Arial" w:eastAsia="黑体"/>
+      <w:rFonts w:ascii="Arial" w:eastAsia="黑体" w:hAnsi="Arial"/>
       <w:b/>
       <w:sz w:val="32"/>
     </w:rPr>
   </w:style>
-  <w:style w:type="paragraph" w:styleId="4">
+  <w:style w:type="paragraph" w:styleId="Heading3">
     <w:name w:val="heading 3"/>
-    <w:basedOn w:val="1"/>
-    <w:next w:val="1"/>
+    <w:basedOn w:val="Normal"/>
+    <w:next w:val="Normal"/>
     <w:semiHidden/>
     <w:unhideWhenUsed/>
     <w:qFormat/>
-    <w:uiPriority w:val="0"/>
     <w:pPr>
       <w:keepNext/>
       <w:keepLines/>
@@ -6488,13 +6371,12 @@
       <w:sz w:val="32"/>
     </w:rPr>
   </w:style>
-  <w:style w:type="paragraph" w:styleId="5">
+  <w:style w:type="paragraph" w:styleId="Heading4">
     <w:name w:val="heading 4"/>
-    <w:basedOn w:val="1"/>
-    <w:next w:val="1"/>
+    <w:basedOn w:val="Normal"/>
+    <w:next w:val="Normal"/>
     <w:unhideWhenUsed/>
     <w:qFormat/>
-    <w:uiPriority w:val="0"/>
     <w:pPr>
       <w:keepNext/>
       <w:keepLines/>
@@ -6507,19 +6389,18 @@
       <w:outlineLvl w:val="3"/>
     </w:pPr>
     <w:rPr>
-      <w:rFonts w:ascii="Arial" w:hAnsi="Arial" w:eastAsia="黑体"/>
+      <w:rFonts w:ascii="Arial" w:eastAsia="黑体" w:hAnsi="Arial"/>
       <w:b/>
       <w:sz w:val="28"/>
     </w:rPr>
   </w:style>
-  <w:style w:type="paragraph" w:styleId="6">
+  <w:style w:type="paragraph" w:styleId="Heading5">
     <w:name w:val="heading 5"/>
-    <w:basedOn w:val="1"/>
-    <w:next w:val="1"/>
+    <w:basedOn w:val="Normal"/>
+    <w:next w:val="Normal"/>
     <w:semiHidden/>
     <w:unhideWhenUsed/>
     <w:qFormat/>
-    <w:uiPriority w:val="0"/>
     <w:pPr>
       <w:keepNext/>
       <w:keepLines/>
@@ -6536,14 +6417,13 @@
       <w:sz w:val="28"/>
     </w:rPr>
   </w:style>
-  <w:style w:type="paragraph" w:styleId="7">
+  <w:style w:type="paragraph" w:styleId="Heading6">
     <w:name w:val="heading 6"/>
-    <w:basedOn w:val="1"/>
-    <w:next w:val="1"/>
+    <w:basedOn w:val="Normal"/>
+    <w:next w:val="Normal"/>
     <w:semiHidden/>
     <w:unhideWhenUsed/>
     <w:qFormat/>
-    <w:uiPriority w:val="0"/>
     <w:pPr>
       <w:keepNext/>
       <w:keepLines/>
@@ -6556,19 +6436,18 @@
       <w:outlineLvl w:val="5"/>
     </w:pPr>
     <w:rPr>
-      <w:rFonts w:ascii="Arial" w:hAnsi="Arial" w:eastAsia="黑体"/>
+      <w:rFonts w:ascii="Arial" w:eastAsia="黑体" w:hAnsi="Arial"/>
       <w:b/>
       <w:sz w:val="24"/>
     </w:rPr>
   </w:style>
-  <w:style w:type="paragraph" w:styleId="8">
+  <w:style w:type="paragraph" w:styleId="Heading7">
     <w:name w:val="heading 7"/>
-    <w:basedOn w:val="1"/>
-    <w:next w:val="1"/>
+    <w:basedOn w:val="Normal"/>
+    <w:next w:val="Normal"/>
     <w:semiHidden/>
     <w:unhideWhenUsed/>
     <w:qFormat/>
-    <w:uiPriority w:val="0"/>
     <w:pPr>
       <w:keepNext/>
       <w:keepLines/>
@@ -6585,14 +6464,13 @@
       <w:sz w:val="24"/>
     </w:rPr>
   </w:style>
-  <w:style w:type="paragraph" w:styleId="9">
+  <w:style w:type="paragraph" w:styleId="Heading8">
     <w:name w:val="heading 8"/>
-    <w:basedOn w:val="1"/>
-    <w:next w:val="1"/>
+    <w:basedOn w:val="Normal"/>
+    <w:next w:val="Normal"/>
     <w:semiHidden/>
     <w:unhideWhenUsed/>
     <w:qFormat/>
-    <w:uiPriority w:val="0"/>
     <w:pPr>
       <w:keepNext/>
       <w:keepLines/>
@@ -6605,18 +6483,17 @@
       <w:outlineLvl w:val="7"/>
     </w:pPr>
     <w:rPr>
-      <w:rFonts w:ascii="Arial" w:hAnsi="Arial" w:eastAsia="黑体"/>
+      <w:rFonts w:ascii="Arial" w:eastAsia="黑体" w:hAnsi="Arial"/>
       <w:sz w:val="24"/>
     </w:rPr>
   </w:style>
-  <w:style w:type="paragraph" w:styleId="10">
+  <w:style w:type="paragraph" w:styleId="Heading9">
     <w:name w:val="heading 9"/>
-    <w:basedOn w:val="1"/>
-    <w:next w:val="1"/>
+    <w:basedOn w:val="Normal"/>
+    <w:next w:val="Normal"/>
     <w:semiHidden/>
     <w:unhideWhenUsed/>
     <w:qFormat/>
-    <w:uiPriority w:val="0"/>
     <w:pPr>
       <w:keepNext/>
       <w:keepLines/>
@@ -6629,21 +6506,19 @@
       <w:outlineLvl w:val="8"/>
     </w:pPr>
     <w:rPr>
-      <w:rFonts w:ascii="Arial" w:hAnsi="Arial" w:eastAsia="黑体"/>
+      <w:rFonts w:ascii="Arial" w:eastAsia="黑体" w:hAnsi="Arial"/>
       <w:sz w:val="21"/>
     </w:rPr>
   </w:style>
-  <w:style w:type="character" w:default="1" w:styleId="22">
+  <w:style w:type="character" w:default="1" w:styleId="DefaultParagraphFont">
     <w:name w:val="Default Paragraph Font"/>
     <w:semiHidden/>
     <w:qFormat/>
-    <w:uiPriority w:val="0"/>
   </w:style>
-  <w:style w:type="table" w:default="1" w:styleId="20">
+  <w:style w:type="table" w:default="1" w:styleId="TableNormal">
     <w:name w:val="Normal Table"/>
     <w:semiHidden/>
     <w:qFormat/>
-    <w:uiPriority w:val="0"/>
     <w:tblPr>
       <w:tblCellMar>
         <w:top w:w="0" w:type="dxa"/>
@@ -6653,43 +6528,39 @@
       </w:tblCellMar>
     </w:tblPr>
   </w:style>
-  <w:style w:type="paragraph" w:styleId="11">
+  <w:style w:type="paragraph" w:styleId="CommentText">
     <w:name w:val="annotation text"/>
-    <w:basedOn w:val="1"/>
+    <w:basedOn w:val="Normal"/>
     <w:qFormat/>
-    <w:uiPriority w:val="0"/>
     <w:pPr>
       <w:jc w:val="left"/>
     </w:pPr>
   </w:style>
-  <w:style w:type="paragraph" w:styleId="12">
+  <w:style w:type="paragraph" w:styleId="BodyText">
     <w:name w:val="Body Text"/>
-    <w:basedOn w:val="1"/>
+    <w:basedOn w:val="Normal"/>
     <w:semiHidden/>
     <w:qFormat/>
-    <w:uiPriority w:val="0"/>
     <w:rPr>
-      <w:rFonts w:ascii="Arial" w:hAnsi="Arial" w:eastAsia="Arial" w:cs="Arial"/>
+      <w:rFonts w:ascii="Arial" w:eastAsia="Arial" w:hAnsi="Arial" w:cs="Arial"/>
       <w:sz w:val="21"/>
       <w:szCs w:val="21"/>
       <w:lang w:val="en-US" w:eastAsia="en-US" w:bidi="ar-SA"/>
     </w:rPr>
   </w:style>
-  <w:style w:type="paragraph" w:styleId="13">
+  <w:style w:type="paragraph" w:styleId="TOC3">
     <w:name w:val="toc 3"/>
-    <w:basedOn w:val="1"/>
-    <w:next w:val="1"/>
+    <w:basedOn w:val="Normal"/>
+    <w:next w:val="Normal"/>
     <w:qFormat/>
-    <w:uiPriority w:val="0"/>
     <w:pPr>
       <w:ind w:left="840" w:leftChars="400"/>
     </w:pPr>
   </w:style>
-  <w:style w:type="paragraph" w:styleId="14">
+  <w:style w:type="paragraph" w:styleId="Footer">
     <w:name w:val="footer"/>
-    <w:basedOn w:val="1"/>
+    <w:basedOn w:val="Normal"/>
     <w:qFormat/>
-    <w:uiPriority w:val="0"/>
     <w:pPr>
       <w:tabs>
         <w:tab w:val="center" w:pos="4153"/>
@@ -6702,17 +6573,16 @@
       <w:sz w:val="18"/>
     </w:rPr>
   </w:style>
-  <w:style w:type="paragraph" w:styleId="15">
+  <w:style w:type="paragraph" w:styleId="Header">
     <w:name w:val="header"/>
-    <w:basedOn w:val="1"/>
+    <w:basedOn w:val="Normal"/>
     <w:qFormat/>
-    <w:uiPriority w:val="0"/>
     <w:pPr>
       <w:pBdr>
-        <w:top w:val="none" w:color="auto" w:sz="0" w:space="0"/>
-        <w:left w:val="none" w:color="auto" w:sz="0" w:space="0"/>
-        <w:bottom w:val="none" w:color="auto" w:sz="0" w:space="0"/>
-        <w:right w:val="none" w:color="auto" w:sz="0" w:space="0"/>
+        <w:top w:val="nil"/>
+        <w:left w:val="nil"/>
+        <w:bottom w:val="nil"/>
+        <w:right w:val="nil"/>
       </w:pBdr>
       <w:tabs>
         <w:tab w:val="center" w:pos="4153"/>
@@ -6727,41 +6597,37 @@
       <w:sz w:val="18"/>
     </w:rPr>
   </w:style>
-  <w:style w:type="paragraph" w:styleId="16">
+  <w:style w:type="paragraph" w:styleId="TOC1">
     <w:name w:val="toc 1"/>
-    <w:basedOn w:val="1"/>
-    <w:next w:val="1"/>
+    <w:basedOn w:val="Normal"/>
+    <w:next w:val="Normal"/>
     <w:qFormat/>
-    <w:uiPriority w:val="0"/>
     <w:rPr>
-      <w:rFonts w:ascii="Arial" w:hAnsi="Arial" w:eastAsia="Microsoft JhengHei"/>
+      <w:rFonts w:ascii="Arial" w:eastAsia="Microsoft JhengHei" w:hAnsi="Arial"/>
       <w:sz w:val="24"/>
     </w:rPr>
   </w:style>
-  <w:style w:type="paragraph" w:styleId="17">
+  <w:style w:type="paragraph" w:styleId="TOC2">
     <w:name w:val="toc 2"/>
-    <w:basedOn w:val="1"/>
-    <w:next w:val="1"/>
+    <w:basedOn w:val="Normal"/>
+    <w:next w:val="Normal"/>
     <w:qFormat/>
-    <w:uiPriority w:val="0"/>
     <w:pPr>
       <w:ind w:left="420" w:leftChars="200"/>
     </w:pPr>
   </w:style>
-  <w:style w:type="paragraph" w:styleId="18">
+  <w:style w:type="paragraph" w:styleId="NormalWeb">
     <w:name w:val="Normal (Web)"/>
-    <w:basedOn w:val="1"/>
+    <w:basedOn w:val="Normal"/>
     <w:qFormat/>
-    <w:uiPriority w:val="0"/>
     <w:rPr>
       <w:sz w:val="24"/>
     </w:rPr>
   </w:style>
-  <w:style w:type="paragraph" w:styleId="19">
+  <w:style w:type="paragraph" w:styleId="Title">
     <w:name w:val="Title"/>
-    <w:basedOn w:val="1"/>
+    <w:basedOn w:val="Normal"/>
     <w:qFormat/>
-    <w:uiPriority w:val="0"/>
     <w:pPr>
       <w:spacing w:before="240" w:beforeLines="0" w:beforeAutospacing="0" w:after="60" w:afterLines="0" w:afterAutospacing="0"/>
       <w:jc w:val="center"/>
@@ -6773,73 +6639,68 @@
       <w:sz w:val="32"/>
     </w:rPr>
   </w:style>
-  <w:style w:type="table" w:styleId="21">
+  <w:style w:type="table" w:styleId="TableGrid">
     <w:name w:val="Table Grid"/>
-    <w:basedOn w:val="20"/>
+    <w:basedOn w:val="TableNormal"/>
     <w:qFormat/>
-    <w:uiPriority w:val="0"/>
     <w:pPr>
       <w:widowControl w:val="0"/>
       <w:jc w:val="both"/>
     </w:pPr>
     <w:tblPr>
       <w:tblBorders>
-        <w:top w:val="single" w:color="auto" w:sz="4" w:space="0"/>
-        <w:left w:val="single" w:color="auto" w:sz="4" w:space="0"/>
-        <w:bottom w:val="single" w:color="auto" w:sz="4" w:space="0"/>
-        <w:right w:val="single" w:color="auto" w:sz="4" w:space="0"/>
-        <w:insideH w:val="single" w:color="auto" w:sz="4" w:space="0"/>
-        <w:insideV w:val="single" w:color="auto" w:sz="4" w:space="0"/>
+        <w:top w:val="single" w:sz="4" w:space="0" w:color="auto"/>
+        <w:left w:val="single" w:sz="4" w:space="0" w:color="auto"/>
+        <w:bottom w:val="single" w:sz="4" w:space="0" w:color="auto"/>
+        <w:right w:val="single" w:sz="4" w:space="0" w:color="auto"/>
+        <w:insideH w:val="single" w:sz="4" w:space="0" w:color="auto"/>
+        <w:insideV w:val="single" w:sz="4" w:space="0" w:color="auto"/>
       </w:tblBorders>
     </w:tblPr>
   </w:style>
-  <w:style w:type="character" w:styleId="23">
+  <w:style w:type="character" w:styleId="Strong">
     <w:name w:val="Strong"/>
-    <w:basedOn w:val="22"/>
+    <w:basedOn w:val="DefaultParagraphFont"/>
     <w:qFormat/>
-    <w:uiPriority w:val="0"/>
     <w:rPr>
       <w:b/>
     </w:rPr>
   </w:style>
-  <w:style w:type="paragraph" w:customStyle="1" w:styleId="24">
+  <w:style w:type="paragraph" w:customStyle="1" w:styleId="a">
     <w:name w:val="柴_公司名"/>
-    <w:basedOn w:val="19"/>
+    <w:basedOn w:val="Title"/>
     <w:qFormat/>
-    <w:uiPriority w:val="0"/>
     <w:pPr>
       <w:spacing w:after="600" w:afterLines="600"/>
     </w:pPr>
     <w:rPr>
-      <w:rFonts w:hint="eastAsia" w:ascii="宋体" w:hAnsi="宋体" w:eastAsia="宋体" w:cs="宋体"/>
+      <w:rFonts w:ascii="宋体" w:eastAsia="宋体" w:hAnsi="宋体" w:cs="宋体" w:hint="eastAsia"/>
       <w:bCs/>
       <w:spacing w:val="-6"/>
       <w:sz w:val="52"/>
       <w:szCs w:val="52"/>
     </w:rPr>
   </w:style>
-  <w:style w:type="paragraph" w:customStyle="1" w:styleId="25">
+  <w:style w:type="paragraph" w:customStyle="1" w:styleId="a0">
     <w:name w:val="柴_文档名"/>
-    <w:basedOn w:val="19"/>
+    <w:basedOn w:val="Title"/>
     <w:qFormat/>
-    <w:uiPriority w:val="0"/>
     <w:pPr>
       <w:spacing w:after="900" w:afterLines="900"/>
     </w:pPr>
     <w:rPr>
-      <w:rFonts w:ascii="黑体" w:hAnsi="黑体" w:eastAsia="黑体" w:cs="黑体"/>
+      <w:rFonts w:ascii="黑体" w:eastAsia="黑体" w:hAnsi="黑体" w:cs="黑体"/>
       <w:bCs/>
       <w:spacing w:val="-7"/>
       <w:sz w:val="52"/>
       <w:szCs w:val="52"/>
     </w:rPr>
   </w:style>
-  <w:style w:type="table" w:customStyle="1" w:styleId="26">
+  <w:style w:type="table" w:customStyle="1" w:styleId="TableNormal0">
     <w:name w:val="Table Normal_0"/>
     <w:semiHidden/>
     <w:unhideWhenUsed/>
     <w:qFormat/>
-    <w:uiPriority w:val="0"/>
     <w:tblPr>
       <w:tblCellMar>
         <w:top w:w="0" w:type="dxa"/>
@@ -6849,88 +6710,82 @@
       </w:tblCellMar>
     </w:tblPr>
   </w:style>
-  <w:style w:type="paragraph" w:customStyle="1" w:styleId="27">
+  <w:style w:type="paragraph" w:customStyle="1" w:styleId="TableText">
     <w:name w:val="Table Text"/>
-    <w:basedOn w:val="1"/>
+    <w:basedOn w:val="Normal"/>
     <w:semiHidden/>
     <w:qFormat/>
-    <w:uiPriority w:val="0"/>
     <w:rPr>
-      <w:rFonts w:ascii="宋体" w:hAnsi="宋体" w:eastAsia="宋体" w:cs="宋体"/>
+      <w:rFonts w:ascii="宋体" w:eastAsia="宋体" w:hAnsi="宋体" w:cs="宋体"/>
       <w:sz w:val="21"/>
       <w:szCs w:val="21"/>
       <w:lang w:val="en-US" w:eastAsia="en-US" w:bidi="ar-SA"/>
     </w:rPr>
   </w:style>
-  <w:style w:type="paragraph" w:customStyle="1" w:styleId="28">
+  <w:style w:type="paragraph" w:customStyle="1" w:styleId="1">
     <w:name w:val="柴_标题1"/>
-    <w:basedOn w:val="2"/>
-    <w:next w:val="29"/>
-    <w:link w:val="38"/>
+    <w:basedOn w:val="Heading1"/>
+    <w:next w:val="a1"/>
+    <w:link w:val="1Char"/>
     <w:qFormat/>
-    <w:uiPriority w:val="0"/>
     <w:pPr>
       <w:spacing w:before="100" w:after="90" w:line="360" w:lineRule="auto"/>
     </w:pPr>
     <w:rPr>
-      <w:rFonts w:ascii="Arial" w:hAnsi="Arial" w:eastAsia="宋体"/>
+      <w:rFonts w:ascii="Arial" w:eastAsia="宋体" w:hAnsi="Arial"/>
       <w:sz w:val="32"/>
     </w:rPr>
   </w:style>
-  <w:style w:type="paragraph" w:customStyle="1" w:styleId="29">
+  <w:style w:type="paragraph" w:customStyle="1" w:styleId="a1">
     <w:name w:val="柴_正文"/>
-    <w:basedOn w:val="12"/>
-    <w:link w:val="42"/>
+    <w:basedOn w:val="BodyText"/>
+    <w:link w:val="Char"/>
     <w:qFormat/>
-    <w:uiPriority w:val="0"/>
     <w:pPr>
       <w:spacing w:line="360" w:lineRule="auto"/>
       <w:ind w:firstLine="470" w:firstLineChars="200"/>
     </w:pPr>
     <w:rPr>
-      <w:rFonts w:ascii="Arial" w:hAnsi="Arial" w:eastAsia="宋体"/>
+      <w:rFonts w:ascii="Arial" w:eastAsia="宋体" w:hAnsi="Arial"/>
       <w:sz w:val="24"/>
       <w:lang w:eastAsia="zh-CN"/>
     </w:rPr>
   </w:style>
-  <w:style w:type="paragraph" w:customStyle="1" w:styleId="30">
+  <w:style w:type="paragraph" w:customStyle="1" w:styleId="2">
     <w:name w:val="柴_标题2"/>
-    <w:basedOn w:val="3"/>
-    <w:next w:val="29"/>
-    <w:link w:val="43"/>
+    <w:basedOn w:val="Heading2"/>
+    <w:next w:val="a1"/>
+    <w:link w:val="2Char"/>
     <w:qFormat/>
-    <w:uiPriority w:val="0"/>
     <w:pPr>
       <w:spacing w:line="360" w:lineRule="auto"/>
     </w:pPr>
     <w:rPr>
-      <w:rFonts w:ascii="Arial" w:hAnsi="Arial" w:eastAsia="宋体"/>
+      <w:rFonts w:ascii="Arial" w:eastAsia="宋体" w:hAnsi="Arial"/>
       <w:sz w:val="28"/>
     </w:rPr>
   </w:style>
-  <w:style w:type="paragraph" w:customStyle="1" w:styleId="31">
+  <w:style w:type="paragraph" w:customStyle="1" w:styleId="3">
     <w:name w:val="柴_标题3"/>
-    <w:basedOn w:val="4"/>
-    <w:next w:val="29"/>
+    <w:basedOn w:val="Heading3"/>
+    <w:next w:val="a1"/>
     <w:qFormat/>
-    <w:uiPriority w:val="0"/>
     <w:pPr>
       <w:spacing w:line="360" w:lineRule="auto"/>
       <w:ind w:left="0" w:firstLine="472" w:firstLineChars="200"/>
     </w:pPr>
     <w:rPr>
-      <w:rFonts w:ascii="宋体" w:hAnsi="宋体" w:eastAsia="宋体" w:cs="宋体"/>
+      <w:rFonts w:ascii="宋体" w:eastAsia="宋体" w:hAnsi="宋体" w:cs="宋体"/>
       <w:spacing w:val="-2"/>
       <w:sz w:val="24"/>
       <w:szCs w:val="24"/>
     </w:rPr>
   </w:style>
-  <w:style w:type="paragraph" w:customStyle="1" w:styleId="32">
+  <w:style w:type="paragraph" w:customStyle="1" w:styleId="a2">
     <w:name w:val="柴_目录"/>
-    <w:basedOn w:val="1"/>
-    <w:next w:val="12"/>
+    <w:basedOn w:val="Normal"/>
+    <w:next w:val="BodyText"/>
     <w:qFormat/>
-    <w:uiPriority w:val="0"/>
     <w:pPr>
       <w:tabs>
         <w:tab w:val="right" w:leader="dot" w:pos="8442"/>
@@ -6938,64 +6793,59 @@
       <w:ind w:left="0" w:leftChars="0"/>
     </w:pPr>
     <w:rPr>
-      <w:rFonts w:ascii="Arial" w:hAnsi="Arial" w:eastAsia="Microsoft JhengHei"/>
+      <w:rFonts w:ascii="Arial" w:eastAsia="Microsoft JhengHei" w:hAnsi="Arial"/>
       <w:sz w:val="24"/>
     </w:rPr>
   </w:style>
-  <w:style w:type="paragraph" w:customStyle="1" w:styleId="33">
+  <w:style w:type="paragraph" w:customStyle="1" w:styleId="WPSOffice1">
     <w:name w:val="WPSOffice手动目录 1"/>
     <w:qFormat/>
-    <w:uiPriority w:val="0"/>
     <w:pPr>
       <w:ind w:leftChars="0"/>
     </w:pPr>
     <w:rPr>
-      <w:rFonts w:ascii="Times New Roman" w:hAnsi="Times New Roman" w:eastAsia="宋体" w:cs="Times New Roman"/>
+      <w:rFonts w:ascii="Times New Roman" w:eastAsia="宋体" w:hAnsi="Times New Roman" w:cs="Times New Roman"/>
       <w:sz w:val="20"/>
       <w:szCs w:val="20"/>
     </w:rPr>
   </w:style>
-  <w:style w:type="paragraph" w:customStyle="1" w:styleId="34">
+  <w:style w:type="paragraph" w:customStyle="1" w:styleId="WPSOffice2">
     <w:name w:val="WPSOffice手动目录 2"/>
     <w:qFormat/>
-    <w:uiPriority w:val="0"/>
     <w:pPr>
       <w:ind w:leftChars="200"/>
     </w:pPr>
     <w:rPr>
-      <w:rFonts w:ascii="Times New Roman" w:hAnsi="Times New Roman" w:eastAsia="宋体" w:cs="Times New Roman"/>
+      <w:rFonts w:ascii="Times New Roman" w:eastAsia="宋体" w:hAnsi="Times New Roman" w:cs="Times New Roman"/>
       <w:sz w:val="20"/>
       <w:szCs w:val="20"/>
     </w:rPr>
   </w:style>
-  <w:style w:type="paragraph" w:customStyle="1" w:styleId="35">
+  <w:style w:type="paragraph" w:customStyle="1" w:styleId="WPSOffice3">
     <w:name w:val="WPSOffice手动目录 3"/>
     <w:qFormat/>
-    <w:uiPriority w:val="0"/>
     <w:pPr>
       <w:ind w:leftChars="400"/>
     </w:pPr>
     <w:rPr>
-      <w:rFonts w:ascii="Times New Roman" w:hAnsi="Times New Roman" w:eastAsia="宋体" w:cs="Times New Roman"/>
+      <w:rFonts w:ascii="Times New Roman" w:eastAsia="宋体" w:hAnsi="Times New Roman" w:cs="Times New Roman"/>
       <w:sz w:val="20"/>
       <w:szCs w:val="20"/>
     </w:rPr>
   </w:style>
-  <w:style w:type="paragraph" w:customStyle="1" w:styleId="36">
+  <w:style w:type="paragraph" w:customStyle="1" w:styleId="Compact">
     <w:name w:val="Compact"/>
-    <w:basedOn w:val="12"/>
+    <w:basedOn w:val="BodyText"/>
     <w:qFormat/>
-    <w:uiPriority w:val="0"/>
     <w:pPr>
       <w:spacing w:before="36" w:after="36"/>
     </w:pPr>
   </w:style>
-  <w:style w:type="table" w:customStyle="1" w:styleId="37">
+  <w:style w:type="table" w:customStyle="1" w:styleId="Table">
     <w:name w:val="Table"/>
     <w:semiHidden/>
     <w:unhideWhenUsed/>
     <w:qFormat/>
-    <w:uiPriority w:val="0"/>
     <w:tblPr>
       <w:tblCellMar>
         <w:top w:w="0" w:type="dxa"/>
@@ -7007,28 +6857,26 @@
     <w:tblStylePr w:type="firstRow">
       <w:tcPr>
         <w:tcBorders>
-          <w:bottom w:val="single" w:color="auto" w:sz="0" w:space="0"/>
+          <w:bottom w:val="single" w:sz="0" w:space="0" w:color="auto"/>
         </w:tcBorders>
         <w:vAlign w:val="bottom"/>
       </w:tcPr>
     </w:tblStylePr>
   </w:style>
-  <w:style w:type="character" w:customStyle="1" w:styleId="38">
+  <w:style w:type="character" w:customStyle="1" w:styleId="1Char">
     <w:name w:val="柴_标题1 Char"/>
-    <w:link w:val="28"/>
+    <w:link w:val="1"/>
     <w:qFormat/>
-    <w:uiPriority w:val="0"/>
     <w:rPr>
-      <w:rFonts w:ascii="Arial" w:hAnsi="Arial" w:eastAsia="宋体"/>
+      <w:rFonts w:ascii="Arial" w:eastAsia="宋体" w:hAnsi="Arial"/>
       <w:sz w:val="32"/>
     </w:rPr>
   </w:style>
-  <w:style w:type="table" w:customStyle="1" w:styleId="39">
+  <w:style w:type="table" w:customStyle="1" w:styleId="TableNormal1">
     <w:name w:val="Table Normal_1"/>
     <w:semiHidden/>
     <w:unhideWhenUsed/>
     <w:qFormat/>
-    <w:uiPriority w:val="0"/>
     <w:tblPr>
       <w:tblCellMar>
         <w:top w:w="0" w:type="dxa"/>
@@ -7038,11 +6886,10 @@
       </w:tblCellMar>
     </w:tblPr>
   </w:style>
-  <w:style w:type="paragraph" w:customStyle="1" w:styleId="40">
+  <w:style w:type="paragraph" w:customStyle="1" w:styleId="a3">
     <w:name w:val="柴_正文_无缩进"/>
-    <w:basedOn w:val="1"/>
+    <w:basedOn w:val="Normal"/>
     <w:qFormat/>
-    <w:uiPriority w:val="0"/>
     <w:pPr>
       <w:ind w:firstLine="0" w:firstLineChars="0"/>
     </w:pPr>
@@ -7052,42 +6899,39 @@
       <w:lang w:eastAsia="zh-CN"/>
     </w:rPr>
   </w:style>
-  <w:style w:type="paragraph" w:customStyle="1" w:styleId="41">
+  <w:style w:type="paragraph" w:customStyle="1" w:styleId="4">
     <w:name w:val="柴_标题4"/>
-    <w:basedOn w:val="5"/>
-    <w:next w:val="1"/>
+    <w:basedOn w:val="Heading4"/>
+    <w:next w:val="Normal"/>
     <w:qFormat/>
-    <w:uiPriority w:val="0"/>
     <w:pPr>
       <w:widowControl w:val="0"/>
       <w:spacing w:before="160" w:line="360" w:lineRule="auto"/>
-      <w:ind w:left="981" w:leftChars="300" w:hanging="862"/>
+      <w:ind w:left="981" w:hanging="862" w:leftChars="300"/>
     </w:pPr>
     <w:rPr>
-      <w:rFonts w:hint="eastAsia" w:ascii="Calibri" w:hAnsi="Calibri" w:eastAsia="宋体" w:cs="宋体"/>
+      <w:rFonts w:ascii="Calibri" w:eastAsia="宋体" w:hAnsi="Calibri" w:cs="宋体" w:hint="eastAsia"/>
       <w:sz w:val="24"/>
       <w:szCs w:val="24"/>
       <w:lang w:eastAsia="zh-CN" w:bidi="zh-CN"/>
     </w:rPr>
   </w:style>
-  <w:style w:type="character" w:customStyle="1" w:styleId="42">
+  <w:style w:type="character" w:customStyle="1" w:styleId="Char">
     <w:name w:val="柴_正文 Char"/>
-    <w:link w:val="29"/>
+    <w:link w:val="a1"/>
     <w:qFormat/>
-    <w:uiPriority w:val="0"/>
     <w:rPr>
-      <w:rFonts w:ascii="Arial" w:hAnsi="Arial" w:eastAsia="宋体"/>
+      <w:rFonts w:ascii="Arial" w:eastAsia="宋体" w:hAnsi="Arial"/>
       <w:sz w:val="24"/>
       <w:lang w:eastAsia="zh-CN"/>
     </w:rPr>
   </w:style>
-  <w:style w:type="character" w:customStyle="1" w:styleId="43">
+  <w:style w:type="character" w:customStyle="1" w:styleId="2Char">
     <w:name w:val="柴_标题2 Char"/>
-    <w:link w:val="30"/>
+    <w:link w:val="2"/>
     <w:qFormat/>
-    <w:uiPriority w:val="0"/>
     <w:rPr>
-      <w:rFonts w:ascii="Arial" w:hAnsi="Arial" w:eastAsia="宋体"/>
+      <w:rFonts w:ascii="Arial" w:eastAsia="宋体" w:hAnsi="Arial"/>
       <w:sz w:val="28"/>
     </w:rPr>
   </w:style>

--- a/5.人员管理/1.流程制度规范类文件/TXHS-05-01-人员储备管理制度.docx
+++ b/5.人员管理/1.流程制度规范类文件/TXHS-05-01-人员储备管理制度.docx
@@ -1300,7 +1300,7 @@
                 <w:szCs w:val="20"/>
                 <w:lang w:val="en-US" w:eastAsia="zh-CN"/>
               </w:rPr>
-              <w:t>强宇涛</w:t>
+              <w:t>程方</w:t>
             </w:r>
           </w:p>
         </w:tc>
@@ -1343,7 +1343,7 @@
                 <w:vertAlign w:val="baseline"/>
                 <w:lang w:val="en-US" w:eastAsia="zh-CN"/>
               </w:rPr>
-              <w:t>陈凯</w:t>
+              <w:t>茅建根</w:t>
             </w:r>
           </w:p>
         </w:tc>
@@ -1554,7 +1554,7 @@
                 <w:szCs w:val="20"/>
                 <w:lang w:val="en-US" w:eastAsia="zh-CN"/>
               </w:rPr>
-              <w:t>强宇涛</w:t>
+              <w:t>程方</w:t>
             </w:r>
           </w:p>
         </w:tc>
@@ -1590,7 +1590,7 @@
                 <w:vertAlign w:val="baseline"/>
                 <w:lang w:val="en-US" w:eastAsia="zh-CN"/>
               </w:rPr>
-              <w:t>陈凯</w:t>
+              <w:t>茅建根</w:t>
             </w:r>
           </w:p>
         </w:tc>

--- a/5.人员管理/1.流程制度规范类文件/TXHS-05-01-人员储备管理制度.docx
+++ b/5.人员管理/1.流程制度规范类文件/TXHS-05-01-人员储备管理制度.docx
@@ -1,11 +1,10 @@
 
 <file path=word/document.xml><?xml version="1.0" encoding="utf-8"?>
-<w:document xmlns:wpc="http://schemas.microsoft.com/office/word/2010/wordprocessingCanvas" xmlns:mc="http://schemas.openxmlformats.org/markup-compatibility/2006" xmlns:o="urn:schemas-microsoft-com:office:office" xmlns:r="http://schemas.openxmlformats.org/officeDocument/2006/relationships" xmlns:m="http://schemas.openxmlformats.org/officeDocument/2006/math" xmlns:v="urn:schemas-microsoft-com:vml" xmlns:wp14="http://schemas.microsoft.com/office/word/2010/wordprocessingDrawing" xmlns:wp="http://schemas.openxmlformats.org/drawingml/2006/wordprocessingDrawing" xmlns:w10="urn:schemas-microsoft-com:office:word" xmlns:w="http://schemas.openxmlformats.org/wordprocessingml/2006/main" xmlns:w14="http://schemas.microsoft.com/office/word/2010/wordml" xmlns:w15="http://schemas.microsoft.com/office/word/2012/wordml" xmlns:wne="http://schemas.microsoft.com/office/word/2006/wordml" xmlns:wpg="http://schemas.microsoft.com/office/word/2010/wordprocessingGroup" xmlns:wpi="http://schemas.microsoft.com/office/word/2010/wordprocessingInk" xmlns:wps="http://schemas.microsoft.com/office/word/2010/wordprocessingShape" mc:Ignorable="w14 w15 wp14">
-  <!-- Generated by Aspose.Words for .NET 13.3.0.1 -->
+<w:document xmlns:wpc="http://schemas.microsoft.com/office/word/2010/wordprocessingCanvas" xmlns:mc="http://schemas.openxmlformats.org/markup-compatibility/2006" xmlns:o="urn:schemas-microsoft-com:office:office" xmlns:r="http://schemas.openxmlformats.org/officeDocument/2006/relationships" xmlns:m="http://schemas.openxmlformats.org/officeDocument/2006/math" xmlns:v="urn:schemas-microsoft-com:vml" xmlns:wp14="http://schemas.microsoft.com/office/word/2010/wordprocessingDrawing" xmlns:wp="http://schemas.openxmlformats.org/drawingml/2006/wordprocessingDrawing" xmlns:w="http://schemas.openxmlformats.org/wordprocessingml/2006/main" xmlns:w14="http://schemas.microsoft.com/office/word/2010/wordml" xmlns:w10="urn:schemas-microsoft-com:office:word" xmlns:w15="http://schemas.microsoft.com/office/word/2012/wordml" xmlns:wpg="http://schemas.microsoft.com/office/word/2010/wordprocessingGroup" xmlns:wpi="http://schemas.microsoft.com/office/word/2010/wordprocessingInk" xmlns:wne="http://schemas.microsoft.com/office/word/2006/wordml" xmlns:wps="http://schemas.microsoft.com/office/word/2010/wordprocessingShape" xmlns:wpsCustomData="http://www.wps.cn/officeDocument/2013/wpsCustomData" mc:Ignorable="w14 w15 wp14">
   <w:body>
     <w:p>
       <w:pPr>
-        <w:pStyle w:val="a"/>
+        <w:pStyle w:val="24"/>
         <w:keepNext w:val="0"/>
         <w:keepLines w:val="0"/>
         <w:pageBreakBefore w:val="0"/>
@@ -25,7 +24,7 @@
       <w:bookmarkStart w:id="0" w:name="_Toc3535"/>
       <w:r>
         <w:drawing>
-          <wp:anchor distT="0" distB="0" distL="114300" distR="114300" simplePos="0" relativeHeight="251660288" behindDoc="1" locked="0" layoutInCell="1" allowOverlap="1">
+          <wp:anchor distT="0" distB="0" distL="114300" distR="114300" simplePos="0" relativeHeight="251661312" behindDoc="1" locked="0" layoutInCell="1" allowOverlap="1">
             <wp:simplePos x="0" y="0"/>
             <wp:positionH relativeFrom="column">
               <wp:posOffset>-19050</wp:posOffset>
@@ -50,7 +49,7 @@
                     </pic:cNvPicPr>
                   </pic:nvPicPr>
                   <pic:blipFill>
-                    <a:blip xmlns:r="http://schemas.openxmlformats.org/officeDocument/2006/relationships" r:embed="rId4"/>
+                    <a:blip r:embed="rId7"/>
                     <a:stretch>
                       <a:fillRect/>
                     </a:stretch>
@@ -76,7 +75,7 @@
       </w:r>
       <w:r>
         <w:drawing>
-          <wp:anchor distT="0" distB="0" distL="114300" distR="114300" simplePos="0" relativeHeight="251659264" behindDoc="1" locked="0" layoutInCell="1" allowOverlap="1">
+          <wp:anchor distT="0" distB="0" distL="114300" distR="114300" simplePos="0" relativeHeight="251660288" behindDoc="1" locked="0" layoutInCell="1" allowOverlap="1">
             <wp:simplePos x="0" y="0"/>
             <wp:positionH relativeFrom="column">
               <wp:posOffset>0</wp:posOffset>
@@ -101,7 +100,7 @@
                     </pic:cNvPicPr>
                   </pic:nvPicPr>
                   <pic:blipFill>
-                    <a:blip xmlns:r="http://schemas.openxmlformats.org/officeDocument/2006/relationships" r:embed="rId5"/>
+                    <a:blip r:embed="rId8"/>
                     <a:stretch>
                       <a:fillRect/>
                     </a:stretch>
@@ -131,7 +130,7 @@
           <w:lang w:val="en-US" w:eastAsia="zh-CN"/>
         </w:rPr>
         <w:drawing>
-          <wp:anchor distT="0" distB="0" distL="114300" distR="114300" simplePos="0" relativeHeight="251658240" behindDoc="1" locked="0" layoutInCell="1" allowOverlap="1">
+          <wp:anchor distT="0" distB="0" distL="114300" distR="114300" simplePos="0" relativeHeight="251659264" behindDoc="1" locked="0" layoutInCell="1" allowOverlap="1">
             <wp:simplePos x="0" y="0"/>
             <wp:positionH relativeFrom="column">
               <wp:posOffset>635</wp:posOffset>
@@ -156,7 +155,7 @@
                     </pic:cNvPicPr>
                   </pic:nvPicPr>
                   <pic:blipFill>
-                    <a:blip xmlns:r="http://schemas.openxmlformats.org/officeDocument/2006/relationships" r:embed="rId6">
+                    <a:blip r:embed="rId9">
                       <a:alphaModFix amt="58000"/>
                       <a:lum contrast="-52000"/>
                     </a:blip>
@@ -190,7 +189,7 @@
     </w:p>
     <w:p>
       <w:pPr>
-        <w:pStyle w:val="a0"/>
+        <w:pStyle w:val="25"/>
         <w:keepNext w:val="0"/>
         <w:keepLines w:val="0"/>
         <w:pageBreakBefore w:val="0"/>
@@ -237,11 +236,11 @@
         <w:adjustRightInd w:val="0"/>
         <w:snapToGrid w:val="0"/>
         <w:spacing w:after="624" w:afterLines="200" w:line="219" w:lineRule="auto"/>
-        <w:ind w:left="0" w:right="0" w:firstLine="0" w:leftChars="0" w:rightChars="0" w:firstLineChars="0"/>
+        <w:ind w:left="0" w:leftChars="0" w:right="0" w:rightChars="0" w:firstLine="0" w:firstLineChars="0"/>
         <w:jc w:val="center"/>
         <w:textAlignment w:val="baseline"/>
         <w:rPr>
-          <w:rFonts w:ascii="宋体" w:eastAsia="宋体" w:hAnsi="宋体" w:cs="宋体" w:hint="default"/>
+          <w:rFonts w:hint="default" w:ascii="宋体" w:hAnsi="宋体" w:eastAsia="宋体" w:cs="宋体"/>
           <w:sz w:val="24"/>
           <w:szCs w:val="24"/>
           <w:lang w:val="en-US" w:eastAsia="zh-CN"/>
@@ -249,7 +248,7 @@
       </w:pPr>
       <w:r>
         <w:rPr>
-          <w:rFonts w:ascii="宋体" w:eastAsia="宋体" w:hAnsi="宋体" w:cs="宋体"/>
+          <w:rFonts w:ascii="宋体" w:hAnsi="宋体" w:eastAsia="宋体" w:cs="宋体"/>
           <w:b/>
           <w:bCs/>
           <w:spacing w:val="-3"/>
@@ -260,7 +259,7 @@
       </w:r>
       <w:r>
         <w:rPr>
-          <w:rFonts w:ascii="宋体" w:eastAsia="宋体" w:hAnsi="宋体" w:cs="宋体" w:hint="eastAsia"/>
+          <w:rFonts w:hint="eastAsia" w:ascii="宋体" w:hAnsi="宋体" w:eastAsia="宋体" w:cs="宋体"/>
           <w:b/>
           <w:bCs/>
           <w:spacing w:val="-3"/>
@@ -272,7 +271,7 @@
       </w:r>
       <w:r>
         <w:rPr>
-          <w:rFonts w:ascii="宋体" w:eastAsia="宋体" w:hAnsi="宋体" w:cs="宋体"/>
+          <w:rFonts w:ascii="宋体" w:hAnsi="宋体" w:eastAsia="宋体" w:cs="宋体"/>
           <w:b/>
           <w:bCs/>
           <w:spacing w:val="-3"/>
@@ -283,7 +282,7 @@
       </w:r>
       <w:r>
         <w:rPr>
-          <w:rFonts w:ascii="宋体" w:eastAsia="宋体" w:hAnsi="宋体" w:cs="宋体" w:hint="eastAsia"/>
+          <w:rFonts w:hint="eastAsia" w:ascii="宋体" w:hAnsi="宋体" w:eastAsia="宋体" w:cs="宋体"/>
           <w:b/>
           <w:bCs/>
           <w:spacing w:val="-3"/>
@@ -295,7 +294,7 @@
       </w:r>
       <w:r>
         <w:rPr>
-          <w:rFonts w:ascii="宋体" w:eastAsia="宋体" w:hAnsi="宋体" w:cs="宋体"/>
+          <w:rFonts w:ascii="宋体" w:hAnsi="宋体" w:eastAsia="宋体" w:cs="宋体"/>
           <w:b/>
           <w:bCs/>
           <w:spacing w:val="-3"/>
@@ -307,17 +306,18 @@
     </w:p>
     <w:tbl>
       <w:tblPr>
-        <w:tblStyle w:val="TableGrid"/>
+        <w:tblStyle w:val="21"/>
         <w:tblW w:w="0" w:type="auto"/>
         <w:jc w:val="center"/>
         <w:tblBorders>
-          <w:top w:val="nil"/>
-          <w:left w:val="nil"/>
-          <w:bottom w:val="nil"/>
-          <w:right w:val="nil"/>
-          <w:insideH w:val="nil"/>
-          <w:insideV w:val="nil"/>
+          <w:top w:val="none" w:color="auto" w:sz="0" w:space="0"/>
+          <w:left w:val="none" w:color="auto" w:sz="0" w:space="0"/>
+          <w:bottom w:val="none" w:color="auto" w:sz="0" w:space="0"/>
+          <w:right w:val="none" w:color="auto" w:sz="0" w:space="0"/>
+          <w:insideH w:val="none" w:color="auto" w:sz="0" w:space="0"/>
+          <w:insideV w:val="none" w:color="auto" w:sz="0" w:space="0"/>
         </w:tblBorders>
+        <w:tblLayout w:type="autofit"/>
         <w:tblCellMar>
           <w:top w:w="0" w:type="dxa"/>
           <w:left w:w="108" w:type="dxa"/>
@@ -331,15 +331,13 @@
       </w:tblGrid>
       <w:tr>
         <w:tblPrEx>
-          <w:tblW w:w="0" w:type="auto"/>
-          <w:jc w:val="center"/>
           <w:tblBorders>
-            <w:top w:val="nil"/>
-            <w:left w:val="nil"/>
-            <w:bottom w:val="nil"/>
-            <w:right w:val="nil"/>
-            <w:insideH w:val="nil"/>
-            <w:insideV w:val="nil"/>
+            <w:top w:val="none" w:color="auto" w:sz="0" w:space="0"/>
+            <w:left w:val="none" w:color="auto" w:sz="0" w:space="0"/>
+            <w:bottom w:val="none" w:color="auto" w:sz="0" w:space="0"/>
+            <w:right w:val="none" w:color="auto" w:sz="0" w:space="0"/>
+            <w:insideH w:val="none" w:color="auto" w:sz="0" w:space="0"/>
+            <w:insideV w:val="none" w:color="auto" w:sz="0" w:space="0"/>
           </w:tblBorders>
           <w:tblCellMar>
             <w:top w:w="0" w:type="dxa"/>
@@ -349,7 +347,7 @@
           </w:tblCellMar>
         </w:tblPrEx>
         <w:trPr>
-          <w:trHeight w:val="810"/>
+          <w:trHeight w:val="810" w:hRule="atLeast"/>
           <w:jc w:val="center"/>
         </w:trPr>
         <w:tc>
@@ -388,7 +386,7 @@
             </w:r>
             <w:r>
               <w:rPr>
-                <w:rFonts w:asciiTheme="minorAscii" w:eastAsiaTheme="minorEastAsia" w:hAnsiTheme="minorAscii" w:hint="default"/>
+                <w:rFonts w:hint="default" w:asciiTheme="minorAscii" w:hAnsiTheme="minorAscii" w:eastAsiaTheme="minorEastAsia"/>
                 <w:spacing w:val="227"/>
                 <w:sz w:val="21"/>
                 <w:vertAlign w:val="baseline"/>
@@ -443,7 +441,7 @@
             </w:r>
             <w:r>
               <w:rPr>
-                <w:rFonts w:asciiTheme="minorAscii" w:eastAsiaTheme="minorEastAsia" w:hAnsiTheme="minorAscii" w:hint="eastAsia"/>
+                <w:rFonts w:hint="eastAsia" w:asciiTheme="minorAscii" w:hAnsiTheme="minorAscii" w:eastAsiaTheme="minorEastAsia"/>
                 <w:spacing w:val="227"/>
                 <w:sz w:val="21"/>
                 <w:vertAlign w:val="baseline"/>
@@ -465,8 +463,14 @@
       </w:tr>
       <w:tr>
         <w:tblPrEx>
-          <w:tblW w:w="0" w:type="auto"/>
-          <w:jc w:val="center"/>
+          <w:tblBorders>
+            <w:top w:val="none" w:color="auto" w:sz="0" w:space="0"/>
+            <w:left w:val="none" w:color="auto" w:sz="0" w:space="0"/>
+            <w:bottom w:val="none" w:color="auto" w:sz="0" w:space="0"/>
+            <w:right w:val="none" w:color="auto" w:sz="0" w:space="0"/>
+            <w:insideH w:val="none" w:color="auto" w:sz="0" w:space="0"/>
+            <w:insideV w:val="none" w:color="auto" w:sz="0" w:space="0"/>
+          </w:tblBorders>
           <w:tblCellMar>
             <w:top w:w="0" w:type="dxa"/>
             <w:left w:w="108" w:type="dxa"/>
@@ -475,7 +479,7 @@
           </w:tblCellMar>
         </w:tblPrEx>
         <w:trPr>
-          <w:trHeight w:val="810"/>
+          <w:trHeight w:val="810" w:hRule="atLeast"/>
           <w:jc w:val="center"/>
         </w:trPr>
         <w:tc>
@@ -500,7 +504,7 @@
               <w:snapToGrid w:val="0"/>
               <w:textAlignment w:val="baseline"/>
               <w:rPr>
-                <w:rFonts w:ascii="Arial" w:eastAsia="Arial" w:hAnsi="Arial" w:cs="Arial" w:hint="default"/>
+                <w:rFonts w:hint="default" w:ascii="Arial" w:hAnsi="Arial" w:eastAsia="Arial" w:cs="Arial"/>
                 <w:snapToGrid w:val="0"/>
                 <w:color w:val="000000"/>
                 <w:kern w:val="0"/>
@@ -532,7 +536,7 @@
             </w:r>
             <w:r>
               <w:rPr>
-                <w:rFonts w:asciiTheme="minorAscii" w:eastAsiaTheme="minorEastAsia" w:hAnsiTheme="minorAscii" w:hint="default"/>
+                <w:rFonts w:hint="default" w:asciiTheme="minorAscii" w:hAnsiTheme="minorAscii" w:eastAsiaTheme="minorEastAsia"/>
                 <w:spacing w:val="227"/>
                 <w:sz w:val="21"/>
                 <w:vertAlign w:val="baseline"/>
@@ -575,7 +579,7 @@
               <w:snapToGrid w:val="0"/>
               <w:textAlignment w:val="baseline"/>
               <w:rPr>
-                <w:rFonts w:ascii="Arial" w:eastAsia="Arial" w:hAnsi="Arial" w:cs="Arial" w:hint="default"/>
+                <w:rFonts w:hint="default" w:ascii="Arial" w:hAnsi="Arial" w:eastAsia="Arial" w:cs="Arial"/>
                 <w:snapToGrid w:val="0"/>
                 <w:color w:val="000000"/>
                 <w:kern w:val="0"/>
@@ -595,7 +599,7 @@
             </w:r>
             <w:r>
               <w:rPr>
-                <w:rFonts w:asciiTheme="minorAscii" w:eastAsiaTheme="minorEastAsia" w:hAnsiTheme="minorAscii" w:hint="eastAsia"/>
+                <w:rFonts w:hint="eastAsia" w:asciiTheme="minorAscii" w:hAnsiTheme="minorAscii" w:eastAsiaTheme="minorEastAsia"/>
                 <w:spacing w:val="227"/>
                 <w:sz w:val="21"/>
                 <w:vertAlign w:val="baseline"/>
@@ -617,8 +621,14 @@
       </w:tr>
       <w:tr>
         <w:tblPrEx>
-          <w:tblW w:w="0" w:type="auto"/>
-          <w:jc w:val="center"/>
+          <w:tblBorders>
+            <w:top w:val="none" w:color="auto" w:sz="0" w:space="0"/>
+            <w:left w:val="none" w:color="auto" w:sz="0" w:space="0"/>
+            <w:bottom w:val="none" w:color="auto" w:sz="0" w:space="0"/>
+            <w:right w:val="none" w:color="auto" w:sz="0" w:space="0"/>
+            <w:insideH w:val="none" w:color="auto" w:sz="0" w:space="0"/>
+            <w:insideV w:val="none" w:color="auto" w:sz="0" w:space="0"/>
+          </w:tblBorders>
           <w:tblCellMar>
             <w:top w:w="0" w:type="dxa"/>
             <w:left w:w="108" w:type="dxa"/>
@@ -627,7 +637,7 @@
           </w:tblCellMar>
         </w:tblPrEx>
         <w:trPr>
-          <w:trHeight w:val="635"/>
+          <w:trHeight w:val="635" w:hRule="atLeast"/>
           <w:jc w:val="center"/>
         </w:trPr>
         <w:tc>
@@ -678,7 +688,7 @@
             </w:r>
             <w:r>
               <w:rPr>
-                <w:rFonts w:asciiTheme="minorAscii" w:eastAsiaTheme="minorEastAsia" w:hAnsiTheme="minorAscii" w:hint="eastAsia"/>
+                <w:rFonts w:hint="eastAsia" w:asciiTheme="minorAscii" w:hAnsiTheme="minorAscii" w:eastAsiaTheme="minorEastAsia"/>
                 <w:spacing w:val="227"/>
                 <w:sz w:val="21"/>
                 <w:vertAlign w:val="baseline"/>
@@ -732,7 +742,7 @@
             </w:r>
             <w:r>
               <w:rPr>
-                <w:rFonts w:asciiTheme="minorAscii" w:eastAsiaTheme="minorEastAsia" w:hAnsiTheme="minorAscii" w:hint="eastAsia"/>
+                <w:rFonts w:hint="eastAsia" w:asciiTheme="minorAscii" w:hAnsiTheme="minorAscii" w:eastAsiaTheme="minorEastAsia"/>
                 <w:spacing w:val="227"/>
                 <w:sz w:val="21"/>
                 <w:vertAlign w:val="baseline"/>
@@ -793,14 +803,14 @@
         <w:ind w:left="3634"/>
         <w:textAlignment w:val="baseline"/>
         <w:rPr>
-          <w:rFonts w:ascii="宋体" w:eastAsia="宋体" w:hAnsi="宋体" w:cs="宋体"/>
+          <w:rFonts w:ascii="宋体" w:hAnsi="宋体" w:eastAsia="宋体" w:cs="宋体"/>
           <w:sz w:val="31"/>
           <w:szCs w:val="31"/>
         </w:rPr>
       </w:pPr>
       <w:r>
         <w:rPr>
-          <w:rFonts w:ascii="宋体" w:eastAsia="宋体" w:hAnsi="宋体" w:cs="宋体"/>
+          <w:rFonts w:ascii="宋体" w:hAnsi="宋体" w:eastAsia="宋体" w:cs="宋体"/>
           <w:b/>
           <w:bCs/>
           <w:spacing w:val="4"/>
@@ -812,16 +822,16 @@
     </w:p>
     <w:tbl>
       <w:tblPr>
-        <w:tblStyle w:val="TableNormal0"/>
+        <w:tblStyle w:val="26"/>
         <w:tblW w:w="8214" w:type="dxa"/>
         <w:jc w:val="center"/>
         <w:tblBorders>
-          <w:top w:val="single" w:sz="2" w:space="0" w:color="000000"/>
-          <w:left w:val="single" w:sz="2" w:space="0" w:color="000000"/>
-          <w:bottom w:val="single" w:sz="2" w:space="0" w:color="000000"/>
-          <w:right w:val="single" w:sz="2" w:space="0" w:color="000000"/>
-          <w:insideH w:val="single" w:sz="2" w:space="0" w:color="000000"/>
-          <w:insideV w:val="single" w:sz="2" w:space="0" w:color="000000"/>
+          <w:top w:val="single" w:color="000000" w:sz="2" w:space="0"/>
+          <w:left w:val="single" w:color="000000" w:sz="2" w:space="0"/>
+          <w:bottom w:val="single" w:color="000000" w:sz="2" w:space="0"/>
+          <w:right w:val="single" w:color="000000" w:sz="2" w:space="0"/>
+          <w:insideH w:val="single" w:color="000000" w:sz="2" w:space="0"/>
+          <w:insideV w:val="single" w:color="000000" w:sz="2" w:space="0"/>
         </w:tblBorders>
         <w:tblLayout w:type="fixed"/>
         <w:tblCellMar>
@@ -841,17 +851,14 @@
       </w:tblGrid>
       <w:tr>
         <w:tblPrEx>
-          <w:tblW w:w="8214" w:type="dxa"/>
-          <w:jc w:val="center"/>
           <w:tblBorders>
-            <w:top w:val="single" w:sz="2" w:space="0" w:color="000000"/>
-            <w:left w:val="single" w:sz="2" w:space="0" w:color="000000"/>
-            <w:bottom w:val="single" w:sz="2" w:space="0" w:color="000000"/>
-            <w:right w:val="single" w:sz="2" w:space="0" w:color="000000"/>
-            <w:insideH w:val="single" w:sz="2" w:space="0" w:color="000000"/>
-            <w:insideV w:val="single" w:sz="2" w:space="0" w:color="000000"/>
+            <w:top w:val="single" w:color="000000" w:sz="2" w:space="0"/>
+            <w:left w:val="single" w:color="000000" w:sz="2" w:space="0"/>
+            <w:bottom w:val="single" w:color="000000" w:sz="2" w:space="0"/>
+            <w:right w:val="single" w:color="000000" w:sz="2" w:space="0"/>
+            <w:insideH w:val="single" w:color="000000" w:sz="2" w:space="0"/>
+            <w:insideV w:val="single" w:color="000000" w:sz="2" w:space="0"/>
           </w:tblBorders>
-          <w:tblLayout w:type="fixed"/>
           <w:tblCellMar>
             <w:top w:w="0" w:type="dxa"/>
             <w:left w:w="0" w:type="dxa"/>
@@ -860,7 +867,7 @@
           </w:tblCellMar>
         </w:tblPrEx>
         <w:trPr>
-          <w:trHeight w:val="593"/>
+          <w:trHeight w:val="593" w:hRule="atLeast"/>
           <w:jc w:val="center"/>
         </w:trPr>
         <w:tc>
@@ -882,18 +889,18 @@
               <w:adjustRightInd w:val="0"/>
               <w:snapToGrid w:val="0"/>
               <w:spacing w:before="176" w:line="228" w:lineRule="auto"/>
-              <w:ind w:left="0" w:right="0" w:firstLine="0" w:leftChars="0" w:rightChars="0" w:firstLineChars="0"/>
+              <w:ind w:left="0" w:leftChars="0" w:right="0" w:rightChars="0" w:firstLine="0" w:firstLineChars="0"/>
               <w:jc w:val="center"/>
               <w:textAlignment w:val="baseline"/>
               <w:rPr>
-                <w:rFonts w:ascii="宋体" w:eastAsia="宋体" w:hAnsi="宋体" w:cs="宋体"/>
+                <w:rFonts w:ascii="宋体" w:hAnsi="宋体" w:eastAsia="宋体" w:cs="宋体"/>
                 <w:sz w:val="20"/>
                 <w:szCs w:val="20"/>
               </w:rPr>
             </w:pPr>
             <w:r>
               <w:rPr>
-                <w:rFonts w:ascii="宋体" w:hAnsi="宋体" w:cs="宋体" w:hint="eastAsia"/>
+                <w:rFonts w:hint="eastAsia" w:ascii="宋体" w:hAnsi="宋体" w:cs="宋体"/>
                 <w:spacing w:val="-14"/>
                 <w:sz w:val="20"/>
                 <w:szCs w:val="20"/>
@@ -903,7 +910,7 @@
             </w:r>
             <w:r>
               <w:rPr>
-                <w:rFonts w:ascii="宋体" w:eastAsia="宋体" w:hAnsi="宋体" w:cs="宋体"/>
+                <w:rFonts w:ascii="宋体" w:hAnsi="宋体" w:eastAsia="宋体" w:cs="宋体"/>
                 <w:spacing w:val="-14"/>
                 <w:sz w:val="20"/>
                 <w:szCs w:val="20"/>
@@ -931,18 +938,18 @@
               <w:adjustRightInd w:val="0"/>
               <w:snapToGrid w:val="0"/>
               <w:spacing w:before="175" w:line="227" w:lineRule="auto"/>
-              <w:ind w:left="0" w:right="0" w:firstLine="0" w:leftChars="0" w:rightChars="0" w:firstLineChars="0"/>
+              <w:ind w:left="0" w:leftChars="0" w:right="0" w:rightChars="0" w:firstLine="0" w:firstLineChars="0"/>
               <w:jc w:val="center"/>
               <w:textAlignment w:val="baseline"/>
               <w:rPr>
-                <w:rFonts w:ascii="宋体" w:eastAsia="宋体" w:hAnsi="宋体" w:cs="宋体"/>
+                <w:rFonts w:ascii="宋体" w:hAnsi="宋体" w:eastAsia="宋体" w:cs="宋体"/>
                 <w:sz w:val="20"/>
                 <w:szCs w:val="20"/>
               </w:rPr>
             </w:pPr>
             <w:r>
               <w:rPr>
-                <w:rFonts w:ascii="宋体" w:eastAsia="宋体" w:hAnsi="宋体" w:cs="宋体"/>
+                <w:rFonts w:ascii="宋体" w:hAnsi="宋体" w:eastAsia="宋体" w:cs="宋体"/>
                 <w:spacing w:val="4"/>
                 <w:sz w:val="20"/>
                 <w:szCs w:val="20"/>
@@ -970,18 +977,18 @@
               <w:adjustRightInd w:val="0"/>
               <w:snapToGrid w:val="0"/>
               <w:spacing w:before="175" w:line="228" w:lineRule="auto"/>
-              <w:ind w:left="0" w:right="0" w:firstLine="0" w:leftChars="0" w:rightChars="0" w:firstLineChars="0"/>
+              <w:ind w:left="0" w:leftChars="0" w:right="0" w:rightChars="0" w:firstLine="0" w:firstLineChars="0"/>
               <w:jc w:val="center"/>
               <w:textAlignment w:val="baseline"/>
               <w:rPr>
-                <w:rFonts w:ascii="宋体" w:eastAsia="宋体" w:hAnsi="宋体" w:cs="宋体"/>
+                <w:rFonts w:ascii="宋体" w:hAnsi="宋体" w:eastAsia="宋体" w:cs="宋体"/>
                 <w:sz w:val="20"/>
                 <w:szCs w:val="20"/>
               </w:rPr>
             </w:pPr>
             <w:r>
               <w:rPr>
-                <w:rFonts w:ascii="宋体" w:eastAsia="宋体" w:hAnsi="宋体" w:cs="宋体"/>
+                <w:rFonts w:ascii="宋体" w:hAnsi="宋体" w:eastAsia="宋体" w:cs="宋体"/>
                 <w:spacing w:val="7"/>
                 <w:sz w:val="20"/>
                 <w:szCs w:val="20"/>
@@ -1009,11 +1016,11 @@
               <w:adjustRightInd w:val="0"/>
               <w:snapToGrid w:val="0"/>
               <w:spacing w:before="175" w:line="228" w:lineRule="auto"/>
-              <w:ind w:left="0" w:right="0" w:firstLine="0" w:leftChars="0" w:rightChars="0" w:firstLineChars="0"/>
+              <w:ind w:left="0" w:leftChars="0" w:right="0" w:rightChars="0" w:firstLine="0" w:firstLineChars="0"/>
               <w:jc w:val="center"/>
               <w:textAlignment w:val="baseline"/>
               <w:rPr>
-                <w:rFonts w:ascii="宋体" w:eastAsia="宋体" w:hAnsi="宋体" w:cs="宋体" w:hint="eastAsia"/>
+                <w:rFonts w:hint="eastAsia" w:ascii="宋体" w:hAnsi="宋体" w:eastAsia="宋体" w:cs="宋体"/>
                 <w:spacing w:val="7"/>
                 <w:sz w:val="20"/>
                 <w:szCs w:val="20"/>
@@ -1022,7 +1029,7 @@
             </w:pPr>
             <w:r>
               <w:rPr>
-                <w:rFonts w:ascii="宋体" w:hAnsi="宋体" w:cs="宋体" w:hint="eastAsia"/>
+                <w:rFonts w:hint="eastAsia" w:ascii="宋体" w:hAnsi="宋体" w:cs="宋体"/>
                 <w:spacing w:val="7"/>
                 <w:sz w:val="20"/>
                 <w:szCs w:val="20"/>
@@ -1051,11 +1058,11 @@
               <w:adjustRightInd w:val="0"/>
               <w:snapToGrid w:val="0"/>
               <w:spacing w:before="175" w:line="228" w:lineRule="auto"/>
-              <w:ind w:left="0" w:right="0" w:firstLine="0" w:leftChars="0" w:rightChars="0" w:firstLineChars="0"/>
+              <w:ind w:left="0" w:leftChars="0" w:right="0" w:rightChars="0" w:firstLine="0" w:firstLineChars="0"/>
               <w:jc w:val="center"/>
               <w:textAlignment w:val="baseline"/>
               <w:rPr>
-                <w:rFonts w:ascii="宋体" w:hAnsi="宋体" w:cs="宋体" w:hint="default"/>
+                <w:rFonts w:hint="default" w:ascii="宋体" w:hAnsi="宋体" w:cs="宋体"/>
                 <w:spacing w:val="7"/>
                 <w:sz w:val="20"/>
                 <w:szCs w:val="20"/>
@@ -1064,7 +1071,7 @@
             </w:pPr>
             <w:r>
               <w:rPr>
-                <w:rFonts w:ascii="宋体" w:hAnsi="宋体" w:cs="宋体" w:hint="eastAsia"/>
+                <w:rFonts w:hint="eastAsia" w:ascii="宋体" w:hAnsi="宋体" w:cs="宋体"/>
                 <w:spacing w:val="7"/>
                 <w:sz w:val="20"/>
                 <w:szCs w:val="20"/>
@@ -1093,18 +1100,18 @@
               <w:adjustRightInd w:val="0"/>
               <w:snapToGrid w:val="0"/>
               <w:spacing w:before="176" w:line="229" w:lineRule="auto"/>
-              <w:ind w:left="0" w:right="0" w:firstLine="0" w:leftChars="0" w:rightChars="0" w:firstLineChars="0"/>
+              <w:ind w:left="0" w:leftChars="0" w:right="0" w:rightChars="0" w:firstLine="0" w:firstLineChars="0"/>
               <w:jc w:val="center"/>
               <w:textAlignment w:val="baseline"/>
               <w:rPr>
-                <w:rFonts w:ascii="宋体" w:eastAsia="宋体" w:hAnsi="宋体" w:cs="宋体"/>
+                <w:rFonts w:ascii="宋体" w:hAnsi="宋体" w:eastAsia="宋体" w:cs="宋体"/>
                 <w:sz w:val="20"/>
                 <w:szCs w:val="20"/>
               </w:rPr>
             </w:pPr>
             <w:r>
               <w:rPr>
-                <w:rFonts w:ascii="宋体" w:eastAsia="宋体" w:hAnsi="宋体" w:cs="宋体"/>
+                <w:rFonts w:ascii="宋体" w:hAnsi="宋体" w:eastAsia="宋体" w:cs="宋体"/>
                 <w:spacing w:val="7"/>
                 <w:sz w:val="20"/>
                 <w:szCs w:val="20"/>
@@ -1116,9 +1123,14 @@
       </w:tr>
       <w:tr>
         <w:tblPrEx>
-          <w:tblW w:w="8214" w:type="dxa"/>
-          <w:jc w:val="center"/>
-          <w:tblLayout w:type="fixed"/>
+          <w:tblBorders>
+            <w:top w:val="single" w:color="000000" w:sz="2" w:space="0"/>
+            <w:left w:val="single" w:color="000000" w:sz="2" w:space="0"/>
+            <w:bottom w:val="single" w:color="000000" w:sz="2" w:space="0"/>
+            <w:right w:val="single" w:color="000000" w:sz="2" w:space="0"/>
+            <w:insideH w:val="single" w:color="000000" w:sz="2" w:space="0"/>
+            <w:insideV w:val="single" w:color="000000" w:sz="2" w:space="0"/>
+          </w:tblBorders>
           <w:tblCellMar>
             <w:top w:w="0" w:type="dxa"/>
             <w:left w:w="0" w:type="dxa"/>
@@ -1127,7 +1139,7 @@
           </w:tblCellMar>
         </w:tblPrEx>
         <w:trPr>
-          <w:trHeight w:val="516"/>
+          <w:trHeight w:val="516" w:hRule="atLeast"/>
           <w:jc w:val="center"/>
         </w:trPr>
         <w:tc>
@@ -1149,11 +1161,11 @@
               <w:adjustRightInd w:val="0"/>
               <w:snapToGrid w:val="0"/>
               <w:spacing w:before="173" w:line="267" w:lineRule="exact"/>
-              <w:ind w:left="0" w:right="0" w:firstLine="0" w:leftChars="0" w:rightChars="0" w:firstLineChars="0"/>
+              <w:ind w:left="0" w:leftChars="0" w:right="0" w:rightChars="0" w:firstLine="0" w:firstLineChars="0"/>
               <w:jc w:val="center"/>
               <w:textAlignment w:val="baseline"/>
               <w:rPr>
-                <w:rFonts w:ascii="宋体" w:eastAsia="宋体" w:hAnsi="宋体" w:cs="宋体" w:hint="default"/>
+                <w:rFonts w:hint="default" w:ascii="宋体" w:hAnsi="宋体" w:eastAsia="宋体" w:cs="宋体"/>
                 <w:sz w:val="20"/>
                 <w:szCs w:val="20"/>
                 <w:lang w:val="en-US"/>
@@ -1161,13 +1173,24 @@
             </w:pPr>
             <w:r>
               <w:rPr>
-                <w:rFonts w:ascii="宋体" w:eastAsia="宋体" w:hAnsi="宋体" w:cs="宋体"/>
+                <w:rFonts w:ascii="宋体" w:hAnsi="宋体" w:eastAsia="宋体" w:cs="宋体"/>
                 <w:spacing w:val="3"/>
                 <w:position w:val="1"/>
                 <w:sz w:val="20"/>
                 <w:szCs w:val="20"/>
               </w:rPr>
-              <w:t>2022.6.20</w:t>
+              <w:t>2025.1.</w:t>
+            </w:r>
+            <w:r>
+              <w:rPr>
+                <w:rFonts w:hint="eastAsia" w:ascii="宋体" w:hAnsi="宋体" w:cs="宋体"/>
+                <w:spacing w:val="3"/>
+                <w:position w:val="1"/>
+                <w:sz w:val="20"/>
+                <w:szCs w:val="20"/>
+                <w:lang w:val="en-US" w:eastAsia="zh-CN"/>
+              </w:rPr>
+              <w:t>10</w:t>
             </w:r>
           </w:p>
         </w:tc>
@@ -1190,18 +1213,18 @@
               <w:adjustRightInd w:val="0"/>
               <w:snapToGrid w:val="0"/>
               <w:spacing w:before="173" w:line="267" w:lineRule="exact"/>
-              <w:ind w:left="0" w:right="0" w:firstLine="0" w:leftChars="0" w:rightChars="0" w:firstLineChars="0"/>
+              <w:ind w:left="0" w:leftChars="0" w:right="0" w:rightChars="0" w:firstLine="0" w:firstLineChars="0"/>
               <w:jc w:val="center"/>
               <w:textAlignment w:val="baseline"/>
               <w:rPr>
-                <w:rFonts w:ascii="宋体" w:eastAsia="宋体" w:hAnsi="宋体" w:cs="宋体"/>
+                <w:rFonts w:ascii="宋体" w:hAnsi="宋体" w:eastAsia="宋体" w:cs="宋体"/>
                 <w:sz w:val="20"/>
                 <w:szCs w:val="20"/>
               </w:rPr>
             </w:pPr>
             <w:r>
               <w:rPr>
-                <w:rFonts w:ascii="宋体" w:eastAsia="宋体" w:hAnsi="宋体" w:cs="宋体"/>
+                <w:rFonts w:ascii="宋体" w:hAnsi="宋体" w:eastAsia="宋体" w:cs="宋体"/>
                 <w:spacing w:val="4"/>
                 <w:position w:val="1"/>
                 <w:sz w:val="20"/>
@@ -1230,18 +1253,18 @@
               <w:adjustRightInd w:val="0"/>
               <w:snapToGrid w:val="0"/>
               <w:spacing w:before="172" w:line="228" w:lineRule="auto"/>
-              <w:ind w:left="0" w:right="0" w:firstLine="0" w:leftChars="0" w:rightChars="0" w:firstLineChars="0"/>
+              <w:ind w:left="0" w:leftChars="0" w:right="0" w:rightChars="0" w:firstLine="0" w:firstLineChars="0"/>
               <w:jc w:val="center"/>
               <w:textAlignment w:val="baseline"/>
               <w:rPr>
-                <w:rFonts w:ascii="宋体" w:eastAsia="宋体" w:hAnsi="宋体" w:cs="宋体"/>
+                <w:rFonts w:ascii="宋体" w:hAnsi="宋体" w:eastAsia="宋体" w:cs="宋体"/>
                 <w:sz w:val="20"/>
                 <w:szCs w:val="20"/>
               </w:rPr>
             </w:pPr>
             <w:r>
               <w:rPr>
-                <w:rFonts w:ascii="宋体" w:eastAsia="宋体" w:hAnsi="宋体" w:cs="宋体"/>
+                <w:rFonts w:ascii="宋体" w:hAnsi="宋体" w:eastAsia="宋体" w:cs="宋体"/>
                 <w:spacing w:val="200"/>
                 <w:kern w:val="0"/>
                 <w:sz w:val="20"/>
@@ -1251,7 +1274,7 @@
             </w:r>
             <w:r>
               <w:rPr>
-                <w:rFonts w:ascii="宋体" w:eastAsia="宋体" w:hAnsi="宋体" w:cs="宋体"/>
+                <w:rFonts w:ascii="宋体" w:hAnsi="宋体" w:eastAsia="宋体" w:cs="宋体"/>
                 <w:spacing w:val="0"/>
                 <w:kern w:val="0"/>
                 <w:sz w:val="20"/>
@@ -1280,11 +1303,11 @@
               <w:adjustRightInd w:val="0"/>
               <w:snapToGrid w:val="0"/>
               <w:spacing w:before="172" w:line="228" w:lineRule="auto"/>
-              <w:ind w:left="0" w:right="0" w:firstLine="0" w:leftChars="0" w:rightChars="0" w:firstLineChars="0"/>
+              <w:ind w:left="0" w:leftChars="0" w:right="0" w:rightChars="0" w:firstLine="0" w:firstLineChars="0"/>
               <w:jc w:val="center"/>
               <w:textAlignment w:val="baseline"/>
               <w:rPr>
-                <w:rFonts w:ascii="宋体" w:eastAsia="宋体" w:hAnsi="宋体" w:cs="宋体"/>
+                <w:rFonts w:ascii="宋体" w:hAnsi="宋体" w:eastAsia="宋体" w:cs="宋体"/>
                 <w:spacing w:val="200"/>
                 <w:kern w:val="0"/>
                 <w:sz w:val="20"/>
@@ -1293,15 +1316,17 @@
             </w:pPr>
             <w:r>
               <w:rPr>
-                <w:rFonts w:ascii="宋体" w:hAnsi="宋体" w:cs="宋体" w:hint="eastAsia"/>
+                <w:rFonts w:hint="eastAsia" w:ascii="宋体" w:hAnsi="宋体" w:cs="宋体"/>
                 <w:spacing w:val="200"/>
                 <w:kern w:val="0"/>
                 <w:sz w:val="20"/>
                 <w:szCs w:val="20"/>
                 <w:lang w:val="en-US" w:eastAsia="zh-CN"/>
               </w:rPr>
-              <w:t>程方</w:t>
+              <w:t>平湾</w:t>
             </w:r>
+            <w:bookmarkStart w:id="23" w:name="_GoBack"/>
+            <w:bookmarkEnd w:id="23"/>
           </w:p>
         </w:tc>
         <w:tc>
@@ -1323,11 +1348,11 @@
               <w:adjustRightInd w:val="0"/>
               <w:snapToGrid w:val="0"/>
               <w:spacing w:before="173" w:line="229" w:lineRule="auto"/>
-              <w:ind w:left="0" w:right="0" w:firstLine="0" w:leftChars="0" w:rightChars="0" w:firstLineChars="0"/>
+              <w:ind w:left="0" w:leftChars="0" w:right="0" w:rightChars="0" w:firstLine="0" w:firstLineChars="0"/>
               <w:jc w:val="center"/>
               <w:textAlignment w:val="baseline"/>
               <w:rPr>
-                <w:rFonts w:ascii="宋体" w:eastAsia="宋体" w:hAnsi="宋体" w:cs="宋体"/>
+                <w:rFonts w:ascii="宋体" w:hAnsi="宋体" w:eastAsia="宋体" w:cs="宋体"/>
                 <w:spacing w:val="200"/>
                 <w:kern w:val="0"/>
                 <w:sz w:val="20"/>
@@ -1336,7 +1361,7 @@
             </w:pPr>
             <w:r>
               <w:rPr>
-                <w:rFonts w:asciiTheme="minorAscii" w:eastAsiaTheme="minorEastAsia" w:hAnsiTheme="minorAscii" w:hint="eastAsia"/>
+                <w:rFonts w:hint="eastAsia" w:asciiTheme="minorAscii" w:hAnsiTheme="minorAscii" w:eastAsiaTheme="minorEastAsia"/>
                 <w:spacing w:val="0"/>
                 <w:kern w:val="0"/>
                 <w:sz w:val="21"/>
@@ -1366,18 +1391,18 @@
               <w:adjustRightInd w:val="0"/>
               <w:snapToGrid w:val="0"/>
               <w:spacing w:before="173" w:line="229" w:lineRule="auto"/>
-              <w:ind w:left="0" w:right="0" w:firstLine="0" w:leftChars="0" w:rightChars="0" w:firstLineChars="0"/>
+              <w:ind w:left="0" w:leftChars="0" w:right="0" w:rightChars="0" w:firstLine="0" w:firstLineChars="0"/>
               <w:jc w:val="center"/>
               <w:textAlignment w:val="baseline"/>
               <w:rPr>
-                <w:rFonts w:ascii="宋体" w:eastAsia="宋体" w:hAnsi="宋体" w:cs="宋体"/>
+                <w:rFonts w:ascii="宋体" w:hAnsi="宋体" w:eastAsia="宋体" w:cs="宋体"/>
                 <w:sz w:val="20"/>
                 <w:szCs w:val="20"/>
               </w:rPr>
             </w:pPr>
             <w:r>
               <w:rPr>
-                <w:rFonts w:asciiTheme="minorAscii" w:eastAsiaTheme="minorEastAsia" w:hAnsiTheme="minorAscii" w:hint="eastAsia"/>
+                <w:rFonts w:hint="eastAsia" w:asciiTheme="minorAscii" w:hAnsiTheme="minorAscii" w:eastAsiaTheme="minorEastAsia"/>
                 <w:spacing w:val="0"/>
                 <w:kern w:val="0"/>
                 <w:sz w:val="21"/>
@@ -1391,9 +1416,14 @@
       </w:tr>
       <w:tr>
         <w:tblPrEx>
-          <w:tblW w:w="8214" w:type="dxa"/>
-          <w:jc w:val="center"/>
-          <w:tblLayout w:type="fixed"/>
+          <w:tblBorders>
+            <w:top w:val="single" w:color="000000" w:sz="2" w:space="0"/>
+            <w:left w:val="single" w:color="000000" w:sz="2" w:space="0"/>
+            <w:bottom w:val="single" w:color="000000" w:sz="2" w:space="0"/>
+            <w:right w:val="single" w:color="000000" w:sz="2" w:space="0"/>
+            <w:insideH w:val="single" w:color="000000" w:sz="2" w:space="0"/>
+            <w:insideV w:val="single" w:color="000000" w:sz="2" w:space="0"/>
+          </w:tblBorders>
           <w:tblCellMar>
             <w:top w:w="0" w:type="dxa"/>
             <w:left w:w="0" w:type="dxa"/>
@@ -1402,7 +1432,7 @@
           </w:tblCellMar>
         </w:tblPrEx>
         <w:trPr>
-          <w:trHeight w:val="556"/>
+          <w:trHeight w:val="556" w:hRule="atLeast"/>
           <w:jc w:val="center"/>
         </w:trPr>
         <w:tc>
@@ -1411,6 +1441,7 @@
           </w:tcPr>
           <w:p>
             <w:pPr>
+              <w:pStyle w:val="27"/>
               <w:keepNext w:val="0"/>
               <w:keepLines w:val="0"/>
               <w:pageBreakBefore w:val="0"/>
@@ -1423,32 +1454,10 @@
               <w:bidi w:val="0"/>
               <w:adjustRightInd w:val="0"/>
               <w:snapToGrid w:val="0"/>
-              <w:spacing w:before="173" w:line="267" w:lineRule="exact"/>
-              <w:ind w:left="0" w:right="0" w:firstLine="0" w:leftChars="0" w:rightChars="0" w:firstLineChars="0"/>
+              <w:ind w:left="0" w:leftChars="0" w:right="0" w:rightChars="0" w:firstLine="0" w:firstLineChars="0"/>
               <w:jc w:val="center"/>
               <w:textAlignment w:val="baseline"/>
             </w:pPr>
-            <w:r>
-              <w:rPr>
-                <w:rFonts w:ascii="宋体" w:eastAsia="宋体" w:hAnsi="宋体" w:cs="宋体"/>
-                <w:spacing w:val="3"/>
-                <w:position w:val="1"/>
-                <w:sz w:val="20"/>
-                <w:szCs w:val="20"/>
-              </w:rPr>
-              <w:t>2025.1.</w:t>
-            </w:r>
-            <w:r>
-              <w:rPr>
-                <w:rFonts w:ascii="宋体" w:hAnsi="宋体" w:cs="宋体" w:hint="eastAsia"/>
-                <w:spacing w:val="3"/>
-                <w:position w:val="1"/>
-                <w:sz w:val="20"/>
-                <w:szCs w:val="20"/>
-                <w:lang w:val="en-US" w:eastAsia="zh-CN"/>
-              </w:rPr>
-              <w:t>10</w:t>
-            </w:r>
           </w:p>
         </w:tc>
         <w:tc>
@@ -1457,6 +1466,7 @@
           </w:tcPr>
           <w:p>
             <w:pPr>
+              <w:pStyle w:val="27"/>
               <w:keepNext w:val="0"/>
               <w:keepLines w:val="0"/>
               <w:pageBreakBefore w:val="0"/>
@@ -1469,21 +1479,10 @@
               <w:bidi w:val="0"/>
               <w:adjustRightInd w:val="0"/>
               <w:snapToGrid w:val="0"/>
-              <w:spacing w:before="173" w:line="267" w:lineRule="exact"/>
-              <w:ind w:left="0" w:right="0" w:firstLine="0" w:leftChars="0" w:rightChars="0" w:firstLineChars="0"/>
+              <w:ind w:left="0" w:leftChars="0" w:right="0" w:rightChars="0" w:firstLine="0" w:firstLineChars="0"/>
               <w:jc w:val="center"/>
               <w:textAlignment w:val="baseline"/>
             </w:pPr>
-            <w:r>
-              <w:rPr>
-                <w:rFonts w:ascii="宋体" w:eastAsia="宋体" w:hAnsi="宋体" w:cs="宋体"/>
-                <w:spacing w:val="4"/>
-                <w:position w:val="1"/>
-                <w:sz w:val="20"/>
-                <w:szCs w:val="20"/>
-              </w:rPr>
-              <w:t>V1.0</w:t>
-            </w:r>
           </w:p>
         </w:tc>
         <w:tc>
@@ -1492,6 +1491,7 @@
           </w:tcPr>
           <w:p>
             <w:pPr>
+              <w:pStyle w:val="27"/>
               <w:keepNext w:val="0"/>
               <w:keepLines w:val="0"/>
               <w:pageBreakBefore w:val="0"/>
@@ -1504,22 +1504,10 @@
               <w:bidi w:val="0"/>
               <w:adjustRightInd w:val="0"/>
               <w:snapToGrid w:val="0"/>
-              <w:spacing w:before="172" w:line="228" w:lineRule="auto"/>
-              <w:ind w:left="0" w:right="0" w:firstLine="0" w:leftChars="0" w:rightChars="0" w:firstLineChars="0"/>
+              <w:ind w:left="0" w:leftChars="0" w:right="0" w:rightChars="0" w:firstLine="0" w:firstLineChars="0"/>
               <w:jc w:val="center"/>
               <w:textAlignment w:val="baseline"/>
-              <w:rPr>
-                <w:rFonts w:eastAsia="宋体" w:hint="default"/>
-                <w:lang w:val="en-US" w:eastAsia="zh-CN"/>
-              </w:rPr>
             </w:pPr>
-            <w:r>
-              <w:rPr>
-                <w:rFonts w:hint="eastAsia"/>
-                <w:lang w:val="en-US" w:eastAsia="zh-CN"/>
-              </w:rPr>
-              <w:t>添加核心培养</w:t>
-            </w:r>
           </w:p>
         </w:tc>
         <w:tc>
@@ -1528,6 +1516,7 @@
           </w:tcPr>
           <w:p>
             <w:pPr>
+              <w:pStyle w:val="27"/>
               <w:keepNext w:val="0"/>
               <w:keepLines w:val="0"/>
               <w:pageBreakBefore w:val="0"/>
@@ -1540,22 +1529,10 @@
               <w:bidi w:val="0"/>
               <w:adjustRightInd w:val="0"/>
               <w:snapToGrid w:val="0"/>
-              <w:spacing w:before="172" w:line="228" w:lineRule="auto"/>
-              <w:ind w:left="0" w:right="0" w:firstLine="0" w:leftChars="0" w:rightChars="0" w:firstLineChars="0"/>
+              <w:ind w:left="0" w:leftChars="0" w:right="0" w:rightChars="0" w:firstLine="0" w:firstLineChars="0"/>
               <w:jc w:val="center"/>
               <w:textAlignment w:val="baseline"/>
             </w:pPr>
-            <w:r>
-              <w:rPr>
-                <w:rFonts w:ascii="宋体" w:hAnsi="宋体" w:cs="宋体" w:hint="eastAsia"/>
-                <w:spacing w:val="200"/>
-                <w:kern w:val="0"/>
-                <w:sz w:val="20"/>
-                <w:szCs w:val="20"/>
-                <w:lang w:val="en-US" w:eastAsia="zh-CN"/>
-              </w:rPr>
-              <w:t>程方</w:t>
-            </w:r>
           </w:p>
         </w:tc>
         <w:tc>
@@ -1564,6 +1541,7 @@
           </w:tcPr>
           <w:p>
             <w:pPr>
+              <w:pStyle w:val="27"/>
               <w:keepNext w:val="0"/>
               <w:keepLines w:val="0"/>
               <w:pageBreakBefore w:val="0"/>
@@ -1576,22 +1554,10 @@
               <w:bidi w:val="0"/>
               <w:adjustRightInd w:val="0"/>
               <w:snapToGrid w:val="0"/>
-              <w:spacing w:before="173" w:line="229" w:lineRule="auto"/>
-              <w:ind w:left="0" w:right="0" w:firstLine="0" w:leftChars="0" w:rightChars="0" w:firstLineChars="0"/>
+              <w:ind w:left="0" w:leftChars="0" w:right="0" w:rightChars="0" w:firstLine="0" w:firstLineChars="0"/>
               <w:jc w:val="center"/>
               <w:textAlignment w:val="baseline"/>
             </w:pPr>
-            <w:r>
-              <w:rPr>
-                <w:rFonts w:asciiTheme="minorAscii" w:eastAsiaTheme="minorEastAsia" w:hAnsiTheme="minorAscii" w:hint="eastAsia"/>
-                <w:spacing w:val="0"/>
-                <w:kern w:val="0"/>
-                <w:sz w:val="21"/>
-                <w:vertAlign w:val="baseline"/>
-                <w:lang w:val="en-US" w:eastAsia="zh-CN"/>
-              </w:rPr>
-              <w:t>茅建根</w:t>
-            </w:r>
           </w:p>
         </w:tc>
         <w:tc>
@@ -1600,6 +1566,7 @@
           </w:tcPr>
           <w:p>
             <w:pPr>
+              <w:pStyle w:val="27"/>
               <w:keepNext w:val="0"/>
               <w:keepLines w:val="0"/>
               <w:pageBreakBefore w:val="0"/>
@@ -1612,30 +1579,23 @@
               <w:bidi w:val="0"/>
               <w:adjustRightInd w:val="0"/>
               <w:snapToGrid w:val="0"/>
-              <w:spacing w:before="173" w:line="229" w:lineRule="auto"/>
-              <w:ind w:left="0" w:right="0" w:firstLine="0" w:leftChars="0" w:rightChars="0" w:firstLineChars="0"/>
+              <w:ind w:left="0" w:leftChars="0" w:right="0" w:rightChars="0" w:firstLine="0" w:firstLineChars="0"/>
               <w:jc w:val="center"/>
               <w:textAlignment w:val="baseline"/>
             </w:pPr>
-            <w:r>
-              <w:rPr>
-                <w:rFonts w:asciiTheme="minorAscii" w:eastAsiaTheme="minorEastAsia" w:hAnsiTheme="minorAscii" w:hint="eastAsia"/>
-                <w:spacing w:val="0"/>
-                <w:kern w:val="0"/>
-                <w:sz w:val="21"/>
-                <w:vertAlign w:val="baseline"/>
-                <w:lang w:val="en-US" w:eastAsia="zh-CN"/>
-              </w:rPr>
-              <w:t>吴亚红</w:t>
-            </w:r>
           </w:p>
         </w:tc>
       </w:tr>
       <w:tr>
         <w:tblPrEx>
-          <w:tblW w:w="8214" w:type="dxa"/>
-          <w:jc w:val="center"/>
-          <w:tblLayout w:type="fixed"/>
+          <w:tblBorders>
+            <w:top w:val="single" w:color="000000" w:sz="2" w:space="0"/>
+            <w:left w:val="single" w:color="000000" w:sz="2" w:space="0"/>
+            <w:bottom w:val="single" w:color="000000" w:sz="2" w:space="0"/>
+            <w:right w:val="single" w:color="000000" w:sz="2" w:space="0"/>
+            <w:insideH w:val="single" w:color="000000" w:sz="2" w:space="0"/>
+            <w:insideV w:val="single" w:color="000000" w:sz="2" w:space="0"/>
+          </w:tblBorders>
           <w:tblCellMar>
             <w:top w:w="0" w:type="dxa"/>
             <w:left w:w="0" w:type="dxa"/>
@@ -1644,7 +1604,7 @@
           </w:tblCellMar>
         </w:tblPrEx>
         <w:trPr>
-          <w:trHeight w:val="556"/>
+          <w:trHeight w:val="557" w:hRule="atLeast"/>
           <w:jc w:val="center"/>
         </w:trPr>
         <w:tc>
@@ -1653,7 +1613,7 @@
           </w:tcPr>
           <w:p>
             <w:pPr>
-              <w:pStyle w:val="TableText"/>
+              <w:pStyle w:val="27"/>
               <w:keepNext w:val="0"/>
               <w:keepLines w:val="0"/>
               <w:pageBreakBefore w:val="0"/>
@@ -1666,7 +1626,7 @@
               <w:bidi w:val="0"/>
               <w:adjustRightInd w:val="0"/>
               <w:snapToGrid w:val="0"/>
-              <w:ind w:left="0" w:right="0" w:firstLine="0" w:leftChars="0" w:rightChars="0" w:firstLineChars="0"/>
+              <w:ind w:left="0" w:leftChars="0" w:right="0" w:rightChars="0" w:firstLine="0" w:firstLineChars="0"/>
               <w:jc w:val="center"/>
               <w:textAlignment w:val="baseline"/>
             </w:pPr>
@@ -1678,7 +1638,7 @@
           </w:tcPr>
           <w:p>
             <w:pPr>
-              <w:pStyle w:val="TableText"/>
+              <w:pStyle w:val="27"/>
               <w:keepNext w:val="0"/>
               <w:keepLines w:val="0"/>
               <w:pageBreakBefore w:val="0"/>
@@ -1691,7 +1651,7 @@
               <w:bidi w:val="0"/>
               <w:adjustRightInd w:val="0"/>
               <w:snapToGrid w:val="0"/>
-              <w:ind w:left="0" w:right="0" w:firstLine="0" w:leftChars="0" w:rightChars="0" w:firstLineChars="0"/>
+              <w:ind w:left="0" w:leftChars="0" w:right="0" w:rightChars="0" w:firstLine="0" w:firstLineChars="0"/>
               <w:jc w:val="center"/>
               <w:textAlignment w:val="baseline"/>
             </w:pPr>
@@ -1703,7 +1663,7 @@
           </w:tcPr>
           <w:p>
             <w:pPr>
-              <w:pStyle w:val="TableText"/>
+              <w:pStyle w:val="27"/>
               <w:keepNext w:val="0"/>
               <w:keepLines w:val="0"/>
               <w:pageBreakBefore w:val="0"/>
@@ -1716,7 +1676,7 @@
               <w:bidi w:val="0"/>
               <w:adjustRightInd w:val="0"/>
               <w:snapToGrid w:val="0"/>
-              <w:ind w:left="0" w:right="0" w:firstLine="0" w:leftChars="0" w:rightChars="0" w:firstLineChars="0"/>
+              <w:ind w:left="0" w:leftChars="0" w:right="0" w:rightChars="0" w:firstLine="0" w:firstLineChars="0"/>
               <w:jc w:val="center"/>
               <w:textAlignment w:val="baseline"/>
             </w:pPr>
@@ -1728,7 +1688,7 @@
           </w:tcPr>
           <w:p>
             <w:pPr>
-              <w:pStyle w:val="TableText"/>
+              <w:pStyle w:val="27"/>
               <w:keepNext w:val="0"/>
               <w:keepLines w:val="0"/>
               <w:pageBreakBefore w:val="0"/>
@@ -1741,7 +1701,7 @@
               <w:bidi w:val="0"/>
               <w:adjustRightInd w:val="0"/>
               <w:snapToGrid w:val="0"/>
-              <w:ind w:left="0" w:right="0" w:firstLine="0" w:leftChars="0" w:rightChars="0" w:firstLineChars="0"/>
+              <w:ind w:left="0" w:leftChars="0" w:right="0" w:rightChars="0" w:firstLine="0" w:firstLineChars="0"/>
               <w:jc w:val="center"/>
               <w:textAlignment w:val="baseline"/>
             </w:pPr>
@@ -1753,7 +1713,7 @@
           </w:tcPr>
           <w:p>
             <w:pPr>
-              <w:pStyle w:val="TableText"/>
+              <w:pStyle w:val="27"/>
               <w:keepNext w:val="0"/>
               <w:keepLines w:val="0"/>
               <w:pageBreakBefore w:val="0"/>
@@ -1766,7 +1726,7 @@
               <w:bidi w:val="0"/>
               <w:adjustRightInd w:val="0"/>
               <w:snapToGrid w:val="0"/>
-              <w:ind w:left="0" w:right="0" w:firstLine="0" w:leftChars="0" w:rightChars="0" w:firstLineChars="0"/>
+              <w:ind w:left="0" w:leftChars="0" w:right="0" w:rightChars="0" w:firstLine="0" w:firstLineChars="0"/>
               <w:jc w:val="center"/>
               <w:textAlignment w:val="baseline"/>
             </w:pPr>
@@ -1778,7 +1738,7 @@
           </w:tcPr>
           <w:p>
             <w:pPr>
-              <w:pStyle w:val="TableText"/>
+              <w:pStyle w:val="27"/>
               <w:keepNext w:val="0"/>
               <w:keepLines w:val="0"/>
               <w:pageBreakBefore w:val="0"/>
@@ -1791,174 +1751,7 @@
               <w:bidi w:val="0"/>
               <w:adjustRightInd w:val="0"/>
               <w:snapToGrid w:val="0"/>
-              <w:ind w:left="0" w:right="0" w:firstLine="0" w:leftChars="0" w:rightChars="0" w:firstLineChars="0"/>
-              <w:jc w:val="center"/>
-              <w:textAlignment w:val="baseline"/>
-            </w:pPr>
-          </w:p>
-        </w:tc>
-      </w:tr>
-      <w:tr>
-        <w:tblPrEx>
-          <w:tblW w:w="8214" w:type="dxa"/>
-          <w:jc w:val="center"/>
-          <w:tblLayout w:type="fixed"/>
-          <w:tblCellMar>
-            <w:top w:w="0" w:type="dxa"/>
-            <w:left w:w="0" w:type="dxa"/>
-            <w:bottom w:w="0" w:type="dxa"/>
-            <w:right w:w="0" w:type="dxa"/>
-          </w:tblCellMar>
-        </w:tblPrEx>
-        <w:trPr>
-          <w:trHeight w:val="557"/>
-          <w:jc w:val="center"/>
-        </w:trPr>
-        <w:tc>
-          <w:tcPr>
-            <w:tcW w:w="1317" w:type="dxa"/>
-          </w:tcPr>
-          <w:p>
-            <w:pPr>
-              <w:pStyle w:val="TableText"/>
-              <w:keepNext w:val="0"/>
-              <w:keepLines w:val="0"/>
-              <w:pageBreakBefore w:val="0"/>
-              <w:widowControl w:val="0"/>
-              <w:kinsoku w:val="0"/>
-              <w:wordWrap/>
-              <w:overflowPunct/>
-              <w:autoSpaceDE w:val="0"/>
-              <w:autoSpaceDN w:val="0"/>
-              <w:bidi w:val="0"/>
-              <w:adjustRightInd w:val="0"/>
-              <w:snapToGrid w:val="0"/>
-              <w:ind w:left="0" w:right="0" w:firstLine="0" w:leftChars="0" w:rightChars="0" w:firstLineChars="0"/>
-              <w:jc w:val="center"/>
-              <w:textAlignment w:val="baseline"/>
-            </w:pPr>
-          </w:p>
-        </w:tc>
-        <w:tc>
-          <w:tcPr>
-            <w:tcW w:w="972" w:type="dxa"/>
-          </w:tcPr>
-          <w:p>
-            <w:pPr>
-              <w:pStyle w:val="TableText"/>
-              <w:keepNext w:val="0"/>
-              <w:keepLines w:val="0"/>
-              <w:pageBreakBefore w:val="0"/>
-              <w:widowControl w:val="0"/>
-              <w:kinsoku w:val="0"/>
-              <w:wordWrap/>
-              <w:overflowPunct/>
-              <w:autoSpaceDE w:val="0"/>
-              <w:autoSpaceDN w:val="0"/>
-              <w:bidi w:val="0"/>
-              <w:adjustRightInd w:val="0"/>
-              <w:snapToGrid w:val="0"/>
-              <w:ind w:left="0" w:right="0" w:firstLine="0" w:leftChars="0" w:rightChars="0" w:firstLineChars="0"/>
-              <w:jc w:val="center"/>
-              <w:textAlignment w:val="baseline"/>
-            </w:pPr>
-          </w:p>
-        </w:tc>
-        <w:tc>
-          <w:tcPr>
-            <w:tcW w:w="1575" w:type="dxa"/>
-          </w:tcPr>
-          <w:p>
-            <w:pPr>
-              <w:pStyle w:val="TableText"/>
-              <w:keepNext w:val="0"/>
-              <w:keepLines w:val="0"/>
-              <w:pageBreakBefore w:val="0"/>
-              <w:widowControl w:val="0"/>
-              <w:kinsoku w:val="0"/>
-              <w:wordWrap/>
-              <w:overflowPunct/>
-              <w:autoSpaceDE w:val="0"/>
-              <w:autoSpaceDN w:val="0"/>
-              <w:bidi w:val="0"/>
-              <w:adjustRightInd w:val="0"/>
-              <w:snapToGrid w:val="0"/>
-              <w:ind w:left="0" w:right="0" w:firstLine="0" w:leftChars="0" w:rightChars="0" w:firstLineChars="0"/>
-              <w:jc w:val="center"/>
-              <w:textAlignment w:val="baseline"/>
-            </w:pPr>
-          </w:p>
-        </w:tc>
-        <w:tc>
-          <w:tcPr>
-            <w:tcW w:w="1829" w:type="dxa"/>
-          </w:tcPr>
-          <w:p>
-            <w:pPr>
-              <w:pStyle w:val="TableText"/>
-              <w:keepNext w:val="0"/>
-              <w:keepLines w:val="0"/>
-              <w:pageBreakBefore w:val="0"/>
-              <w:widowControl w:val="0"/>
-              <w:kinsoku w:val="0"/>
-              <w:wordWrap/>
-              <w:overflowPunct/>
-              <w:autoSpaceDE w:val="0"/>
-              <w:autoSpaceDN w:val="0"/>
-              <w:bidi w:val="0"/>
-              <w:adjustRightInd w:val="0"/>
-              <w:snapToGrid w:val="0"/>
-              <w:ind w:left="0" w:right="0" w:firstLine="0" w:leftChars="0" w:rightChars="0" w:firstLineChars="0"/>
-              <w:jc w:val="center"/>
-              <w:textAlignment w:val="baseline"/>
-            </w:pPr>
-          </w:p>
-        </w:tc>
-        <w:tc>
-          <w:tcPr>
-            <w:tcW w:w="1606" w:type="dxa"/>
-          </w:tcPr>
-          <w:p>
-            <w:pPr>
-              <w:pStyle w:val="TableText"/>
-              <w:keepNext w:val="0"/>
-              <w:keepLines w:val="0"/>
-              <w:pageBreakBefore w:val="0"/>
-              <w:widowControl w:val="0"/>
-              <w:kinsoku w:val="0"/>
-              <w:wordWrap/>
-              <w:overflowPunct/>
-              <w:autoSpaceDE w:val="0"/>
-              <w:autoSpaceDN w:val="0"/>
-              <w:bidi w:val="0"/>
-              <w:adjustRightInd w:val="0"/>
-              <w:snapToGrid w:val="0"/>
-              <w:ind w:left="0" w:right="0" w:firstLine="0" w:leftChars="0" w:rightChars="0" w:firstLineChars="0"/>
-              <w:jc w:val="center"/>
-              <w:textAlignment w:val="baseline"/>
-            </w:pPr>
-          </w:p>
-        </w:tc>
-        <w:tc>
-          <w:tcPr>
-            <w:tcW w:w="915" w:type="dxa"/>
-          </w:tcPr>
-          <w:p>
-            <w:pPr>
-              <w:pStyle w:val="TableText"/>
-              <w:keepNext w:val="0"/>
-              <w:keepLines w:val="0"/>
-              <w:pageBreakBefore w:val="0"/>
-              <w:widowControl w:val="0"/>
-              <w:kinsoku w:val="0"/>
-              <w:wordWrap/>
-              <w:overflowPunct/>
-              <w:autoSpaceDE w:val="0"/>
-              <w:autoSpaceDN w:val="0"/>
-              <w:bidi w:val="0"/>
-              <w:adjustRightInd w:val="0"/>
-              <w:snapToGrid w:val="0"/>
-              <w:ind w:left="0" w:right="0" w:firstLine="0" w:leftChars="0" w:rightChars="0" w:firstLineChars="0"/>
+              <w:ind w:left="0" w:leftChars="0" w:right="0" w:rightChars="0" w:firstLine="0" w:firstLineChars="0"/>
               <w:jc w:val="center"/>
               <w:textAlignment w:val="baseline"/>
             </w:pPr>
@@ -1990,7 +1783,7 @@
     <w:sdt>
       <w:sdtPr>
         <w:rPr>
-          <w:rFonts w:ascii="宋体" w:eastAsia="宋体" w:hAnsi="宋体" w:cs="宋体" w:hint="eastAsia"/>
+          <w:rFonts w:hint="eastAsia" w:ascii="宋体" w:hAnsi="宋体" w:eastAsia="宋体" w:cs="宋体"/>
           <w:snapToGrid w:val="0"/>
           <w:color w:val="000000"/>
           <w:kern w:val="0"/>
@@ -2006,7 +1799,7 @@
       </w:sdtPr>
       <w:sdtEndPr>
         <w:rPr>
-          <w:rFonts w:ascii="宋体" w:eastAsia="宋体" w:hAnsi="宋体" w:cs="宋体" w:hint="eastAsia"/>
+          <w:rFonts w:hint="eastAsia" w:ascii="宋体" w:hAnsi="宋体" w:eastAsia="宋体" w:cs="宋体"/>
           <w:snapToGrid w:val="0"/>
           <w:color w:val="000000"/>
           <w:kern w:val="0"/>
@@ -2032,18 +1825,18 @@
             <w:adjustRightInd w:val="0"/>
             <w:snapToGrid w:val="0"/>
             <w:spacing w:before="0" w:beforeLines="0" w:after="0" w:afterLines="0" w:line="312" w:lineRule="auto"/>
-            <w:ind w:left="0" w:right="0" w:firstLine="0" w:leftChars="0" w:rightChars="0" w:firstLineChars="0"/>
+            <w:ind w:left="0" w:leftChars="0" w:right="0" w:rightChars="0" w:firstLine="0" w:firstLineChars="0"/>
             <w:jc w:val="center"/>
             <w:textAlignment w:val="baseline"/>
             <w:rPr>
-              <w:rFonts w:ascii="宋体" w:eastAsia="宋体" w:hAnsi="宋体" w:cs="宋体" w:hint="eastAsia"/>
+              <w:rFonts w:hint="eastAsia" w:ascii="宋体" w:hAnsi="宋体" w:eastAsia="宋体" w:cs="宋体"/>
               <w:sz w:val="24"/>
               <w:szCs w:val="24"/>
             </w:rPr>
           </w:pPr>
           <w:r>
             <w:rPr>
-              <w:rFonts w:ascii="宋体" w:eastAsia="宋体" w:hAnsi="宋体" w:cs="宋体" w:hint="eastAsia"/>
+              <w:rFonts w:hint="eastAsia" w:ascii="宋体" w:hAnsi="宋体" w:eastAsia="宋体" w:cs="宋体"/>
               <w:sz w:val="24"/>
               <w:szCs w:val="24"/>
             </w:rPr>
@@ -2052,14 +1845,14 @@
         </w:p>
         <w:p>
           <w:pPr>
-            <w:pStyle w:val="TOC1"/>
+            <w:pStyle w:val="16"/>
             <w:tabs>
               <w:tab w:val="right" w:leader="dot" w:pos="8306"/>
             </w:tabs>
           </w:pPr>
           <w:r>
             <w:rPr>
-              <w:rFonts w:ascii="宋体" w:eastAsia="宋体" w:hAnsi="宋体" w:cs="宋体" w:hint="eastAsia"/>
+              <w:rFonts w:hint="eastAsia" w:ascii="宋体" w:hAnsi="宋体" w:eastAsia="宋体" w:cs="宋体"/>
               <w:sz w:val="24"/>
               <w:szCs w:val="24"/>
             </w:rPr>
@@ -2067,7 +1860,7 @@
           </w:r>
           <w:r>
             <w:rPr>
-              <w:rFonts w:ascii="宋体" w:eastAsia="宋体" w:hAnsi="宋体" w:cs="宋体" w:hint="eastAsia"/>
+              <w:rFonts w:hint="eastAsia" w:ascii="宋体" w:hAnsi="宋体" w:eastAsia="宋体" w:cs="宋体"/>
               <w:sz w:val="24"/>
               <w:szCs w:val="24"/>
             </w:rPr>
@@ -2075,7 +1868,7 @@
           </w:r>
           <w:r>
             <w:rPr>
-              <w:rFonts w:ascii="宋体" w:eastAsia="宋体" w:hAnsi="宋体" w:cs="宋体" w:hint="eastAsia"/>
+              <w:rFonts w:hint="eastAsia" w:ascii="宋体" w:hAnsi="宋体" w:eastAsia="宋体" w:cs="宋体"/>
               <w:sz w:val="24"/>
               <w:szCs w:val="24"/>
             </w:rPr>
@@ -2083,21 +1876,21 @@
           </w:r>
           <w:r>
             <w:rPr>
-              <w:rFonts w:ascii="宋体" w:eastAsia="宋体" w:hAnsi="宋体" w:cs="宋体" w:hint="eastAsia"/>
+              <w:rFonts w:hint="eastAsia" w:ascii="宋体" w:hAnsi="宋体" w:eastAsia="宋体" w:cs="宋体"/>
               <w:szCs w:val="24"/>
             </w:rPr>
             <w:fldChar w:fldCharType="begin"/>
           </w:r>
           <w:r>
             <w:rPr>
-              <w:rFonts w:ascii="宋体" w:eastAsia="宋体" w:hAnsi="宋体" w:cs="宋体" w:hint="eastAsia"/>
+              <w:rFonts w:hint="eastAsia" w:ascii="宋体" w:hAnsi="宋体" w:eastAsia="宋体" w:cs="宋体"/>
               <w:szCs w:val="24"/>
             </w:rPr>
             <w:instrText xml:space="preserve"> HYPERLINK \l _Toc3535 </w:instrText>
           </w:r>
           <w:r>
             <w:rPr>
-              <w:rFonts w:ascii="宋体" w:eastAsia="宋体" w:hAnsi="宋体" w:cs="宋体" w:hint="eastAsia"/>
+              <w:rFonts w:hint="eastAsia" w:ascii="宋体" w:hAnsi="宋体" w:eastAsia="宋体" w:cs="宋体"/>
               <w:szCs w:val="24"/>
             </w:rPr>
             <w:fldChar w:fldCharType="separate"/>
@@ -2129,7 +1922,7 @@
           </w:r>
           <w:r>
             <w:rPr>
-              <w:rFonts w:ascii="宋体" w:eastAsia="宋体" w:hAnsi="宋体" w:cs="宋体" w:hint="eastAsia"/>
+              <w:rFonts w:hint="eastAsia" w:ascii="宋体" w:hAnsi="宋体" w:eastAsia="宋体" w:cs="宋体"/>
               <w:szCs w:val="24"/>
             </w:rPr>
             <w:fldChar w:fldCharType="end"/>
@@ -2137,28 +1930,28 @@
         </w:p>
         <w:p>
           <w:pPr>
-            <w:pStyle w:val="TOC1"/>
+            <w:pStyle w:val="16"/>
             <w:tabs>
               <w:tab w:val="right" w:leader="dot" w:pos="8306"/>
             </w:tabs>
           </w:pPr>
           <w:r>
             <w:rPr>
-              <w:rFonts w:ascii="宋体" w:eastAsia="宋体" w:hAnsi="宋体" w:cs="宋体" w:hint="eastAsia"/>
+              <w:rFonts w:hint="eastAsia" w:ascii="宋体" w:hAnsi="宋体" w:eastAsia="宋体" w:cs="宋体"/>
               <w:szCs w:val="24"/>
             </w:rPr>
             <w:fldChar w:fldCharType="begin"/>
           </w:r>
           <w:r>
             <w:rPr>
-              <w:rFonts w:ascii="宋体" w:eastAsia="宋体" w:hAnsi="宋体" w:cs="宋体" w:hint="eastAsia"/>
+              <w:rFonts w:hint="eastAsia" w:ascii="宋体" w:hAnsi="宋体" w:eastAsia="宋体" w:cs="宋体"/>
               <w:szCs w:val="24"/>
             </w:rPr>
             <w:instrText xml:space="preserve"> HYPERLINK \l _Toc28885 </w:instrText>
           </w:r>
           <w:r>
             <w:rPr>
-              <w:rFonts w:ascii="宋体" w:eastAsia="宋体" w:hAnsi="宋体" w:cs="宋体" w:hint="eastAsia"/>
+              <w:rFonts w:hint="eastAsia" w:ascii="宋体" w:hAnsi="宋体" w:eastAsia="宋体" w:cs="宋体"/>
               <w:szCs w:val="24"/>
             </w:rPr>
             <w:fldChar w:fldCharType="separate"/>
@@ -2190,7 +1983,7 @@
           </w:r>
           <w:r>
             <w:rPr>
-              <w:rFonts w:ascii="宋体" w:eastAsia="宋体" w:hAnsi="宋体" w:cs="宋体" w:hint="eastAsia"/>
+              <w:rFonts w:hint="eastAsia" w:ascii="宋体" w:hAnsi="宋体" w:eastAsia="宋体" w:cs="宋体"/>
               <w:szCs w:val="24"/>
             </w:rPr>
             <w:fldChar w:fldCharType="end"/>
@@ -2198,28 +1991,28 @@
         </w:p>
         <w:p>
           <w:pPr>
-            <w:pStyle w:val="TOC1"/>
+            <w:pStyle w:val="16"/>
             <w:tabs>
               <w:tab w:val="right" w:leader="dot" w:pos="8306"/>
             </w:tabs>
           </w:pPr>
           <w:r>
             <w:rPr>
-              <w:rFonts w:ascii="宋体" w:eastAsia="宋体" w:hAnsi="宋体" w:cs="宋体" w:hint="eastAsia"/>
+              <w:rFonts w:hint="eastAsia" w:ascii="宋体" w:hAnsi="宋体" w:eastAsia="宋体" w:cs="宋体"/>
               <w:szCs w:val="24"/>
             </w:rPr>
             <w:fldChar w:fldCharType="begin"/>
           </w:r>
           <w:r>
             <w:rPr>
-              <w:rFonts w:ascii="宋体" w:eastAsia="宋体" w:hAnsi="宋体" w:cs="宋体" w:hint="eastAsia"/>
+              <w:rFonts w:hint="eastAsia" w:ascii="宋体" w:hAnsi="宋体" w:eastAsia="宋体" w:cs="宋体"/>
               <w:szCs w:val="24"/>
             </w:rPr>
             <w:instrText xml:space="preserve"> HYPERLINK \l _Toc14741 </w:instrText>
           </w:r>
           <w:r>
             <w:rPr>
-              <w:rFonts w:ascii="宋体" w:eastAsia="宋体" w:hAnsi="宋体" w:cs="宋体" w:hint="eastAsia"/>
+              <w:rFonts w:hint="eastAsia" w:ascii="宋体" w:hAnsi="宋体" w:eastAsia="宋体" w:cs="宋体"/>
               <w:szCs w:val="24"/>
             </w:rPr>
             <w:fldChar w:fldCharType="separate"/>
@@ -2251,7 +2044,7 @@
           </w:r>
           <w:r>
             <w:rPr>
-              <w:rFonts w:ascii="宋体" w:eastAsia="宋体" w:hAnsi="宋体" w:cs="宋体" w:hint="eastAsia"/>
+              <w:rFonts w:hint="eastAsia" w:ascii="宋体" w:hAnsi="宋体" w:eastAsia="宋体" w:cs="宋体"/>
               <w:szCs w:val="24"/>
             </w:rPr>
             <w:fldChar w:fldCharType="end"/>
@@ -2259,28 +2052,28 @@
         </w:p>
         <w:p>
           <w:pPr>
-            <w:pStyle w:val="TOC2"/>
+            <w:pStyle w:val="17"/>
             <w:tabs>
               <w:tab w:val="right" w:leader="dot" w:pos="8306"/>
             </w:tabs>
           </w:pPr>
           <w:r>
             <w:rPr>
-              <w:rFonts w:ascii="宋体" w:eastAsia="宋体" w:hAnsi="宋体" w:cs="宋体" w:hint="eastAsia"/>
+              <w:rFonts w:hint="eastAsia" w:ascii="宋体" w:hAnsi="宋体" w:eastAsia="宋体" w:cs="宋体"/>
               <w:szCs w:val="24"/>
             </w:rPr>
             <w:fldChar w:fldCharType="begin"/>
           </w:r>
           <w:r>
             <w:rPr>
-              <w:rFonts w:ascii="宋体" w:eastAsia="宋体" w:hAnsi="宋体" w:cs="宋体" w:hint="eastAsia"/>
+              <w:rFonts w:hint="eastAsia" w:ascii="宋体" w:hAnsi="宋体" w:eastAsia="宋体" w:cs="宋体"/>
               <w:szCs w:val="24"/>
             </w:rPr>
             <w:instrText xml:space="preserve"> HYPERLINK \l _Toc17615 </w:instrText>
           </w:r>
           <w:r>
             <w:rPr>
-              <w:rFonts w:ascii="宋体" w:eastAsia="宋体" w:hAnsi="宋体" w:cs="宋体" w:hint="eastAsia"/>
+              <w:rFonts w:hint="eastAsia" w:ascii="宋体" w:hAnsi="宋体" w:eastAsia="宋体" w:cs="宋体"/>
               <w:szCs w:val="24"/>
             </w:rPr>
             <w:fldChar w:fldCharType="separate"/>
@@ -2312,7 +2105,7 @@
           </w:r>
           <w:r>
             <w:rPr>
-              <w:rFonts w:ascii="宋体" w:eastAsia="宋体" w:hAnsi="宋体" w:cs="宋体" w:hint="eastAsia"/>
+              <w:rFonts w:hint="eastAsia" w:ascii="宋体" w:hAnsi="宋体" w:eastAsia="宋体" w:cs="宋体"/>
               <w:szCs w:val="24"/>
             </w:rPr>
             <w:fldChar w:fldCharType="end"/>
@@ -2320,28 +2113,28 @@
         </w:p>
         <w:p>
           <w:pPr>
-            <w:pStyle w:val="TOC2"/>
+            <w:pStyle w:val="17"/>
             <w:tabs>
               <w:tab w:val="right" w:leader="dot" w:pos="8306"/>
             </w:tabs>
           </w:pPr>
           <w:r>
             <w:rPr>
-              <w:rFonts w:ascii="宋体" w:eastAsia="宋体" w:hAnsi="宋体" w:cs="宋体" w:hint="eastAsia"/>
+              <w:rFonts w:hint="eastAsia" w:ascii="宋体" w:hAnsi="宋体" w:eastAsia="宋体" w:cs="宋体"/>
               <w:szCs w:val="24"/>
             </w:rPr>
             <w:fldChar w:fldCharType="begin"/>
           </w:r>
           <w:r>
             <w:rPr>
-              <w:rFonts w:ascii="宋体" w:eastAsia="宋体" w:hAnsi="宋体" w:cs="宋体" w:hint="eastAsia"/>
+              <w:rFonts w:hint="eastAsia" w:ascii="宋体" w:hAnsi="宋体" w:eastAsia="宋体" w:cs="宋体"/>
               <w:szCs w:val="24"/>
             </w:rPr>
             <w:instrText xml:space="preserve"> HYPERLINK \l _Toc483 </w:instrText>
           </w:r>
           <w:r>
             <w:rPr>
-              <w:rFonts w:ascii="宋体" w:eastAsia="宋体" w:hAnsi="宋体" w:cs="宋体" w:hint="eastAsia"/>
+              <w:rFonts w:hint="eastAsia" w:ascii="宋体" w:hAnsi="宋体" w:eastAsia="宋体" w:cs="宋体"/>
               <w:szCs w:val="24"/>
             </w:rPr>
             <w:fldChar w:fldCharType="separate"/>
@@ -2373,7 +2166,7 @@
           </w:r>
           <w:r>
             <w:rPr>
-              <w:rFonts w:ascii="宋体" w:eastAsia="宋体" w:hAnsi="宋体" w:cs="宋体" w:hint="eastAsia"/>
+              <w:rFonts w:hint="eastAsia" w:ascii="宋体" w:hAnsi="宋体" w:eastAsia="宋体" w:cs="宋体"/>
               <w:szCs w:val="24"/>
             </w:rPr>
             <w:fldChar w:fldCharType="end"/>
@@ -2381,28 +2174,28 @@
         </w:p>
         <w:p>
           <w:pPr>
-            <w:pStyle w:val="TOC2"/>
+            <w:pStyle w:val="17"/>
             <w:tabs>
               <w:tab w:val="right" w:leader="dot" w:pos="8306"/>
             </w:tabs>
           </w:pPr>
           <w:r>
             <w:rPr>
-              <w:rFonts w:ascii="宋体" w:eastAsia="宋体" w:hAnsi="宋体" w:cs="宋体" w:hint="eastAsia"/>
+              <w:rFonts w:hint="eastAsia" w:ascii="宋体" w:hAnsi="宋体" w:eastAsia="宋体" w:cs="宋体"/>
               <w:szCs w:val="24"/>
             </w:rPr>
             <w:fldChar w:fldCharType="begin"/>
           </w:r>
           <w:r>
             <w:rPr>
-              <w:rFonts w:ascii="宋体" w:eastAsia="宋体" w:hAnsi="宋体" w:cs="宋体" w:hint="eastAsia"/>
+              <w:rFonts w:hint="eastAsia" w:ascii="宋体" w:hAnsi="宋体" w:eastAsia="宋体" w:cs="宋体"/>
               <w:szCs w:val="24"/>
             </w:rPr>
             <w:instrText xml:space="preserve"> HYPERLINK \l _Toc16591 </w:instrText>
           </w:r>
           <w:r>
             <w:rPr>
-              <w:rFonts w:ascii="宋体" w:eastAsia="宋体" w:hAnsi="宋体" w:cs="宋体" w:hint="eastAsia"/>
+              <w:rFonts w:hint="eastAsia" w:ascii="宋体" w:hAnsi="宋体" w:eastAsia="宋体" w:cs="宋体"/>
               <w:szCs w:val="24"/>
             </w:rPr>
             <w:fldChar w:fldCharType="separate"/>
@@ -2434,7 +2227,7 @@
           </w:r>
           <w:r>
             <w:rPr>
-              <w:rFonts w:ascii="宋体" w:eastAsia="宋体" w:hAnsi="宋体" w:cs="宋体" w:hint="eastAsia"/>
+              <w:rFonts w:hint="eastAsia" w:ascii="宋体" w:hAnsi="宋体" w:eastAsia="宋体" w:cs="宋体"/>
               <w:szCs w:val="24"/>
             </w:rPr>
             <w:fldChar w:fldCharType="end"/>
@@ -2442,28 +2235,28 @@
         </w:p>
         <w:p>
           <w:pPr>
-            <w:pStyle w:val="TOC1"/>
+            <w:pStyle w:val="16"/>
             <w:tabs>
               <w:tab w:val="right" w:leader="dot" w:pos="8306"/>
             </w:tabs>
           </w:pPr>
           <w:r>
             <w:rPr>
-              <w:rFonts w:ascii="宋体" w:eastAsia="宋体" w:hAnsi="宋体" w:cs="宋体" w:hint="eastAsia"/>
+              <w:rFonts w:hint="eastAsia" w:ascii="宋体" w:hAnsi="宋体" w:eastAsia="宋体" w:cs="宋体"/>
               <w:szCs w:val="24"/>
             </w:rPr>
             <w:fldChar w:fldCharType="begin"/>
           </w:r>
           <w:r>
             <w:rPr>
-              <w:rFonts w:ascii="宋体" w:eastAsia="宋体" w:hAnsi="宋体" w:cs="宋体" w:hint="eastAsia"/>
+              <w:rFonts w:hint="eastAsia" w:ascii="宋体" w:hAnsi="宋体" w:eastAsia="宋体" w:cs="宋体"/>
               <w:szCs w:val="24"/>
             </w:rPr>
             <w:instrText xml:space="preserve"> HYPERLINK \l _Toc10812 </w:instrText>
           </w:r>
           <w:r>
             <w:rPr>
-              <w:rFonts w:ascii="宋体" w:eastAsia="宋体" w:hAnsi="宋体" w:cs="宋体" w:hint="eastAsia"/>
+              <w:rFonts w:hint="eastAsia" w:ascii="宋体" w:hAnsi="宋体" w:eastAsia="宋体" w:cs="宋体"/>
               <w:szCs w:val="24"/>
             </w:rPr>
             <w:fldChar w:fldCharType="separate"/>
@@ -2495,7 +2288,7 @@
           </w:r>
           <w:r>
             <w:rPr>
-              <w:rFonts w:ascii="宋体" w:eastAsia="宋体" w:hAnsi="宋体" w:cs="宋体" w:hint="eastAsia"/>
+              <w:rFonts w:hint="eastAsia" w:ascii="宋体" w:hAnsi="宋体" w:eastAsia="宋体" w:cs="宋体"/>
               <w:szCs w:val="24"/>
             </w:rPr>
             <w:fldChar w:fldCharType="end"/>
@@ -2503,28 +2296,28 @@
         </w:p>
         <w:p>
           <w:pPr>
-            <w:pStyle w:val="TOC2"/>
+            <w:pStyle w:val="17"/>
             <w:tabs>
               <w:tab w:val="right" w:leader="dot" w:pos="8306"/>
             </w:tabs>
           </w:pPr>
           <w:r>
             <w:rPr>
-              <w:rFonts w:ascii="宋体" w:eastAsia="宋体" w:hAnsi="宋体" w:cs="宋体" w:hint="eastAsia"/>
+              <w:rFonts w:hint="eastAsia" w:ascii="宋体" w:hAnsi="宋体" w:eastAsia="宋体" w:cs="宋体"/>
               <w:szCs w:val="24"/>
             </w:rPr>
             <w:fldChar w:fldCharType="begin"/>
           </w:r>
           <w:r>
             <w:rPr>
-              <w:rFonts w:ascii="宋体" w:eastAsia="宋体" w:hAnsi="宋体" w:cs="宋体" w:hint="eastAsia"/>
+              <w:rFonts w:hint="eastAsia" w:ascii="宋体" w:hAnsi="宋体" w:eastAsia="宋体" w:cs="宋体"/>
               <w:szCs w:val="24"/>
             </w:rPr>
             <w:instrText xml:space="preserve"> HYPERLINK \l _Toc8532 </w:instrText>
           </w:r>
           <w:r>
             <w:rPr>
-              <w:rFonts w:ascii="宋体" w:eastAsia="宋体" w:hAnsi="宋体" w:cs="宋体" w:hint="eastAsia"/>
+              <w:rFonts w:hint="eastAsia" w:ascii="宋体" w:hAnsi="宋体" w:eastAsia="宋体" w:cs="宋体"/>
               <w:szCs w:val="24"/>
             </w:rPr>
             <w:fldChar w:fldCharType="separate"/>
@@ -2556,7 +2349,7 @@
           </w:r>
           <w:r>
             <w:rPr>
-              <w:rFonts w:ascii="宋体" w:eastAsia="宋体" w:hAnsi="宋体" w:cs="宋体" w:hint="eastAsia"/>
+              <w:rFonts w:hint="eastAsia" w:ascii="宋体" w:hAnsi="宋体" w:eastAsia="宋体" w:cs="宋体"/>
               <w:szCs w:val="24"/>
             </w:rPr>
             <w:fldChar w:fldCharType="end"/>
@@ -2564,28 +2357,28 @@
         </w:p>
         <w:p>
           <w:pPr>
-            <w:pStyle w:val="TOC2"/>
+            <w:pStyle w:val="17"/>
             <w:tabs>
               <w:tab w:val="right" w:leader="dot" w:pos="8306"/>
             </w:tabs>
           </w:pPr>
           <w:r>
             <w:rPr>
-              <w:rFonts w:ascii="宋体" w:eastAsia="宋体" w:hAnsi="宋体" w:cs="宋体" w:hint="eastAsia"/>
+              <w:rFonts w:hint="eastAsia" w:ascii="宋体" w:hAnsi="宋体" w:eastAsia="宋体" w:cs="宋体"/>
               <w:szCs w:val="24"/>
             </w:rPr>
             <w:fldChar w:fldCharType="begin"/>
           </w:r>
           <w:r>
             <w:rPr>
-              <w:rFonts w:ascii="宋体" w:eastAsia="宋体" w:hAnsi="宋体" w:cs="宋体" w:hint="eastAsia"/>
+              <w:rFonts w:hint="eastAsia" w:ascii="宋体" w:hAnsi="宋体" w:eastAsia="宋体" w:cs="宋体"/>
               <w:szCs w:val="24"/>
             </w:rPr>
             <w:instrText xml:space="preserve"> HYPERLINK \l _Toc28708 </w:instrText>
           </w:r>
           <w:r>
             <w:rPr>
-              <w:rFonts w:ascii="宋体" w:eastAsia="宋体" w:hAnsi="宋体" w:cs="宋体" w:hint="eastAsia"/>
+              <w:rFonts w:hint="eastAsia" w:ascii="宋体" w:hAnsi="宋体" w:eastAsia="宋体" w:cs="宋体"/>
               <w:szCs w:val="24"/>
             </w:rPr>
             <w:fldChar w:fldCharType="separate"/>
@@ -2617,7 +2410,7 @@
           </w:r>
           <w:r>
             <w:rPr>
-              <w:rFonts w:ascii="宋体" w:eastAsia="宋体" w:hAnsi="宋体" w:cs="宋体" w:hint="eastAsia"/>
+              <w:rFonts w:hint="eastAsia" w:ascii="宋体" w:hAnsi="宋体" w:eastAsia="宋体" w:cs="宋体"/>
               <w:szCs w:val="24"/>
             </w:rPr>
             <w:fldChar w:fldCharType="end"/>
@@ -2625,28 +2418,28 @@
         </w:p>
         <w:p>
           <w:pPr>
-            <w:pStyle w:val="TOC1"/>
+            <w:pStyle w:val="16"/>
             <w:tabs>
               <w:tab w:val="right" w:leader="dot" w:pos="8306"/>
             </w:tabs>
           </w:pPr>
           <w:r>
             <w:rPr>
-              <w:rFonts w:ascii="宋体" w:eastAsia="宋体" w:hAnsi="宋体" w:cs="宋体" w:hint="eastAsia"/>
+              <w:rFonts w:hint="eastAsia" w:ascii="宋体" w:hAnsi="宋体" w:eastAsia="宋体" w:cs="宋体"/>
               <w:szCs w:val="24"/>
             </w:rPr>
             <w:fldChar w:fldCharType="begin"/>
           </w:r>
           <w:r>
             <w:rPr>
-              <w:rFonts w:ascii="宋体" w:eastAsia="宋体" w:hAnsi="宋体" w:cs="宋体" w:hint="eastAsia"/>
+              <w:rFonts w:hint="eastAsia" w:ascii="宋体" w:hAnsi="宋体" w:eastAsia="宋体" w:cs="宋体"/>
               <w:szCs w:val="24"/>
             </w:rPr>
             <w:instrText xml:space="preserve"> HYPERLINK \l _Toc15584 </w:instrText>
           </w:r>
           <w:r>
             <w:rPr>
-              <w:rFonts w:ascii="宋体" w:eastAsia="宋体" w:hAnsi="宋体" w:cs="宋体" w:hint="eastAsia"/>
+              <w:rFonts w:hint="eastAsia" w:ascii="宋体" w:hAnsi="宋体" w:eastAsia="宋体" w:cs="宋体"/>
               <w:szCs w:val="24"/>
             </w:rPr>
             <w:fldChar w:fldCharType="separate"/>
@@ -2678,7 +2471,7 @@
           </w:r>
           <w:r>
             <w:rPr>
-              <w:rFonts w:ascii="宋体" w:eastAsia="宋体" w:hAnsi="宋体" w:cs="宋体" w:hint="eastAsia"/>
+              <w:rFonts w:hint="eastAsia" w:ascii="宋体" w:hAnsi="宋体" w:eastAsia="宋体" w:cs="宋体"/>
               <w:szCs w:val="24"/>
             </w:rPr>
             <w:fldChar w:fldCharType="end"/>
@@ -2686,28 +2479,28 @@
         </w:p>
         <w:p>
           <w:pPr>
-            <w:pStyle w:val="TOC2"/>
+            <w:pStyle w:val="17"/>
             <w:tabs>
               <w:tab w:val="right" w:leader="dot" w:pos="8306"/>
             </w:tabs>
           </w:pPr>
           <w:r>
             <w:rPr>
-              <w:rFonts w:ascii="宋体" w:eastAsia="宋体" w:hAnsi="宋体" w:cs="宋体" w:hint="eastAsia"/>
+              <w:rFonts w:hint="eastAsia" w:ascii="宋体" w:hAnsi="宋体" w:eastAsia="宋体" w:cs="宋体"/>
               <w:szCs w:val="24"/>
             </w:rPr>
             <w:fldChar w:fldCharType="begin"/>
           </w:r>
           <w:r>
             <w:rPr>
-              <w:rFonts w:ascii="宋体" w:eastAsia="宋体" w:hAnsi="宋体" w:cs="宋体" w:hint="eastAsia"/>
+              <w:rFonts w:hint="eastAsia" w:ascii="宋体" w:hAnsi="宋体" w:eastAsia="宋体" w:cs="宋体"/>
               <w:szCs w:val="24"/>
             </w:rPr>
             <w:instrText xml:space="preserve"> HYPERLINK \l _Toc27352 </w:instrText>
           </w:r>
           <w:r>
             <w:rPr>
-              <w:rFonts w:ascii="宋体" w:eastAsia="宋体" w:hAnsi="宋体" w:cs="宋体" w:hint="eastAsia"/>
+              <w:rFonts w:hint="eastAsia" w:ascii="宋体" w:hAnsi="宋体" w:eastAsia="宋体" w:cs="宋体"/>
               <w:szCs w:val="24"/>
             </w:rPr>
             <w:fldChar w:fldCharType="separate"/>
@@ -2739,7 +2532,7 @@
           </w:r>
           <w:r>
             <w:rPr>
-              <w:rFonts w:ascii="宋体" w:eastAsia="宋体" w:hAnsi="宋体" w:cs="宋体" w:hint="eastAsia"/>
+              <w:rFonts w:hint="eastAsia" w:ascii="宋体" w:hAnsi="宋体" w:eastAsia="宋体" w:cs="宋体"/>
               <w:szCs w:val="24"/>
             </w:rPr>
             <w:fldChar w:fldCharType="end"/>
@@ -2747,28 +2540,28 @@
         </w:p>
         <w:p>
           <w:pPr>
-            <w:pStyle w:val="TOC2"/>
+            <w:pStyle w:val="17"/>
             <w:tabs>
               <w:tab w:val="right" w:leader="dot" w:pos="8306"/>
             </w:tabs>
           </w:pPr>
           <w:r>
             <w:rPr>
-              <w:rFonts w:ascii="宋体" w:eastAsia="宋体" w:hAnsi="宋体" w:cs="宋体" w:hint="eastAsia"/>
+              <w:rFonts w:hint="eastAsia" w:ascii="宋体" w:hAnsi="宋体" w:eastAsia="宋体" w:cs="宋体"/>
               <w:szCs w:val="24"/>
             </w:rPr>
             <w:fldChar w:fldCharType="begin"/>
           </w:r>
           <w:r>
             <w:rPr>
-              <w:rFonts w:ascii="宋体" w:eastAsia="宋体" w:hAnsi="宋体" w:cs="宋体" w:hint="eastAsia"/>
+              <w:rFonts w:hint="eastAsia" w:ascii="宋体" w:hAnsi="宋体" w:eastAsia="宋体" w:cs="宋体"/>
               <w:szCs w:val="24"/>
             </w:rPr>
             <w:instrText xml:space="preserve"> HYPERLINK \l _Toc9565 </w:instrText>
           </w:r>
           <w:r>
             <w:rPr>
-              <w:rFonts w:ascii="宋体" w:eastAsia="宋体" w:hAnsi="宋体" w:cs="宋体" w:hint="eastAsia"/>
+              <w:rFonts w:hint="eastAsia" w:ascii="宋体" w:hAnsi="宋体" w:eastAsia="宋体" w:cs="宋体"/>
               <w:szCs w:val="24"/>
             </w:rPr>
             <w:fldChar w:fldCharType="separate"/>
@@ -2800,7 +2593,7 @@
           </w:r>
           <w:r>
             <w:rPr>
-              <w:rFonts w:ascii="宋体" w:eastAsia="宋体" w:hAnsi="宋体" w:cs="宋体" w:hint="eastAsia"/>
+              <w:rFonts w:hint="eastAsia" w:ascii="宋体" w:hAnsi="宋体" w:eastAsia="宋体" w:cs="宋体"/>
               <w:szCs w:val="24"/>
             </w:rPr>
             <w:fldChar w:fldCharType="end"/>
@@ -2808,28 +2601,28 @@
         </w:p>
         <w:p>
           <w:pPr>
-            <w:pStyle w:val="TOC2"/>
+            <w:pStyle w:val="17"/>
             <w:tabs>
               <w:tab w:val="right" w:leader="dot" w:pos="8306"/>
             </w:tabs>
           </w:pPr>
           <w:r>
             <w:rPr>
-              <w:rFonts w:ascii="宋体" w:eastAsia="宋体" w:hAnsi="宋体" w:cs="宋体" w:hint="eastAsia"/>
+              <w:rFonts w:hint="eastAsia" w:ascii="宋体" w:hAnsi="宋体" w:eastAsia="宋体" w:cs="宋体"/>
               <w:szCs w:val="24"/>
             </w:rPr>
             <w:fldChar w:fldCharType="begin"/>
           </w:r>
           <w:r>
             <w:rPr>
-              <w:rFonts w:ascii="宋体" w:eastAsia="宋体" w:hAnsi="宋体" w:cs="宋体" w:hint="eastAsia"/>
+              <w:rFonts w:hint="eastAsia" w:ascii="宋体" w:hAnsi="宋体" w:eastAsia="宋体" w:cs="宋体"/>
               <w:szCs w:val="24"/>
             </w:rPr>
             <w:instrText xml:space="preserve"> HYPERLINK \l _Toc26038 </w:instrText>
           </w:r>
           <w:r>
             <w:rPr>
-              <w:rFonts w:ascii="宋体" w:eastAsia="宋体" w:hAnsi="宋体" w:cs="宋体" w:hint="eastAsia"/>
+              <w:rFonts w:hint="eastAsia" w:ascii="宋体" w:hAnsi="宋体" w:eastAsia="宋体" w:cs="宋体"/>
               <w:szCs w:val="24"/>
             </w:rPr>
             <w:fldChar w:fldCharType="separate"/>
@@ -2861,7 +2654,7 @@
           </w:r>
           <w:r>
             <w:rPr>
-              <w:rFonts w:ascii="宋体" w:eastAsia="宋体" w:hAnsi="宋体" w:cs="宋体" w:hint="eastAsia"/>
+              <w:rFonts w:hint="eastAsia" w:ascii="宋体" w:hAnsi="宋体" w:eastAsia="宋体" w:cs="宋体"/>
               <w:szCs w:val="24"/>
             </w:rPr>
             <w:fldChar w:fldCharType="end"/>
@@ -2869,28 +2662,28 @@
         </w:p>
         <w:p>
           <w:pPr>
-            <w:pStyle w:val="TOC1"/>
+            <w:pStyle w:val="16"/>
             <w:tabs>
               <w:tab w:val="right" w:leader="dot" w:pos="8306"/>
             </w:tabs>
           </w:pPr>
           <w:r>
             <w:rPr>
-              <w:rFonts w:ascii="宋体" w:eastAsia="宋体" w:hAnsi="宋体" w:cs="宋体" w:hint="eastAsia"/>
+              <w:rFonts w:hint="eastAsia" w:ascii="宋体" w:hAnsi="宋体" w:eastAsia="宋体" w:cs="宋体"/>
               <w:szCs w:val="24"/>
             </w:rPr>
             <w:fldChar w:fldCharType="begin"/>
           </w:r>
           <w:r>
             <w:rPr>
-              <w:rFonts w:ascii="宋体" w:eastAsia="宋体" w:hAnsi="宋体" w:cs="宋体" w:hint="eastAsia"/>
+              <w:rFonts w:hint="eastAsia" w:ascii="宋体" w:hAnsi="宋体" w:eastAsia="宋体" w:cs="宋体"/>
               <w:szCs w:val="24"/>
             </w:rPr>
             <w:instrText xml:space="preserve"> HYPERLINK \l _Toc23908 </w:instrText>
           </w:r>
           <w:r>
             <w:rPr>
-              <w:rFonts w:ascii="宋体" w:eastAsia="宋体" w:hAnsi="宋体" w:cs="宋体" w:hint="eastAsia"/>
+              <w:rFonts w:hint="eastAsia" w:ascii="宋体" w:hAnsi="宋体" w:eastAsia="宋体" w:cs="宋体"/>
               <w:szCs w:val="24"/>
             </w:rPr>
             <w:fldChar w:fldCharType="separate"/>
@@ -2922,7 +2715,7 @@
           </w:r>
           <w:r>
             <w:rPr>
-              <w:rFonts w:ascii="宋体" w:eastAsia="宋体" w:hAnsi="宋体" w:cs="宋体" w:hint="eastAsia"/>
+              <w:rFonts w:hint="eastAsia" w:ascii="宋体" w:hAnsi="宋体" w:eastAsia="宋体" w:cs="宋体"/>
               <w:szCs w:val="24"/>
             </w:rPr>
             <w:fldChar w:fldCharType="end"/>
@@ -2930,28 +2723,28 @@
         </w:p>
         <w:p>
           <w:pPr>
-            <w:pStyle w:val="TOC2"/>
+            <w:pStyle w:val="17"/>
             <w:tabs>
               <w:tab w:val="right" w:leader="dot" w:pos="8306"/>
             </w:tabs>
           </w:pPr>
           <w:r>
             <w:rPr>
-              <w:rFonts w:ascii="宋体" w:eastAsia="宋体" w:hAnsi="宋体" w:cs="宋体" w:hint="eastAsia"/>
+              <w:rFonts w:hint="eastAsia" w:ascii="宋体" w:hAnsi="宋体" w:eastAsia="宋体" w:cs="宋体"/>
               <w:szCs w:val="24"/>
             </w:rPr>
             <w:fldChar w:fldCharType="begin"/>
           </w:r>
           <w:r>
             <w:rPr>
-              <w:rFonts w:ascii="宋体" w:eastAsia="宋体" w:hAnsi="宋体" w:cs="宋体" w:hint="eastAsia"/>
+              <w:rFonts w:hint="eastAsia" w:ascii="宋体" w:hAnsi="宋体" w:eastAsia="宋体" w:cs="宋体"/>
               <w:szCs w:val="24"/>
             </w:rPr>
             <w:instrText xml:space="preserve"> HYPERLINK \l _Toc29403 </w:instrText>
           </w:r>
           <w:r>
             <w:rPr>
-              <w:rFonts w:ascii="宋体" w:eastAsia="宋体" w:hAnsi="宋体" w:cs="宋体" w:hint="eastAsia"/>
+              <w:rFonts w:hint="eastAsia" w:ascii="宋体" w:hAnsi="宋体" w:eastAsia="宋体" w:cs="宋体"/>
               <w:szCs w:val="24"/>
             </w:rPr>
             <w:fldChar w:fldCharType="separate"/>
@@ -2983,7 +2776,7 @@
           </w:r>
           <w:r>
             <w:rPr>
-              <w:rFonts w:ascii="宋体" w:eastAsia="宋体" w:hAnsi="宋体" w:cs="宋体" w:hint="eastAsia"/>
+              <w:rFonts w:hint="eastAsia" w:ascii="宋体" w:hAnsi="宋体" w:eastAsia="宋体" w:cs="宋体"/>
               <w:szCs w:val="24"/>
             </w:rPr>
             <w:fldChar w:fldCharType="end"/>
@@ -2991,28 +2784,28 @@
         </w:p>
         <w:p>
           <w:pPr>
-            <w:pStyle w:val="TOC2"/>
+            <w:pStyle w:val="17"/>
             <w:tabs>
               <w:tab w:val="right" w:leader="dot" w:pos="8306"/>
             </w:tabs>
           </w:pPr>
           <w:r>
             <w:rPr>
-              <w:rFonts w:ascii="宋体" w:eastAsia="宋体" w:hAnsi="宋体" w:cs="宋体" w:hint="eastAsia"/>
+              <w:rFonts w:hint="eastAsia" w:ascii="宋体" w:hAnsi="宋体" w:eastAsia="宋体" w:cs="宋体"/>
               <w:szCs w:val="24"/>
             </w:rPr>
             <w:fldChar w:fldCharType="begin"/>
           </w:r>
           <w:r>
             <w:rPr>
-              <w:rFonts w:ascii="宋体" w:eastAsia="宋体" w:hAnsi="宋体" w:cs="宋体" w:hint="eastAsia"/>
+              <w:rFonts w:hint="eastAsia" w:ascii="宋体" w:hAnsi="宋体" w:eastAsia="宋体" w:cs="宋体"/>
               <w:szCs w:val="24"/>
             </w:rPr>
             <w:instrText xml:space="preserve"> HYPERLINK \l _Toc2271 </w:instrText>
           </w:r>
           <w:r>
             <w:rPr>
-              <w:rFonts w:ascii="宋体" w:eastAsia="宋体" w:hAnsi="宋体" w:cs="宋体" w:hint="eastAsia"/>
+              <w:rFonts w:hint="eastAsia" w:ascii="宋体" w:hAnsi="宋体" w:eastAsia="宋体" w:cs="宋体"/>
               <w:szCs w:val="24"/>
             </w:rPr>
             <w:fldChar w:fldCharType="separate"/>
@@ -3044,7 +2837,7 @@
           </w:r>
           <w:r>
             <w:rPr>
-              <w:rFonts w:ascii="宋体" w:eastAsia="宋体" w:hAnsi="宋体" w:cs="宋体" w:hint="eastAsia"/>
+              <w:rFonts w:hint="eastAsia" w:ascii="宋体" w:hAnsi="宋体" w:eastAsia="宋体" w:cs="宋体"/>
               <w:szCs w:val="24"/>
             </w:rPr>
             <w:fldChar w:fldCharType="end"/>
@@ -3052,28 +2845,28 @@
         </w:p>
         <w:p>
           <w:pPr>
-            <w:pStyle w:val="TOC2"/>
+            <w:pStyle w:val="17"/>
             <w:tabs>
               <w:tab w:val="right" w:leader="dot" w:pos="8306"/>
             </w:tabs>
           </w:pPr>
           <w:r>
             <w:rPr>
-              <w:rFonts w:ascii="宋体" w:eastAsia="宋体" w:hAnsi="宋体" w:cs="宋体" w:hint="eastAsia"/>
+              <w:rFonts w:hint="eastAsia" w:ascii="宋体" w:hAnsi="宋体" w:eastAsia="宋体" w:cs="宋体"/>
               <w:szCs w:val="24"/>
             </w:rPr>
             <w:fldChar w:fldCharType="begin"/>
           </w:r>
           <w:r>
             <w:rPr>
-              <w:rFonts w:ascii="宋体" w:eastAsia="宋体" w:hAnsi="宋体" w:cs="宋体" w:hint="eastAsia"/>
+              <w:rFonts w:hint="eastAsia" w:ascii="宋体" w:hAnsi="宋体" w:eastAsia="宋体" w:cs="宋体"/>
               <w:szCs w:val="24"/>
             </w:rPr>
             <w:instrText xml:space="preserve"> HYPERLINK \l _Toc8135 </w:instrText>
           </w:r>
           <w:r>
             <w:rPr>
-              <w:rFonts w:ascii="宋体" w:eastAsia="宋体" w:hAnsi="宋体" w:cs="宋体" w:hint="eastAsia"/>
+              <w:rFonts w:hint="eastAsia" w:ascii="宋体" w:hAnsi="宋体" w:eastAsia="宋体" w:cs="宋体"/>
               <w:szCs w:val="24"/>
             </w:rPr>
             <w:fldChar w:fldCharType="separate"/>
@@ -3105,7 +2898,7 @@
           </w:r>
           <w:r>
             <w:rPr>
-              <w:rFonts w:ascii="宋体" w:eastAsia="宋体" w:hAnsi="宋体" w:cs="宋体" w:hint="eastAsia"/>
+              <w:rFonts w:hint="eastAsia" w:ascii="宋体" w:hAnsi="宋体" w:eastAsia="宋体" w:cs="宋体"/>
               <w:szCs w:val="24"/>
             </w:rPr>
             <w:fldChar w:fldCharType="end"/>
@@ -3113,28 +2906,28 @@
         </w:p>
         <w:p>
           <w:pPr>
-            <w:pStyle w:val="TOC1"/>
+            <w:pStyle w:val="16"/>
             <w:tabs>
               <w:tab w:val="right" w:leader="dot" w:pos="8306"/>
             </w:tabs>
           </w:pPr>
           <w:r>
             <w:rPr>
-              <w:rFonts w:ascii="宋体" w:eastAsia="宋体" w:hAnsi="宋体" w:cs="宋体" w:hint="eastAsia"/>
+              <w:rFonts w:hint="eastAsia" w:ascii="宋体" w:hAnsi="宋体" w:eastAsia="宋体" w:cs="宋体"/>
               <w:szCs w:val="24"/>
             </w:rPr>
             <w:fldChar w:fldCharType="begin"/>
           </w:r>
           <w:r>
             <w:rPr>
-              <w:rFonts w:ascii="宋体" w:eastAsia="宋体" w:hAnsi="宋体" w:cs="宋体" w:hint="eastAsia"/>
+              <w:rFonts w:hint="eastAsia" w:ascii="宋体" w:hAnsi="宋体" w:eastAsia="宋体" w:cs="宋体"/>
               <w:szCs w:val="24"/>
             </w:rPr>
             <w:instrText xml:space="preserve"> HYPERLINK \l _Toc31651 </w:instrText>
           </w:r>
           <w:r>
             <w:rPr>
-              <w:rFonts w:ascii="宋体" w:eastAsia="宋体" w:hAnsi="宋体" w:cs="宋体" w:hint="eastAsia"/>
+              <w:rFonts w:hint="eastAsia" w:ascii="宋体" w:hAnsi="宋体" w:eastAsia="宋体" w:cs="宋体"/>
               <w:szCs w:val="24"/>
             </w:rPr>
             <w:fldChar w:fldCharType="separate"/>
@@ -3166,7 +2959,7 @@
           </w:r>
           <w:r>
             <w:rPr>
-              <w:rFonts w:ascii="宋体" w:eastAsia="宋体" w:hAnsi="宋体" w:cs="宋体" w:hint="eastAsia"/>
+              <w:rFonts w:hint="eastAsia" w:ascii="宋体" w:hAnsi="宋体" w:eastAsia="宋体" w:cs="宋体"/>
               <w:szCs w:val="24"/>
             </w:rPr>
             <w:fldChar w:fldCharType="end"/>
@@ -3174,28 +2967,28 @@
         </w:p>
         <w:p>
           <w:pPr>
-            <w:pStyle w:val="TOC2"/>
+            <w:pStyle w:val="17"/>
             <w:tabs>
               <w:tab w:val="right" w:leader="dot" w:pos="8306"/>
             </w:tabs>
           </w:pPr>
           <w:r>
             <w:rPr>
-              <w:rFonts w:ascii="宋体" w:eastAsia="宋体" w:hAnsi="宋体" w:cs="宋体" w:hint="eastAsia"/>
+              <w:rFonts w:hint="eastAsia" w:ascii="宋体" w:hAnsi="宋体" w:eastAsia="宋体" w:cs="宋体"/>
               <w:szCs w:val="24"/>
             </w:rPr>
             <w:fldChar w:fldCharType="begin"/>
           </w:r>
           <w:r>
             <w:rPr>
-              <w:rFonts w:ascii="宋体" w:eastAsia="宋体" w:hAnsi="宋体" w:cs="宋体" w:hint="eastAsia"/>
+              <w:rFonts w:hint="eastAsia" w:ascii="宋体" w:hAnsi="宋体" w:eastAsia="宋体" w:cs="宋体"/>
               <w:szCs w:val="24"/>
             </w:rPr>
             <w:instrText xml:space="preserve"> HYPERLINK \l _Toc17412 </w:instrText>
           </w:r>
           <w:r>
             <w:rPr>
-              <w:rFonts w:ascii="宋体" w:eastAsia="宋体" w:hAnsi="宋体" w:cs="宋体" w:hint="eastAsia"/>
+              <w:rFonts w:hint="eastAsia" w:ascii="宋体" w:hAnsi="宋体" w:eastAsia="宋体" w:cs="宋体"/>
               <w:szCs w:val="24"/>
             </w:rPr>
             <w:fldChar w:fldCharType="separate"/>
@@ -3227,7 +3020,7 @@
           </w:r>
           <w:r>
             <w:rPr>
-              <w:rFonts w:ascii="宋体" w:eastAsia="宋体" w:hAnsi="宋体" w:cs="宋体" w:hint="eastAsia"/>
+              <w:rFonts w:hint="eastAsia" w:ascii="宋体" w:hAnsi="宋体" w:eastAsia="宋体" w:cs="宋体"/>
               <w:szCs w:val="24"/>
             </w:rPr>
             <w:fldChar w:fldCharType="end"/>
@@ -3235,28 +3028,28 @@
         </w:p>
         <w:p>
           <w:pPr>
-            <w:pStyle w:val="TOC2"/>
+            <w:pStyle w:val="17"/>
             <w:tabs>
               <w:tab w:val="right" w:leader="dot" w:pos="8306"/>
             </w:tabs>
           </w:pPr>
           <w:r>
             <w:rPr>
-              <w:rFonts w:ascii="宋体" w:eastAsia="宋体" w:hAnsi="宋体" w:cs="宋体" w:hint="eastAsia"/>
+              <w:rFonts w:hint="eastAsia" w:ascii="宋体" w:hAnsi="宋体" w:eastAsia="宋体" w:cs="宋体"/>
               <w:szCs w:val="24"/>
             </w:rPr>
             <w:fldChar w:fldCharType="begin"/>
           </w:r>
           <w:r>
             <w:rPr>
-              <w:rFonts w:ascii="宋体" w:eastAsia="宋体" w:hAnsi="宋体" w:cs="宋体" w:hint="eastAsia"/>
+              <w:rFonts w:hint="eastAsia" w:ascii="宋体" w:hAnsi="宋体" w:eastAsia="宋体" w:cs="宋体"/>
               <w:szCs w:val="24"/>
             </w:rPr>
             <w:instrText xml:space="preserve"> HYPERLINK \l _Toc24051 </w:instrText>
           </w:r>
           <w:r>
             <w:rPr>
-              <w:rFonts w:ascii="宋体" w:eastAsia="宋体" w:hAnsi="宋体" w:cs="宋体" w:hint="eastAsia"/>
+              <w:rFonts w:hint="eastAsia" w:ascii="宋体" w:hAnsi="宋体" w:eastAsia="宋体" w:cs="宋体"/>
               <w:szCs w:val="24"/>
             </w:rPr>
             <w:fldChar w:fldCharType="separate"/>
@@ -3288,7 +3081,7 @@
           </w:r>
           <w:r>
             <w:rPr>
-              <w:rFonts w:ascii="宋体" w:eastAsia="宋体" w:hAnsi="宋体" w:cs="宋体" w:hint="eastAsia"/>
+              <w:rFonts w:hint="eastAsia" w:ascii="宋体" w:hAnsi="宋体" w:eastAsia="宋体" w:cs="宋体"/>
               <w:szCs w:val="24"/>
             </w:rPr>
             <w:fldChar w:fldCharType="end"/>
@@ -3296,28 +3089,28 @@
         </w:p>
         <w:p>
           <w:pPr>
-            <w:pStyle w:val="TOC2"/>
+            <w:pStyle w:val="17"/>
             <w:tabs>
               <w:tab w:val="right" w:leader="dot" w:pos="8306"/>
             </w:tabs>
           </w:pPr>
           <w:r>
             <w:rPr>
-              <w:rFonts w:ascii="宋体" w:eastAsia="宋体" w:hAnsi="宋体" w:cs="宋体" w:hint="eastAsia"/>
+              <w:rFonts w:hint="eastAsia" w:ascii="宋体" w:hAnsi="宋体" w:eastAsia="宋体" w:cs="宋体"/>
               <w:szCs w:val="24"/>
             </w:rPr>
             <w:fldChar w:fldCharType="begin"/>
           </w:r>
           <w:r>
             <w:rPr>
-              <w:rFonts w:ascii="宋体" w:eastAsia="宋体" w:hAnsi="宋体" w:cs="宋体" w:hint="eastAsia"/>
+              <w:rFonts w:hint="eastAsia" w:ascii="宋体" w:hAnsi="宋体" w:eastAsia="宋体" w:cs="宋体"/>
               <w:szCs w:val="24"/>
             </w:rPr>
             <w:instrText xml:space="preserve"> HYPERLINK \l _Toc25122 </w:instrText>
           </w:r>
           <w:r>
             <w:rPr>
-              <w:rFonts w:ascii="宋体" w:eastAsia="宋体" w:hAnsi="宋体" w:cs="宋体" w:hint="eastAsia"/>
+              <w:rFonts w:hint="eastAsia" w:ascii="宋体" w:hAnsi="宋体" w:eastAsia="宋体" w:cs="宋体"/>
               <w:szCs w:val="24"/>
             </w:rPr>
             <w:fldChar w:fldCharType="separate"/>
@@ -3349,7 +3142,7 @@
           </w:r>
           <w:r>
             <w:rPr>
-              <w:rFonts w:ascii="宋体" w:eastAsia="宋体" w:hAnsi="宋体" w:cs="宋体" w:hint="eastAsia"/>
+              <w:rFonts w:hint="eastAsia" w:ascii="宋体" w:hAnsi="宋体" w:eastAsia="宋体" w:cs="宋体"/>
               <w:szCs w:val="24"/>
             </w:rPr>
             <w:fldChar w:fldCharType="end"/>
@@ -3357,28 +3150,28 @@
         </w:p>
         <w:p>
           <w:pPr>
-            <w:pStyle w:val="TOC1"/>
+            <w:pStyle w:val="16"/>
             <w:tabs>
               <w:tab w:val="right" w:leader="dot" w:pos="8306"/>
             </w:tabs>
           </w:pPr>
           <w:r>
             <w:rPr>
-              <w:rFonts w:ascii="宋体" w:eastAsia="宋体" w:hAnsi="宋体" w:cs="宋体" w:hint="eastAsia"/>
+              <w:rFonts w:hint="eastAsia" w:ascii="宋体" w:hAnsi="宋体" w:eastAsia="宋体" w:cs="宋体"/>
               <w:szCs w:val="24"/>
             </w:rPr>
             <w:fldChar w:fldCharType="begin"/>
           </w:r>
           <w:r>
             <w:rPr>
-              <w:rFonts w:ascii="宋体" w:eastAsia="宋体" w:hAnsi="宋体" w:cs="宋体" w:hint="eastAsia"/>
+              <w:rFonts w:hint="eastAsia" w:ascii="宋体" w:hAnsi="宋体" w:eastAsia="宋体" w:cs="宋体"/>
               <w:szCs w:val="24"/>
             </w:rPr>
             <w:instrText xml:space="preserve"> HYPERLINK \l _Toc7694 </w:instrText>
           </w:r>
           <w:r>
             <w:rPr>
-              <w:rFonts w:ascii="宋体" w:eastAsia="宋体" w:hAnsi="宋体" w:cs="宋体" w:hint="eastAsia"/>
+              <w:rFonts w:hint="eastAsia" w:ascii="宋体" w:hAnsi="宋体" w:eastAsia="宋体" w:cs="宋体"/>
               <w:szCs w:val="24"/>
             </w:rPr>
             <w:fldChar w:fldCharType="separate"/>
@@ -3417,7 +3210,7 @@
           </w:r>
           <w:r>
             <w:rPr>
-              <w:rFonts w:ascii="宋体" w:eastAsia="宋体" w:hAnsi="宋体" w:cs="宋体" w:hint="eastAsia"/>
+              <w:rFonts w:hint="eastAsia" w:ascii="宋体" w:hAnsi="宋体" w:eastAsia="宋体" w:cs="宋体"/>
               <w:szCs w:val="24"/>
             </w:rPr>
             <w:fldChar w:fldCharType="end"/>
@@ -3425,28 +3218,28 @@
         </w:p>
         <w:p>
           <w:pPr>
-            <w:pStyle w:val="TOC1"/>
+            <w:pStyle w:val="16"/>
             <w:tabs>
               <w:tab w:val="right" w:leader="dot" w:pos="8306"/>
             </w:tabs>
           </w:pPr>
           <w:r>
             <w:rPr>
-              <w:rFonts w:ascii="宋体" w:eastAsia="宋体" w:hAnsi="宋体" w:cs="宋体" w:hint="eastAsia"/>
+              <w:rFonts w:hint="eastAsia" w:ascii="宋体" w:hAnsi="宋体" w:eastAsia="宋体" w:cs="宋体"/>
               <w:szCs w:val="24"/>
             </w:rPr>
             <w:fldChar w:fldCharType="begin"/>
           </w:r>
           <w:r>
             <w:rPr>
-              <w:rFonts w:ascii="宋体" w:eastAsia="宋体" w:hAnsi="宋体" w:cs="宋体" w:hint="eastAsia"/>
+              <w:rFonts w:hint="eastAsia" w:ascii="宋体" w:hAnsi="宋体" w:eastAsia="宋体" w:cs="宋体"/>
               <w:szCs w:val="24"/>
             </w:rPr>
             <w:instrText xml:space="preserve"> HYPERLINK \l _Toc5518 </w:instrText>
           </w:r>
           <w:r>
             <w:rPr>
-              <w:rFonts w:ascii="宋体" w:eastAsia="宋体" w:hAnsi="宋体" w:cs="宋体" w:hint="eastAsia"/>
+              <w:rFonts w:hint="eastAsia" w:ascii="宋体" w:hAnsi="宋体" w:eastAsia="宋体" w:cs="宋体"/>
               <w:szCs w:val="24"/>
             </w:rPr>
             <w:fldChar w:fldCharType="separate"/>
@@ -3478,7 +3271,7 @@
           </w:r>
           <w:r>
             <w:rPr>
-              <w:rFonts w:ascii="宋体" w:eastAsia="宋体" w:hAnsi="宋体" w:cs="宋体" w:hint="eastAsia"/>
+              <w:rFonts w:hint="eastAsia" w:ascii="宋体" w:hAnsi="宋体" w:eastAsia="宋体" w:cs="宋体"/>
               <w:szCs w:val="24"/>
             </w:rPr>
             <w:fldChar w:fldCharType="end"/>
@@ -3502,7 +3295,7 @@
             <w:spacing w:line="312" w:lineRule="auto"/>
             <w:textAlignment w:val="baseline"/>
             <w:rPr>
-              <w:rFonts w:ascii="宋体" w:eastAsia="宋体" w:hAnsi="宋体" w:cs="宋体" w:hint="eastAsia"/>
+              <w:rFonts w:hint="eastAsia" w:ascii="宋体" w:hAnsi="宋体" w:eastAsia="宋体" w:cs="宋体"/>
               <w:snapToGrid w:val="0"/>
               <w:color w:val="000000"/>
               <w:kern w:val="0"/>
@@ -3513,7 +3306,7 @@
           </w:pPr>
           <w:r>
             <w:rPr>
-              <w:rFonts w:ascii="宋体" w:eastAsia="宋体" w:hAnsi="宋体" w:cs="宋体" w:hint="eastAsia"/>
+              <w:rFonts w:hint="eastAsia" w:ascii="宋体" w:hAnsi="宋体" w:eastAsia="宋体" w:cs="宋体"/>
               <w:szCs w:val="24"/>
             </w:rPr>
             <w:fldChar w:fldCharType="end"/>
@@ -3548,7 +3341,7 @@
     </w:p>
     <w:p>
       <w:pPr>
-        <w:pStyle w:val="1"/>
+        <w:pStyle w:val="28"/>
         <w:keepNext w:val="0"/>
         <w:keepLines w:val="0"/>
         <w:pageBreakBefore w:val="0"/>
@@ -3580,7 +3373,7 @@
     </w:p>
     <w:p>
       <w:pPr>
-        <w:pStyle w:val="2"/>
+        <w:pStyle w:val="30"/>
         <w:keepNext w:val="0"/>
         <w:keepLines w:val="0"/>
         <w:pageBreakBefore w:val="0"/>
@@ -3612,7 +3405,7 @@
     </w:p>
     <w:p>
       <w:pPr>
-        <w:pStyle w:val="a1"/>
+        <w:pStyle w:val="29"/>
         <w:bidi w:val="0"/>
         <w:rPr>
           <w:rFonts w:hint="default"/>
@@ -3620,12 +3413,7 @@
         </w:rPr>
       </w:pPr>
       <w:r>
-        <w:t>为实现公司可持续发展战略，保障</w:t>
-      </w:r>
-      <w:bookmarkStart w:id="4" w:name="_GoBack"/>
-      <w:bookmarkEnd w:id="4"/>
-      <w:r>
-        <w:t>运维服务业务</w:t>
+        <w:t>为实现公司可持续发展战略，保障运维服务业务</w:t>
       </w:r>
       <w:r>
         <w:rPr>
@@ -3636,7 +3424,7 @@
     </w:p>
     <w:p>
       <w:pPr>
-        <w:pStyle w:val="2"/>
+        <w:pStyle w:val="30"/>
         <w:keepNext w:val="0"/>
         <w:keepLines w:val="0"/>
         <w:pageBreakBefore w:val="0"/>
@@ -3656,7 +3444,7 @@
           <w:lang w:val="en-US" w:eastAsia="zh-CN"/>
         </w:rPr>
       </w:pPr>
-      <w:bookmarkStart w:id="5" w:name="_Toc483"/>
+      <w:bookmarkStart w:id="4" w:name="_Toc483"/>
       <w:r>
         <w:rPr>
           <w:rFonts w:hint="default"/>
@@ -3664,11 +3452,11 @@
         </w:rPr>
         <w:t>目标</w:t>
       </w:r>
-      <w:bookmarkEnd w:id="5"/>
-    </w:p>
-    <w:p>
-      <w:pPr>
-        <w:pStyle w:val="a1"/>
+      <w:bookmarkEnd w:id="4"/>
+    </w:p>
+    <w:p>
+      <w:pPr>
+        <w:pStyle w:val="29"/>
         <w:keepNext w:val="0"/>
         <w:keepLines w:val="0"/>
         <w:pageBreakBefore w:val="0"/>
@@ -3686,7 +3474,7 @@
         <w:bidi w:val="0"/>
         <w:adjustRightInd w:val="0"/>
         <w:snapToGrid w:val="0"/>
-        <w:ind w:left="425" w:hanging="425" w:leftChars="0" w:firstLineChars="0"/>
+        <w:ind w:left="425" w:leftChars="0" w:hanging="425" w:firstLineChars="0"/>
         <w:textAlignment w:val="baseline"/>
         <w:rPr>
           <w:rFonts w:hint="default"/>
@@ -3703,7 +3491,7 @@
     </w:p>
     <w:p>
       <w:pPr>
-        <w:pStyle w:val="a1"/>
+        <w:pStyle w:val="29"/>
         <w:keepNext w:val="0"/>
         <w:keepLines w:val="0"/>
         <w:pageBreakBefore w:val="0"/>
@@ -3721,7 +3509,7 @@
         <w:bidi w:val="0"/>
         <w:adjustRightInd w:val="0"/>
         <w:snapToGrid w:val="0"/>
-        <w:ind w:left="425" w:hanging="425" w:leftChars="0" w:firstLineChars="0"/>
+        <w:ind w:left="425" w:leftChars="0" w:hanging="425" w:firstLineChars="0"/>
         <w:textAlignment w:val="baseline"/>
         <w:rPr>
           <w:rFonts w:hint="default"/>
@@ -3738,7 +3526,7 @@
     </w:p>
     <w:p>
       <w:pPr>
-        <w:pStyle w:val="a1"/>
+        <w:pStyle w:val="29"/>
         <w:keepNext w:val="0"/>
         <w:keepLines w:val="0"/>
         <w:pageBreakBefore w:val="0"/>
@@ -3756,7 +3544,7 @@
         <w:bidi w:val="0"/>
         <w:adjustRightInd w:val="0"/>
         <w:snapToGrid w:val="0"/>
-        <w:ind w:left="425" w:hanging="425" w:leftChars="0" w:firstLineChars="0"/>
+        <w:ind w:left="425" w:leftChars="0" w:hanging="425" w:firstLineChars="0"/>
         <w:textAlignment w:val="baseline"/>
         <w:rPr>
           <w:rFonts w:hint="default"/>
@@ -3773,7 +3561,7 @@
     </w:p>
     <w:p>
       <w:pPr>
-        <w:pStyle w:val="a1"/>
+        <w:pStyle w:val="29"/>
         <w:keepNext w:val="0"/>
         <w:keepLines w:val="0"/>
         <w:pageBreakBefore w:val="0"/>
@@ -3791,7 +3579,7 @@
         <w:bidi w:val="0"/>
         <w:adjustRightInd w:val="0"/>
         <w:snapToGrid w:val="0"/>
-        <w:ind w:left="425" w:hanging="425" w:leftChars="0" w:firstLineChars="0"/>
+        <w:ind w:left="425" w:leftChars="0" w:hanging="425" w:firstLineChars="0"/>
         <w:textAlignment w:val="baseline"/>
         <w:rPr>
           <w:rFonts w:hint="default"/>
@@ -3808,7 +3596,7 @@
     </w:p>
     <w:p>
       <w:pPr>
-        <w:pStyle w:val="2"/>
+        <w:pStyle w:val="30"/>
         <w:keepNext w:val="0"/>
         <w:keepLines w:val="0"/>
         <w:pageBreakBefore w:val="0"/>
@@ -3828,7 +3616,7 @@
           <w:lang w:val="en-US" w:eastAsia="zh-CN"/>
         </w:rPr>
       </w:pPr>
-      <w:bookmarkStart w:id="6" w:name="_Toc16591"/>
+      <w:bookmarkStart w:id="5" w:name="_Toc16591"/>
       <w:r>
         <w:rPr>
           <w:rFonts w:hint="default"/>
@@ -3836,11 +3624,11 @@
         </w:rPr>
         <w:t>适用范围</w:t>
       </w:r>
-      <w:bookmarkEnd w:id="6"/>
-    </w:p>
-    <w:p>
-      <w:pPr>
-        <w:pStyle w:val="a1"/>
+      <w:bookmarkEnd w:id="5"/>
+    </w:p>
+    <w:p>
+      <w:pPr>
+        <w:pStyle w:val="29"/>
         <w:keepNext w:val="0"/>
         <w:keepLines w:val="0"/>
         <w:pageBreakBefore w:val="0"/>
@@ -3870,7 +3658,7 @@
     </w:p>
     <w:p>
       <w:pPr>
-        <w:pStyle w:val="1"/>
+        <w:pStyle w:val="28"/>
         <w:keepNext w:val="0"/>
         <w:keepLines w:val="0"/>
         <w:pageBreakBefore w:val="0"/>
@@ -3890,7 +3678,7 @@
           <w:lang w:val="en-US" w:eastAsia="zh-CN"/>
         </w:rPr>
       </w:pPr>
-      <w:bookmarkStart w:id="7" w:name="_Toc10812"/>
+      <w:bookmarkStart w:id="6" w:name="_Toc10812"/>
       <w:r>
         <w:rPr>
           <w:rFonts w:hint="default"/>
@@ -3898,11 +3686,11 @@
         </w:rPr>
         <w:t>职责分工</w:t>
       </w:r>
-      <w:bookmarkEnd w:id="7"/>
-    </w:p>
-    <w:p>
-      <w:pPr>
-        <w:pStyle w:val="2"/>
+      <w:bookmarkEnd w:id="6"/>
+    </w:p>
+    <w:p>
+      <w:pPr>
+        <w:pStyle w:val="30"/>
         <w:keepNext w:val="0"/>
         <w:keepLines w:val="0"/>
         <w:pageBreakBefore w:val="0"/>
@@ -3922,7 +3710,7 @@
           <w:lang w:val="en-US" w:eastAsia="zh-CN"/>
         </w:rPr>
       </w:pPr>
-      <w:bookmarkStart w:id="8" w:name="_Toc8532"/>
+      <w:bookmarkStart w:id="7" w:name="_Toc8532"/>
       <w:r>
         <w:rPr>
           <w:rFonts w:hint="default"/>
@@ -3930,11 +3718,11 @@
         </w:rPr>
         <w:t>人力资源部</w:t>
       </w:r>
-      <w:bookmarkEnd w:id="8"/>
-    </w:p>
-    <w:p>
-      <w:pPr>
-        <w:pStyle w:val="a1"/>
+      <w:bookmarkEnd w:id="7"/>
+    </w:p>
+    <w:p>
+      <w:pPr>
+        <w:pStyle w:val="29"/>
         <w:keepNext w:val="0"/>
         <w:keepLines w:val="0"/>
         <w:pageBreakBefore w:val="0"/>
@@ -3964,7 +3752,7 @@
     </w:p>
     <w:p>
       <w:pPr>
-        <w:pStyle w:val="a1"/>
+        <w:pStyle w:val="29"/>
         <w:keepNext w:val="0"/>
         <w:keepLines w:val="0"/>
         <w:pageBreakBefore w:val="0"/>
@@ -3994,7 +3782,7 @@
     </w:p>
     <w:p>
       <w:pPr>
-        <w:pStyle w:val="a1"/>
+        <w:pStyle w:val="29"/>
         <w:keepNext w:val="0"/>
         <w:keepLines w:val="0"/>
         <w:pageBreakBefore w:val="0"/>
@@ -4024,7 +3812,7 @@
     </w:p>
     <w:p>
       <w:pPr>
-        <w:pStyle w:val="a1"/>
+        <w:pStyle w:val="29"/>
         <w:keepNext w:val="0"/>
         <w:keepLines w:val="0"/>
         <w:pageBreakBefore w:val="0"/>
@@ -4054,7 +3842,7 @@
     </w:p>
     <w:p>
       <w:pPr>
-        <w:pStyle w:val="a1"/>
+        <w:pStyle w:val="29"/>
         <w:keepNext w:val="0"/>
         <w:keepLines w:val="0"/>
         <w:pageBreakBefore w:val="0"/>
@@ -4084,7 +3872,7 @@
     </w:p>
     <w:p>
       <w:pPr>
-        <w:pStyle w:val="a1"/>
+        <w:pStyle w:val="29"/>
         <w:keepNext w:val="0"/>
         <w:keepLines w:val="0"/>
         <w:pageBreakBefore w:val="0"/>
@@ -4114,7 +3902,7 @@
     </w:p>
     <w:p>
       <w:pPr>
-        <w:pStyle w:val="2"/>
+        <w:pStyle w:val="30"/>
         <w:keepNext w:val="0"/>
         <w:keepLines w:val="0"/>
         <w:pageBreakBefore w:val="0"/>
@@ -4134,7 +3922,7 @@
           <w:lang w:val="en-US" w:eastAsia="zh-CN"/>
         </w:rPr>
       </w:pPr>
-      <w:bookmarkStart w:id="9" w:name="_Toc28708"/>
+      <w:bookmarkStart w:id="8" w:name="_Toc28708"/>
       <w:r>
         <w:rPr>
           <w:rFonts w:hint="default"/>
@@ -4142,11 +3930,11 @@
         </w:rPr>
         <w:t>各业务与职能部门</w:t>
       </w:r>
-      <w:bookmarkEnd w:id="9"/>
-    </w:p>
-    <w:p>
-      <w:pPr>
-        <w:pStyle w:val="a1"/>
+      <w:bookmarkEnd w:id="8"/>
+    </w:p>
+    <w:p>
+      <w:pPr>
+        <w:pStyle w:val="29"/>
         <w:keepNext w:val="0"/>
         <w:keepLines w:val="0"/>
         <w:pageBreakBefore w:val="0"/>
@@ -4176,7 +3964,7 @@
     </w:p>
     <w:p>
       <w:pPr>
-        <w:pStyle w:val="a1"/>
+        <w:pStyle w:val="29"/>
         <w:keepNext w:val="0"/>
         <w:keepLines w:val="0"/>
         <w:pageBreakBefore w:val="0"/>
@@ -4206,7 +3994,7 @@
     </w:p>
     <w:p>
       <w:pPr>
-        <w:pStyle w:val="a1"/>
+        <w:pStyle w:val="29"/>
         <w:keepNext w:val="0"/>
         <w:keepLines w:val="0"/>
         <w:pageBreakBefore w:val="0"/>
@@ -4236,7 +4024,7 @@
     </w:p>
     <w:p>
       <w:pPr>
-        <w:pStyle w:val="a1"/>
+        <w:pStyle w:val="29"/>
         <w:keepNext w:val="0"/>
         <w:keepLines w:val="0"/>
         <w:pageBreakBefore w:val="0"/>
@@ -4266,7 +4054,7 @@
     </w:p>
     <w:p>
       <w:pPr>
-        <w:pStyle w:val="a1"/>
+        <w:pStyle w:val="29"/>
         <w:keepNext w:val="0"/>
         <w:keepLines w:val="0"/>
         <w:pageBreakBefore w:val="0"/>
@@ -4296,14 +4084,14 @@
     </w:p>
     <w:p>
       <w:pPr>
-        <w:pStyle w:val="1"/>
+        <w:pStyle w:val="28"/>
         <w:bidi w:val="0"/>
         <w:rPr>
           <w:rFonts w:hint="default"/>
           <w:lang w:val="en-US" w:eastAsia="zh-CN"/>
         </w:rPr>
       </w:pPr>
-      <w:bookmarkStart w:id="10" w:name="_Toc15584"/>
+      <w:bookmarkStart w:id="9" w:name="_Toc15584"/>
       <w:r>
         <w:rPr>
           <w:rFonts w:hint="default"/>
@@ -4311,30 +4099,30 @@
         </w:rPr>
         <w:t>储备制度建立</w:t>
       </w:r>
+      <w:bookmarkEnd w:id="9"/>
+    </w:p>
+    <w:p>
+      <w:pPr>
+        <w:pStyle w:val="30"/>
+        <w:bidi w:val="0"/>
+        <w:rPr>
+          <w:rFonts w:hint="default"/>
+          <w:lang w:val="en-US" w:eastAsia="zh-CN"/>
+        </w:rPr>
+      </w:pPr>
+      <w:bookmarkStart w:id="10" w:name="_Toc27352"/>
+      <w:r>
+        <w:rPr>
+          <w:rFonts w:hint="default"/>
+          <w:lang w:val="en-US" w:eastAsia="zh-CN"/>
+        </w:rPr>
+        <w:t>基于业务战略的人才规划</w:t>
+      </w:r>
       <w:bookmarkEnd w:id="10"/>
     </w:p>
     <w:p>
       <w:pPr>
-        <w:pStyle w:val="2"/>
-        <w:bidi w:val="0"/>
-        <w:rPr>
-          <w:rFonts w:hint="default"/>
-          <w:lang w:val="en-US" w:eastAsia="zh-CN"/>
-        </w:rPr>
-      </w:pPr>
-      <w:bookmarkStart w:id="11" w:name="_Toc27352"/>
-      <w:r>
-        <w:rPr>
-          <w:rFonts w:hint="default"/>
-          <w:lang w:val="en-US" w:eastAsia="zh-CN"/>
-        </w:rPr>
-        <w:t>基于业务战略的人才规划</w:t>
-      </w:r>
-      <w:bookmarkEnd w:id="11"/>
-    </w:p>
-    <w:p>
-      <w:pPr>
-        <w:pStyle w:val="a1"/>
+        <w:pStyle w:val="29"/>
         <w:keepNext w:val="0"/>
         <w:keepLines w:val="0"/>
         <w:pageBreakBefore w:val="0"/>
@@ -4364,14 +4152,14 @@
     </w:p>
     <w:p>
       <w:pPr>
-        <w:pStyle w:val="2"/>
+        <w:pStyle w:val="30"/>
         <w:bidi w:val="0"/>
         <w:rPr>
           <w:rFonts w:hint="default"/>
           <w:lang w:val="en-US" w:eastAsia="zh-CN"/>
         </w:rPr>
       </w:pPr>
-      <w:bookmarkStart w:id="12" w:name="_Toc9565"/>
+      <w:bookmarkStart w:id="11" w:name="_Toc9565"/>
       <w:r>
         <w:rPr>
           <w:rFonts w:hint="default"/>
@@ -4379,11 +4167,11 @@
         </w:rPr>
         <w:t>关键岗位与能力缺口分析</w:t>
       </w:r>
-      <w:bookmarkEnd w:id="12"/>
-    </w:p>
-    <w:p>
-      <w:pPr>
-        <w:pStyle w:val="a1"/>
+      <w:bookmarkEnd w:id="11"/>
+    </w:p>
+    <w:p>
+      <w:pPr>
+        <w:pStyle w:val="29"/>
         <w:keepNext w:val="0"/>
         <w:keepLines w:val="0"/>
         <w:pageBreakBefore w:val="0"/>
@@ -4413,7 +4201,7 @@
     </w:p>
     <w:p>
       <w:pPr>
-        <w:pStyle w:val="a1"/>
+        <w:pStyle w:val="29"/>
         <w:keepNext w:val="0"/>
         <w:keepLines w:val="0"/>
         <w:pageBreakBefore w:val="0"/>
@@ -4443,7 +4231,7 @@
     </w:p>
     <w:p>
       <w:pPr>
-        <w:pStyle w:val="a1"/>
+        <w:pStyle w:val="29"/>
         <w:keepNext w:val="0"/>
         <w:keepLines w:val="0"/>
         <w:pageBreakBefore w:val="0"/>
@@ -4473,7 +4261,7 @@
     </w:p>
     <w:p>
       <w:pPr>
-        <w:pStyle w:val="a1"/>
+        <w:pStyle w:val="29"/>
         <w:keepNext w:val="0"/>
         <w:keepLines w:val="0"/>
         <w:pageBreakBefore w:val="0"/>
@@ -4503,7 +4291,7 @@
     </w:p>
     <w:p>
       <w:pPr>
-        <w:pStyle w:val="2"/>
+        <w:pStyle w:val="30"/>
         <w:bidi w:val="0"/>
         <w:rPr>
           <w:rFonts w:hint="default"/>
@@ -4520,7 +4308,7 @@
     </w:p>
     <w:p>
       <w:pPr>
-        <w:pStyle w:val="3"/>
+        <w:pStyle w:val="31"/>
         <w:bidi w:val="0"/>
         <w:rPr>
           <w:rFonts w:hint="default"/>
@@ -4537,7 +4325,7 @@
     </w:p>
     <w:p>
       <w:pPr>
-        <w:pStyle w:val="a1"/>
+        <w:pStyle w:val="29"/>
         <w:bidi w:val="0"/>
         <w:rPr>
           <w:rFonts w:hint="default"/>
@@ -4550,14 +4338,14 @@
     </w:p>
     <w:p>
       <w:pPr>
-        <w:pStyle w:val="3"/>
+        <w:pStyle w:val="31"/>
         <w:bidi w:val="0"/>
         <w:rPr>
           <w:rFonts w:hint="default"/>
           <w:lang w:val="en-US" w:eastAsia="zh-CN"/>
         </w:rPr>
       </w:pPr>
-      <w:bookmarkStart w:id="13" w:name="_Toc26038"/>
+      <w:bookmarkStart w:id="12" w:name="_Toc26038"/>
       <w:r>
         <w:rPr>
           <w:rFonts w:hint="default"/>
@@ -4565,11 +4353,11 @@
         </w:rPr>
         <w:t>内部储备与选拔</w:t>
       </w:r>
-      <w:bookmarkEnd w:id="13"/>
-    </w:p>
-    <w:p>
-      <w:pPr>
-        <w:pStyle w:val="a1"/>
+      <w:bookmarkEnd w:id="12"/>
+    </w:p>
+    <w:p>
+      <w:pPr>
+        <w:pStyle w:val="29"/>
         <w:keepNext w:val="0"/>
         <w:keepLines w:val="0"/>
         <w:pageBreakBefore w:val="0"/>
@@ -4599,7 +4387,7 @@
     </w:p>
     <w:p>
       <w:pPr>
-        <w:pStyle w:val="a1"/>
+        <w:pStyle w:val="29"/>
         <w:keepNext w:val="0"/>
         <w:keepLines w:val="0"/>
         <w:pageBreakBefore w:val="0"/>
@@ -4629,14 +4417,14 @@
     </w:p>
     <w:p>
       <w:pPr>
-        <w:pStyle w:val="1"/>
+        <w:pStyle w:val="28"/>
         <w:bidi w:val="0"/>
         <w:rPr>
           <w:rFonts w:hint="default"/>
           <w:lang w:val="en-US" w:eastAsia="zh-CN"/>
         </w:rPr>
       </w:pPr>
-      <w:bookmarkStart w:id="14" w:name="_Toc23908"/>
+      <w:bookmarkStart w:id="13" w:name="_Toc23908"/>
       <w:r>
         <w:rPr>
           <w:rFonts w:hint="default"/>
@@ -4644,30 +4432,30 @@
         </w:rPr>
         <w:t>专项培养计划</w:t>
       </w:r>
+      <w:bookmarkEnd w:id="13"/>
+    </w:p>
+    <w:p>
+      <w:pPr>
+        <w:pStyle w:val="30"/>
+        <w:bidi w:val="0"/>
+        <w:rPr>
+          <w:rFonts w:hint="default"/>
+          <w:lang w:val="en-US" w:eastAsia="zh-CN"/>
+        </w:rPr>
+      </w:pPr>
+      <w:bookmarkStart w:id="14" w:name="_Toc29403"/>
+      <w:r>
+        <w:rPr>
+          <w:rFonts w:hint="default"/>
+          <w:lang w:val="en-US" w:eastAsia="zh-CN"/>
+        </w:rPr>
+        <w:t>培养体系设计原则</w:t>
+      </w:r>
       <w:bookmarkEnd w:id="14"/>
     </w:p>
     <w:p>
       <w:pPr>
-        <w:pStyle w:val="2"/>
-        <w:bidi w:val="0"/>
-        <w:rPr>
-          <w:rFonts w:hint="default"/>
-          <w:lang w:val="en-US" w:eastAsia="zh-CN"/>
-        </w:rPr>
-      </w:pPr>
-      <w:bookmarkStart w:id="15" w:name="_Toc29403"/>
-      <w:r>
-        <w:rPr>
-          <w:rFonts w:hint="default"/>
-          <w:lang w:val="en-US" w:eastAsia="zh-CN"/>
-        </w:rPr>
-        <w:t>培养体系设计原则</w:t>
-      </w:r>
-      <w:bookmarkEnd w:id="15"/>
-    </w:p>
-    <w:p>
-      <w:pPr>
-        <w:pStyle w:val="a1"/>
+        <w:pStyle w:val="29"/>
         <w:keepNext w:val="0"/>
         <w:keepLines w:val="0"/>
         <w:pageBreakBefore w:val="0"/>
@@ -4697,14 +4485,14 @@
     </w:p>
     <w:p>
       <w:pPr>
-        <w:pStyle w:val="2"/>
+        <w:pStyle w:val="30"/>
         <w:bidi w:val="0"/>
         <w:rPr>
           <w:rFonts w:hint="default"/>
           <w:lang w:val="en-US" w:eastAsia="zh-CN"/>
         </w:rPr>
       </w:pPr>
-      <w:bookmarkStart w:id="16" w:name="_Toc2271"/>
+      <w:bookmarkStart w:id="15" w:name="_Toc2271"/>
       <w:r>
         <w:rPr>
           <w:rFonts w:hint="default"/>
@@ -4712,11 +4500,11 @@
         </w:rPr>
         <w:t>核心培养项目</w:t>
       </w:r>
-      <w:bookmarkEnd w:id="16"/>
-    </w:p>
-    <w:p>
-      <w:pPr>
-        <w:pStyle w:val="a1"/>
+      <w:bookmarkEnd w:id="15"/>
+    </w:p>
+    <w:p>
+      <w:pPr>
+        <w:pStyle w:val="29"/>
         <w:keepNext w:val="0"/>
         <w:keepLines w:val="0"/>
         <w:pageBreakBefore w:val="0"/>
@@ -4760,7 +4548,7 @@
     </w:p>
     <w:p>
       <w:pPr>
-        <w:pStyle w:val="a1"/>
+        <w:pStyle w:val="29"/>
         <w:keepNext w:val="0"/>
         <w:keepLines w:val="0"/>
         <w:pageBreakBefore w:val="0"/>
@@ -4790,7 +4578,7 @@
     </w:p>
     <w:p>
       <w:pPr>
-        <w:pStyle w:val="a1"/>
+        <w:pStyle w:val="29"/>
         <w:keepNext w:val="0"/>
         <w:keepLines w:val="0"/>
         <w:pageBreakBefore w:val="0"/>
@@ -4820,7 +4608,7 @@
     </w:p>
     <w:p>
       <w:pPr>
-        <w:pStyle w:val="a1"/>
+        <w:pStyle w:val="29"/>
         <w:keepNext w:val="0"/>
         <w:keepLines w:val="0"/>
         <w:pageBreakBefore w:val="0"/>
@@ -4850,14 +4638,14 @@
     </w:p>
     <w:p>
       <w:pPr>
-        <w:pStyle w:val="2"/>
+        <w:pStyle w:val="30"/>
         <w:bidi w:val="0"/>
         <w:rPr>
           <w:rFonts w:hint="default"/>
           <w:lang w:val="en-US" w:eastAsia="zh-CN"/>
         </w:rPr>
       </w:pPr>
-      <w:bookmarkStart w:id="17" w:name="_Toc8135"/>
+      <w:bookmarkStart w:id="16" w:name="_Toc8135"/>
       <w:r>
         <w:rPr>
           <w:rFonts w:hint="default"/>
@@ -4865,11 +4653,11 @@
         </w:rPr>
         <w:t>导师制与在岗实践</w:t>
       </w:r>
-      <w:bookmarkEnd w:id="17"/>
-    </w:p>
-    <w:p>
-      <w:pPr>
-        <w:pStyle w:val="a1"/>
+      <w:bookmarkEnd w:id="16"/>
+    </w:p>
+    <w:p>
+      <w:pPr>
+        <w:pStyle w:val="29"/>
         <w:keepNext w:val="0"/>
         <w:keepLines w:val="0"/>
         <w:pageBreakBefore w:val="0"/>
@@ -4899,7 +4687,7 @@
     </w:p>
     <w:p>
       <w:pPr>
-        <w:pStyle w:val="a1"/>
+        <w:pStyle w:val="29"/>
         <w:keepNext w:val="0"/>
         <w:keepLines w:val="0"/>
         <w:pageBreakBefore w:val="0"/>
@@ -4929,14 +4717,14 @@
     </w:p>
     <w:p>
       <w:pPr>
-        <w:pStyle w:val="1"/>
+        <w:pStyle w:val="28"/>
         <w:bidi w:val="0"/>
         <w:rPr>
           <w:rFonts w:hint="default"/>
           <w:lang w:val="en-US" w:eastAsia="zh-CN"/>
         </w:rPr>
       </w:pPr>
-      <w:bookmarkStart w:id="18" w:name="_Toc31651"/>
+      <w:bookmarkStart w:id="17" w:name="_Toc31651"/>
       <w:r>
         <w:rPr>
           <w:rFonts w:hint="default"/>
@@ -4944,30 +4732,30 @@
         </w:rPr>
         <w:t>发展性评估与任用</w:t>
       </w:r>
+      <w:bookmarkEnd w:id="17"/>
+    </w:p>
+    <w:p>
+      <w:pPr>
+        <w:pStyle w:val="30"/>
+        <w:bidi w:val="0"/>
+        <w:rPr>
+          <w:rFonts w:hint="default"/>
+          <w:lang w:val="en-US" w:eastAsia="zh-CN"/>
+        </w:rPr>
+      </w:pPr>
+      <w:bookmarkStart w:id="18" w:name="_Toc17412"/>
+      <w:r>
+        <w:rPr>
+          <w:rFonts w:hint="default"/>
+          <w:lang w:val="en-US" w:eastAsia="zh-CN"/>
+        </w:rPr>
+        <w:t>过程跟踪与评估</w:t>
+      </w:r>
       <w:bookmarkEnd w:id="18"/>
     </w:p>
     <w:p>
       <w:pPr>
-        <w:pStyle w:val="2"/>
-        <w:bidi w:val="0"/>
-        <w:rPr>
-          <w:rFonts w:hint="default"/>
-          <w:lang w:val="en-US" w:eastAsia="zh-CN"/>
-        </w:rPr>
-      </w:pPr>
-      <w:bookmarkStart w:id="19" w:name="_Toc17412"/>
-      <w:r>
-        <w:rPr>
-          <w:rFonts w:hint="default"/>
-          <w:lang w:val="en-US" w:eastAsia="zh-CN"/>
-        </w:rPr>
-        <w:t>过程跟踪与评估</w:t>
-      </w:r>
-      <w:bookmarkEnd w:id="19"/>
-    </w:p>
-    <w:p>
-      <w:pPr>
-        <w:pStyle w:val="a1"/>
+        <w:pStyle w:val="29"/>
         <w:keepNext w:val="0"/>
         <w:keepLines w:val="0"/>
         <w:pageBreakBefore w:val="0"/>
@@ -4997,7 +4785,7 @@
     </w:p>
     <w:p>
       <w:pPr>
-        <w:pStyle w:val="a1"/>
+        <w:pStyle w:val="29"/>
         <w:keepNext w:val="0"/>
         <w:keepLines w:val="0"/>
         <w:pageBreakBefore w:val="0"/>
@@ -5027,14 +4815,14 @@
     </w:p>
     <w:p>
       <w:pPr>
-        <w:pStyle w:val="2"/>
+        <w:pStyle w:val="30"/>
         <w:bidi w:val="0"/>
         <w:rPr>
           <w:rFonts w:hint="default"/>
           <w:lang w:val="en-US" w:eastAsia="zh-CN"/>
         </w:rPr>
       </w:pPr>
-      <w:bookmarkStart w:id="20" w:name="_Toc24051"/>
+      <w:bookmarkStart w:id="19" w:name="_Toc24051"/>
       <w:r>
         <w:rPr>
           <w:rFonts w:hint="default"/>
@@ -5042,11 +4830,11 @@
         </w:rPr>
         <w:t>储备人才激活与任用</w:t>
       </w:r>
-      <w:bookmarkEnd w:id="20"/>
-    </w:p>
-    <w:p>
-      <w:pPr>
-        <w:pStyle w:val="a1"/>
+      <w:bookmarkEnd w:id="19"/>
+    </w:p>
+    <w:p>
+      <w:pPr>
+        <w:pStyle w:val="29"/>
         <w:keepNext w:val="0"/>
         <w:keepLines w:val="0"/>
         <w:pageBreakBefore w:val="0"/>
@@ -5076,7 +4864,7 @@
     </w:p>
     <w:p>
       <w:pPr>
-        <w:pStyle w:val="a1"/>
+        <w:pStyle w:val="29"/>
         <w:keepNext w:val="0"/>
         <w:keepLines w:val="0"/>
         <w:pageBreakBefore w:val="0"/>
@@ -5106,14 +4894,14 @@
     </w:p>
     <w:p>
       <w:pPr>
-        <w:pStyle w:val="2"/>
+        <w:pStyle w:val="30"/>
         <w:bidi w:val="0"/>
         <w:rPr>
           <w:rFonts w:hint="default"/>
           <w:lang w:val="en-US" w:eastAsia="zh-CN"/>
         </w:rPr>
       </w:pPr>
-      <w:bookmarkStart w:id="21" w:name="_Toc25122"/>
+      <w:bookmarkStart w:id="20" w:name="_Toc25122"/>
       <w:r>
         <w:rPr>
           <w:rFonts w:hint="default"/>
@@ -5121,11 +4909,11 @@
         </w:rPr>
         <w:t>保留与发展机制</w:t>
       </w:r>
-      <w:bookmarkEnd w:id="21"/>
-    </w:p>
-    <w:p>
-      <w:pPr>
-        <w:pStyle w:val="a1"/>
+      <w:bookmarkEnd w:id="20"/>
+    </w:p>
+    <w:p>
+      <w:pPr>
+        <w:pStyle w:val="29"/>
         <w:keepNext w:val="0"/>
         <w:keepLines w:val="0"/>
         <w:pageBreakBefore w:val="0"/>
@@ -5155,7 +4943,7 @@
     </w:p>
     <w:p>
       <w:pPr>
-        <w:pStyle w:val="a1"/>
+        <w:pStyle w:val="29"/>
         <w:keepNext w:val="0"/>
         <w:keepLines w:val="0"/>
         <w:pageBreakBefore w:val="0"/>
@@ -5185,7 +4973,7 @@
     </w:p>
     <w:p>
       <w:pPr>
-        <w:pStyle w:val="1"/>
+        <w:pStyle w:val="28"/>
         <w:keepNext w:val="0"/>
         <w:keepLines w:val="0"/>
         <w:pageBreakBefore w:val="0"/>
@@ -5205,7 +4993,7 @@
           <w:lang w:val="en-US" w:eastAsia="zh-CN"/>
         </w:rPr>
       </w:pPr>
-      <w:bookmarkStart w:id="22" w:name="_Toc7694"/>
+      <w:bookmarkStart w:id="21" w:name="_Toc7694"/>
       <w:r>
         <w:rPr>
           <w:rFonts w:hint="eastAsia"/>
@@ -5213,22 +5001,23 @@
         </w:rPr>
         <w:t>考核指标</w:t>
       </w:r>
-      <w:bookmarkEnd w:id="22"/>
+      <w:bookmarkEnd w:id="21"/>
     </w:p>
     <w:tbl>
       <w:tblPr>
-        <w:tblStyle w:val="TableNormal"/>
+        <w:tblStyle w:val="20"/>
         <w:tblW w:w="7675" w:type="dxa"/>
         <w:tblInd w:w="96" w:type="dxa"/>
         <w:tblBorders>
-          <w:top w:val="nil"/>
-          <w:left w:val="nil"/>
-          <w:bottom w:val="nil"/>
-          <w:right w:val="nil"/>
-          <w:insideH w:val="nil"/>
-          <w:insideV w:val="nil"/>
+          <w:top w:val="none" w:color="auto" w:sz="0" w:space="0"/>
+          <w:left w:val="none" w:color="auto" w:sz="0" w:space="0"/>
+          <w:bottom w:val="none" w:color="auto" w:sz="0" w:space="0"/>
+          <w:right w:val="none" w:color="auto" w:sz="0" w:space="0"/>
+          <w:insideH w:val="none" w:color="auto" w:sz="0" w:space="0"/>
+          <w:insideV w:val="none" w:color="auto" w:sz="0" w:space="0"/>
         </w:tblBorders>
         <w:shd w:val="clear" w:color="auto" w:fill="auto"/>
+        <w:tblLayout w:type="autofit"/>
         <w:tblCellMar>
           <w:top w:w="0" w:type="dxa"/>
           <w:left w:w="108" w:type="dxa"/>
@@ -5244,15 +5033,13 @@
       </w:tblGrid>
       <w:tr>
         <w:tblPrEx>
-          <w:tblW w:w="7675" w:type="dxa"/>
-          <w:tblInd w:w="96" w:type="dxa"/>
           <w:tblBorders>
-            <w:top w:val="nil"/>
-            <w:left w:val="nil"/>
-            <w:bottom w:val="nil"/>
-            <w:right w:val="nil"/>
-            <w:insideH w:val="nil"/>
-            <w:insideV w:val="nil"/>
+            <w:top w:val="none" w:color="auto" w:sz="0" w:space="0"/>
+            <w:left w:val="none" w:color="auto" w:sz="0" w:space="0"/>
+            <w:bottom w:val="none" w:color="auto" w:sz="0" w:space="0"/>
+            <w:right w:val="none" w:color="auto" w:sz="0" w:space="0"/>
+            <w:insideH w:val="none" w:color="auto" w:sz="0" w:space="0"/>
+            <w:insideV w:val="none" w:color="auto" w:sz="0" w:space="0"/>
           </w:tblBorders>
           <w:shd w:val="clear" w:color="auto" w:fill="auto"/>
           <w:tblCellMar>
@@ -5263,16 +5050,16 @@
           </w:tblCellMar>
         </w:tblPrEx>
         <w:trPr>
-          <w:trHeight w:val="493"/>
+          <w:trHeight w:val="493" w:hRule="atLeast"/>
         </w:trPr>
         <w:tc>
           <w:tcPr>
             <w:tcW w:w="1927" w:type="dxa"/>
             <w:tcBorders>
-              <w:top w:val="single" w:sz="4" w:space="0" w:color="000000"/>
-              <w:left w:val="single" w:sz="4" w:space="0" w:color="000000"/>
-              <w:bottom w:val="single" w:sz="4" w:space="0" w:color="000000"/>
-              <w:right w:val="single" w:sz="4" w:space="0" w:color="000000"/>
+              <w:top w:val="single" w:color="000000" w:sz="4" w:space="0"/>
+              <w:left w:val="single" w:color="000000" w:sz="4" w:space="0"/>
+              <w:bottom w:val="single" w:color="000000" w:sz="4" w:space="0"/>
+              <w:right w:val="single" w:color="000000" w:sz="4" w:space="0"/>
             </w:tcBorders>
             <w:shd w:val="clear" w:color="auto" w:fill="C0C0C0"/>
             <w:vAlign w:val="center"/>
@@ -5286,7 +5073,7 @@
               <w:jc w:val="center"/>
               <w:textAlignment w:val="center"/>
               <w:rPr>
-                <w:rFonts w:ascii="楷体_GB2312" w:eastAsia="楷体_GB2312" w:hAnsi="宋体" w:cs="楷体_GB2312" w:hint="default"/>
+                <w:rFonts w:hint="default" w:ascii="楷体_GB2312" w:hAnsi="宋体" w:eastAsia="楷体_GB2312" w:cs="楷体_GB2312"/>
                 <w:b/>
                 <w:bCs/>
                 <w:i w:val="0"/>
@@ -5299,7 +5086,7 @@
             </w:pPr>
             <w:r>
               <w:rPr>
-                <w:rFonts w:ascii="楷体_GB2312" w:eastAsia="楷体_GB2312" w:hAnsi="宋体" w:cs="楷体_GB2312" w:hint="default"/>
+                <w:rFonts w:hint="default" w:ascii="楷体_GB2312" w:hAnsi="宋体" w:eastAsia="楷体_GB2312" w:cs="楷体_GB2312"/>
                 <w:b/>
                 <w:bCs/>
                 <w:i w:val="0"/>
@@ -5320,10 +5107,10 @@
           <w:tcPr>
             <w:tcW w:w="888" w:type="dxa"/>
             <w:tcBorders>
-              <w:top w:val="single" w:sz="4" w:space="0" w:color="000000"/>
-              <w:left w:val="single" w:sz="4" w:space="0" w:color="000000"/>
-              <w:bottom w:val="single" w:sz="4" w:space="0" w:color="000000"/>
-              <w:right w:val="single" w:sz="4" w:space="0" w:color="000000"/>
+              <w:top w:val="single" w:color="000000" w:sz="4" w:space="0"/>
+              <w:left w:val="single" w:color="000000" w:sz="4" w:space="0"/>
+              <w:bottom w:val="single" w:color="000000" w:sz="4" w:space="0"/>
+              <w:right w:val="single" w:color="000000" w:sz="4" w:space="0"/>
             </w:tcBorders>
             <w:shd w:val="clear" w:color="auto" w:fill="C0C0C0"/>
             <w:vAlign w:val="center"/>
@@ -5337,7 +5124,7 @@
               <w:jc w:val="center"/>
               <w:textAlignment w:val="center"/>
               <w:rPr>
-                <w:rFonts w:ascii="楷体_GB2312" w:eastAsia="楷体_GB2312" w:hAnsi="宋体" w:cs="楷体_GB2312" w:hint="default"/>
+                <w:rFonts w:hint="default" w:ascii="楷体_GB2312" w:hAnsi="宋体" w:eastAsia="楷体_GB2312" w:cs="楷体_GB2312"/>
                 <w:b/>
                 <w:bCs/>
                 <w:i w:val="0"/>
@@ -5350,7 +5137,7 @@
             </w:pPr>
             <w:r>
               <w:rPr>
-                <w:rFonts w:ascii="楷体_GB2312" w:eastAsia="楷体_GB2312" w:hAnsi="宋体" w:cs="楷体_GB2312" w:hint="default"/>
+                <w:rFonts w:hint="default" w:ascii="楷体_GB2312" w:hAnsi="宋体" w:eastAsia="楷体_GB2312" w:cs="楷体_GB2312"/>
                 <w:b/>
                 <w:bCs/>
                 <w:i w:val="0"/>
@@ -5371,10 +5158,10 @@
           <w:tcPr>
             <w:tcW w:w="3552" w:type="dxa"/>
             <w:tcBorders>
-              <w:top w:val="single" w:sz="4" w:space="0" w:color="000000"/>
-              <w:left w:val="single" w:sz="4" w:space="0" w:color="000000"/>
-              <w:bottom w:val="single" w:sz="4" w:space="0" w:color="000000"/>
-              <w:right w:val="single" w:sz="4" w:space="0" w:color="000000"/>
+              <w:top w:val="single" w:color="000000" w:sz="4" w:space="0"/>
+              <w:left w:val="single" w:color="000000" w:sz="4" w:space="0"/>
+              <w:bottom w:val="single" w:color="000000" w:sz="4" w:space="0"/>
+              <w:right w:val="single" w:color="000000" w:sz="4" w:space="0"/>
             </w:tcBorders>
             <w:shd w:val="clear" w:color="auto" w:fill="C0C0C0"/>
             <w:vAlign w:val="center"/>
@@ -5388,7 +5175,7 @@
               <w:jc w:val="center"/>
               <w:textAlignment w:val="center"/>
               <w:rPr>
-                <w:rFonts w:ascii="楷体_GB2312" w:eastAsia="楷体_GB2312" w:hAnsi="宋体" w:cs="楷体_GB2312" w:hint="default"/>
+                <w:rFonts w:hint="default" w:ascii="楷体_GB2312" w:hAnsi="宋体" w:eastAsia="楷体_GB2312" w:cs="楷体_GB2312"/>
                 <w:b/>
                 <w:bCs/>
                 <w:i w:val="0"/>
@@ -5401,7 +5188,7 @@
             </w:pPr>
             <w:r>
               <w:rPr>
-                <w:rFonts w:ascii="楷体_GB2312" w:eastAsia="楷体_GB2312" w:hAnsi="宋体" w:cs="楷体_GB2312" w:hint="default"/>
+                <w:rFonts w:hint="default" w:ascii="楷体_GB2312" w:hAnsi="宋体" w:eastAsia="楷体_GB2312" w:cs="楷体_GB2312"/>
                 <w:b/>
                 <w:bCs/>
                 <w:i w:val="0"/>
@@ -5422,10 +5209,10 @@
           <w:tcPr>
             <w:tcW w:w="1308" w:type="dxa"/>
             <w:tcBorders>
-              <w:top w:val="single" w:sz="4" w:space="0" w:color="000000"/>
-              <w:left w:val="single" w:sz="4" w:space="0" w:color="000000"/>
-              <w:bottom w:val="single" w:sz="4" w:space="0" w:color="000000"/>
-              <w:right w:val="single" w:sz="4" w:space="0" w:color="000000"/>
+              <w:top w:val="single" w:color="000000" w:sz="4" w:space="0"/>
+              <w:left w:val="single" w:color="000000" w:sz="4" w:space="0"/>
+              <w:bottom w:val="single" w:color="000000" w:sz="4" w:space="0"/>
+              <w:right w:val="single" w:color="000000" w:sz="4" w:space="0"/>
             </w:tcBorders>
             <w:shd w:val="clear" w:color="auto" w:fill="C0C0C0"/>
             <w:vAlign w:val="center"/>
@@ -5439,7 +5226,7 @@
               <w:jc w:val="center"/>
               <w:textAlignment w:val="center"/>
               <w:rPr>
-                <w:rFonts w:ascii="楷体_GB2312" w:eastAsia="楷体_GB2312" w:hAnsi="宋体" w:cs="楷体_GB2312" w:hint="default"/>
+                <w:rFonts w:hint="default" w:ascii="楷体_GB2312" w:hAnsi="宋体" w:eastAsia="楷体_GB2312" w:cs="楷体_GB2312"/>
                 <w:b/>
                 <w:bCs/>
                 <w:i w:val="0"/>
@@ -5452,7 +5239,7 @@
             </w:pPr>
             <w:r>
               <w:rPr>
-                <w:rFonts w:ascii="楷体_GB2312" w:eastAsia="楷体_GB2312" w:hAnsi="宋体" w:cs="楷体_GB2312" w:hint="default"/>
+                <w:rFonts w:hint="default" w:ascii="楷体_GB2312" w:hAnsi="宋体" w:eastAsia="楷体_GB2312" w:cs="楷体_GB2312"/>
                 <w:b/>
                 <w:bCs/>
                 <w:i w:val="0"/>
@@ -5472,8 +5259,14 @@
       </w:tr>
       <w:tr>
         <w:tblPrEx>
-          <w:tblW w:w="7675" w:type="dxa"/>
-          <w:tblInd w:w="96" w:type="dxa"/>
+          <w:tblBorders>
+            <w:top w:val="none" w:color="auto" w:sz="0" w:space="0"/>
+            <w:left w:val="none" w:color="auto" w:sz="0" w:space="0"/>
+            <w:bottom w:val="none" w:color="auto" w:sz="0" w:space="0"/>
+            <w:right w:val="none" w:color="auto" w:sz="0" w:space="0"/>
+            <w:insideH w:val="none" w:color="auto" w:sz="0" w:space="0"/>
+            <w:insideV w:val="none" w:color="auto" w:sz="0" w:space="0"/>
+          </w:tblBorders>
           <w:shd w:val="clear" w:color="auto" w:fill="auto"/>
           <w:tblCellMar>
             <w:top w:w="0" w:type="dxa"/>
@@ -5483,16 +5276,16 @@
           </w:tblCellMar>
         </w:tblPrEx>
         <w:trPr>
-          <w:trHeight w:val="493"/>
+          <w:trHeight w:val="493" w:hRule="atLeast"/>
         </w:trPr>
         <w:tc>
           <w:tcPr>
             <w:tcW w:w="1927" w:type="dxa"/>
             <w:tcBorders>
-              <w:top w:val="single" w:sz="4" w:space="0" w:color="000000"/>
-              <w:left w:val="single" w:sz="4" w:space="0" w:color="000000"/>
-              <w:bottom w:val="single" w:sz="4" w:space="0" w:color="000000"/>
-              <w:right w:val="single" w:sz="4" w:space="0" w:color="000000"/>
+              <w:top w:val="single" w:color="000000" w:sz="4" w:space="0"/>
+              <w:left w:val="single" w:color="000000" w:sz="4" w:space="0"/>
+              <w:bottom w:val="single" w:color="000000" w:sz="4" w:space="0"/>
+              <w:right w:val="single" w:color="000000" w:sz="4" w:space="0"/>
             </w:tcBorders>
             <w:shd w:val="clear" w:color="auto" w:fill="auto"/>
             <w:vAlign w:val="center"/>
@@ -5506,7 +5299,7 @@
               <w:jc w:val="left"/>
               <w:textAlignment w:val="center"/>
               <w:rPr>
-                <w:rFonts w:ascii="楷体_GB2312" w:eastAsia="楷体_GB2312" w:hAnsi="宋体" w:cs="楷体_GB2312" w:hint="default"/>
+                <w:rFonts w:hint="default" w:ascii="楷体_GB2312" w:hAnsi="宋体" w:eastAsia="楷体_GB2312" w:cs="楷体_GB2312"/>
                 <w:b/>
                 <w:bCs/>
                 <w:i w:val="0"/>
@@ -5522,7 +5315,7 @@
             </w:pPr>
             <w:r>
               <w:rPr>
-                <w:rFonts w:ascii="宋体" w:eastAsia="宋体" w:hAnsi="宋体" w:cs="宋体" w:hint="eastAsia"/>
+                <w:rFonts w:hint="eastAsia" w:ascii="宋体" w:hAnsi="宋体" w:eastAsia="宋体" w:cs="宋体"/>
                 <w:i w:val="0"/>
                 <w:iCs w:val="0"/>
                 <w:snapToGrid w:val="0"/>
@@ -5541,10 +5334,10 @@
           <w:tcPr>
             <w:tcW w:w="888" w:type="dxa"/>
             <w:tcBorders>
-              <w:top w:val="single" w:sz="4" w:space="0" w:color="000000"/>
-              <w:left w:val="single" w:sz="4" w:space="0" w:color="000000"/>
-              <w:bottom w:val="single" w:sz="4" w:space="0" w:color="000000"/>
-              <w:right w:val="single" w:sz="4" w:space="0" w:color="000000"/>
+              <w:top w:val="single" w:color="000000" w:sz="4" w:space="0"/>
+              <w:left w:val="single" w:color="000000" w:sz="4" w:space="0"/>
+              <w:bottom w:val="single" w:color="000000" w:sz="4" w:space="0"/>
+              <w:right w:val="single" w:color="000000" w:sz="4" w:space="0"/>
             </w:tcBorders>
             <w:shd w:val="clear" w:color="auto" w:fill="auto"/>
             <w:vAlign w:val="center"/>
@@ -5558,7 +5351,7 @@
               <w:jc w:val="left"/>
               <w:textAlignment w:val="center"/>
               <w:rPr>
-                <w:rFonts w:ascii="楷体_GB2312" w:eastAsia="楷体_GB2312" w:hAnsi="宋体" w:cs="楷体_GB2312" w:hint="default"/>
+                <w:rFonts w:hint="default" w:ascii="楷体_GB2312" w:hAnsi="宋体" w:eastAsia="楷体_GB2312" w:cs="楷体_GB2312"/>
                 <w:b/>
                 <w:bCs/>
                 <w:i w:val="0"/>
@@ -5574,7 +5367,7 @@
             </w:pPr>
             <w:r>
               <w:rPr>
-                <w:rFonts w:ascii="宋体" w:eastAsia="宋体" w:hAnsi="宋体" w:cs="宋体" w:hint="eastAsia"/>
+                <w:rFonts w:hint="eastAsia" w:ascii="宋体" w:hAnsi="宋体" w:eastAsia="宋体" w:cs="宋体"/>
                 <w:i w:val="0"/>
                 <w:iCs w:val="0"/>
                 <w:snapToGrid w:val="0"/>
@@ -5593,10 +5386,10 @@
           <w:tcPr>
             <w:tcW w:w="3552" w:type="dxa"/>
             <w:tcBorders>
-              <w:top w:val="single" w:sz="4" w:space="0" w:color="000000"/>
-              <w:left w:val="single" w:sz="4" w:space="0" w:color="000000"/>
-              <w:bottom w:val="single" w:sz="4" w:space="0" w:color="000000"/>
-              <w:right w:val="single" w:sz="4" w:space="0" w:color="000000"/>
+              <w:top w:val="single" w:color="000000" w:sz="4" w:space="0"/>
+              <w:left w:val="single" w:color="000000" w:sz="4" w:space="0"/>
+              <w:bottom w:val="single" w:color="000000" w:sz="4" w:space="0"/>
+              <w:right w:val="single" w:color="000000" w:sz="4" w:space="0"/>
             </w:tcBorders>
             <w:shd w:val="clear" w:color="auto" w:fill="auto"/>
             <w:vAlign w:val="center"/>
@@ -5610,7 +5403,7 @@
               <w:jc w:val="left"/>
               <w:textAlignment w:val="center"/>
               <w:rPr>
-                <w:rFonts w:ascii="楷体_GB2312" w:eastAsia="楷体_GB2312" w:hAnsi="宋体" w:cs="楷体_GB2312" w:hint="default"/>
+                <w:rFonts w:hint="default" w:ascii="楷体_GB2312" w:hAnsi="宋体" w:eastAsia="楷体_GB2312" w:cs="楷体_GB2312"/>
                 <w:b/>
                 <w:bCs/>
                 <w:i w:val="0"/>
@@ -5626,7 +5419,7 @@
             </w:pPr>
             <w:r>
               <w:rPr>
-                <w:rFonts w:ascii="宋体" w:eastAsia="宋体" w:hAnsi="宋体" w:cs="宋体" w:hint="eastAsia"/>
+                <w:rFonts w:hint="eastAsia" w:ascii="宋体" w:hAnsi="宋体" w:eastAsia="宋体" w:cs="宋体"/>
                 <w:i w:val="0"/>
                 <w:iCs w:val="0"/>
                 <w:snapToGrid w:val="0"/>
@@ -5645,10 +5438,10 @@
           <w:tcPr>
             <w:tcW w:w="1308" w:type="dxa"/>
             <w:tcBorders>
-              <w:top w:val="single" w:sz="4" w:space="0" w:color="000000"/>
-              <w:left w:val="single" w:sz="4" w:space="0" w:color="000000"/>
-              <w:bottom w:val="single" w:sz="4" w:space="0" w:color="000000"/>
-              <w:right w:val="single" w:sz="4" w:space="0" w:color="000000"/>
+              <w:top w:val="single" w:color="000000" w:sz="4" w:space="0"/>
+              <w:left w:val="single" w:color="000000" w:sz="4" w:space="0"/>
+              <w:bottom w:val="single" w:color="000000" w:sz="4" w:space="0"/>
+              <w:right w:val="single" w:color="000000" w:sz="4" w:space="0"/>
             </w:tcBorders>
             <w:shd w:val="clear" w:color="auto" w:fill="auto"/>
             <w:vAlign w:val="center"/>
@@ -5662,7 +5455,7 @@
               <w:jc w:val="left"/>
               <w:textAlignment w:val="center"/>
               <w:rPr>
-                <w:rFonts w:ascii="楷体_GB2312" w:eastAsia="楷体_GB2312" w:hAnsi="宋体" w:cs="楷体_GB2312" w:hint="default"/>
+                <w:rFonts w:hint="default" w:ascii="楷体_GB2312" w:hAnsi="宋体" w:eastAsia="楷体_GB2312" w:cs="楷体_GB2312"/>
                 <w:b/>
                 <w:bCs/>
                 <w:i w:val="0"/>
@@ -5678,7 +5471,7 @@
             </w:pPr>
             <w:r>
               <w:rPr>
-                <w:rFonts w:ascii="宋体" w:eastAsia="宋体" w:hAnsi="宋体" w:cs="宋体" w:hint="eastAsia"/>
+                <w:rFonts w:hint="eastAsia" w:ascii="宋体" w:hAnsi="宋体" w:eastAsia="宋体" w:cs="宋体"/>
                 <w:i w:val="0"/>
                 <w:iCs w:val="0"/>
                 <w:snapToGrid w:val="0"/>
@@ -5697,7 +5490,7 @@
     </w:tbl>
     <w:p>
       <w:pPr>
-        <w:pStyle w:val="1"/>
+        <w:pStyle w:val="28"/>
         <w:keepNext w:val="0"/>
         <w:keepLines w:val="0"/>
         <w:pageBreakBefore w:val="0"/>
@@ -5717,7 +5510,7 @@
           <w:lang w:val="en-US" w:eastAsia="zh-CN"/>
         </w:rPr>
       </w:pPr>
-      <w:bookmarkStart w:id="23" w:name="_Toc5518"/>
+      <w:bookmarkStart w:id="22" w:name="_Toc5518"/>
       <w:r>
         <w:rPr>
           <w:rFonts w:hint="default"/>
@@ -5725,11 +5518,11 @@
         </w:rPr>
         <w:t>附则</w:t>
       </w:r>
-      <w:bookmarkEnd w:id="23"/>
-    </w:p>
-    <w:p>
-      <w:pPr>
-        <w:pStyle w:val="a1"/>
+      <w:bookmarkEnd w:id="22"/>
+    </w:p>
+    <w:p>
+      <w:pPr>
+        <w:pStyle w:val="29"/>
         <w:keepNext w:val="0"/>
         <w:keepLines w:val="0"/>
         <w:pageBreakBefore w:val="0"/>
@@ -5759,7 +5552,7 @@
     </w:p>
     <w:p>
       <w:pPr>
-        <w:pStyle w:val="a1"/>
+        <w:pStyle w:val="29"/>
         <w:keepNext w:val="0"/>
         <w:keepLines w:val="0"/>
         <w:pageBreakBefore w:val="0"/>
@@ -5789,7 +5582,7 @@
     </w:p>
     <w:p>
       <w:pPr>
-        <w:pStyle w:val="a1"/>
+        <w:pStyle w:val="29"/>
         <w:keepNext w:val="0"/>
         <w:keepLines w:val="0"/>
         <w:pageBreakBefore w:val="0"/>
@@ -5818,23 +5611,73 @@
       </w:r>
     </w:p>
     <w:sectPr>
-      <w:headerReference w:type="default" r:id="rId7"/>
+      <w:headerReference r:id="rId5" w:type="default"/>
       <w:pgSz w:w="11906" w:h="16838"/>
       <w:pgMar w:top="1417" w:right="1800" w:bottom="1440" w:left="1800" w:header="1140" w:footer="992" w:gutter="0"/>
-      <w:cols w:num="1" w:space="425"/>
+      <w:cols w:space="425" w:num="1"/>
       <w:docGrid w:type="lines" w:linePitch="312" w:charSpace="0"/>
     </w:sectPr>
   </w:body>
 </w:document>
 </file>
 
+<file path=word/endnotes.xml><?xml version="1.0" encoding="utf-8"?>
+<w:endnotes xmlns:wpc="http://schemas.microsoft.com/office/word/2010/wordprocessingCanvas" xmlns:mc="http://schemas.openxmlformats.org/markup-compatibility/2006" xmlns:o="urn:schemas-microsoft-com:office:office" xmlns:r="http://schemas.openxmlformats.org/officeDocument/2006/relationships" xmlns:m="http://schemas.openxmlformats.org/officeDocument/2006/math" xmlns:v="urn:schemas-microsoft-com:vml" xmlns:wp14="http://schemas.microsoft.com/office/word/2010/wordprocessingDrawing" xmlns:wp="http://schemas.openxmlformats.org/drawingml/2006/wordprocessingDrawing" xmlns:w="http://schemas.openxmlformats.org/wordprocessingml/2006/main" xmlns:w14="http://schemas.microsoft.com/office/word/2010/wordml" xmlns:w15="http://schemas.microsoft.com/office/word/2012/wordml" xmlns:w10="urn:schemas-microsoft-com:office:word" xmlns:wpg="http://schemas.microsoft.com/office/word/2010/wordprocessingGroup" xmlns:wpi="http://schemas.microsoft.com/office/word/2010/wordprocessingInk" xmlns:wne="http://schemas.microsoft.com/office/word/2006/wordml" xmlns:wps="http://schemas.microsoft.com/office/word/2010/wordprocessingShape" xmlns:wpsCustomData="http://www.wps.cn/officeDocument/2013/wpsCustomData" mc:Ignorable="w14 w15 wp14">
+  <w:endnote w:type="separator" w:id="0">
+    <w:p>
+      <w:pPr>
+        <w:spacing w:line="240" w:lineRule="auto"/>
+      </w:pPr>
+      <w:r>
+        <w:separator/>
+      </w:r>
+    </w:p>
+  </w:endnote>
+  <w:endnote w:type="continuationSeparator" w:id="1">
+    <w:p>
+      <w:pPr>
+        <w:spacing w:line="240" w:lineRule="auto"/>
+      </w:pPr>
+      <w:r>
+        <w:continuationSeparator/>
+      </w:r>
+    </w:p>
+  </w:endnote>
+</w:endnotes>
+</file>
+
+<file path=word/footnotes.xml><?xml version="1.0" encoding="utf-8"?>
+<w:footnotes xmlns:wpc="http://schemas.microsoft.com/office/word/2010/wordprocessingCanvas" xmlns:mc="http://schemas.openxmlformats.org/markup-compatibility/2006" xmlns:o="urn:schemas-microsoft-com:office:office" xmlns:r="http://schemas.openxmlformats.org/officeDocument/2006/relationships" xmlns:m="http://schemas.openxmlformats.org/officeDocument/2006/math" xmlns:v="urn:schemas-microsoft-com:vml" xmlns:wp14="http://schemas.microsoft.com/office/word/2010/wordprocessingDrawing" xmlns:wp="http://schemas.openxmlformats.org/drawingml/2006/wordprocessingDrawing" xmlns:w="http://schemas.openxmlformats.org/wordprocessingml/2006/main" xmlns:w14="http://schemas.microsoft.com/office/word/2010/wordml" xmlns:w15="http://schemas.microsoft.com/office/word/2012/wordml" xmlns:w10="urn:schemas-microsoft-com:office:word" xmlns:wpg="http://schemas.microsoft.com/office/word/2010/wordprocessingGroup" xmlns:wpi="http://schemas.microsoft.com/office/word/2010/wordprocessingInk" xmlns:wne="http://schemas.microsoft.com/office/word/2006/wordml" xmlns:wps="http://schemas.microsoft.com/office/word/2010/wordprocessingShape" xmlns:wpsCustomData="http://www.wps.cn/officeDocument/2013/wpsCustomData" mc:Ignorable="w14 w15 wp14">
+  <w:footnote w:type="separator" w:id="0">
+    <w:p>
+      <w:pPr>
+        <w:spacing w:line="360" w:lineRule="auto"/>
+      </w:pPr>
+      <w:r>
+        <w:separator/>
+      </w:r>
+    </w:p>
+  </w:footnote>
+  <w:footnote w:type="continuationSeparator" w:id="1">
+    <w:p>
+      <w:pPr>
+        <w:spacing w:line="360" w:lineRule="auto"/>
+      </w:pPr>
+      <w:r>
+        <w:continuationSeparator/>
+      </w:r>
+    </w:p>
+  </w:footnote>
+</w:footnotes>
+</file>
+
 <file path=word/header1.xml><?xml version="1.0" encoding="utf-8"?>
-<w:hdr xmlns:wpc="http://schemas.microsoft.com/office/word/2010/wordprocessingCanvas" xmlns:mc="http://schemas.openxmlformats.org/markup-compatibility/2006" xmlns:o="urn:schemas-microsoft-com:office:office" xmlns:r="http://schemas.openxmlformats.org/officeDocument/2006/relationships" xmlns:m="http://schemas.openxmlformats.org/officeDocument/2006/math" xmlns:v="urn:schemas-microsoft-com:vml" xmlns:wp14="http://schemas.microsoft.com/office/word/2010/wordprocessingDrawing" xmlns:wp="http://schemas.openxmlformats.org/drawingml/2006/wordprocessingDrawing" xmlns:w10="urn:schemas-microsoft-com:office:word" xmlns:w="http://schemas.openxmlformats.org/wordprocessingml/2006/main" xmlns:w14="http://schemas.microsoft.com/office/word/2010/wordml" xmlns:w15="http://schemas.microsoft.com/office/word/2012/wordml" xmlns:wne="http://schemas.microsoft.com/office/word/2006/wordml" xmlns:wpg="http://schemas.microsoft.com/office/word/2010/wordprocessingGroup" xmlns:wpi="http://schemas.microsoft.com/office/word/2010/wordprocessingInk" xmlns:wps="http://schemas.microsoft.com/office/word/2010/wordprocessingShape" mc:Ignorable="w14 w15 wp14">
+<w:hdr xmlns:wpc="http://schemas.microsoft.com/office/word/2010/wordprocessingCanvas" xmlns:mc="http://schemas.openxmlformats.org/markup-compatibility/2006" xmlns:o="urn:schemas-microsoft-com:office:office" xmlns:r="http://schemas.openxmlformats.org/officeDocument/2006/relationships" xmlns:m="http://schemas.openxmlformats.org/officeDocument/2006/math" xmlns:v="urn:schemas-microsoft-com:vml" xmlns:wp14="http://schemas.microsoft.com/office/word/2010/wordprocessingDrawing" xmlns:wp="http://schemas.openxmlformats.org/drawingml/2006/wordprocessingDrawing" xmlns:w10="urn:schemas-microsoft-com:office:word" xmlns:w="http://schemas.openxmlformats.org/wordprocessingml/2006/main" xmlns:w14="http://schemas.microsoft.com/office/word/2010/wordml" xmlns:w15="http://schemas.microsoft.com/office/word/2012/wordml" xmlns:wpg="http://schemas.microsoft.com/office/word/2010/wordprocessingGroup" xmlns:wpi="http://schemas.microsoft.com/office/word/2010/wordprocessingInk" xmlns:wne="http://schemas.microsoft.com/office/word/2006/wordml" xmlns:wps="http://schemas.microsoft.com/office/word/2010/wordprocessingShape" xmlns:wpsCustomData="http://www.wps.cn/officeDocument/2013/wpsCustomData" mc:Ignorable="w14 w15 wp14">
   <w:p>
     <w:pPr>
-      <w:pStyle w:val="Header"/>
+      <w:pStyle w:val="15"/>
       <w:pBdr>
-        <w:bottom w:val="single" w:sz="4" w:space="1" w:color="auto"/>
+        <w:bottom w:val="single" w:color="auto" w:sz="4" w:space="1"/>
       </w:pBdr>
       <w:tabs>
         <w:tab w:val="left" w:pos="335"/>
@@ -5842,27 +5685,27 @@
       </w:tabs>
       <w:jc w:val="right"/>
       <w:rPr>
-        <w:rFonts w:eastAsiaTheme="minorEastAsia" w:hint="eastAsia"/>
+        <w:rFonts w:hint="eastAsia" w:eastAsiaTheme="minorEastAsia"/>
         <w:lang w:eastAsia="zh-CN"/>
       </w:rPr>
     </w:pPr>
     <w:r>
       <w:rPr>
-        <w:rFonts w:eastAsiaTheme="minorEastAsia" w:hint="eastAsia"/>
+        <w:rFonts w:hint="eastAsia" w:eastAsiaTheme="minorEastAsia"/>
         <w:lang w:val="en-US" w:eastAsia="zh-CN"/>
       </w:rPr>
       <w:tab/>
     </w:r>
     <w:r>
       <w:rPr>
-        <w:rFonts w:eastAsiaTheme="minorEastAsia" w:hint="eastAsia"/>
+        <w:rFonts w:hint="eastAsia" w:eastAsiaTheme="minorEastAsia"/>
         <w:lang w:val="en-US" w:eastAsia="zh-CN"/>
       </w:rPr>
       <w:tab/>
     </w:r>
     <w:r>
       <w:rPr>
-        <w:rFonts w:eastAsiaTheme="minorEastAsia" w:hint="eastAsia"/>
+        <w:rFonts w:hint="eastAsia" w:eastAsiaTheme="minorEastAsia"/>
         <w:lang w:val="en-US" w:eastAsia="zh-CN"/>
       </w:rPr>
       <w:t>桐乡华数广电网络有限公司</w:t>
@@ -5872,15 +5715,15 @@
 </file>
 
 <file path=word/numbering.xml><?xml version="1.0" encoding="utf-8"?>
-<w:numbering xmlns:wpc="http://schemas.microsoft.com/office/word/2010/wordprocessingCanvas" xmlns:mc="http://schemas.openxmlformats.org/markup-compatibility/2006" xmlns:o="urn:schemas-microsoft-com:office:office" xmlns:r="http://schemas.openxmlformats.org/officeDocument/2006/relationships" xmlns:m="http://schemas.openxmlformats.org/officeDocument/2006/math" xmlns:v="urn:schemas-microsoft-com:vml" xmlns:wp14="http://schemas.microsoft.com/office/word/2010/wordprocessingDrawing" xmlns:wp="http://schemas.openxmlformats.org/drawingml/2006/wordprocessingDrawing" xmlns:w10="urn:schemas-microsoft-com:office:word" xmlns:w="http://schemas.openxmlformats.org/wordprocessingml/2006/main" xmlns:w14="http://schemas.microsoft.com/office/word/2010/wordml" xmlns:w15="http://schemas.microsoft.com/office/word/2012/wordml" xmlns:wne="http://schemas.microsoft.com/office/word/2006/wordml" xmlns:wpg="http://schemas.microsoft.com/office/word/2010/wordprocessingGroup" xmlns:wpi="http://schemas.microsoft.com/office/word/2010/wordprocessingInk" xmlns:wps="http://schemas.microsoft.com/office/word/2010/wordprocessingShape" mc:Ignorable="w14 w15 wp14">
+<w:numbering xmlns:wpc="http://schemas.microsoft.com/office/word/2010/wordprocessingCanvas" xmlns:mc="http://schemas.openxmlformats.org/markup-compatibility/2006" xmlns:o="urn:schemas-microsoft-com:office:office" xmlns:r="http://schemas.openxmlformats.org/officeDocument/2006/relationships" xmlns:m="http://schemas.openxmlformats.org/officeDocument/2006/math" xmlns:v="urn:schemas-microsoft-com:vml" xmlns:wp14="http://schemas.microsoft.com/office/word/2010/wordprocessingDrawing" xmlns:wp="http://schemas.openxmlformats.org/drawingml/2006/wordprocessingDrawing" xmlns:w10="urn:schemas-microsoft-com:office:word" xmlns:w="http://schemas.openxmlformats.org/wordprocessingml/2006/main" xmlns:w14="http://schemas.microsoft.com/office/word/2010/wordml" xmlns:wpg="http://schemas.microsoft.com/office/word/2010/wordprocessingGroup" xmlns:wpi="http://schemas.microsoft.com/office/word/2010/wordprocessingInk" xmlns:wne="http://schemas.microsoft.com/office/word/2006/wordml" xmlns:wps="http://schemas.microsoft.com/office/word/2010/wordprocessingShape" xmlns:wpsCustomData="http://www.wps.cn/officeDocument/2013/wpsCustomData" mc:Ignorable="w14 wp14">
   <w:abstractNum w:abstractNumId="0">
     <w:nsid w:val="8E964DCE"/>
     <w:multiLevelType w:val="multilevel"/>
     <w:tmpl w:val="8E964DCE"/>
-    <w:lvl w:ilvl="0">
+    <w:lvl w:ilvl="0" w:tentative="0">
       <w:start w:val="1"/>
       <w:numFmt w:val="decimal"/>
-      <w:pStyle w:val="Heading1"/>
+      <w:pStyle w:val="2"/>
       <w:lvlText w:val="%1."/>
       <w:lvlJc w:val="left"/>
       <w:pPr>
@@ -5890,10 +5733,10 @@
         <w:rFonts w:hint="default"/>
       </w:rPr>
     </w:lvl>
-    <w:lvl w:ilvl="1">
+    <w:lvl w:ilvl="1" w:tentative="0">
       <w:start w:val="1"/>
       <w:numFmt w:val="decimal"/>
-      <w:pStyle w:val="Heading2"/>
+      <w:pStyle w:val="3"/>
       <w:lvlText w:val="%1.%2."/>
       <w:lvlJc w:val="left"/>
       <w:pPr>
@@ -5903,10 +5746,10 @@
         <w:rFonts w:hint="default"/>
       </w:rPr>
     </w:lvl>
-    <w:lvl w:ilvl="2">
+    <w:lvl w:ilvl="2" w:tentative="0">
       <w:start w:val="1"/>
       <w:numFmt w:val="decimal"/>
-      <w:pStyle w:val="Heading3"/>
+      <w:pStyle w:val="4"/>
       <w:lvlText w:val="%1.%2.%3."/>
       <w:lvlJc w:val="left"/>
       <w:pPr>
@@ -5916,10 +5759,10 @@
         <w:rFonts w:hint="default"/>
       </w:rPr>
     </w:lvl>
-    <w:lvl w:ilvl="3">
+    <w:lvl w:ilvl="3" w:tentative="0">
       <w:start w:val="1"/>
       <w:numFmt w:val="decimal"/>
-      <w:pStyle w:val="Heading4"/>
+      <w:pStyle w:val="5"/>
       <w:lvlText w:val="%1.%2.%3.%4."/>
       <w:lvlJc w:val="left"/>
       <w:pPr>
@@ -5929,10 +5772,10 @@
         <w:rFonts w:hint="default"/>
       </w:rPr>
     </w:lvl>
-    <w:lvl w:ilvl="4">
+    <w:lvl w:ilvl="4" w:tentative="0">
       <w:start w:val="1"/>
       <w:numFmt w:val="decimal"/>
-      <w:pStyle w:val="Heading5"/>
+      <w:pStyle w:val="6"/>
       <w:lvlText w:val="%1.%2.%3.%4.%5."/>
       <w:lvlJc w:val="left"/>
       <w:pPr>
@@ -5942,10 +5785,10 @@
         <w:rFonts w:hint="default"/>
       </w:rPr>
     </w:lvl>
-    <w:lvl w:ilvl="5">
+    <w:lvl w:ilvl="5" w:tentative="0">
       <w:start w:val="1"/>
       <w:numFmt w:val="decimal"/>
-      <w:pStyle w:val="Heading6"/>
+      <w:pStyle w:val="7"/>
       <w:lvlText w:val="%1.%2.%3.%4.%5.%6."/>
       <w:lvlJc w:val="left"/>
       <w:pPr>
@@ -5955,10 +5798,10 @@
         <w:rFonts w:hint="default"/>
       </w:rPr>
     </w:lvl>
-    <w:lvl w:ilvl="6">
+    <w:lvl w:ilvl="6" w:tentative="0">
       <w:start w:val="1"/>
       <w:numFmt w:val="decimal"/>
-      <w:pStyle w:val="Heading7"/>
+      <w:pStyle w:val="8"/>
       <w:lvlText w:val="%1.%2.%3.%4.%5.%6.%7."/>
       <w:lvlJc w:val="left"/>
       <w:pPr>
@@ -5968,10 +5811,10 @@
         <w:rFonts w:hint="default"/>
       </w:rPr>
     </w:lvl>
-    <w:lvl w:ilvl="7">
+    <w:lvl w:ilvl="7" w:tentative="0">
       <w:start w:val="1"/>
       <w:numFmt w:val="decimal"/>
-      <w:pStyle w:val="Heading8"/>
+      <w:pStyle w:val="9"/>
       <w:lvlText w:val="%1.%2.%3.%4.%5.%6.%7.%8."/>
       <w:lvlJc w:val="left"/>
       <w:pPr>
@@ -5981,10 +5824,10 @@
         <w:rFonts w:hint="default"/>
       </w:rPr>
     </w:lvl>
-    <w:lvl w:ilvl="8">
+    <w:lvl w:ilvl="8" w:tentative="0">
       <w:start w:val="1"/>
       <w:numFmt w:val="decimal"/>
-      <w:pStyle w:val="Heading9"/>
+      <w:pStyle w:val="10"/>
       <w:lvlText w:val="%1.%2.%3.%4.%5.%6.%7.%8.%9."/>
       <w:lvlJc w:val="left"/>
       <w:pPr>
@@ -5999,7 +5842,7 @@
     <w:nsid w:val="B34328D1"/>
     <w:multiLevelType w:val="singleLevel"/>
     <w:tmpl w:val="B34328D1"/>
-    <w:lvl w:ilvl="0">
+    <w:lvl w:ilvl="0" w:tentative="0">
       <w:start w:val="1"/>
       <w:numFmt w:val="decimal"/>
       <w:lvlText w:val="%1."/>
@@ -6022,267 +5865,269 @@
 </file>
 
 <file path=word/styles.xml><?xml version="1.0" encoding="utf-8"?>
-<w:styles xmlns:mc="http://schemas.openxmlformats.org/markup-compatibility/2006" xmlns:r="http://schemas.openxmlformats.org/officeDocument/2006/relationships" xmlns:w="http://schemas.openxmlformats.org/wordprocessingml/2006/main" xmlns:w14="http://schemas.microsoft.com/office/word/2010/wordml" xmlns:w15="http://schemas.microsoft.com/office/word/2012/wordml" mc:Ignorable="w14 w15">
+<w:styles xmlns:mc="http://schemas.openxmlformats.org/markup-compatibility/2006" xmlns:o="urn:schemas-microsoft-com:office:office" xmlns:r="http://schemas.openxmlformats.org/officeDocument/2006/relationships" xmlns:m="http://schemas.openxmlformats.org/officeDocument/2006/math" xmlns:v="urn:schemas-microsoft-com:vml" xmlns:w="http://schemas.openxmlformats.org/wordprocessingml/2006/main" xmlns:w14="http://schemas.microsoft.com/office/word/2010/wordml" xmlns:w10="urn:schemas-microsoft-com:office:word" xmlns:sl="http://schemas.openxmlformats.org/schemaLibrary/2006/main" xmlns:wpsCustomData="http://www.wps.cn/officeDocument/2013/wpsCustomData" mc:Ignorable="w14">
   <w:docDefaults>
     <w:rPrDefault>
       <w:rPr>
-        <w:rFonts w:ascii="Times New Roman" w:eastAsia="宋体" w:hAnsi="Times New Roman" w:cs="Times New Roman"/>
+        <w:rFonts w:ascii="Times New Roman" w:hAnsi="Times New Roman" w:eastAsia="宋体" w:cs="Times New Roman"/>
       </w:rPr>
     </w:rPrDefault>
     <w:pPrDefault/>
   </w:docDefaults>
-  <w:latentStyles w:defLockedState="0" w:defUIPriority="99" w:defSemiHidden="1" w:defUnhideWhenUsed="1" w:defQFormat="0" w:count="260">
-    <w:lsdException w:name="Normal" w:semiHidden="0" w:uiPriority="0" w:unhideWhenUsed="0" w:qFormat="1"/>
-    <w:lsdException w:name="heading 1" w:semiHidden="0" w:uiPriority="0" w:unhideWhenUsed="0" w:qFormat="1"/>
-    <w:lsdException w:name="heading 2" w:semiHidden="0" w:uiPriority="0" w:qFormat="1"/>
-    <w:lsdException w:name="heading 3" w:uiPriority="0" w:qFormat="1"/>
-    <w:lsdException w:name="heading 4" w:semiHidden="0" w:uiPriority="0" w:qFormat="1"/>
-    <w:lsdException w:name="heading 5" w:uiPriority="0" w:qFormat="1"/>
-    <w:lsdException w:name="heading 6" w:uiPriority="0" w:qFormat="1"/>
-    <w:lsdException w:name="heading 7" w:uiPriority="0" w:qFormat="1"/>
-    <w:lsdException w:name="heading 8" w:uiPriority="0" w:qFormat="1"/>
-    <w:lsdException w:name="heading 9" w:uiPriority="0" w:qFormat="1"/>
-    <w:lsdException w:name="index 1" w:semiHidden="0" w:uiPriority="0" w:unhideWhenUsed="0"/>
-    <w:lsdException w:name="index 2" w:semiHidden="0" w:uiPriority="0" w:unhideWhenUsed="0"/>
-    <w:lsdException w:name="index 3" w:semiHidden="0" w:uiPriority="0" w:unhideWhenUsed="0"/>
-    <w:lsdException w:name="index 4" w:semiHidden="0" w:uiPriority="0" w:unhideWhenUsed="0"/>
-    <w:lsdException w:name="index 5" w:semiHidden="0" w:uiPriority="0" w:unhideWhenUsed="0"/>
-    <w:lsdException w:name="index 6" w:semiHidden="0" w:uiPriority="0" w:unhideWhenUsed="0"/>
-    <w:lsdException w:name="index 7" w:semiHidden="0" w:uiPriority="0" w:unhideWhenUsed="0"/>
-    <w:lsdException w:name="index 8" w:semiHidden="0" w:uiPriority="0" w:unhideWhenUsed="0"/>
-    <w:lsdException w:name="index 9" w:semiHidden="0" w:uiPriority="0" w:unhideWhenUsed="0"/>
-    <w:lsdException w:name="toc 1" w:semiHidden="0" w:uiPriority="0" w:unhideWhenUsed="0" w:qFormat="1"/>
-    <w:lsdException w:name="toc 2" w:semiHidden="0" w:uiPriority="0" w:unhideWhenUsed="0" w:qFormat="1"/>
-    <w:lsdException w:name="toc 3" w:semiHidden="0" w:uiPriority="0" w:unhideWhenUsed="0" w:qFormat="1"/>
-    <w:lsdException w:name="toc 4" w:semiHidden="0" w:uiPriority="0" w:unhideWhenUsed="0"/>
-    <w:lsdException w:name="toc 5" w:semiHidden="0" w:uiPriority="0" w:unhideWhenUsed="0"/>
-    <w:lsdException w:name="toc 6" w:semiHidden="0" w:uiPriority="0" w:unhideWhenUsed="0"/>
-    <w:lsdException w:name="toc 7" w:semiHidden="0" w:uiPriority="0" w:unhideWhenUsed="0"/>
-    <w:lsdException w:name="toc 8" w:semiHidden="0" w:uiPriority="0" w:unhideWhenUsed="0"/>
-    <w:lsdException w:name="toc 9" w:semiHidden="0" w:uiPriority="0" w:unhideWhenUsed="0"/>
-    <w:lsdException w:name="Normal Indent" w:semiHidden="0" w:uiPriority="0" w:unhideWhenUsed="0"/>
-    <w:lsdException w:name="footnote text" w:semiHidden="0" w:uiPriority="0" w:unhideWhenUsed="0"/>
-    <w:lsdException w:name="annotation text" w:semiHidden="0" w:uiPriority="0" w:unhideWhenUsed="0" w:qFormat="1"/>
-    <w:lsdException w:name="header" w:semiHidden="0" w:uiPriority="0" w:unhideWhenUsed="0" w:qFormat="1"/>
-    <w:lsdException w:name="footer" w:semiHidden="0" w:uiPriority="0" w:unhideWhenUsed="0" w:qFormat="1"/>
-    <w:lsdException w:name="index heading" w:semiHidden="0" w:uiPriority="0" w:unhideWhenUsed="0"/>
-    <w:lsdException w:name="caption" w:uiPriority="0" w:qFormat="1"/>
-    <w:lsdException w:name="table of figures" w:semiHidden="0" w:uiPriority="0" w:unhideWhenUsed="0"/>
-    <w:lsdException w:name="envelope address" w:semiHidden="0" w:uiPriority="0" w:unhideWhenUsed="0"/>
-    <w:lsdException w:name="envelope return" w:semiHidden="0" w:uiPriority="0" w:unhideWhenUsed="0"/>
-    <w:lsdException w:name="footnote reference" w:semiHidden="0" w:uiPriority="0" w:unhideWhenUsed="0"/>
-    <w:lsdException w:name="annotation reference" w:semiHidden="0" w:uiPriority="0" w:unhideWhenUsed="0"/>
-    <w:lsdException w:name="line number" w:semiHidden="0" w:uiPriority="0" w:unhideWhenUsed="0"/>
-    <w:lsdException w:name="page number" w:semiHidden="0" w:uiPriority="0" w:unhideWhenUsed="0"/>
-    <w:lsdException w:name="endnote reference" w:semiHidden="0" w:uiPriority="0" w:unhideWhenUsed="0"/>
-    <w:lsdException w:name="endnote text" w:semiHidden="0" w:uiPriority="0" w:unhideWhenUsed="0"/>
-    <w:lsdException w:name="table of authorities" w:semiHidden="0" w:uiPriority="0" w:unhideWhenUsed="0"/>
-    <w:lsdException w:name="macro" w:semiHidden="0" w:uiPriority="0" w:unhideWhenUsed="0"/>
-    <w:lsdException w:name="toa heading" w:semiHidden="0" w:uiPriority="0" w:unhideWhenUsed="0"/>
-    <w:lsdException w:name="List" w:semiHidden="0" w:uiPriority="0" w:unhideWhenUsed="0"/>
-    <w:lsdException w:name="List Bullet" w:semiHidden="0" w:uiPriority="0" w:unhideWhenUsed="0"/>
-    <w:lsdException w:name="List Number" w:semiHidden="0" w:uiPriority="0" w:unhideWhenUsed="0"/>
-    <w:lsdException w:name="List 2" w:semiHidden="0" w:uiPriority="0" w:unhideWhenUsed="0"/>
-    <w:lsdException w:name="List 3" w:semiHidden="0" w:uiPriority="0" w:unhideWhenUsed="0"/>
-    <w:lsdException w:name="List 4" w:semiHidden="0" w:uiPriority="0" w:unhideWhenUsed="0"/>
-    <w:lsdException w:name="List 5" w:semiHidden="0" w:uiPriority="0" w:unhideWhenUsed="0"/>
-    <w:lsdException w:name="List Bullet 2" w:semiHidden="0" w:uiPriority="0" w:unhideWhenUsed="0"/>
-    <w:lsdException w:name="List Bullet 3" w:semiHidden="0" w:uiPriority="0" w:unhideWhenUsed="0"/>
-    <w:lsdException w:name="List Bullet 4" w:semiHidden="0" w:uiPriority="0" w:unhideWhenUsed="0"/>
-    <w:lsdException w:name="List Bullet 5" w:semiHidden="0" w:uiPriority="0" w:unhideWhenUsed="0"/>
-    <w:lsdException w:name="List Number 2" w:semiHidden="0" w:uiPriority="0" w:unhideWhenUsed="0"/>
-    <w:lsdException w:name="List Number 3" w:semiHidden="0" w:uiPriority="0" w:unhideWhenUsed="0"/>
-    <w:lsdException w:name="List Number 4" w:semiHidden="0" w:uiPriority="0" w:unhideWhenUsed="0"/>
-    <w:lsdException w:name="List Number 5" w:semiHidden="0" w:uiPriority="0" w:unhideWhenUsed="0"/>
-    <w:lsdException w:name="Title" w:semiHidden="0" w:uiPriority="0" w:unhideWhenUsed="0" w:qFormat="1"/>
-    <w:lsdException w:name="Closing" w:semiHidden="0" w:uiPriority="0" w:unhideWhenUsed="0"/>
-    <w:lsdException w:name="Signature" w:semiHidden="0" w:uiPriority="0" w:unhideWhenUsed="0"/>
-    <w:lsdException w:name="Default Paragraph Font" w:uiPriority="0" w:unhideWhenUsed="0" w:qFormat="1"/>
-    <w:lsdException w:name="Body Text" w:uiPriority="0" w:unhideWhenUsed="0" w:qFormat="1"/>
-    <w:lsdException w:name="Body Text Indent" w:semiHidden="0" w:uiPriority="0" w:unhideWhenUsed="0"/>
-    <w:lsdException w:name="List Continue" w:semiHidden="0" w:uiPriority="0" w:unhideWhenUsed="0"/>
-    <w:lsdException w:name="List Continue 2" w:semiHidden="0" w:uiPriority="0" w:unhideWhenUsed="0"/>
-    <w:lsdException w:name="List Continue 3" w:semiHidden="0" w:uiPriority="0" w:unhideWhenUsed="0"/>
-    <w:lsdException w:name="List Continue 4" w:semiHidden="0" w:uiPriority="0" w:unhideWhenUsed="0"/>
-    <w:lsdException w:name="List Continue 5" w:semiHidden="0" w:uiPriority="0" w:unhideWhenUsed="0"/>
-    <w:lsdException w:name="Message Header" w:semiHidden="0" w:uiPriority="0" w:unhideWhenUsed="0"/>
-    <w:lsdException w:name="Subtitle" w:semiHidden="0" w:uiPriority="0" w:unhideWhenUsed="0" w:qFormat="1"/>
-    <w:lsdException w:name="Salutation" w:semiHidden="0" w:uiPriority="0" w:unhideWhenUsed="0"/>
-    <w:lsdException w:name="Date" w:semiHidden="0" w:uiPriority="0" w:unhideWhenUsed="0"/>
-    <w:lsdException w:name="Body Text First Indent" w:semiHidden="0" w:uiPriority="0" w:unhideWhenUsed="0"/>
-    <w:lsdException w:name="Body Text First Indent 2" w:semiHidden="0" w:uiPriority="0" w:unhideWhenUsed="0"/>
-    <w:lsdException w:name="Body Text 2" w:semiHidden="0" w:uiPriority="0" w:unhideWhenUsed="0"/>
-    <w:lsdException w:name="Body Text 3" w:semiHidden="0" w:uiPriority="0" w:unhideWhenUsed="0"/>
-    <w:lsdException w:name="Body Text Indent 2" w:semiHidden="0" w:uiPriority="0" w:unhideWhenUsed="0"/>
-    <w:lsdException w:name="Body Text Indent 3" w:semiHidden="0" w:uiPriority="0" w:unhideWhenUsed="0"/>
-    <w:lsdException w:name="Block Text" w:semiHidden="0" w:uiPriority="0" w:unhideWhenUsed="0"/>
-    <w:lsdException w:name="Hyperlink" w:semiHidden="0" w:uiPriority="0" w:unhideWhenUsed="0"/>
-    <w:lsdException w:name="FollowedHyperlink" w:semiHidden="0" w:uiPriority="0" w:unhideWhenUsed="0"/>
-    <w:lsdException w:name="Strong" w:semiHidden="0" w:uiPriority="0" w:unhideWhenUsed="0" w:qFormat="1"/>
-    <w:lsdException w:name="Emphasis" w:semiHidden="0" w:uiPriority="0" w:unhideWhenUsed="0" w:qFormat="1"/>
-    <w:lsdException w:name="Document Map" w:semiHidden="0" w:uiPriority="0" w:unhideWhenUsed="0"/>
-    <w:lsdException w:name="Plain Text" w:semiHidden="0" w:uiPriority="0" w:unhideWhenUsed="0"/>
-    <w:lsdException w:name="E-mail Signature" w:semiHidden="0" w:uiPriority="0" w:unhideWhenUsed="0"/>
-    <w:lsdException w:name="Normal (Web)" w:semiHidden="0" w:uiPriority="0" w:unhideWhenUsed="0" w:qFormat="1"/>
-    <w:lsdException w:name="HTML Acronym" w:semiHidden="0" w:uiPriority="0" w:unhideWhenUsed="0"/>
-    <w:lsdException w:name="HTML Address" w:semiHidden="0" w:uiPriority="0" w:unhideWhenUsed="0"/>
-    <w:lsdException w:name="HTML Cite" w:semiHidden="0" w:uiPriority="0" w:unhideWhenUsed="0"/>
-    <w:lsdException w:name="HTML Code" w:semiHidden="0" w:uiPriority="0" w:unhideWhenUsed="0"/>
-    <w:lsdException w:name="HTML Definition" w:semiHidden="0" w:uiPriority="0" w:unhideWhenUsed="0"/>
-    <w:lsdException w:name="HTML Keyboard" w:semiHidden="0" w:uiPriority="0" w:unhideWhenUsed="0"/>
-    <w:lsdException w:name="HTML Preformatted" w:semiHidden="0" w:uiPriority="0" w:unhideWhenUsed="0"/>
-    <w:lsdException w:name="HTML Sample" w:semiHidden="0" w:uiPriority="0" w:unhideWhenUsed="0"/>
-    <w:lsdException w:name="HTML Typewriter" w:semiHidden="0" w:uiPriority="0" w:unhideWhenUsed="0"/>
-    <w:lsdException w:name="HTML Variable" w:semiHidden="0" w:uiPriority="0" w:unhideWhenUsed="0"/>
-    <w:lsdException w:name="Normal Table" w:uiPriority="0" w:unhideWhenUsed="0" w:qFormat="1"/>
-    <w:lsdException w:name="annotation subject" w:semiHidden="0" w:uiPriority="0" w:unhideWhenUsed="0"/>
-    <w:lsdException w:name="Table Simple 1" w:semiHidden="0" w:uiPriority="0" w:unhideWhenUsed="0"/>
-    <w:lsdException w:name="Table Simple 2" w:semiHidden="0" w:uiPriority="0" w:unhideWhenUsed="0"/>
-    <w:lsdException w:name="Table Simple 3" w:semiHidden="0" w:uiPriority="0" w:unhideWhenUsed="0"/>
-    <w:lsdException w:name="Table Classic 1" w:semiHidden="0" w:uiPriority="0" w:unhideWhenUsed="0"/>
-    <w:lsdException w:name="Table Classic 2" w:semiHidden="0" w:uiPriority="0" w:unhideWhenUsed="0"/>
-    <w:lsdException w:name="Table Classic 3" w:semiHidden="0" w:uiPriority="0" w:unhideWhenUsed="0"/>
-    <w:lsdException w:name="Table Classic 4" w:semiHidden="0" w:uiPriority="0" w:unhideWhenUsed="0"/>
-    <w:lsdException w:name="Table Colorful 1" w:semiHidden="0" w:uiPriority="0" w:unhideWhenUsed="0"/>
-    <w:lsdException w:name="Table Colorful 2" w:semiHidden="0" w:uiPriority="0" w:unhideWhenUsed="0"/>
-    <w:lsdException w:name="Table Colorful 3" w:semiHidden="0" w:uiPriority="0" w:unhideWhenUsed="0"/>
-    <w:lsdException w:name="Table Columns 1" w:semiHidden="0" w:uiPriority="0" w:unhideWhenUsed="0"/>
-    <w:lsdException w:name="Table Columns 2" w:semiHidden="0" w:uiPriority="0" w:unhideWhenUsed="0"/>
-    <w:lsdException w:name="Table Columns 3" w:semiHidden="0" w:uiPriority="0" w:unhideWhenUsed="0"/>
-    <w:lsdException w:name="Table Columns 4" w:semiHidden="0" w:uiPriority="0" w:unhideWhenUsed="0"/>
-    <w:lsdException w:name="Table Columns 5" w:semiHidden="0" w:uiPriority="0" w:unhideWhenUsed="0"/>
-    <w:lsdException w:name="Table Grid 1" w:semiHidden="0" w:uiPriority="0" w:unhideWhenUsed="0"/>
-    <w:lsdException w:name="Table Grid 2" w:semiHidden="0" w:uiPriority="0" w:unhideWhenUsed="0"/>
-    <w:lsdException w:name="Table Grid 3" w:semiHidden="0" w:uiPriority="0" w:unhideWhenUsed="0"/>
-    <w:lsdException w:name="Table Grid 4" w:semiHidden="0" w:uiPriority="0" w:unhideWhenUsed="0"/>
-    <w:lsdException w:name="Table Grid 5" w:semiHidden="0" w:uiPriority="0" w:unhideWhenUsed="0"/>
-    <w:lsdException w:name="Table Grid 6" w:semiHidden="0" w:uiPriority="0" w:unhideWhenUsed="0"/>
-    <w:lsdException w:name="Table Grid 7" w:semiHidden="0" w:uiPriority="0" w:unhideWhenUsed="0"/>
-    <w:lsdException w:name="Table Grid 8" w:semiHidden="0" w:uiPriority="0" w:unhideWhenUsed="0"/>
-    <w:lsdException w:name="Table List 1" w:semiHidden="0" w:uiPriority="0" w:unhideWhenUsed="0"/>
-    <w:lsdException w:name="Table List 2" w:semiHidden="0" w:uiPriority="0" w:unhideWhenUsed="0"/>
-    <w:lsdException w:name="Table List 3" w:semiHidden="0" w:uiPriority="0" w:unhideWhenUsed="0"/>
-    <w:lsdException w:name="Table List 4" w:semiHidden="0" w:uiPriority="0" w:unhideWhenUsed="0"/>
-    <w:lsdException w:name="Table List 5" w:semiHidden="0" w:uiPriority="0" w:unhideWhenUsed="0"/>
-    <w:lsdException w:name="Table List 6" w:semiHidden="0" w:uiPriority="0" w:unhideWhenUsed="0"/>
-    <w:lsdException w:name="Table List 7" w:semiHidden="0" w:uiPriority="0" w:unhideWhenUsed="0"/>
-    <w:lsdException w:name="Table List 8" w:semiHidden="0" w:uiPriority="0" w:unhideWhenUsed="0"/>
-    <w:lsdException w:name="Table 3D effects 1" w:semiHidden="0" w:uiPriority="0" w:unhideWhenUsed="0"/>
-    <w:lsdException w:name="Table 3D effects 2" w:semiHidden="0" w:uiPriority="0" w:unhideWhenUsed="0"/>
-    <w:lsdException w:name="Table 3D effects 3" w:semiHidden="0" w:uiPriority="0" w:unhideWhenUsed="0"/>
-    <w:lsdException w:name="Table Contemporary" w:semiHidden="0" w:uiPriority="0" w:unhideWhenUsed="0"/>
-    <w:lsdException w:name="Table Elegant" w:semiHidden="0" w:uiPriority="0" w:unhideWhenUsed="0"/>
-    <w:lsdException w:name="Table Professional" w:semiHidden="0" w:uiPriority="0" w:unhideWhenUsed="0"/>
-    <w:lsdException w:name="Table Subtle 1" w:semiHidden="0" w:uiPriority="0" w:unhideWhenUsed="0"/>
-    <w:lsdException w:name="Table Subtle 2" w:semiHidden="0" w:uiPriority="0" w:unhideWhenUsed="0"/>
-    <w:lsdException w:name="Table Web 1" w:semiHidden="0" w:uiPriority="0" w:unhideWhenUsed="0"/>
-    <w:lsdException w:name="Table Web 2" w:semiHidden="0" w:uiPriority="0" w:unhideWhenUsed="0"/>
-    <w:lsdException w:name="Table Web 3" w:semiHidden="0" w:uiPriority="0" w:unhideWhenUsed="0"/>
-    <w:lsdException w:name="Balloon Text" w:semiHidden="0" w:uiPriority="0" w:unhideWhenUsed="0"/>
-    <w:lsdException w:name="Table Grid" w:semiHidden="0" w:uiPriority="0" w:unhideWhenUsed="0" w:qFormat="1"/>
-    <w:lsdException w:name="Table Theme" w:semiHidden="0" w:uiPriority="0" w:unhideWhenUsed="0"/>
-    <w:lsdException w:name="Light Shading" w:semiHidden="0" w:uiPriority="60" w:unhideWhenUsed="0"/>
-    <w:lsdException w:name="Light List" w:semiHidden="0" w:uiPriority="61" w:unhideWhenUsed="0"/>
-    <w:lsdException w:name="Light Grid" w:semiHidden="0" w:uiPriority="62" w:unhideWhenUsed="0"/>
-    <w:lsdException w:name="Medium Shading 1" w:semiHidden="0" w:uiPriority="63" w:unhideWhenUsed="0"/>
-    <w:lsdException w:name="Medium Shading 2" w:semiHidden="0" w:uiPriority="64" w:unhideWhenUsed="0"/>
-    <w:lsdException w:name="Medium List 1" w:semiHidden="0" w:uiPriority="65" w:unhideWhenUsed="0"/>
-    <w:lsdException w:name="Medium List 2" w:semiHidden="0" w:uiPriority="66" w:unhideWhenUsed="0"/>
-    <w:lsdException w:name="Medium Grid 1" w:semiHidden="0" w:uiPriority="67" w:unhideWhenUsed="0"/>
-    <w:lsdException w:name="Medium Grid 2" w:semiHidden="0" w:uiPriority="68" w:unhideWhenUsed="0"/>
-    <w:lsdException w:name="Medium Grid 3" w:semiHidden="0" w:uiPriority="69" w:unhideWhenUsed="0"/>
-    <w:lsdException w:name="Dark List" w:semiHidden="0" w:uiPriority="70" w:unhideWhenUsed="0"/>
-    <w:lsdException w:name="Colorful Shading" w:semiHidden="0" w:uiPriority="71" w:unhideWhenUsed="0"/>
-    <w:lsdException w:name="Colorful List" w:semiHidden="0" w:uiPriority="72" w:unhideWhenUsed="0"/>
-    <w:lsdException w:name="Colorful Grid" w:semiHidden="0" w:uiPriority="73" w:unhideWhenUsed="0"/>
-    <w:lsdException w:name="Light Shading Accent 1" w:semiHidden="0" w:uiPriority="60" w:unhideWhenUsed="0"/>
-    <w:lsdException w:name="Light List Accent 1" w:semiHidden="0" w:uiPriority="61" w:unhideWhenUsed="0"/>
-    <w:lsdException w:name="Light Grid Accent 1" w:semiHidden="0" w:uiPriority="62" w:unhideWhenUsed="0"/>
-    <w:lsdException w:name="Medium Shading 1 Accent 1" w:semiHidden="0" w:uiPriority="63" w:unhideWhenUsed="0"/>
-    <w:lsdException w:name="Medium Shading 2 Accent 1" w:semiHidden="0" w:uiPriority="64" w:unhideWhenUsed="0"/>
-    <w:lsdException w:name="Medium List 1 Accent 1" w:semiHidden="0" w:uiPriority="65" w:unhideWhenUsed="0"/>
-    <w:lsdException w:name="Medium List 2 Accent 1" w:semiHidden="0" w:uiPriority="66" w:unhideWhenUsed="0"/>
-    <w:lsdException w:name="Medium Grid 1 Accent 1" w:semiHidden="0" w:uiPriority="67" w:unhideWhenUsed="0"/>
-    <w:lsdException w:name="Medium Grid 2 Accent 1" w:semiHidden="0" w:uiPriority="68" w:unhideWhenUsed="0"/>
-    <w:lsdException w:name="Medium Grid 3 Accent 1" w:semiHidden="0" w:uiPriority="69" w:unhideWhenUsed="0"/>
-    <w:lsdException w:name="Dark List Accent 1" w:semiHidden="0" w:uiPriority="70" w:unhideWhenUsed="0"/>
-    <w:lsdException w:name="Colorful Shading Accent 1" w:semiHidden="0" w:uiPriority="71" w:unhideWhenUsed="0"/>
-    <w:lsdException w:name="Colorful List Accent 1" w:semiHidden="0" w:uiPriority="72" w:unhideWhenUsed="0"/>
-    <w:lsdException w:name="Colorful Grid Accent 1" w:semiHidden="0" w:uiPriority="73" w:unhideWhenUsed="0"/>
-    <w:lsdException w:name="Light Shading Accent 2" w:semiHidden="0" w:uiPriority="60" w:unhideWhenUsed="0"/>
-    <w:lsdException w:name="Light List Accent 2" w:semiHidden="0" w:uiPriority="61" w:unhideWhenUsed="0"/>
-    <w:lsdException w:name="Light Grid Accent 2" w:semiHidden="0" w:uiPriority="62" w:unhideWhenUsed="0"/>
-    <w:lsdException w:name="Medium Shading 1 Accent 2" w:semiHidden="0" w:uiPriority="63" w:unhideWhenUsed="0"/>
-    <w:lsdException w:name="Medium Shading 2 Accent 2" w:semiHidden="0" w:uiPriority="64" w:unhideWhenUsed="0"/>
-    <w:lsdException w:name="Medium List 1 Accent 2" w:semiHidden="0" w:uiPriority="65" w:unhideWhenUsed="0"/>
-    <w:lsdException w:name="Medium List 2 Accent 2" w:semiHidden="0" w:uiPriority="66" w:unhideWhenUsed="0"/>
-    <w:lsdException w:name="Medium Grid 1 Accent 2" w:semiHidden="0" w:uiPriority="67" w:unhideWhenUsed="0"/>
-    <w:lsdException w:name="Medium Grid 2 Accent 2" w:semiHidden="0" w:uiPriority="68" w:unhideWhenUsed="0"/>
-    <w:lsdException w:name="Medium Grid 3 Accent 2" w:semiHidden="0" w:uiPriority="69" w:unhideWhenUsed="0"/>
-    <w:lsdException w:name="Dark List Accent 2" w:semiHidden="0" w:uiPriority="70" w:unhideWhenUsed="0"/>
-    <w:lsdException w:name="Colorful Shading Accent 2" w:semiHidden="0" w:uiPriority="71" w:unhideWhenUsed="0"/>
-    <w:lsdException w:name="Colorful List Accent 2" w:semiHidden="0" w:uiPriority="72" w:unhideWhenUsed="0"/>
-    <w:lsdException w:name="Colorful Grid Accent 2" w:semiHidden="0" w:uiPriority="73" w:unhideWhenUsed="0"/>
-    <w:lsdException w:name="Light Shading Accent 3" w:semiHidden="0" w:uiPriority="60" w:unhideWhenUsed="0"/>
-    <w:lsdException w:name="Light List Accent 3" w:semiHidden="0" w:uiPriority="61" w:unhideWhenUsed="0"/>
-    <w:lsdException w:name="Light Grid Accent 3" w:semiHidden="0" w:uiPriority="62" w:unhideWhenUsed="0"/>
-    <w:lsdException w:name="Medium Shading 1 Accent 3" w:semiHidden="0" w:uiPriority="63" w:unhideWhenUsed="0"/>
-    <w:lsdException w:name="Medium Shading 2 Accent 3" w:semiHidden="0" w:uiPriority="64" w:unhideWhenUsed="0"/>
-    <w:lsdException w:name="Medium List 1 Accent 3" w:semiHidden="0" w:uiPriority="65" w:unhideWhenUsed="0"/>
-    <w:lsdException w:name="Medium List 2 Accent 3" w:semiHidden="0" w:uiPriority="66" w:unhideWhenUsed="0"/>
-    <w:lsdException w:name="Medium Grid 1 Accent 3" w:semiHidden="0" w:uiPriority="67" w:unhideWhenUsed="0"/>
-    <w:lsdException w:name="Medium Grid 2 Accent 3" w:semiHidden="0" w:uiPriority="68" w:unhideWhenUsed="0"/>
-    <w:lsdException w:name="Medium Grid 3 Accent 3" w:semiHidden="0" w:uiPriority="69" w:unhideWhenUsed="0"/>
-    <w:lsdException w:name="Dark List Accent 3" w:semiHidden="0" w:uiPriority="70" w:unhideWhenUsed="0"/>
-    <w:lsdException w:name="Colorful Shading Accent 3" w:semiHidden="0" w:uiPriority="71" w:unhideWhenUsed="0"/>
-    <w:lsdException w:name="Colorful List Accent 3" w:semiHidden="0" w:uiPriority="72" w:unhideWhenUsed="0"/>
-    <w:lsdException w:name="Colorful Grid Accent 3" w:semiHidden="0" w:uiPriority="73" w:unhideWhenUsed="0"/>
-    <w:lsdException w:name="Light Shading Accent 4" w:semiHidden="0" w:uiPriority="60" w:unhideWhenUsed="0"/>
-    <w:lsdException w:name="Light List Accent 4" w:semiHidden="0" w:uiPriority="61" w:unhideWhenUsed="0"/>
-    <w:lsdException w:name="Light Grid Accent 4" w:semiHidden="0" w:uiPriority="62" w:unhideWhenUsed="0"/>
-    <w:lsdException w:name="Medium Shading 1 Accent 4" w:semiHidden="0" w:uiPriority="63" w:unhideWhenUsed="0"/>
-    <w:lsdException w:name="Medium Shading 2 Accent 4" w:semiHidden="0" w:uiPriority="64" w:unhideWhenUsed="0"/>
-    <w:lsdException w:name="Medium List 1 Accent 4" w:semiHidden="0" w:uiPriority="65" w:unhideWhenUsed="0"/>
-    <w:lsdException w:name="Medium List 2 Accent 4" w:semiHidden="0" w:uiPriority="66" w:unhideWhenUsed="0"/>
-    <w:lsdException w:name="Medium Grid 1 Accent 4" w:semiHidden="0" w:uiPriority="67" w:unhideWhenUsed="0"/>
-    <w:lsdException w:name="Medium Grid 2 Accent 4" w:semiHidden="0" w:uiPriority="68" w:unhideWhenUsed="0"/>
-    <w:lsdException w:name="Medium Grid 3 Accent 4" w:semiHidden="0" w:uiPriority="69" w:unhideWhenUsed="0"/>
-    <w:lsdException w:name="Dark List Accent 4" w:semiHidden="0" w:uiPriority="70" w:unhideWhenUsed="0"/>
-    <w:lsdException w:name="Colorful Shading Accent 4" w:semiHidden="0" w:uiPriority="71" w:unhideWhenUsed="0"/>
-    <w:lsdException w:name="Colorful List Accent 4" w:semiHidden="0" w:uiPriority="72" w:unhideWhenUsed="0"/>
-    <w:lsdException w:name="Colorful Grid Accent 4" w:semiHidden="0" w:uiPriority="73" w:unhideWhenUsed="0"/>
-    <w:lsdException w:name="Light Shading Accent 5" w:semiHidden="0" w:uiPriority="60" w:unhideWhenUsed="0"/>
-    <w:lsdException w:name="Light List Accent 5" w:semiHidden="0" w:uiPriority="61" w:unhideWhenUsed="0"/>
-    <w:lsdException w:name="Light Grid Accent 5" w:semiHidden="0" w:uiPriority="62" w:unhideWhenUsed="0"/>
-    <w:lsdException w:name="Medium Shading 1 Accent 5" w:semiHidden="0" w:uiPriority="63" w:unhideWhenUsed="0"/>
-    <w:lsdException w:name="Medium Shading 2 Accent 5" w:semiHidden="0" w:uiPriority="64" w:unhideWhenUsed="0"/>
-    <w:lsdException w:name="Medium List 1 Accent 5" w:semiHidden="0" w:uiPriority="65" w:unhideWhenUsed="0"/>
-    <w:lsdException w:name="Medium List 2 Accent 5" w:semiHidden="0" w:uiPriority="66" w:unhideWhenUsed="0"/>
-    <w:lsdException w:name="Medium Grid 1 Accent 5" w:semiHidden="0" w:uiPriority="67" w:unhideWhenUsed="0"/>
-    <w:lsdException w:name="Medium Grid 2 Accent 5" w:semiHidden="0" w:uiPriority="68" w:unhideWhenUsed="0"/>
-    <w:lsdException w:name="Medium Grid 3 Accent 5" w:semiHidden="0" w:uiPriority="69" w:unhideWhenUsed="0"/>
-    <w:lsdException w:name="Dark List Accent 5" w:semiHidden="0" w:uiPriority="70" w:unhideWhenUsed="0"/>
-    <w:lsdException w:name="Colorful Shading Accent 5" w:semiHidden="0" w:uiPriority="71" w:unhideWhenUsed="0"/>
-    <w:lsdException w:name="Colorful List Accent 5" w:semiHidden="0" w:uiPriority="72" w:unhideWhenUsed="0"/>
-    <w:lsdException w:name="Colorful Grid Accent 5" w:semiHidden="0" w:uiPriority="73" w:unhideWhenUsed="0"/>
-    <w:lsdException w:name="Light Shading Accent 6" w:semiHidden="0" w:uiPriority="60" w:unhideWhenUsed="0"/>
-    <w:lsdException w:name="Light List Accent 6" w:semiHidden="0" w:uiPriority="61" w:unhideWhenUsed="0"/>
-    <w:lsdException w:name="Light Grid Accent 6" w:semiHidden="0" w:uiPriority="62" w:unhideWhenUsed="0"/>
-    <w:lsdException w:name="Medium Shading 1 Accent 6" w:semiHidden="0" w:uiPriority="63" w:unhideWhenUsed="0"/>
-    <w:lsdException w:name="Medium Shading 2 Accent 6" w:semiHidden="0" w:uiPriority="64" w:unhideWhenUsed="0"/>
-    <w:lsdException w:name="Medium List 1 Accent 6" w:semiHidden="0" w:uiPriority="65" w:unhideWhenUsed="0"/>
-    <w:lsdException w:name="Medium List 2 Accent 6" w:semiHidden="0" w:uiPriority="66" w:unhideWhenUsed="0"/>
-    <w:lsdException w:name="Medium Grid 1 Accent 6" w:semiHidden="0" w:uiPriority="67" w:unhideWhenUsed="0"/>
-    <w:lsdException w:name="Medium Grid 2 Accent 6" w:semiHidden="0" w:uiPriority="68" w:unhideWhenUsed="0"/>
-    <w:lsdException w:name="Medium Grid 3 Accent 6" w:semiHidden="0" w:uiPriority="69" w:unhideWhenUsed="0"/>
-    <w:lsdException w:name="Dark List Accent 6" w:semiHidden="0" w:uiPriority="70" w:unhideWhenUsed="0"/>
-    <w:lsdException w:name="Colorful Shading Accent 6" w:semiHidden="0" w:uiPriority="71" w:unhideWhenUsed="0"/>
-    <w:lsdException w:name="Colorful List Accent 6" w:semiHidden="0" w:uiPriority="72" w:unhideWhenUsed="0"/>
-    <w:lsdException w:name="Colorful Grid Accent 6" w:semiHidden="0" w:uiPriority="73" w:unhideWhenUsed="0"/>
+  <w:latentStyles w:count="260" w:defQFormat="0" w:defUnhideWhenUsed="1" w:defSemiHidden="1" w:defUIPriority="99" w:defLockedState="0">
+    <w:lsdException w:qFormat="1" w:unhideWhenUsed="0" w:uiPriority="0" w:semiHidden="0" w:name="Normal"/>
+    <w:lsdException w:qFormat="1" w:unhideWhenUsed="0" w:uiPriority="0" w:semiHidden="0" w:name="heading 1"/>
+    <w:lsdException w:qFormat="1" w:uiPriority="0" w:semiHidden="0" w:name="heading 2"/>
+    <w:lsdException w:qFormat="1" w:uiPriority="0" w:name="heading 3"/>
+    <w:lsdException w:qFormat="1" w:uiPriority="0" w:semiHidden="0" w:name="heading 4"/>
+    <w:lsdException w:qFormat="1" w:uiPriority="0" w:name="heading 5"/>
+    <w:lsdException w:qFormat="1" w:uiPriority="0" w:name="heading 6"/>
+    <w:lsdException w:qFormat="1" w:uiPriority="0" w:name="heading 7"/>
+    <w:lsdException w:qFormat="1" w:uiPriority="0" w:name="heading 8"/>
+    <w:lsdException w:qFormat="1" w:uiPriority="0" w:name="heading 9"/>
+    <w:lsdException w:unhideWhenUsed="0" w:uiPriority="0" w:semiHidden="0" w:name="index 1"/>
+    <w:lsdException w:unhideWhenUsed="0" w:uiPriority="0" w:semiHidden="0" w:name="index 2"/>
+    <w:lsdException w:unhideWhenUsed="0" w:uiPriority="0" w:semiHidden="0" w:name="index 3"/>
+    <w:lsdException w:unhideWhenUsed="0" w:uiPriority="0" w:semiHidden="0" w:name="index 4"/>
+    <w:lsdException w:unhideWhenUsed="0" w:uiPriority="0" w:semiHidden="0" w:name="index 5"/>
+    <w:lsdException w:unhideWhenUsed="0" w:uiPriority="0" w:semiHidden="0" w:name="index 6"/>
+    <w:lsdException w:unhideWhenUsed="0" w:uiPriority="0" w:semiHidden="0" w:name="index 7"/>
+    <w:lsdException w:unhideWhenUsed="0" w:uiPriority="0" w:semiHidden="0" w:name="index 8"/>
+    <w:lsdException w:unhideWhenUsed="0" w:uiPriority="0" w:semiHidden="0" w:name="index 9"/>
+    <w:lsdException w:qFormat="1" w:unhideWhenUsed="0" w:uiPriority="0" w:semiHidden="0" w:name="toc 1"/>
+    <w:lsdException w:qFormat="1" w:unhideWhenUsed="0" w:uiPriority="0" w:semiHidden="0" w:name="toc 2"/>
+    <w:lsdException w:qFormat="1" w:unhideWhenUsed="0" w:uiPriority="0" w:semiHidden="0" w:name="toc 3"/>
+    <w:lsdException w:unhideWhenUsed="0" w:uiPriority="0" w:semiHidden="0" w:name="toc 4"/>
+    <w:lsdException w:unhideWhenUsed="0" w:uiPriority="0" w:semiHidden="0" w:name="toc 5"/>
+    <w:lsdException w:unhideWhenUsed="0" w:uiPriority="0" w:semiHidden="0" w:name="toc 6"/>
+    <w:lsdException w:unhideWhenUsed="0" w:uiPriority="0" w:semiHidden="0" w:name="toc 7"/>
+    <w:lsdException w:unhideWhenUsed="0" w:uiPriority="0" w:semiHidden="0" w:name="toc 8"/>
+    <w:lsdException w:unhideWhenUsed="0" w:uiPriority="0" w:semiHidden="0" w:name="toc 9"/>
+    <w:lsdException w:unhideWhenUsed="0" w:uiPriority="0" w:semiHidden="0" w:name="Normal Indent"/>
+    <w:lsdException w:unhideWhenUsed="0" w:uiPriority="0" w:semiHidden="0" w:name="footnote text"/>
+    <w:lsdException w:qFormat="1" w:unhideWhenUsed="0" w:uiPriority="0" w:semiHidden="0" w:name="annotation text"/>
+    <w:lsdException w:qFormat="1" w:unhideWhenUsed="0" w:uiPriority="0" w:semiHidden="0" w:name="header"/>
+    <w:lsdException w:qFormat="1" w:unhideWhenUsed="0" w:uiPriority="0" w:semiHidden="0" w:name="footer"/>
+    <w:lsdException w:unhideWhenUsed="0" w:uiPriority="0" w:semiHidden="0" w:name="index heading"/>
+    <w:lsdException w:qFormat="1" w:uiPriority="0" w:name="caption"/>
+    <w:lsdException w:unhideWhenUsed="0" w:uiPriority="0" w:semiHidden="0" w:name="table of figures"/>
+    <w:lsdException w:unhideWhenUsed="0" w:uiPriority="0" w:semiHidden="0" w:name="envelope address"/>
+    <w:lsdException w:unhideWhenUsed="0" w:uiPriority="0" w:semiHidden="0" w:name="envelope return"/>
+    <w:lsdException w:unhideWhenUsed="0" w:uiPriority="0" w:semiHidden="0" w:name="footnote reference"/>
+    <w:lsdException w:unhideWhenUsed="0" w:uiPriority="0" w:semiHidden="0" w:name="annotation reference"/>
+    <w:lsdException w:unhideWhenUsed="0" w:uiPriority="0" w:semiHidden="0" w:name="line number"/>
+    <w:lsdException w:unhideWhenUsed="0" w:uiPriority="0" w:semiHidden="0" w:name="page number"/>
+    <w:lsdException w:unhideWhenUsed="0" w:uiPriority="0" w:semiHidden="0" w:name="endnote reference"/>
+    <w:lsdException w:unhideWhenUsed="0" w:uiPriority="0" w:semiHidden="0" w:name="endnote text"/>
+    <w:lsdException w:unhideWhenUsed="0" w:uiPriority="0" w:semiHidden="0" w:name="table of authorities"/>
+    <w:lsdException w:unhideWhenUsed="0" w:uiPriority="0" w:semiHidden="0" w:name="macro"/>
+    <w:lsdException w:unhideWhenUsed="0" w:uiPriority="0" w:semiHidden="0" w:name="toa heading"/>
+    <w:lsdException w:unhideWhenUsed="0" w:uiPriority="0" w:semiHidden="0" w:name="List"/>
+    <w:lsdException w:unhideWhenUsed="0" w:uiPriority="0" w:semiHidden="0" w:name="List Bullet"/>
+    <w:lsdException w:unhideWhenUsed="0" w:uiPriority="0" w:semiHidden="0" w:name="List Number"/>
+    <w:lsdException w:unhideWhenUsed="0" w:uiPriority="0" w:semiHidden="0" w:name="List 2"/>
+    <w:lsdException w:unhideWhenUsed="0" w:uiPriority="0" w:semiHidden="0" w:name="List 3"/>
+    <w:lsdException w:unhideWhenUsed="0" w:uiPriority="0" w:semiHidden="0" w:name="List 4"/>
+    <w:lsdException w:unhideWhenUsed="0" w:uiPriority="0" w:semiHidden="0" w:name="List 5"/>
+    <w:lsdException w:unhideWhenUsed="0" w:uiPriority="0" w:semiHidden="0" w:name="List Bullet 2"/>
+    <w:lsdException w:unhideWhenUsed="0" w:uiPriority="0" w:semiHidden="0" w:name="List Bullet 3"/>
+    <w:lsdException w:unhideWhenUsed="0" w:uiPriority="0" w:semiHidden="0" w:name="List Bullet 4"/>
+    <w:lsdException w:unhideWhenUsed="0" w:uiPriority="0" w:semiHidden="0" w:name="List Bullet 5"/>
+    <w:lsdException w:unhideWhenUsed="0" w:uiPriority="0" w:semiHidden="0" w:name="List Number 2"/>
+    <w:lsdException w:unhideWhenUsed="0" w:uiPriority="0" w:semiHidden="0" w:name="List Number 3"/>
+    <w:lsdException w:unhideWhenUsed="0" w:uiPriority="0" w:semiHidden="0" w:name="List Number 4"/>
+    <w:lsdException w:unhideWhenUsed="0" w:uiPriority="0" w:semiHidden="0" w:name="List Number 5"/>
+    <w:lsdException w:qFormat="1" w:unhideWhenUsed="0" w:uiPriority="0" w:semiHidden="0" w:name="Title"/>
+    <w:lsdException w:unhideWhenUsed="0" w:uiPriority="0" w:semiHidden="0" w:name="Closing"/>
+    <w:lsdException w:unhideWhenUsed="0" w:uiPriority="0" w:semiHidden="0" w:name="Signature"/>
+    <w:lsdException w:qFormat="1" w:unhideWhenUsed="0" w:uiPriority="0" w:name="Default Paragraph Font"/>
+    <w:lsdException w:qFormat="1" w:unhideWhenUsed="0" w:uiPriority="0" w:name="Body Text"/>
+    <w:lsdException w:unhideWhenUsed="0" w:uiPriority="0" w:semiHidden="0" w:name="Body Text Indent"/>
+    <w:lsdException w:unhideWhenUsed="0" w:uiPriority="0" w:semiHidden="0" w:name="List Continue"/>
+    <w:lsdException w:unhideWhenUsed="0" w:uiPriority="0" w:semiHidden="0" w:name="List Continue 2"/>
+    <w:lsdException w:unhideWhenUsed="0" w:uiPriority="0" w:semiHidden="0" w:name="List Continue 3"/>
+    <w:lsdException w:unhideWhenUsed="0" w:uiPriority="0" w:semiHidden="0" w:name="List Continue 4"/>
+    <w:lsdException w:unhideWhenUsed="0" w:uiPriority="0" w:semiHidden="0" w:name="List Continue 5"/>
+    <w:lsdException w:unhideWhenUsed="0" w:uiPriority="0" w:semiHidden="0" w:name="Message Header"/>
+    <w:lsdException w:qFormat="1" w:unhideWhenUsed="0" w:uiPriority="0" w:semiHidden="0" w:name="Subtitle"/>
+    <w:lsdException w:unhideWhenUsed="0" w:uiPriority="0" w:semiHidden="0" w:name="Salutation"/>
+    <w:lsdException w:unhideWhenUsed="0" w:uiPriority="0" w:semiHidden="0" w:name="Date"/>
+    <w:lsdException w:unhideWhenUsed="0" w:uiPriority="0" w:semiHidden="0" w:name="Body Text First Indent"/>
+    <w:lsdException w:unhideWhenUsed="0" w:uiPriority="0" w:semiHidden="0" w:name="Body Text First Indent 2"/>
+    <w:lsdException w:uiPriority="99" w:name="Note Heading"/>
+    <w:lsdException w:unhideWhenUsed="0" w:uiPriority="0" w:semiHidden="0" w:name="Body Text 2"/>
+    <w:lsdException w:unhideWhenUsed="0" w:uiPriority="0" w:semiHidden="0" w:name="Body Text 3"/>
+    <w:lsdException w:unhideWhenUsed="0" w:uiPriority="0" w:semiHidden="0" w:name="Body Text Indent 2"/>
+    <w:lsdException w:unhideWhenUsed="0" w:uiPriority="0" w:semiHidden="0" w:name="Body Text Indent 3"/>
+    <w:lsdException w:unhideWhenUsed="0" w:uiPriority="0" w:semiHidden="0" w:name="Block Text"/>
+    <w:lsdException w:unhideWhenUsed="0" w:uiPriority="0" w:semiHidden="0" w:name="Hyperlink"/>
+    <w:lsdException w:unhideWhenUsed="0" w:uiPriority="0" w:semiHidden="0" w:name="FollowedHyperlink"/>
+    <w:lsdException w:qFormat="1" w:unhideWhenUsed="0" w:uiPriority="0" w:semiHidden="0" w:name="Strong"/>
+    <w:lsdException w:qFormat="1" w:unhideWhenUsed="0" w:uiPriority="0" w:semiHidden="0" w:name="Emphasis"/>
+    <w:lsdException w:unhideWhenUsed="0" w:uiPriority="0" w:semiHidden="0" w:name="Document Map"/>
+    <w:lsdException w:unhideWhenUsed="0" w:uiPriority="0" w:semiHidden="0" w:name="Plain Text"/>
+    <w:lsdException w:unhideWhenUsed="0" w:uiPriority="0" w:semiHidden="0" w:name="E-mail Signature"/>
+    <w:lsdException w:qFormat="1" w:unhideWhenUsed="0" w:uiPriority="0" w:semiHidden="0" w:name="Normal (Web)"/>
+    <w:lsdException w:unhideWhenUsed="0" w:uiPriority="0" w:semiHidden="0" w:name="HTML Acronym"/>
+    <w:lsdException w:unhideWhenUsed="0" w:uiPriority="0" w:semiHidden="0" w:name="HTML Address"/>
+    <w:lsdException w:unhideWhenUsed="0" w:uiPriority="0" w:semiHidden="0" w:name="HTML Cite"/>
+    <w:lsdException w:unhideWhenUsed="0" w:uiPriority="0" w:semiHidden="0" w:name="HTML Code"/>
+    <w:lsdException w:unhideWhenUsed="0" w:uiPriority="0" w:semiHidden="0" w:name="HTML Definition"/>
+    <w:lsdException w:unhideWhenUsed="0" w:uiPriority="0" w:semiHidden="0" w:name="HTML Keyboard"/>
+    <w:lsdException w:unhideWhenUsed="0" w:uiPriority="0" w:semiHidden="0" w:name="HTML Preformatted"/>
+    <w:lsdException w:unhideWhenUsed="0" w:uiPriority="0" w:semiHidden="0" w:name="HTML Sample"/>
+    <w:lsdException w:unhideWhenUsed="0" w:uiPriority="0" w:semiHidden="0" w:name="HTML Typewriter"/>
+    <w:lsdException w:unhideWhenUsed="0" w:uiPriority="0" w:semiHidden="0" w:name="HTML Variable"/>
+    <w:lsdException w:qFormat="1" w:unhideWhenUsed="0" w:uiPriority="0" w:name="Normal Table"/>
+    <w:lsdException w:unhideWhenUsed="0" w:uiPriority="0" w:semiHidden="0" w:name="annotation subject"/>
+    <w:lsdException w:unhideWhenUsed="0" w:uiPriority="0" w:semiHidden="0" w:name="Table Simple 1"/>
+    <w:lsdException w:unhideWhenUsed="0" w:uiPriority="0" w:semiHidden="0" w:name="Table Simple 2"/>
+    <w:lsdException w:unhideWhenUsed="0" w:uiPriority="0" w:semiHidden="0" w:name="Table Simple 3"/>
+    <w:lsdException w:unhideWhenUsed="0" w:uiPriority="0" w:semiHidden="0" w:name="Table Classic 1"/>
+    <w:lsdException w:unhideWhenUsed="0" w:uiPriority="0" w:semiHidden="0" w:name="Table Classic 2"/>
+    <w:lsdException w:unhideWhenUsed="0" w:uiPriority="0" w:semiHidden="0" w:name="Table Classic 3"/>
+    <w:lsdException w:unhideWhenUsed="0" w:uiPriority="0" w:semiHidden="0" w:name="Table Classic 4"/>
+    <w:lsdException w:unhideWhenUsed="0" w:uiPriority="0" w:semiHidden="0" w:name="Table Colorful 1"/>
+    <w:lsdException w:unhideWhenUsed="0" w:uiPriority="0" w:semiHidden="0" w:name="Table Colorful 2"/>
+    <w:lsdException w:unhideWhenUsed="0" w:uiPriority="0" w:semiHidden="0" w:name="Table Colorful 3"/>
+    <w:lsdException w:unhideWhenUsed="0" w:uiPriority="0" w:semiHidden="0" w:name="Table Columns 1"/>
+    <w:lsdException w:unhideWhenUsed="0" w:uiPriority="0" w:semiHidden="0" w:name="Table Columns 2"/>
+    <w:lsdException w:unhideWhenUsed="0" w:uiPriority="0" w:semiHidden="0" w:name="Table Columns 3"/>
+    <w:lsdException w:unhideWhenUsed="0" w:uiPriority="0" w:semiHidden="0" w:name="Table Columns 4"/>
+    <w:lsdException w:unhideWhenUsed="0" w:uiPriority="0" w:semiHidden="0" w:name="Table Columns 5"/>
+    <w:lsdException w:unhideWhenUsed="0" w:uiPriority="0" w:semiHidden="0" w:name="Table Grid 1"/>
+    <w:lsdException w:unhideWhenUsed="0" w:uiPriority="0" w:semiHidden="0" w:name="Table Grid 2"/>
+    <w:lsdException w:unhideWhenUsed="0" w:uiPriority="0" w:semiHidden="0" w:name="Table Grid 3"/>
+    <w:lsdException w:unhideWhenUsed="0" w:uiPriority="0" w:semiHidden="0" w:name="Table Grid 4"/>
+    <w:lsdException w:unhideWhenUsed="0" w:uiPriority="0" w:semiHidden="0" w:name="Table Grid 5"/>
+    <w:lsdException w:unhideWhenUsed="0" w:uiPriority="0" w:semiHidden="0" w:name="Table Grid 6"/>
+    <w:lsdException w:unhideWhenUsed="0" w:uiPriority="0" w:semiHidden="0" w:name="Table Grid 7"/>
+    <w:lsdException w:unhideWhenUsed="0" w:uiPriority="0" w:semiHidden="0" w:name="Table Grid 8"/>
+    <w:lsdException w:unhideWhenUsed="0" w:uiPriority="0" w:semiHidden="0" w:name="Table List 1"/>
+    <w:lsdException w:unhideWhenUsed="0" w:uiPriority="0" w:semiHidden="0" w:name="Table List 2"/>
+    <w:lsdException w:unhideWhenUsed="0" w:uiPriority="0" w:semiHidden="0" w:name="Table List 3"/>
+    <w:lsdException w:unhideWhenUsed="0" w:uiPriority="0" w:semiHidden="0" w:name="Table List 4"/>
+    <w:lsdException w:unhideWhenUsed="0" w:uiPriority="0" w:semiHidden="0" w:name="Table List 5"/>
+    <w:lsdException w:unhideWhenUsed="0" w:uiPriority="0" w:semiHidden="0" w:name="Table List 6"/>
+    <w:lsdException w:unhideWhenUsed="0" w:uiPriority="0" w:semiHidden="0" w:name="Table List 7"/>
+    <w:lsdException w:unhideWhenUsed="0" w:uiPriority="0" w:semiHidden="0" w:name="Table List 8"/>
+    <w:lsdException w:unhideWhenUsed="0" w:uiPriority="0" w:semiHidden="0" w:name="Table 3D effects 1"/>
+    <w:lsdException w:unhideWhenUsed="0" w:uiPriority="0" w:semiHidden="0" w:name="Table 3D effects 2"/>
+    <w:lsdException w:unhideWhenUsed="0" w:uiPriority="0" w:semiHidden="0" w:name="Table 3D effects 3"/>
+    <w:lsdException w:unhideWhenUsed="0" w:uiPriority="0" w:semiHidden="0" w:name="Table Contemporary"/>
+    <w:lsdException w:unhideWhenUsed="0" w:uiPriority="0" w:semiHidden="0" w:name="Table Elegant"/>
+    <w:lsdException w:unhideWhenUsed="0" w:uiPriority="0" w:semiHidden="0" w:name="Table Professional"/>
+    <w:lsdException w:unhideWhenUsed="0" w:uiPriority="0" w:semiHidden="0" w:name="Table Subtle 1"/>
+    <w:lsdException w:unhideWhenUsed="0" w:uiPriority="0" w:semiHidden="0" w:name="Table Subtle 2"/>
+    <w:lsdException w:unhideWhenUsed="0" w:uiPriority="0" w:semiHidden="0" w:name="Table Web 1"/>
+    <w:lsdException w:unhideWhenUsed="0" w:uiPriority="0" w:semiHidden="0" w:name="Table Web 2"/>
+    <w:lsdException w:unhideWhenUsed="0" w:uiPriority="0" w:semiHidden="0" w:name="Table Web 3"/>
+    <w:lsdException w:unhideWhenUsed="0" w:uiPriority="0" w:semiHidden="0" w:name="Balloon Text"/>
+    <w:lsdException w:qFormat="1" w:unhideWhenUsed="0" w:uiPriority="0" w:semiHidden="0" w:name="Table Grid"/>
+    <w:lsdException w:unhideWhenUsed="0" w:uiPriority="0" w:semiHidden="0" w:name="Table Theme"/>
+    <w:lsdException w:unhideWhenUsed="0" w:uiPriority="60" w:semiHidden="0" w:name="Light Shading"/>
+    <w:lsdException w:unhideWhenUsed="0" w:uiPriority="61" w:semiHidden="0" w:name="Light List"/>
+    <w:lsdException w:unhideWhenUsed="0" w:uiPriority="62" w:semiHidden="0" w:name="Light Grid"/>
+    <w:lsdException w:unhideWhenUsed="0" w:uiPriority="63" w:semiHidden="0" w:name="Medium Shading 1"/>
+    <w:lsdException w:unhideWhenUsed="0" w:uiPriority="64" w:semiHidden="0" w:name="Medium Shading 2"/>
+    <w:lsdException w:unhideWhenUsed="0" w:uiPriority="65" w:semiHidden="0" w:name="Medium List 1"/>
+    <w:lsdException w:unhideWhenUsed="0" w:uiPriority="66" w:semiHidden="0" w:name="Medium List 2"/>
+    <w:lsdException w:unhideWhenUsed="0" w:uiPriority="67" w:semiHidden="0" w:name="Medium Grid 1"/>
+    <w:lsdException w:unhideWhenUsed="0" w:uiPriority="68" w:semiHidden="0" w:name="Medium Grid 2"/>
+    <w:lsdException w:unhideWhenUsed="0" w:uiPriority="69" w:semiHidden="0" w:name="Medium Grid 3"/>
+    <w:lsdException w:unhideWhenUsed="0" w:uiPriority="70" w:semiHidden="0" w:name="Dark List"/>
+    <w:lsdException w:unhideWhenUsed="0" w:uiPriority="71" w:semiHidden="0" w:name="Colorful Shading"/>
+    <w:lsdException w:unhideWhenUsed="0" w:uiPriority="72" w:semiHidden="0" w:name="Colorful List"/>
+    <w:lsdException w:unhideWhenUsed="0" w:uiPriority="73" w:semiHidden="0" w:name="Colorful Grid"/>
+    <w:lsdException w:unhideWhenUsed="0" w:uiPriority="60" w:semiHidden="0" w:name="Light Shading Accent 1"/>
+    <w:lsdException w:unhideWhenUsed="0" w:uiPriority="61" w:semiHidden="0" w:name="Light List Accent 1"/>
+    <w:lsdException w:unhideWhenUsed="0" w:uiPriority="62" w:semiHidden="0" w:name="Light Grid Accent 1"/>
+    <w:lsdException w:unhideWhenUsed="0" w:uiPriority="63" w:semiHidden="0" w:name="Medium Shading 1 Accent 1"/>
+    <w:lsdException w:unhideWhenUsed="0" w:uiPriority="64" w:semiHidden="0" w:name="Medium Shading 2 Accent 1"/>
+    <w:lsdException w:unhideWhenUsed="0" w:uiPriority="65" w:semiHidden="0" w:name="Medium List 1 Accent 1"/>
+    <w:lsdException w:unhideWhenUsed="0" w:uiPriority="66" w:semiHidden="0" w:name="Medium List 2 Accent 1"/>
+    <w:lsdException w:unhideWhenUsed="0" w:uiPriority="67" w:semiHidden="0" w:name="Medium Grid 1 Accent 1"/>
+    <w:lsdException w:unhideWhenUsed="0" w:uiPriority="68" w:semiHidden="0" w:name="Medium Grid 2 Accent 1"/>
+    <w:lsdException w:unhideWhenUsed="0" w:uiPriority="69" w:semiHidden="0" w:name="Medium Grid 3 Accent 1"/>
+    <w:lsdException w:unhideWhenUsed="0" w:uiPriority="70" w:semiHidden="0" w:name="Dark List Accent 1"/>
+    <w:lsdException w:unhideWhenUsed="0" w:uiPriority="71" w:semiHidden="0" w:name="Colorful Shading Accent 1"/>
+    <w:lsdException w:unhideWhenUsed="0" w:uiPriority="72" w:semiHidden="0" w:name="Colorful List Accent 1"/>
+    <w:lsdException w:unhideWhenUsed="0" w:uiPriority="73" w:semiHidden="0" w:name="Colorful Grid Accent 1"/>
+    <w:lsdException w:unhideWhenUsed="0" w:uiPriority="60" w:semiHidden="0" w:name="Light Shading Accent 2"/>
+    <w:lsdException w:unhideWhenUsed="0" w:uiPriority="61" w:semiHidden="0" w:name="Light List Accent 2"/>
+    <w:lsdException w:unhideWhenUsed="0" w:uiPriority="62" w:semiHidden="0" w:name="Light Grid Accent 2"/>
+    <w:lsdException w:unhideWhenUsed="0" w:uiPriority="63" w:semiHidden="0" w:name="Medium Shading 1 Accent 2"/>
+    <w:lsdException w:unhideWhenUsed="0" w:uiPriority="64" w:semiHidden="0" w:name="Medium Shading 2 Accent 2"/>
+    <w:lsdException w:unhideWhenUsed="0" w:uiPriority="65" w:semiHidden="0" w:name="Medium List 1 Accent 2"/>
+    <w:lsdException w:unhideWhenUsed="0" w:uiPriority="66" w:semiHidden="0" w:name="Medium List 2 Accent 2"/>
+    <w:lsdException w:unhideWhenUsed="0" w:uiPriority="67" w:semiHidden="0" w:name="Medium Grid 1 Accent 2"/>
+    <w:lsdException w:unhideWhenUsed="0" w:uiPriority="68" w:semiHidden="0" w:name="Medium Grid 2 Accent 2"/>
+    <w:lsdException w:unhideWhenUsed="0" w:uiPriority="69" w:semiHidden="0" w:name="Medium Grid 3 Accent 2"/>
+    <w:lsdException w:unhideWhenUsed="0" w:uiPriority="70" w:semiHidden="0" w:name="Dark List Accent 2"/>
+    <w:lsdException w:unhideWhenUsed="0" w:uiPriority="71" w:semiHidden="0" w:name="Colorful Shading Accent 2"/>
+    <w:lsdException w:unhideWhenUsed="0" w:uiPriority="72" w:semiHidden="0" w:name="Colorful List Accent 2"/>
+    <w:lsdException w:unhideWhenUsed="0" w:uiPriority="73" w:semiHidden="0" w:name="Colorful Grid Accent 2"/>
+    <w:lsdException w:unhideWhenUsed="0" w:uiPriority="60" w:semiHidden="0" w:name="Light Shading Accent 3"/>
+    <w:lsdException w:unhideWhenUsed="0" w:uiPriority="61" w:semiHidden="0" w:name="Light List Accent 3"/>
+    <w:lsdException w:unhideWhenUsed="0" w:uiPriority="62" w:semiHidden="0" w:name="Light Grid Accent 3"/>
+    <w:lsdException w:unhideWhenUsed="0" w:uiPriority="63" w:semiHidden="0" w:name="Medium Shading 1 Accent 3"/>
+    <w:lsdException w:unhideWhenUsed="0" w:uiPriority="64" w:semiHidden="0" w:name="Medium Shading 2 Accent 3"/>
+    <w:lsdException w:unhideWhenUsed="0" w:uiPriority="65" w:semiHidden="0" w:name="Medium List 1 Accent 3"/>
+    <w:lsdException w:unhideWhenUsed="0" w:uiPriority="66" w:semiHidden="0" w:name="Medium List 2 Accent 3"/>
+    <w:lsdException w:unhideWhenUsed="0" w:uiPriority="67" w:semiHidden="0" w:name="Medium Grid 1 Accent 3"/>
+    <w:lsdException w:unhideWhenUsed="0" w:uiPriority="68" w:semiHidden="0" w:name="Medium Grid 2 Accent 3"/>
+    <w:lsdException w:unhideWhenUsed="0" w:uiPriority="69" w:semiHidden="0" w:name="Medium Grid 3 Accent 3"/>
+    <w:lsdException w:unhideWhenUsed="0" w:uiPriority="70" w:semiHidden="0" w:name="Dark List Accent 3"/>
+    <w:lsdException w:unhideWhenUsed="0" w:uiPriority="71" w:semiHidden="0" w:name="Colorful Shading Accent 3"/>
+    <w:lsdException w:unhideWhenUsed="0" w:uiPriority="72" w:semiHidden="0" w:name="Colorful List Accent 3"/>
+    <w:lsdException w:unhideWhenUsed="0" w:uiPriority="73" w:semiHidden="0" w:name="Colorful Grid Accent 3"/>
+    <w:lsdException w:unhideWhenUsed="0" w:uiPriority="60" w:semiHidden="0" w:name="Light Shading Accent 4"/>
+    <w:lsdException w:unhideWhenUsed="0" w:uiPriority="61" w:semiHidden="0" w:name="Light List Accent 4"/>
+    <w:lsdException w:unhideWhenUsed="0" w:uiPriority="62" w:semiHidden="0" w:name="Light Grid Accent 4"/>
+    <w:lsdException w:unhideWhenUsed="0" w:uiPriority="63" w:semiHidden="0" w:name="Medium Shading 1 Accent 4"/>
+    <w:lsdException w:unhideWhenUsed="0" w:uiPriority="64" w:semiHidden="0" w:name="Medium Shading 2 Accent 4"/>
+    <w:lsdException w:unhideWhenUsed="0" w:uiPriority="65" w:semiHidden="0" w:name="Medium List 1 Accent 4"/>
+    <w:lsdException w:unhideWhenUsed="0" w:uiPriority="66" w:semiHidden="0" w:name="Medium List 2 Accent 4"/>
+    <w:lsdException w:unhideWhenUsed="0" w:uiPriority="67" w:semiHidden="0" w:name="Medium Grid 1 Accent 4"/>
+    <w:lsdException w:unhideWhenUsed="0" w:uiPriority="68" w:semiHidden="0" w:name="Medium Grid 2 Accent 4"/>
+    <w:lsdException w:unhideWhenUsed="0" w:uiPriority="69" w:semiHidden="0" w:name="Medium Grid 3 Accent 4"/>
+    <w:lsdException w:unhideWhenUsed="0" w:uiPriority="70" w:semiHidden="0" w:name="Dark List Accent 4"/>
+    <w:lsdException w:unhideWhenUsed="0" w:uiPriority="71" w:semiHidden="0" w:name="Colorful Shading Accent 4"/>
+    <w:lsdException w:unhideWhenUsed="0" w:uiPriority="72" w:semiHidden="0" w:name="Colorful List Accent 4"/>
+    <w:lsdException w:unhideWhenUsed="0" w:uiPriority="73" w:semiHidden="0" w:name="Colorful Grid Accent 4"/>
+    <w:lsdException w:unhideWhenUsed="0" w:uiPriority="60" w:semiHidden="0" w:name="Light Shading Accent 5"/>
+    <w:lsdException w:unhideWhenUsed="0" w:uiPriority="61" w:semiHidden="0" w:name="Light List Accent 5"/>
+    <w:lsdException w:unhideWhenUsed="0" w:uiPriority="62" w:semiHidden="0" w:name="Light Grid Accent 5"/>
+    <w:lsdException w:unhideWhenUsed="0" w:uiPriority="63" w:semiHidden="0" w:name="Medium Shading 1 Accent 5"/>
+    <w:lsdException w:unhideWhenUsed="0" w:uiPriority="64" w:semiHidden="0" w:name="Medium Shading 2 Accent 5"/>
+    <w:lsdException w:unhideWhenUsed="0" w:uiPriority="65" w:semiHidden="0" w:name="Medium List 1 Accent 5"/>
+    <w:lsdException w:unhideWhenUsed="0" w:uiPriority="66" w:semiHidden="0" w:name="Medium List 2 Accent 5"/>
+    <w:lsdException w:unhideWhenUsed="0" w:uiPriority="67" w:semiHidden="0" w:name="Medium Grid 1 Accent 5"/>
+    <w:lsdException w:unhideWhenUsed="0" w:uiPriority="68" w:semiHidden="0" w:name="Medium Grid 2 Accent 5"/>
+    <w:lsdException w:unhideWhenUsed="0" w:uiPriority="69" w:semiHidden="0" w:name="Medium Grid 3 Accent 5"/>
+    <w:lsdException w:unhideWhenUsed="0" w:uiPriority="70" w:semiHidden="0" w:name="Dark List Accent 5"/>
+    <w:lsdException w:unhideWhenUsed="0" w:uiPriority="71" w:semiHidden="0" w:name="Colorful Shading Accent 5"/>
+    <w:lsdException w:unhideWhenUsed="0" w:uiPriority="72" w:semiHidden="0" w:name="Colorful List Accent 5"/>
+    <w:lsdException w:unhideWhenUsed="0" w:uiPriority="73" w:semiHidden="0" w:name="Colorful Grid Accent 5"/>
+    <w:lsdException w:unhideWhenUsed="0" w:uiPriority="60" w:semiHidden="0" w:name="Light Shading Accent 6"/>
+    <w:lsdException w:unhideWhenUsed="0" w:uiPriority="61" w:semiHidden="0" w:name="Light List Accent 6"/>
+    <w:lsdException w:unhideWhenUsed="0" w:uiPriority="62" w:semiHidden="0" w:name="Light Grid Accent 6"/>
+    <w:lsdException w:unhideWhenUsed="0" w:uiPriority="63" w:semiHidden="0" w:name="Medium Shading 1 Accent 6"/>
+    <w:lsdException w:unhideWhenUsed="0" w:uiPriority="64" w:semiHidden="0" w:name="Medium Shading 2 Accent 6"/>
+    <w:lsdException w:unhideWhenUsed="0" w:uiPriority="65" w:semiHidden="0" w:name="Medium List 1 Accent 6"/>
+    <w:lsdException w:unhideWhenUsed="0" w:uiPriority="66" w:semiHidden="0" w:name="Medium List 2 Accent 6"/>
+    <w:lsdException w:unhideWhenUsed="0" w:uiPriority="67" w:semiHidden="0" w:name="Medium Grid 1 Accent 6"/>
+    <w:lsdException w:unhideWhenUsed="0" w:uiPriority="68" w:semiHidden="0" w:name="Medium Grid 2 Accent 6"/>
+    <w:lsdException w:unhideWhenUsed="0" w:uiPriority="69" w:semiHidden="0" w:name="Medium Grid 3 Accent 6"/>
+    <w:lsdException w:unhideWhenUsed="0" w:uiPriority="70" w:semiHidden="0" w:name="Dark List Accent 6"/>
+    <w:lsdException w:unhideWhenUsed="0" w:uiPriority="71" w:semiHidden="0" w:name="Colorful Shading Accent 6"/>
+    <w:lsdException w:unhideWhenUsed="0" w:uiPriority="72" w:semiHidden="0" w:name="Colorful List Accent 6"/>
+    <w:lsdException w:unhideWhenUsed="0" w:uiPriority="73" w:semiHidden="0" w:name="Colorful Grid Accent 6"/>
   </w:latentStyles>
-  <w:style w:type="paragraph" w:default="1" w:styleId="Normal">
+  <w:style w:type="paragraph" w:default="1" w:styleId="1">
     <w:name w:val="Normal"/>
     <w:qFormat/>
+    <w:uiPriority w:val="0"/>
     <w:pPr>
       <w:kinsoku w:val="0"/>
       <w:autoSpaceDE w:val="0"/>
@@ -6294,7 +6139,7 @@
       <w:textAlignment w:val="baseline"/>
     </w:pPr>
     <w:rPr>
-      <w:rFonts w:ascii="Arial" w:eastAsia="宋体" w:hAnsi="Arial" w:cs="Arial"/>
+      <w:rFonts w:ascii="Arial" w:hAnsi="Arial" w:eastAsia="宋体" w:cs="Arial"/>
       <w:snapToGrid w:val="0"/>
       <w:color w:val="000000"/>
       <w:kern w:val="0"/>
@@ -6303,11 +6148,12 @@
       <w:lang w:val="en-US" w:eastAsia="en-US" w:bidi="ar-SA"/>
     </w:rPr>
   </w:style>
-  <w:style w:type="paragraph" w:styleId="Heading1">
+  <w:style w:type="paragraph" w:styleId="2">
     <w:name w:val="heading 1"/>
-    <w:basedOn w:val="Normal"/>
-    <w:next w:val="Normal"/>
+    <w:basedOn w:val="1"/>
+    <w:next w:val="1"/>
     <w:qFormat/>
+    <w:uiPriority w:val="0"/>
     <w:pPr>
       <w:keepNext/>
       <w:keepLines/>
@@ -6325,12 +6171,13 @@
       <w:sz w:val="44"/>
     </w:rPr>
   </w:style>
-  <w:style w:type="paragraph" w:styleId="Heading2">
+  <w:style w:type="paragraph" w:styleId="3">
     <w:name w:val="heading 2"/>
-    <w:basedOn w:val="Normal"/>
-    <w:next w:val="Normal"/>
+    <w:basedOn w:val="1"/>
+    <w:next w:val="1"/>
     <w:unhideWhenUsed/>
     <w:qFormat/>
+    <w:uiPriority w:val="0"/>
     <w:pPr>
       <w:keepNext/>
       <w:keepLines/>
@@ -6343,18 +6190,19 @@
       <w:outlineLvl w:val="1"/>
     </w:pPr>
     <w:rPr>
-      <w:rFonts w:ascii="Arial" w:eastAsia="黑体" w:hAnsi="Arial"/>
+      <w:rFonts w:ascii="Arial" w:hAnsi="Arial" w:eastAsia="黑体"/>
       <w:b/>
       <w:sz w:val="32"/>
     </w:rPr>
   </w:style>
-  <w:style w:type="paragraph" w:styleId="Heading3">
+  <w:style w:type="paragraph" w:styleId="4">
     <w:name w:val="heading 3"/>
-    <w:basedOn w:val="Normal"/>
-    <w:next w:val="Normal"/>
+    <w:basedOn w:val="1"/>
+    <w:next w:val="1"/>
     <w:semiHidden/>
     <w:unhideWhenUsed/>
     <w:qFormat/>
+    <w:uiPriority w:val="0"/>
     <w:pPr>
       <w:keepNext/>
       <w:keepLines/>
@@ -6371,12 +6219,13 @@
       <w:sz w:val="32"/>
     </w:rPr>
   </w:style>
-  <w:style w:type="paragraph" w:styleId="Heading4">
+  <w:style w:type="paragraph" w:styleId="5">
     <w:name w:val="heading 4"/>
-    <w:basedOn w:val="Normal"/>
-    <w:next w:val="Normal"/>
+    <w:basedOn w:val="1"/>
+    <w:next w:val="1"/>
     <w:unhideWhenUsed/>
     <w:qFormat/>
+    <w:uiPriority w:val="0"/>
     <w:pPr>
       <w:keepNext/>
       <w:keepLines/>
@@ -6389,18 +6238,19 @@
       <w:outlineLvl w:val="3"/>
     </w:pPr>
     <w:rPr>
-      <w:rFonts w:ascii="Arial" w:eastAsia="黑体" w:hAnsi="Arial"/>
+      <w:rFonts w:ascii="Arial" w:hAnsi="Arial" w:eastAsia="黑体"/>
       <w:b/>
       <w:sz w:val="28"/>
     </w:rPr>
   </w:style>
-  <w:style w:type="paragraph" w:styleId="Heading5">
+  <w:style w:type="paragraph" w:styleId="6">
     <w:name w:val="heading 5"/>
-    <w:basedOn w:val="Normal"/>
-    <w:next w:val="Normal"/>
+    <w:basedOn w:val="1"/>
+    <w:next w:val="1"/>
     <w:semiHidden/>
     <w:unhideWhenUsed/>
     <w:qFormat/>
+    <w:uiPriority w:val="0"/>
     <w:pPr>
       <w:keepNext/>
       <w:keepLines/>
@@ -6417,13 +6267,14 @@
       <w:sz w:val="28"/>
     </w:rPr>
   </w:style>
-  <w:style w:type="paragraph" w:styleId="Heading6">
+  <w:style w:type="paragraph" w:styleId="7">
     <w:name w:val="heading 6"/>
-    <w:basedOn w:val="Normal"/>
-    <w:next w:val="Normal"/>
+    <w:basedOn w:val="1"/>
+    <w:next w:val="1"/>
     <w:semiHidden/>
     <w:unhideWhenUsed/>
     <w:qFormat/>
+    <w:uiPriority w:val="0"/>
     <w:pPr>
       <w:keepNext/>
       <w:keepLines/>
@@ -6436,18 +6287,19 @@
       <w:outlineLvl w:val="5"/>
     </w:pPr>
     <w:rPr>
-      <w:rFonts w:ascii="Arial" w:eastAsia="黑体" w:hAnsi="Arial"/>
+      <w:rFonts w:ascii="Arial" w:hAnsi="Arial" w:eastAsia="黑体"/>
       <w:b/>
       <w:sz w:val="24"/>
     </w:rPr>
   </w:style>
-  <w:style w:type="paragraph" w:styleId="Heading7">
+  <w:style w:type="paragraph" w:styleId="8">
     <w:name w:val="heading 7"/>
-    <w:basedOn w:val="Normal"/>
-    <w:next w:val="Normal"/>
+    <w:basedOn w:val="1"/>
+    <w:next w:val="1"/>
     <w:semiHidden/>
     <w:unhideWhenUsed/>
     <w:qFormat/>
+    <w:uiPriority w:val="0"/>
     <w:pPr>
       <w:keepNext/>
       <w:keepLines/>
@@ -6464,13 +6316,14 @@
       <w:sz w:val="24"/>
     </w:rPr>
   </w:style>
-  <w:style w:type="paragraph" w:styleId="Heading8">
+  <w:style w:type="paragraph" w:styleId="9">
     <w:name w:val="heading 8"/>
-    <w:basedOn w:val="Normal"/>
-    <w:next w:val="Normal"/>
+    <w:basedOn w:val="1"/>
+    <w:next w:val="1"/>
     <w:semiHidden/>
     <w:unhideWhenUsed/>
     <w:qFormat/>
+    <w:uiPriority w:val="0"/>
     <w:pPr>
       <w:keepNext/>
       <w:keepLines/>
@@ -6483,17 +6336,18 @@
       <w:outlineLvl w:val="7"/>
     </w:pPr>
     <w:rPr>
-      <w:rFonts w:ascii="Arial" w:eastAsia="黑体" w:hAnsi="Arial"/>
+      <w:rFonts w:ascii="Arial" w:hAnsi="Arial" w:eastAsia="黑体"/>
       <w:sz w:val="24"/>
     </w:rPr>
   </w:style>
-  <w:style w:type="paragraph" w:styleId="Heading9">
+  <w:style w:type="paragraph" w:styleId="10">
     <w:name w:val="heading 9"/>
-    <w:basedOn w:val="Normal"/>
-    <w:next w:val="Normal"/>
+    <w:basedOn w:val="1"/>
+    <w:next w:val="1"/>
     <w:semiHidden/>
     <w:unhideWhenUsed/>
     <w:qFormat/>
+    <w:uiPriority w:val="0"/>
     <w:pPr>
       <w:keepNext/>
       <w:keepLines/>
@@ -6506,19 +6360,21 @@
       <w:outlineLvl w:val="8"/>
     </w:pPr>
     <w:rPr>
-      <w:rFonts w:ascii="Arial" w:eastAsia="黑体" w:hAnsi="Arial"/>
+      <w:rFonts w:ascii="Arial" w:hAnsi="Arial" w:eastAsia="黑体"/>
       <w:sz w:val="21"/>
     </w:rPr>
   </w:style>
-  <w:style w:type="character" w:default="1" w:styleId="DefaultParagraphFont">
+  <w:style w:type="character" w:default="1" w:styleId="22">
     <w:name w:val="Default Paragraph Font"/>
     <w:semiHidden/>
     <w:qFormat/>
+    <w:uiPriority w:val="0"/>
   </w:style>
-  <w:style w:type="table" w:default="1" w:styleId="TableNormal">
+  <w:style w:type="table" w:default="1" w:styleId="20">
     <w:name w:val="Normal Table"/>
     <w:semiHidden/>
     <w:qFormat/>
+    <w:uiPriority w:val="0"/>
     <w:tblPr>
       <w:tblCellMar>
         <w:top w:w="0" w:type="dxa"/>
@@ -6528,39 +6384,43 @@
       </w:tblCellMar>
     </w:tblPr>
   </w:style>
-  <w:style w:type="paragraph" w:styleId="CommentText">
+  <w:style w:type="paragraph" w:styleId="11">
     <w:name w:val="annotation text"/>
-    <w:basedOn w:val="Normal"/>
+    <w:basedOn w:val="1"/>
     <w:qFormat/>
+    <w:uiPriority w:val="0"/>
     <w:pPr>
       <w:jc w:val="left"/>
     </w:pPr>
   </w:style>
-  <w:style w:type="paragraph" w:styleId="BodyText">
+  <w:style w:type="paragraph" w:styleId="12">
     <w:name w:val="Body Text"/>
-    <w:basedOn w:val="Normal"/>
+    <w:basedOn w:val="1"/>
     <w:semiHidden/>
     <w:qFormat/>
+    <w:uiPriority w:val="0"/>
     <w:rPr>
-      <w:rFonts w:ascii="Arial" w:eastAsia="Arial" w:hAnsi="Arial" w:cs="Arial"/>
+      <w:rFonts w:ascii="Arial" w:hAnsi="Arial" w:eastAsia="Arial" w:cs="Arial"/>
       <w:sz w:val="21"/>
       <w:szCs w:val="21"/>
       <w:lang w:val="en-US" w:eastAsia="en-US" w:bidi="ar-SA"/>
     </w:rPr>
   </w:style>
-  <w:style w:type="paragraph" w:styleId="TOC3">
+  <w:style w:type="paragraph" w:styleId="13">
     <w:name w:val="toc 3"/>
-    <w:basedOn w:val="Normal"/>
-    <w:next w:val="Normal"/>
+    <w:basedOn w:val="1"/>
+    <w:next w:val="1"/>
     <w:qFormat/>
+    <w:uiPriority w:val="0"/>
     <w:pPr>
       <w:ind w:left="840" w:leftChars="400"/>
     </w:pPr>
   </w:style>
-  <w:style w:type="paragraph" w:styleId="Footer">
+  <w:style w:type="paragraph" w:styleId="14">
     <w:name w:val="footer"/>
-    <w:basedOn w:val="Normal"/>
+    <w:basedOn w:val="1"/>
     <w:qFormat/>
+    <w:uiPriority w:val="0"/>
     <w:pPr>
       <w:tabs>
         <w:tab w:val="center" w:pos="4153"/>
@@ -6573,16 +6433,17 @@
       <w:sz w:val="18"/>
     </w:rPr>
   </w:style>
-  <w:style w:type="paragraph" w:styleId="Header">
+  <w:style w:type="paragraph" w:styleId="15">
     <w:name w:val="header"/>
-    <w:basedOn w:val="Normal"/>
+    <w:basedOn w:val="1"/>
     <w:qFormat/>
+    <w:uiPriority w:val="0"/>
     <w:pPr>
       <w:pBdr>
-        <w:top w:val="nil"/>
-        <w:left w:val="nil"/>
-        <w:bottom w:val="nil"/>
-        <w:right w:val="nil"/>
+        <w:top w:val="none" w:color="auto" w:sz="0" w:space="0"/>
+        <w:left w:val="none" w:color="auto" w:sz="0" w:space="0"/>
+        <w:bottom w:val="none" w:color="auto" w:sz="0" w:space="0"/>
+        <w:right w:val="none" w:color="auto" w:sz="0" w:space="0"/>
       </w:pBdr>
       <w:tabs>
         <w:tab w:val="center" w:pos="4153"/>
@@ -6597,37 +6458,41 @@
       <w:sz w:val="18"/>
     </w:rPr>
   </w:style>
-  <w:style w:type="paragraph" w:styleId="TOC1">
+  <w:style w:type="paragraph" w:styleId="16">
     <w:name w:val="toc 1"/>
-    <w:basedOn w:val="Normal"/>
-    <w:next w:val="Normal"/>
+    <w:basedOn w:val="1"/>
+    <w:next w:val="1"/>
     <w:qFormat/>
+    <w:uiPriority w:val="0"/>
     <w:rPr>
-      <w:rFonts w:ascii="Arial" w:eastAsia="Microsoft JhengHei" w:hAnsi="Arial"/>
+      <w:rFonts w:ascii="Arial" w:hAnsi="Arial" w:eastAsia="Microsoft JhengHei"/>
       <w:sz w:val="24"/>
     </w:rPr>
   </w:style>
-  <w:style w:type="paragraph" w:styleId="TOC2">
+  <w:style w:type="paragraph" w:styleId="17">
     <w:name w:val="toc 2"/>
-    <w:basedOn w:val="Normal"/>
-    <w:next w:val="Normal"/>
+    <w:basedOn w:val="1"/>
+    <w:next w:val="1"/>
     <w:qFormat/>
+    <w:uiPriority w:val="0"/>
     <w:pPr>
       <w:ind w:left="420" w:leftChars="200"/>
     </w:pPr>
   </w:style>
-  <w:style w:type="paragraph" w:styleId="NormalWeb">
+  <w:style w:type="paragraph" w:styleId="18">
     <w:name w:val="Normal (Web)"/>
-    <w:basedOn w:val="Normal"/>
+    <w:basedOn w:val="1"/>
     <w:qFormat/>
+    <w:uiPriority w:val="0"/>
     <w:rPr>
       <w:sz w:val="24"/>
     </w:rPr>
   </w:style>
-  <w:style w:type="paragraph" w:styleId="Title">
+  <w:style w:type="paragraph" w:styleId="19">
     <w:name w:val="Title"/>
-    <w:basedOn w:val="Normal"/>
+    <w:basedOn w:val="1"/>
     <w:qFormat/>
+    <w:uiPriority w:val="0"/>
     <w:pPr>
       <w:spacing w:before="240" w:beforeLines="0" w:beforeAutospacing="0" w:after="60" w:afterLines="0" w:afterAutospacing="0"/>
       <w:jc w:val="center"/>
@@ -6639,68 +6504,73 @@
       <w:sz w:val="32"/>
     </w:rPr>
   </w:style>
-  <w:style w:type="table" w:styleId="TableGrid">
+  <w:style w:type="table" w:styleId="21">
     <w:name w:val="Table Grid"/>
-    <w:basedOn w:val="TableNormal"/>
+    <w:basedOn w:val="20"/>
     <w:qFormat/>
+    <w:uiPriority w:val="0"/>
     <w:pPr>
       <w:widowControl w:val="0"/>
       <w:jc w:val="both"/>
     </w:pPr>
     <w:tblPr>
       <w:tblBorders>
-        <w:top w:val="single" w:sz="4" w:space="0" w:color="auto"/>
-        <w:left w:val="single" w:sz="4" w:space="0" w:color="auto"/>
-        <w:bottom w:val="single" w:sz="4" w:space="0" w:color="auto"/>
-        <w:right w:val="single" w:sz="4" w:space="0" w:color="auto"/>
-        <w:insideH w:val="single" w:sz="4" w:space="0" w:color="auto"/>
-        <w:insideV w:val="single" w:sz="4" w:space="0" w:color="auto"/>
+        <w:top w:val="single" w:color="auto" w:sz="4" w:space="0"/>
+        <w:left w:val="single" w:color="auto" w:sz="4" w:space="0"/>
+        <w:bottom w:val="single" w:color="auto" w:sz="4" w:space="0"/>
+        <w:right w:val="single" w:color="auto" w:sz="4" w:space="0"/>
+        <w:insideH w:val="single" w:color="auto" w:sz="4" w:space="0"/>
+        <w:insideV w:val="single" w:color="auto" w:sz="4" w:space="0"/>
       </w:tblBorders>
     </w:tblPr>
   </w:style>
-  <w:style w:type="character" w:styleId="Strong">
+  <w:style w:type="character" w:styleId="23">
     <w:name w:val="Strong"/>
-    <w:basedOn w:val="DefaultParagraphFont"/>
+    <w:basedOn w:val="22"/>
     <w:qFormat/>
+    <w:uiPriority w:val="0"/>
     <w:rPr>
       <w:b/>
     </w:rPr>
   </w:style>
-  <w:style w:type="paragraph" w:customStyle="1" w:styleId="a">
+  <w:style w:type="paragraph" w:customStyle="1" w:styleId="24">
     <w:name w:val="柴_公司名"/>
-    <w:basedOn w:val="Title"/>
+    <w:basedOn w:val="19"/>
     <w:qFormat/>
+    <w:uiPriority w:val="0"/>
     <w:pPr>
       <w:spacing w:after="600" w:afterLines="600"/>
     </w:pPr>
     <w:rPr>
-      <w:rFonts w:ascii="宋体" w:eastAsia="宋体" w:hAnsi="宋体" w:cs="宋体" w:hint="eastAsia"/>
+      <w:rFonts w:hint="eastAsia" w:ascii="宋体" w:hAnsi="宋体" w:eastAsia="宋体" w:cs="宋体"/>
       <w:bCs/>
       <w:spacing w:val="-6"/>
       <w:sz w:val="52"/>
       <w:szCs w:val="52"/>
     </w:rPr>
   </w:style>
-  <w:style w:type="paragraph" w:customStyle="1" w:styleId="a0">
+  <w:style w:type="paragraph" w:customStyle="1" w:styleId="25">
     <w:name w:val="柴_文档名"/>
-    <w:basedOn w:val="Title"/>
+    <w:basedOn w:val="19"/>
     <w:qFormat/>
+    <w:uiPriority w:val="0"/>
     <w:pPr>
       <w:spacing w:after="900" w:afterLines="900"/>
     </w:pPr>
     <w:rPr>
-      <w:rFonts w:ascii="黑体" w:eastAsia="黑体" w:hAnsi="黑体" w:cs="黑体"/>
+      <w:rFonts w:ascii="黑体" w:hAnsi="黑体" w:eastAsia="黑体" w:cs="黑体"/>
       <w:bCs/>
       <w:spacing w:val="-7"/>
       <w:sz w:val="52"/>
       <w:szCs w:val="52"/>
     </w:rPr>
   </w:style>
-  <w:style w:type="table" w:customStyle="1" w:styleId="TableNormal0">
+  <w:style w:type="table" w:customStyle="1" w:styleId="26">
     <w:name w:val="Table Normal_0"/>
     <w:semiHidden/>
     <w:unhideWhenUsed/>
     <w:qFormat/>
+    <w:uiPriority w:val="0"/>
     <w:tblPr>
       <w:tblCellMar>
         <w:top w:w="0" w:type="dxa"/>
@@ -6710,82 +6580,88 @@
       </w:tblCellMar>
     </w:tblPr>
   </w:style>
-  <w:style w:type="paragraph" w:customStyle="1" w:styleId="TableText">
+  <w:style w:type="paragraph" w:customStyle="1" w:styleId="27">
     <w:name w:val="Table Text"/>
-    <w:basedOn w:val="Normal"/>
+    <w:basedOn w:val="1"/>
     <w:semiHidden/>
     <w:qFormat/>
+    <w:uiPriority w:val="0"/>
     <w:rPr>
-      <w:rFonts w:ascii="宋体" w:eastAsia="宋体" w:hAnsi="宋体" w:cs="宋体"/>
+      <w:rFonts w:ascii="宋体" w:hAnsi="宋体" w:eastAsia="宋体" w:cs="宋体"/>
       <w:sz w:val="21"/>
       <w:szCs w:val="21"/>
       <w:lang w:val="en-US" w:eastAsia="en-US" w:bidi="ar-SA"/>
     </w:rPr>
   </w:style>
-  <w:style w:type="paragraph" w:customStyle="1" w:styleId="1">
+  <w:style w:type="paragraph" w:customStyle="1" w:styleId="28">
     <w:name w:val="柴_标题1"/>
-    <w:basedOn w:val="Heading1"/>
-    <w:next w:val="a1"/>
-    <w:link w:val="1Char"/>
+    <w:basedOn w:val="2"/>
+    <w:next w:val="29"/>
+    <w:link w:val="38"/>
     <w:qFormat/>
+    <w:uiPriority w:val="0"/>
     <w:pPr>
       <w:spacing w:before="100" w:after="90" w:line="360" w:lineRule="auto"/>
     </w:pPr>
     <w:rPr>
-      <w:rFonts w:ascii="Arial" w:eastAsia="宋体" w:hAnsi="Arial"/>
+      <w:rFonts w:ascii="Arial" w:hAnsi="Arial" w:eastAsia="宋体"/>
       <w:sz w:val="32"/>
     </w:rPr>
   </w:style>
-  <w:style w:type="paragraph" w:customStyle="1" w:styleId="a1">
+  <w:style w:type="paragraph" w:customStyle="1" w:styleId="29">
     <w:name w:val="柴_正文"/>
-    <w:basedOn w:val="BodyText"/>
-    <w:link w:val="Char"/>
+    <w:basedOn w:val="12"/>
+    <w:link w:val="42"/>
     <w:qFormat/>
+    <w:uiPriority w:val="0"/>
     <w:pPr>
       <w:spacing w:line="360" w:lineRule="auto"/>
       <w:ind w:firstLine="470" w:firstLineChars="200"/>
     </w:pPr>
     <w:rPr>
-      <w:rFonts w:ascii="Arial" w:eastAsia="宋体" w:hAnsi="Arial"/>
+      <w:rFonts w:ascii="Arial" w:hAnsi="Arial" w:eastAsia="宋体"/>
       <w:sz w:val="24"/>
       <w:lang w:eastAsia="zh-CN"/>
     </w:rPr>
   </w:style>
-  <w:style w:type="paragraph" w:customStyle="1" w:styleId="2">
+  <w:style w:type="paragraph" w:customStyle="1" w:styleId="30">
     <w:name w:val="柴_标题2"/>
-    <w:basedOn w:val="Heading2"/>
-    <w:next w:val="a1"/>
-    <w:link w:val="2Char"/>
+    <w:basedOn w:val="3"/>
+    <w:next w:val="29"/>
+    <w:link w:val="43"/>
     <w:qFormat/>
+    <w:uiPriority w:val="0"/>
     <w:pPr>
       <w:spacing w:line="360" w:lineRule="auto"/>
     </w:pPr>
     <w:rPr>
-      <w:rFonts w:ascii="Arial" w:eastAsia="宋体" w:hAnsi="Arial"/>
+      <w:rFonts w:ascii="Arial" w:hAnsi="Arial" w:eastAsia="宋体"/>
       <w:sz w:val="28"/>
     </w:rPr>
   </w:style>
-  <w:style w:type="paragraph" w:customStyle="1" w:styleId="3">
+  <w:style w:type="paragraph" w:customStyle="1" w:styleId="31">
     <w:name w:val="柴_标题3"/>
-    <w:basedOn w:val="Heading3"/>
-    <w:next w:val="a1"/>
+    <w:basedOn w:val="4"/>
+    <w:next w:val="29"/>
     <w:qFormat/>
+    <w:uiPriority w:val="0"/>
     <w:pPr>
       <w:spacing w:line="360" w:lineRule="auto"/>
       <w:ind w:left="0" w:firstLine="472" w:firstLineChars="200"/>
     </w:pPr>
     <w:rPr>
-      <w:rFonts w:ascii="宋体" w:eastAsia="宋体" w:hAnsi="宋体" w:cs="宋体"/>
+      <w:rFonts w:ascii="宋体" w:hAnsi="宋体" w:eastAsia="宋体" w:cs="宋体"/>
       <w:spacing w:val="-2"/>
       <w:sz w:val="24"/>
       <w:szCs w:val="24"/>
     </w:rPr>
   </w:style>
-  <w:style w:type="paragraph" w:customStyle="1" w:styleId="a2">
+  <w:style w:type="paragraph" w:customStyle="1" w:styleId="32">
     <w:name w:val="柴_目录"/>
-    <w:basedOn w:val="Normal"/>
-    <w:next w:val="BodyText"/>
+    <w:basedOn w:val="1"/>
+    <w:next w:val="12"/>
     <w:qFormat/>
+    <w:uiPriority w:val="0"/>
     <w:pPr>
       <w:tabs>
         <w:tab w:val="right" w:leader="dot" w:pos="8442"/>
@@ -6793,59 +6669,64 @@
       <w:ind w:left="0" w:leftChars="0"/>
     </w:pPr>
     <w:rPr>
-      <w:rFonts w:ascii="Arial" w:eastAsia="Microsoft JhengHei" w:hAnsi="Arial"/>
+      <w:rFonts w:ascii="Arial" w:hAnsi="Arial" w:eastAsia="Microsoft JhengHei"/>
       <w:sz w:val="24"/>
     </w:rPr>
   </w:style>
-  <w:style w:type="paragraph" w:customStyle="1" w:styleId="WPSOffice1">
+  <w:style w:type="paragraph" w:customStyle="1" w:styleId="33">
     <w:name w:val="WPSOffice手动目录 1"/>
     <w:qFormat/>
+    <w:uiPriority w:val="0"/>
     <w:pPr>
       <w:ind w:leftChars="0"/>
     </w:pPr>
     <w:rPr>
-      <w:rFonts w:ascii="Times New Roman" w:eastAsia="宋体" w:hAnsi="Times New Roman" w:cs="Times New Roman"/>
+      <w:rFonts w:ascii="Times New Roman" w:hAnsi="Times New Roman" w:eastAsia="宋体" w:cs="Times New Roman"/>
       <w:sz w:val="20"/>
       <w:szCs w:val="20"/>
     </w:rPr>
   </w:style>
-  <w:style w:type="paragraph" w:customStyle="1" w:styleId="WPSOffice2">
+  <w:style w:type="paragraph" w:customStyle="1" w:styleId="34">
     <w:name w:val="WPSOffice手动目录 2"/>
     <w:qFormat/>
+    <w:uiPriority w:val="0"/>
     <w:pPr>
       <w:ind w:leftChars="200"/>
     </w:pPr>
     <w:rPr>
-      <w:rFonts w:ascii="Times New Roman" w:eastAsia="宋体" w:hAnsi="Times New Roman" w:cs="Times New Roman"/>
+      <w:rFonts w:ascii="Times New Roman" w:hAnsi="Times New Roman" w:eastAsia="宋体" w:cs="Times New Roman"/>
       <w:sz w:val="20"/>
       <w:szCs w:val="20"/>
     </w:rPr>
   </w:style>
-  <w:style w:type="paragraph" w:customStyle="1" w:styleId="WPSOffice3">
+  <w:style w:type="paragraph" w:customStyle="1" w:styleId="35">
     <w:name w:val="WPSOffice手动目录 3"/>
     <w:qFormat/>
+    <w:uiPriority w:val="0"/>
     <w:pPr>
       <w:ind w:leftChars="400"/>
     </w:pPr>
     <w:rPr>
-      <w:rFonts w:ascii="Times New Roman" w:eastAsia="宋体" w:hAnsi="Times New Roman" w:cs="Times New Roman"/>
+      <w:rFonts w:ascii="Times New Roman" w:hAnsi="Times New Roman" w:eastAsia="宋体" w:cs="Times New Roman"/>
       <w:sz w:val="20"/>
       <w:szCs w:val="20"/>
     </w:rPr>
   </w:style>
-  <w:style w:type="paragraph" w:customStyle="1" w:styleId="Compact">
+  <w:style w:type="paragraph" w:customStyle="1" w:styleId="36">
     <w:name w:val="Compact"/>
-    <w:basedOn w:val="BodyText"/>
+    <w:basedOn w:val="12"/>
     <w:qFormat/>
+    <w:uiPriority w:val="0"/>
     <w:pPr>
       <w:spacing w:before="36" w:after="36"/>
     </w:pPr>
   </w:style>
-  <w:style w:type="table" w:customStyle="1" w:styleId="Table">
+  <w:style w:type="table" w:customStyle="1" w:styleId="37">
     <w:name w:val="Table"/>
     <w:semiHidden/>
     <w:unhideWhenUsed/>
     <w:qFormat/>
+    <w:uiPriority w:val="0"/>
     <w:tblPr>
       <w:tblCellMar>
         <w:top w:w="0" w:type="dxa"/>
@@ -6857,26 +6738,28 @@
     <w:tblStylePr w:type="firstRow">
       <w:tcPr>
         <w:tcBorders>
-          <w:bottom w:val="single" w:sz="0" w:space="0" w:color="auto"/>
+          <w:bottom w:val="single" w:color="auto" w:sz="0" w:space="0"/>
         </w:tcBorders>
         <w:vAlign w:val="bottom"/>
       </w:tcPr>
     </w:tblStylePr>
   </w:style>
-  <w:style w:type="character" w:customStyle="1" w:styleId="1Char">
+  <w:style w:type="character" w:customStyle="1" w:styleId="38">
     <w:name w:val="柴_标题1 Char"/>
-    <w:link w:val="1"/>
+    <w:link w:val="28"/>
     <w:qFormat/>
+    <w:uiPriority w:val="0"/>
     <w:rPr>
-      <w:rFonts w:ascii="Arial" w:eastAsia="宋体" w:hAnsi="Arial"/>
+      <w:rFonts w:ascii="Arial" w:hAnsi="Arial" w:eastAsia="宋体"/>
       <w:sz w:val="32"/>
     </w:rPr>
   </w:style>
-  <w:style w:type="table" w:customStyle="1" w:styleId="TableNormal1">
+  <w:style w:type="table" w:customStyle="1" w:styleId="39">
     <w:name w:val="Table Normal_1"/>
     <w:semiHidden/>
     <w:unhideWhenUsed/>
     <w:qFormat/>
+    <w:uiPriority w:val="0"/>
     <w:tblPr>
       <w:tblCellMar>
         <w:top w:w="0" w:type="dxa"/>
@@ -6886,10 +6769,11 @@
       </w:tblCellMar>
     </w:tblPr>
   </w:style>
-  <w:style w:type="paragraph" w:customStyle="1" w:styleId="a3">
+  <w:style w:type="paragraph" w:customStyle="1" w:styleId="40">
     <w:name w:val="柴_正文_无缩进"/>
-    <w:basedOn w:val="Normal"/>
+    <w:basedOn w:val="1"/>
     <w:qFormat/>
+    <w:uiPriority w:val="0"/>
     <w:pPr>
       <w:ind w:firstLine="0" w:firstLineChars="0"/>
     </w:pPr>
@@ -6899,39 +6783,42 @@
       <w:lang w:eastAsia="zh-CN"/>
     </w:rPr>
   </w:style>
-  <w:style w:type="paragraph" w:customStyle="1" w:styleId="4">
+  <w:style w:type="paragraph" w:customStyle="1" w:styleId="41">
     <w:name w:val="柴_标题4"/>
-    <w:basedOn w:val="Heading4"/>
-    <w:next w:val="Normal"/>
+    <w:basedOn w:val="5"/>
+    <w:next w:val="1"/>
     <w:qFormat/>
+    <w:uiPriority w:val="0"/>
     <w:pPr>
       <w:widowControl w:val="0"/>
       <w:spacing w:before="160" w:line="360" w:lineRule="auto"/>
-      <w:ind w:left="981" w:hanging="862" w:leftChars="300"/>
+      <w:ind w:left="981" w:leftChars="300" w:hanging="862"/>
     </w:pPr>
     <w:rPr>
-      <w:rFonts w:ascii="Calibri" w:eastAsia="宋体" w:hAnsi="Calibri" w:cs="宋体" w:hint="eastAsia"/>
+      <w:rFonts w:hint="eastAsia" w:ascii="Calibri" w:hAnsi="Calibri" w:eastAsia="宋体" w:cs="宋体"/>
       <w:sz w:val="24"/>
       <w:szCs w:val="24"/>
       <w:lang w:eastAsia="zh-CN" w:bidi="zh-CN"/>
     </w:rPr>
   </w:style>
-  <w:style w:type="character" w:customStyle="1" w:styleId="Char">
+  <w:style w:type="character" w:customStyle="1" w:styleId="42">
     <w:name w:val="柴_正文 Char"/>
-    <w:link w:val="a1"/>
+    <w:link w:val="29"/>
     <w:qFormat/>
+    <w:uiPriority w:val="0"/>
     <w:rPr>
-      <w:rFonts w:ascii="Arial" w:eastAsia="宋体" w:hAnsi="Arial"/>
+      <w:rFonts w:ascii="Arial" w:hAnsi="Arial" w:eastAsia="宋体"/>
       <w:sz w:val="24"/>
       <w:lang w:eastAsia="zh-CN"/>
     </w:rPr>
   </w:style>
-  <w:style w:type="character" w:customStyle="1" w:styleId="2Char">
+  <w:style w:type="character" w:customStyle="1" w:styleId="43">
     <w:name w:val="柴_标题2 Char"/>
-    <w:link w:val="2"/>
+    <w:link w:val="30"/>
     <w:qFormat/>
+    <w:uiPriority w:val="0"/>
     <w:rPr>
-      <w:rFonts w:ascii="Arial" w:eastAsia="宋体" w:hAnsi="Arial"/>
+      <w:rFonts w:ascii="Arial" w:hAnsi="Arial" w:eastAsia="宋体"/>
       <w:sz w:val="28"/>
     </w:rPr>
   </w:style>
